--- a/src/Bk.APG.Api/Templates/FormLetterGeneralElection_Italian.docx
+++ b/src/Bk.APG.Api/Templates/FormLetterGeneralElection_Italian.docx
@@ -951,15 +951,29 @@
     <w:p>
       <w:pPr>
         <w:rPr>
-          <w:lang w:val="it-CH"/>
-        </w:rPr>
-      </w:pPr>
-      <w:r>
-        <w:rPr>
-          <w:highlight w:val="yellow"/>
-          <w:lang w:val="it-CH"/>
-        </w:rPr>
-        <w:t>&lt;&lt;if [member.formLetterType == 0]&gt;&gt;</w:t>
+          <w:lang w:val="en-US"/>
+        </w:rPr>
+      </w:pPr>
+      <w:r>
+        <w:rPr>
+          <w:highlight w:val="yellow"/>
+          <w:lang w:val="en-US"/>
+        </w:rPr>
+        <w:t>&lt;&lt;if [member.formLetterType == 0 &amp;&amp; member.selfOrganized == fa</w:t>
+      </w:r>
+      <w:r>
+        <w:rPr>
+          <w:highlight w:val="yellow"/>
+          <w:lang w:val="en-US"/>
+        </w:rPr>
+        <w:t>lse</w:t>
+      </w:r>
+      <w:r>
+        <w:rPr>
+          <w:highlight w:val="yellow"/>
+          <w:lang w:val="en-US"/>
+        </w:rPr>
+        <w:t>]&gt;&gt;</w:t>
       </w:r>
     </w:p>
     <w:p>
@@ -1157,13 +1171,13 @@
     <w:p>
       <w:pPr>
         <w:rPr>
-          <w:lang w:val="it-CH"/>
-        </w:rPr>
-      </w:pPr>
-      <w:r>
-        <w:rPr>
-          <w:highlight w:val="yellow"/>
-          <w:lang w:val="it-CH"/>
+          <w:lang w:val="en-US"/>
+        </w:rPr>
+      </w:pPr>
+      <w:r>
+        <w:rPr>
+          <w:highlight w:val="yellow"/>
+          <w:lang w:val="en-US"/>
         </w:rPr>
         <w:t>&lt;&lt;/if&gt;&gt;</w:t>
       </w:r>
@@ -1171,44 +1185,255 @@
     <w:p>
       <w:pPr>
         <w:rPr>
-          <w:lang w:val="it-CH"/>
-        </w:rPr>
-      </w:pPr>
-      <w:r>
-        <w:rPr>
-          <w:highlight w:val="yellow"/>
-          <w:lang w:val="it-CH"/>
-        </w:rPr>
-        <w:t>&lt;&lt;if [member.formLetterType == 1]&gt;&gt;</w:t>
-      </w:r>
-    </w:p>
-    <w:p>
-      <w:pPr>
-        <w:rPr>
-          <w:lang w:val="it-CH"/>
-        </w:rPr>
-      </w:pPr>
-      <w:r>
-        <w:rPr>
-          <w:lang w:val="it-CH"/>
-        </w:rPr>
-        <w:t xml:space="preserve">Ha riconfermato la Sua nomina in qualità di </w:t>
-      </w:r>
-      <w:r>
+          <w:lang w:val="en-US"/>
+        </w:rPr>
+      </w:pPr>
+      <w:r>
+        <w:rPr>
+          <w:highlight w:val="yellow"/>
+          <w:lang w:val="en-US"/>
+        </w:rPr>
+        <w:t xml:space="preserve">&lt;&lt;if [member.formLetterType == 0 &amp;&amp; member.selfOrganized == </w:t>
+      </w:r>
+      <w:r>
+        <w:rPr>
+          <w:highlight w:val="yellow"/>
+          <w:lang w:val="en-US"/>
+        </w:rPr>
+        <w:t>true</w:t>
+      </w:r>
+      <w:r>
+        <w:rPr>
+          <w:highlight w:val="yellow"/>
+          <w:lang w:val="en-US"/>
+        </w:rPr>
+        <w:t>]&gt;&gt;</w:t>
+      </w:r>
+    </w:p>
+    <w:p>
+      <w:pPr>
+        <w:rPr>
+          <w:lang w:val="it-CH"/>
+        </w:rPr>
+      </w:pPr>
+      <w:r>
+        <w:rPr>
+          <w:lang w:val="it-CH"/>
+        </w:rPr>
+        <w:t>Con la presente Le comunica la Sua nomina nell’organo seguente:</w:t>
+      </w:r>
+    </w:p>
+    <w:p>
+      <w:pPr>
+        <w:rPr>
+          <w:lang w:val="it-CH"/>
+        </w:rPr>
+      </w:pPr>
+    </w:p>
+    <w:p>
+      <w:pPr>
         <w:rPr>
           <w:b/>
           <w:bCs/>
           <w:lang w:val="it-CH"/>
         </w:rPr>
-        <w:t>&lt;&lt;[member.function]</w:t>
-      </w:r>
+      </w:pPr>
       <w:r>
         <w:rPr>
           <w:b/>
           <w:bCs/>
           <w:lang w:val="it-CH"/>
         </w:rPr>
-        <w:t>:lower</w:t>
+        <w:t>&lt;&lt;[member.committeeName]&gt;&gt;</w:t>
+      </w:r>
+    </w:p>
+    <w:p>
+      <w:pPr>
+        <w:rPr>
+          <w:lang w:val="it-CH"/>
+        </w:rPr>
+      </w:pPr>
+    </w:p>
+    <w:p>
+      <w:pPr>
+        <w:rPr>
+          <w:lang w:val="it-CH"/>
+        </w:rPr>
+      </w:pPr>
+      <w:r>
+        <w:rPr>
+          <w:lang w:val="it-CH"/>
+        </w:rPr>
+        <w:t>Le funzioni all’interno di questo organo sono definite conformemente alle disposizioni a esso applicabili.</w:t>
+      </w:r>
+    </w:p>
+    <w:p>
+      <w:pPr>
+        <w:rPr>
+          <w:lang w:val="it-CH"/>
+        </w:rPr>
+      </w:pPr>
+      <w:r>
+        <w:rPr>
+          <w:lang w:val="it-CH"/>
+        </w:rPr>
+        <w:lastRenderedPageBreak/>
+        <w:t xml:space="preserve">Le informazioni che La riguardano sono state inserite nella banca dati rilevante. La Cancelleria federale pubblica la banca dati su </w:t>
+      </w:r>
+      <w:hyperlink r:id="rId9" w:history="1">
+        <w:r>
+          <w:rPr>
+            <w:rStyle w:val="Hyperlink"/>
+            <w:i/>
+            <w:iCs/>
+            <w:lang w:val="it-CH"/>
+          </w:rPr>
+          <w:t>http://www.admin.ch</w:t>
+        </w:r>
+      </w:hyperlink>
+      <w:r>
+        <w:rPr>
+          <w:lang w:val="it-CH"/>
+        </w:rPr>
+        <w:t xml:space="preserve"> </w:t>
+      </w:r>
+      <w:r>
+        <w:rPr>
+          <w:i/>
+          <w:iCs/>
+          <w:lang w:val="it-CH"/>
+        </w:rPr>
+        <w:t>&gt; Amministrazione federale &gt; Commissioni extraparlamentari</w:t>
+      </w:r>
+      <w:r>
+        <w:rPr>
+          <w:lang w:val="it-CH"/>
+        </w:rPr>
+        <w:t xml:space="preserve"> al fine di garantire la necessaria trasparenza sulla composizione delle commissioni (art. 8</w:t>
+      </w:r>
+      <w:r>
+        <w:rPr>
+          <w:i/>
+          <w:iCs/>
+          <w:lang w:val="it-CH"/>
+        </w:rPr>
+        <w:t>k</w:t>
+      </w:r>
+      <w:r>
+        <w:rPr>
+          <w:lang w:val="it-CH"/>
+        </w:rPr>
+        <w:t xml:space="preserve"> dell'ordinanza sull'organizzazione del Governo e dell'Amministrazione; RS </w:t>
+      </w:r>
+      <w:r>
+        <w:rPr>
+          <w:i/>
+          <w:iCs/>
+          <w:lang w:val="it-CH"/>
+        </w:rPr>
+        <w:t>172.010.1</w:t>
+      </w:r>
+      <w:r>
+        <w:rPr>
+          <w:lang w:val="it-CH"/>
+        </w:rPr>
+        <w:t>).</w:t>
+      </w:r>
+    </w:p>
+    <w:p>
+      <w:pPr>
+        <w:rPr>
+          <w:lang w:val="it-CH"/>
+        </w:rPr>
+      </w:pPr>
+    </w:p>
+    <w:p>
+      <w:pPr>
+        <w:rPr>
+          <w:lang w:val="it-CH"/>
+        </w:rPr>
+      </w:pPr>
+      <w:r>
+        <w:rPr>
+          <w:lang w:val="it-CH"/>
+        </w:rPr>
+        <w:t>A nome del Consiglio federale, Le porgo le più sincere felicitazioni per questa nomina, augurandole successo e soddisfazione nella Sua nuova funzione.</w:t>
+      </w:r>
+    </w:p>
+    <w:p>
+      <w:pPr>
+        <w:rPr>
+          <w:lang w:val="en-US"/>
+        </w:rPr>
+      </w:pPr>
+      <w:r>
+        <w:rPr>
+          <w:highlight w:val="yellow"/>
+          <w:lang w:val="en-US"/>
+        </w:rPr>
+        <w:t>&lt;&lt;/if&gt;&gt;</w:t>
+      </w:r>
+    </w:p>
+    <w:p>
+      <w:pPr>
+        <w:rPr>
+          <w:lang w:val="en-US"/>
+        </w:rPr>
+      </w:pPr>
+      <w:r>
+        <w:rPr>
+          <w:highlight w:val="yellow"/>
+          <w:lang w:val="en-US"/>
+        </w:rPr>
+        <w:t>&lt;&lt;if [member.formLetterType == 1</w:t>
+      </w:r>
+      <w:r>
+        <w:rPr>
+          <w:highlight w:val="yellow"/>
+          <w:lang w:val="en-US"/>
+        </w:rPr>
+        <w:t xml:space="preserve"> </w:t>
+      </w:r>
+      <w:r>
+        <w:rPr>
+          <w:highlight w:val="yellow"/>
+          <w:lang w:val="en-US"/>
+        </w:rPr>
+        <w:t xml:space="preserve">&amp;&amp; member.selfOrganized == </w:t>
+      </w:r>
+      <w:r>
+        <w:rPr>
+          <w:highlight w:val="yellow"/>
+          <w:lang w:val="en-US"/>
+        </w:rPr>
+        <w:t>false</w:t>
+      </w:r>
+      <w:r>
+        <w:rPr>
+          <w:highlight w:val="yellow"/>
+          <w:lang w:val="en-US"/>
+        </w:rPr>
+        <w:t>]</w:t>
+      </w:r>
+      <w:r>
+        <w:rPr>
+          <w:highlight w:val="yellow"/>
+          <w:lang w:val="en-US"/>
+        </w:rPr>
+        <w:t>&gt;&gt;</w:t>
+      </w:r>
+    </w:p>
+    <w:p>
+      <w:pPr>
+        <w:rPr>
+          <w:lang w:val="it-CH"/>
+        </w:rPr>
+      </w:pPr>
+      <w:r>
+        <w:rPr>
+          <w:lang w:val="it-CH"/>
+        </w:rPr>
+        <w:t xml:space="preserve">Ha riconfermato la Sua nomina in qualità di </w:t>
       </w:r>
       <w:r>
         <w:rPr>
@@ -1216,6 +1441,22 @@
           <w:bCs/>
           <w:lang w:val="it-CH"/>
         </w:rPr>
+        <w:t>&lt;&lt;[member.function]</w:t>
+      </w:r>
+      <w:r>
+        <w:rPr>
+          <w:b/>
+          <w:bCs/>
+          <w:lang w:val="it-CH"/>
+        </w:rPr>
+        <w:t>:lower</w:t>
+      </w:r>
+      <w:r>
+        <w:rPr>
+          <w:b/>
+          <w:bCs/>
+          <w:lang w:val="it-CH"/>
+        </w:rPr>
         <w:t>&gt;&gt;</w:t>
       </w:r>
       <w:r>
@@ -1276,13 +1517,6 @@
         </w:rPr>
         <w:t>A nome del Consiglio federale Le rivolgo i miei più sinceri ringraziamenti per l'eccellente lavoro svolto, augurandole successo e soddisfazione nel prosieguo delle Sue funzioni.</w:t>
       </w:r>
-    </w:p>
-    <w:p>
-      <w:pPr>
-        <w:rPr>
-          <w:lang w:val="it-CH"/>
-        </w:rPr>
-      </w:pPr>
       <w:r>
         <w:rPr>
           <w:highlight w:val="yellow"/>
@@ -1294,6 +1528,141 @@
     <w:p>
       <w:pPr>
         <w:rPr>
+          <w:lang w:val="en-US"/>
+        </w:rPr>
+      </w:pPr>
+      <w:r>
+        <w:rPr>
+          <w:highlight w:val="yellow"/>
+          <w:lang w:val="en-US"/>
+        </w:rPr>
+        <w:t>&lt;&lt;if [member.formLetterType == 1</w:t>
+      </w:r>
+      <w:r>
+        <w:rPr>
+          <w:highlight w:val="yellow"/>
+          <w:lang w:val="en-US"/>
+        </w:rPr>
+        <w:t xml:space="preserve"> </w:t>
+      </w:r>
+      <w:r>
+        <w:rPr>
+          <w:highlight w:val="yellow"/>
+          <w:lang w:val="en-US"/>
+        </w:rPr>
+        <w:t xml:space="preserve">&amp;&amp; member.selfOrganized == </w:t>
+      </w:r>
+      <w:r>
+        <w:rPr>
+          <w:highlight w:val="yellow"/>
+          <w:lang w:val="en-US"/>
+        </w:rPr>
+        <w:t>true</w:t>
+      </w:r>
+      <w:r>
+        <w:rPr>
+          <w:highlight w:val="yellow"/>
+          <w:lang w:val="en-US"/>
+        </w:rPr>
+        <w:t>]</w:t>
+      </w:r>
+      <w:r>
+        <w:rPr>
+          <w:highlight w:val="yellow"/>
+          <w:lang w:val="en-US"/>
+        </w:rPr>
+        <w:t>&gt;&gt;</w:t>
+      </w:r>
+    </w:p>
+    <w:p>
+      <w:pPr>
+        <w:rPr>
+          <w:lang w:val="it-CH"/>
+        </w:rPr>
+      </w:pPr>
+      <w:r>
+        <w:rPr>
+          <w:lang w:val="it-CH"/>
+        </w:rPr>
+        <w:t>Ha riconfermato la Sua nomina nell’organo seguente:</w:t>
+      </w:r>
+    </w:p>
+    <w:p>
+      <w:pPr>
+        <w:rPr>
+          <w:lang w:val="it-CH"/>
+        </w:rPr>
+      </w:pPr>
+    </w:p>
+    <w:p>
+      <w:pPr>
+        <w:rPr>
+          <w:b/>
+          <w:bCs/>
+          <w:lang w:val="it-CH"/>
+        </w:rPr>
+      </w:pPr>
+      <w:r>
+        <w:rPr>
+          <w:b/>
+          <w:bCs/>
+          <w:lang w:val="it-CH"/>
+        </w:rPr>
+        <w:t>&lt;&lt;[member.committeeName]&gt;&gt;</w:t>
+      </w:r>
+    </w:p>
+    <w:p>
+      <w:pPr>
+        <w:rPr>
+          <w:b/>
+          <w:bCs/>
+          <w:lang w:val="it-CH"/>
+        </w:rPr>
+      </w:pPr>
+    </w:p>
+    <w:p>
+      <w:pPr>
+        <w:rPr>
+          <w:lang w:val="it-CH"/>
+        </w:rPr>
+      </w:pPr>
+      <w:r>
+        <w:rPr>
+          <w:lang w:val="it-CH"/>
+        </w:rPr>
+        <w:t>Le funzioni all’interno di questo organo sono definite conformemente alle disposizioni a esso applicabili.</w:t>
+      </w:r>
+    </w:p>
+    <w:p>
+      <w:pPr>
+        <w:rPr>
+          <w:lang w:val="it-CH"/>
+        </w:rPr>
+      </w:pPr>
+    </w:p>
+    <w:p>
+      <w:pPr>
+        <w:rPr>
+          <w:lang w:val="it-CH"/>
+        </w:rPr>
+      </w:pPr>
+      <w:r>
+        <w:rPr>
+          <w:lang w:val="it-CH"/>
+        </w:rPr>
+        <w:t>A nome del Consiglio federale Le rivolgo i miei più sinceri ringraziamenti per l'eccellente lavoro svolto, augurandole successo e soddisfazione nel prosieguo delle Sue funzioni.</w:t>
+      </w:r>
+      <w:r>
+        <w:rPr>
+          <w:highlight w:val="yellow"/>
+          <w:lang w:val="it-CH"/>
+        </w:rPr>
+        <w:t>&lt;&lt;/if&gt;&gt;</w:t>
+      </w:r>
+    </w:p>
+    <w:p>
+      <w:pPr>
+        <w:rPr>
           <w:lang w:val="it-CH"/>
         </w:rPr>
       </w:pPr>
@@ -1315,7 +1684,6 @@
         <w:rPr>
           <w:lang w:val="it-CH"/>
         </w:rPr>
-        <w:lastRenderedPageBreak/>
         <w:t xml:space="preserve">Ha preso atto delle Sue dimissioni, con effetto dal </w:t>
       </w:r>
       <w:r>
@@ -1895,9 +2263,13 @@
               </wp:inline>
             </w:drawing>
           </mc:Choice>
-          <mc:Fallback xmlns:w16cei="http://schemas.microsoft.com/office/word/2026/wordml/cei">
+          <mc:Fallback>
             <w:pict>
-              <v:shape w14:anchorId="0FA43F5C" id="_x0000_s1028" type="#_x0000_t202" style="width:156pt;height:47.25pt;visibility:visible;mso-wrap-style:square;mso-left-percent:-10001;mso-top-percent:-10001;mso-position-horizontal:absolute;mso-position-horizontal-relative:char;mso-position-vertical:absolute;mso-position-vertical-relative:line;mso-left-percent:-10001;mso-top-percent:-10001;v-text-anchor:top" o:gfxdata="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" stroked="f">
+              <v:shapetype w14:anchorId="0FA43F5C" id="_x0000_t202" coordsize="21600,21600" o:spt="202" path="m,l,21600r21600,l21600,xe">
+                <v:stroke joinstyle="miter"/>
+                <v:path gradientshapeok="t" o:connecttype="rect"/>
+              </v:shapetype>
+              <v:shape id="Textfeld 2" o:spid="_x0000_s1026" type="#_x0000_t202" style="width:156pt;height:47.25pt;visibility:visible;mso-wrap-style:square;mso-left-percent:-10001;mso-top-percent:-10001;mso-position-horizontal:absolute;mso-position-horizontal-relative:char;mso-position-vertical:absolute;mso-position-vertical-relative:line;mso-left-percent:-10001;mso-top-percent:-10001;v-text-anchor:top" o:gfxdata="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" stroked="f">
                 <v:textbox>
                   <w:txbxContent>
                     <w:p>
@@ -1933,6 +2305,7 @@
           <w:highlight w:val="yellow"/>
           <w:lang w:val="en-US"/>
         </w:rPr>
+        <w:lastRenderedPageBreak/>
         <w:t>&lt;&lt;if [</w:t>
       </w:r>
       <w:r>
@@ -2073,12 +2446,9 @@
       </w:r>
     </w:p>
     <w:sectPr>
-      <w:headerReference w:type="even" r:id="rId9"/>
       <w:headerReference w:type="default" r:id="rId10"/>
-      <w:footerReference w:type="even" r:id="rId11"/>
-      <w:footerReference w:type="default" r:id="rId12"/>
-      <w:headerReference w:type="first" r:id="rId13"/>
-      <w:footerReference w:type="first" r:id="rId14"/>
+      <w:footerReference w:type="default" r:id="rId11"/>
+      <w:footerReference w:type="first" r:id="rId12"/>
       <w:pgSz w:w="11906" w:h="16838"/>
       <w:pgMar w:top="340" w:right="1134" w:bottom="907" w:left="1701" w:header="680" w:footer="198" w:gutter="0"/>
       <w:cols w:space="708"/>
@@ -2108,16 +2478,6 @@
 </file>
 
 <file path=word/footer1.xml><?xml version="1.0" encoding="utf-8"?>
-<w:ftr xmlns:wpc="http://schemas.microsoft.com/office/word/2010/wordprocessingCanvas" xmlns:cx="http://schemas.microsoft.com/office/drawing/2014/chartex" xmlns:cx1="http://schemas.microsoft.com/office/drawing/2015/9/8/chartex" xmlns:cx2="http://schemas.microsoft.com/office/drawing/2015/10/21/chartex" xmlns:cx3="http://schemas.microsoft.com/office/drawing/2016/5/9/chartex" xmlns:cx4="http://schemas.microsoft.com/office/drawing/2016/5/10/chartex" xmlns:cx5="http://schemas.microsoft.com/office/drawing/2016/5/11/chartex" xmlns:cx6="http://schemas.microsoft.com/office/drawing/2016/5/12/chartex" xmlns:cx7="http://schemas.microsoft.com/office/drawing/2016/5/13/chartex" xmlns:cx8="http://schemas.microsoft.com/office/drawing/2016/5/14/chartex" xmlns:mc="http://schemas.openxmlformats.org/markup-compatibility/2006" xmlns:aink="http://schemas.microsoft.com/office/drawing/2016/ink" xmlns:am3d="http://schemas.microsoft.com/office/drawing/2017/model3d" xmlns:o="urn:schemas-microsoft-com:office:office" xmlns:oel="http://schemas.microsoft.com/office/2019/extlst" xmlns:r="http://schemas.openxmlformats.org/officeDocument/2006/relationships" xmlns:m="http://schemas.openxmlformats.org/officeDocument/2006/math" xmlns:v="urn:schemas-microsoft-com:vml" xmlns:wp14="http://schemas.microsoft.com/office/word/2010/wordprocessingDrawing" xmlns:wp="http://schemas.openxmlformats.org/drawingml/2006/wordprocessingDrawing" xmlns:w10="urn:schemas-microsoft-com:office:word" xmlns:w="http://schemas.openxmlformats.org/wordprocessingml/2006/main" xmlns:w14="http://schemas.microsoft.com/office/word/2010/wordml" xmlns:w15="http://schemas.microsoft.com/office/word/2012/wordml" xmlns:w16cex="http://schemas.microsoft.com/office/word/2018/wordml/cex" xmlns:w16cid="http://schemas.microsoft.com/office/word/2016/wordml/cid" xmlns:w16="http://schemas.microsoft.com/office/word/2018/wordml" xmlns:w16du="http://schemas.microsoft.com/office/word/2023/wordml/word16du" xmlns:w16sdtdh="http://schemas.microsoft.com/office/word/2020/wordml/sdtdatahash" xmlns:w16sdtfl="http://schemas.microsoft.com/office/word/2024/wordml/sdtformatlock" xmlns:w16se="http://schemas.microsoft.com/office/word/2015/wordml/symex" xmlns:wpg="http://schemas.microsoft.com/office/word/2010/wordprocessingGroup" xmlns:wpi="http://schemas.microsoft.com/office/word/2010/wordprocessingInk" xmlns:wne="http://schemas.microsoft.com/office/word/2006/wordml" xmlns:wps="http://schemas.microsoft.com/office/word/2010/wordprocessingShape" mc:Ignorable="w14 w15 w16se w16cid w16 w16cex w16sdtdh w16sdtfl w16du wp14">
-  <w:p>
-    <w:pPr>
-      <w:pStyle w:val="Fuzeile"/>
-    </w:pPr>
-  </w:p>
-</w:ftr>
-</file>
-
-<file path=word/footer2.xml><?xml version="1.0" encoding="utf-8"?>
 <w:ftr xmlns:wpc="http://schemas.microsoft.com/office/word/2010/wordprocessingCanvas" xmlns:cx="http://schemas.microsoft.com/office/drawing/2014/chartex" xmlns:cx1="http://schemas.microsoft.com/office/drawing/2015/9/8/chartex" xmlns:cx2="http://schemas.microsoft.com/office/drawing/2015/10/21/chartex" xmlns:cx3="http://schemas.microsoft.com/office/drawing/2016/5/9/chartex" xmlns:cx4="http://schemas.microsoft.com/office/drawing/2016/5/10/chartex" xmlns:cx5="http://schemas.microsoft.com/office/drawing/2016/5/11/chartex" xmlns:cx6="http://schemas.microsoft.com/office/drawing/2016/5/12/chartex" xmlns:cx7="http://schemas.microsoft.com/office/drawing/2016/5/13/chartex" xmlns:cx8="http://schemas.microsoft.com/office/drawing/2016/5/14/chartex" xmlns:mc="http://schemas.openxmlformats.org/markup-compatibility/2006" xmlns:aink="http://schemas.microsoft.com/office/drawing/2016/ink" xmlns:am3d="http://schemas.microsoft.com/office/drawing/2017/model3d" xmlns:o="urn:schemas-microsoft-com:office:office" xmlns:oel="http://schemas.microsoft.com/office/2019/extlst" xmlns:r="http://schemas.openxmlformats.org/officeDocument/2006/relationships" xmlns:m="http://schemas.openxmlformats.org/officeDocument/2006/math" xmlns:v="urn:schemas-microsoft-com:vml" xmlns:wp14="http://schemas.microsoft.com/office/word/2010/wordprocessingDrawing" xmlns:wp="http://schemas.openxmlformats.org/drawingml/2006/wordprocessingDrawing" xmlns:w10="urn:schemas-microsoft-com:office:word" xmlns:w="http://schemas.openxmlformats.org/wordprocessingml/2006/main" xmlns:w14="http://schemas.microsoft.com/office/word/2010/wordml" xmlns:w15="http://schemas.microsoft.com/office/word/2012/wordml" xmlns:w16cex="http://schemas.microsoft.com/office/word/2018/wordml/cex" xmlns:w16cid="http://schemas.microsoft.com/office/word/2016/wordml/cid" xmlns:w16="http://schemas.microsoft.com/office/word/2018/wordml" xmlns:w16du="http://schemas.microsoft.com/office/word/2023/wordml/word16du" xmlns:w16sdtdh="http://schemas.microsoft.com/office/word/2020/wordml/sdtdatahash" xmlns:w16sdtfl="http://schemas.microsoft.com/office/word/2024/wordml/sdtformatlock" xmlns:w16se="http://schemas.microsoft.com/office/word/2015/wordml/symex" xmlns:wpg="http://schemas.microsoft.com/office/word/2010/wordprocessingGroup" xmlns:wpi="http://schemas.microsoft.com/office/word/2010/wordprocessingInk" xmlns:wne="http://schemas.microsoft.com/office/word/2006/wordml" xmlns:wps="http://schemas.microsoft.com/office/word/2010/wordprocessingShape" mc:Ignorable="w14 w15 w16se w16cid w16 w16cex w16sdtdh w16sdtfl w16du wp14">
   <w:tbl>
     <w:tblPr>
@@ -2177,6 +2537,34 @@
             <w:pStyle w:val="Fuzeile"/>
           </w:pPr>
           <w:r>
+            <w:t>&lt;&lt;[formLetter.sender</w:t>
+          </w:r>
+          <w:r>
+            <w:t>Phone</w:t>
+          </w:r>
+          <w:r>
+            <w:t>]&gt;&gt;</w:t>
+          </w:r>
+        </w:p>
+        <w:p>
+          <w:pPr>
+            <w:pStyle w:val="Fuzeile"/>
+          </w:pPr>
+          <w:r>
+            <w:t>&lt;&lt;[formLetter.sender</w:t>
+          </w:r>
+          <w:r>
+            <w:t>Email</w:t>
+          </w:r>
+          <w:r>
+            <w:t>]&gt;&gt;</w:t>
+          </w:r>
+        </w:p>
+        <w:p>
+          <w:pPr>
+            <w:pStyle w:val="Fuzeile"/>
+          </w:pPr>
+          <w:r>
             <w:t>&lt;&lt;[formLetter.senderWebsite]&gt;&gt;</w:t>
           </w:r>
         </w:p>
@@ -2209,7 +2597,7 @@
 </w:ftr>
 </file>
 
-<file path=word/footer3.xml><?xml version="1.0" encoding="utf-8"?>
+<file path=word/footer2.xml><?xml version="1.0" encoding="utf-8"?>
 <w:ftr xmlns:wpc="http://schemas.microsoft.com/office/word/2010/wordprocessingCanvas" xmlns:cx="http://schemas.microsoft.com/office/drawing/2014/chartex" xmlns:cx1="http://schemas.microsoft.com/office/drawing/2015/9/8/chartex" xmlns:cx2="http://schemas.microsoft.com/office/drawing/2015/10/21/chartex" xmlns:cx3="http://schemas.microsoft.com/office/drawing/2016/5/9/chartex" xmlns:cx4="http://schemas.microsoft.com/office/drawing/2016/5/10/chartex" xmlns:cx5="http://schemas.microsoft.com/office/drawing/2016/5/11/chartex" xmlns:cx6="http://schemas.microsoft.com/office/drawing/2016/5/12/chartex" xmlns:cx7="http://schemas.microsoft.com/office/drawing/2016/5/13/chartex" xmlns:cx8="http://schemas.microsoft.com/office/drawing/2016/5/14/chartex" xmlns:mc="http://schemas.openxmlformats.org/markup-compatibility/2006" xmlns:aink="http://schemas.microsoft.com/office/drawing/2016/ink" xmlns:am3d="http://schemas.microsoft.com/office/drawing/2017/model3d" xmlns:o="urn:schemas-microsoft-com:office:office" xmlns:oel="http://schemas.microsoft.com/office/2019/extlst" xmlns:r="http://schemas.openxmlformats.org/officeDocument/2006/relationships" xmlns:m="http://schemas.openxmlformats.org/officeDocument/2006/math" xmlns:v="urn:schemas-microsoft-com:vml" xmlns:wp14="http://schemas.microsoft.com/office/word/2010/wordprocessingDrawing" xmlns:wp="http://schemas.openxmlformats.org/drawingml/2006/wordprocessingDrawing" xmlns:w10="urn:schemas-microsoft-com:office:word" xmlns:w="http://schemas.openxmlformats.org/wordprocessingml/2006/main" xmlns:w14="http://schemas.microsoft.com/office/word/2010/wordml" xmlns:w15="http://schemas.microsoft.com/office/word/2012/wordml" xmlns:w16cex="http://schemas.microsoft.com/office/word/2018/wordml/cex" xmlns:w16cid="http://schemas.microsoft.com/office/word/2016/wordml/cid" xmlns:w16="http://schemas.microsoft.com/office/word/2018/wordml" xmlns:w16du="http://schemas.microsoft.com/office/word/2023/wordml/word16du" xmlns:w16sdtdh="http://schemas.microsoft.com/office/word/2020/wordml/sdtdatahash" xmlns:w16sdtfl="http://schemas.microsoft.com/office/word/2024/wordml/sdtformatlock" xmlns:w16se="http://schemas.microsoft.com/office/word/2015/wordml/symex" xmlns:wpg="http://schemas.microsoft.com/office/word/2010/wordprocessingGroup" xmlns:wpi="http://schemas.microsoft.com/office/word/2010/wordprocessingInk" xmlns:wne="http://schemas.microsoft.com/office/word/2006/wordml" xmlns:wps="http://schemas.microsoft.com/office/word/2010/wordprocessingShape" mc:Ignorable="w14 w15 w16se w16cid w16 w16cex w16sdtdh w16sdtfl w16du wp14">
   <w:tbl>
     <w:tblPr>
@@ -2354,16 +2742,6 @@
 <w:hdr xmlns:wpc="http://schemas.microsoft.com/office/word/2010/wordprocessingCanvas" xmlns:cx="http://schemas.microsoft.com/office/drawing/2014/chartex" xmlns:cx1="http://schemas.microsoft.com/office/drawing/2015/9/8/chartex" xmlns:cx2="http://schemas.microsoft.com/office/drawing/2015/10/21/chartex" xmlns:cx3="http://schemas.microsoft.com/office/drawing/2016/5/9/chartex" xmlns:cx4="http://schemas.microsoft.com/office/drawing/2016/5/10/chartex" xmlns:cx5="http://schemas.microsoft.com/office/drawing/2016/5/11/chartex" xmlns:cx6="http://schemas.microsoft.com/office/drawing/2016/5/12/chartex" xmlns:cx7="http://schemas.microsoft.com/office/drawing/2016/5/13/chartex" xmlns:cx8="http://schemas.microsoft.com/office/drawing/2016/5/14/chartex" xmlns:mc="http://schemas.openxmlformats.org/markup-compatibility/2006" xmlns:aink="http://schemas.microsoft.com/office/drawing/2016/ink" xmlns:am3d="http://schemas.microsoft.com/office/drawing/2017/model3d" xmlns:o="urn:schemas-microsoft-com:office:office" xmlns:oel="http://schemas.microsoft.com/office/2019/extlst" xmlns:r="http://schemas.openxmlformats.org/officeDocument/2006/relationships" xmlns:m="http://schemas.openxmlformats.org/officeDocument/2006/math" xmlns:v="urn:schemas-microsoft-com:vml" xmlns:wp14="http://schemas.microsoft.com/office/word/2010/wordprocessingDrawing" xmlns:wp="http://schemas.openxmlformats.org/drawingml/2006/wordprocessingDrawing" xmlns:w10="urn:schemas-microsoft-com:office:word" xmlns:w="http://schemas.openxmlformats.org/wordprocessingml/2006/main" xmlns:w14="http://schemas.microsoft.com/office/word/2010/wordml" xmlns:w15="http://schemas.microsoft.com/office/word/2012/wordml" xmlns:w16cex="http://schemas.microsoft.com/office/word/2018/wordml/cex" xmlns:w16cid="http://schemas.microsoft.com/office/word/2016/wordml/cid" xmlns:w16="http://schemas.microsoft.com/office/word/2018/wordml" xmlns:w16du="http://schemas.microsoft.com/office/word/2023/wordml/word16du" xmlns:w16sdtdh="http://schemas.microsoft.com/office/word/2020/wordml/sdtdatahash" xmlns:w16sdtfl="http://schemas.microsoft.com/office/word/2024/wordml/sdtformatlock" xmlns:w16se="http://schemas.microsoft.com/office/word/2015/wordml/symex" xmlns:wpg="http://schemas.microsoft.com/office/word/2010/wordprocessingGroup" xmlns:wpi="http://schemas.microsoft.com/office/word/2010/wordprocessingInk" xmlns:wne="http://schemas.microsoft.com/office/word/2006/wordml" xmlns:wps="http://schemas.microsoft.com/office/word/2010/wordprocessingShape" mc:Ignorable="w14 w15 w16se w16cid w16 w16cex w16sdtdh w16sdtfl w16du wp14">
   <w:p>
     <w:pPr>
-      <w:pStyle w:val="Kopfzeile"/>
-    </w:pPr>
-  </w:p>
-</w:hdr>
-</file>
-
-<file path=word/header2.xml><?xml version="1.0" encoding="utf-8"?>
-<w:hdr xmlns:wpc="http://schemas.microsoft.com/office/word/2010/wordprocessingCanvas" xmlns:cx="http://schemas.microsoft.com/office/drawing/2014/chartex" xmlns:cx1="http://schemas.microsoft.com/office/drawing/2015/9/8/chartex" xmlns:cx2="http://schemas.microsoft.com/office/drawing/2015/10/21/chartex" xmlns:cx3="http://schemas.microsoft.com/office/drawing/2016/5/9/chartex" xmlns:cx4="http://schemas.microsoft.com/office/drawing/2016/5/10/chartex" xmlns:cx5="http://schemas.microsoft.com/office/drawing/2016/5/11/chartex" xmlns:cx6="http://schemas.microsoft.com/office/drawing/2016/5/12/chartex" xmlns:cx7="http://schemas.microsoft.com/office/drawing/2016/5/13/chartex" xmlns:cx8="http://schemas.microsoft.com/office/drawing/2016/5/14/chartex" xmlns:mc="http://schemas.openxmlformats.org/markup-compatibility/2006" xmlns:aink="http://schemas.microsoft.com/office/drawing/2016/ink" xmlns:am3d="http://schemas.microsoft.com/office/drawing/2017/model3d" xmlns:o="urn:schemas-microsoft-com:office:office" xmlns:oel="http://schemas.microsoft.com/office/2019/extlst" xmlns:r="http://schemas.openxmlformats.org/officeDocument/2006/relationships" xmlns:m="http://schemas.openxmlformats.org/officeDocument/2006/math" xmlns:v="urn:schemas-microsoft-com:vml" xmlns:wp14="http://schemas.microsoft.com/office/word/2010/wordprocessingDrawing" xmlns:wp="http://schemas.openxmlformats.org/drawingml/2006/wordprocessingDrawing" xmlns:w10="urn:schemas-microsoft-com:office:word" xmlns:w="http://schemas.openxmlformats.org/wordprocessingml/2006/main" xmlns:w14="http://schemas.microsoft.com/office/word/2010/wordml" xmlns:w15="http://schemas.microsoft.com/office/word/2012/wordml" xmlns:w16cex="http://schemas.microsoft.com/office/word/2018/wordml/cex" xmlns:w16cid="http://schemas.microsoft.com/office/word/2016/wordml/cid" xmlns:w16="http://schemas.microsoft.com/office/word/2018/wordml" xmlns:w16du="http://schemas.microsoft.com/office/word/2023/wordml/word16du" xmlns:w16sdtdh="http://schemas.microsoft.com/office/word/2020/wordml/sdtdatahash" xmlns:w16sdtfl="http://schemas.microsoft.com/office/word/2024/wordml/sdtformatlock" xmlns:w16se="http://schemas.microsoft.com/office/word/2015/wordml/symex" xmlns:wpg="http://schemas.microsoft.com/office/word/2010/wordprocessingGroup" xmlns:wpi="http://schemas.microsoft.com/office/word/2010/wordprocessingInk" xmlns:wne="http://schemas.microsoft.com/office/word/2006/wordml" xmlns:wps="http://schemas.microsoft.com/office/word/2010/wordprocessingShape" mc:Ignorable="w14 w15 w16se w16cid w16 w16cex w16sdtdh w16sdtfl w16du wp14">
-  <w:p>
-    <w:pPr>
       <w:pStyle w:val="Platzhalter"/>
       <w:rPr>
         <w:lang w:val="en-US"/>
@@ -2376,16 +2754,6 @@
       <w:rPr>
         <w:lang w:val="en-US"/>
       </w:rPr>
-    </w:pPr>
-  </w:p>
-</w:hdr>
-</file>
-
-<file path=word/header3.xml><?xml version="1.0" encoding="utf-8"?>
-<w:hdr xmlns:wpc="http://schemas.microsoft.com/office/word/2010/wordprocessingCanvas" xmlns:cx="http://schemas.microsoft.com/office/drawing/2014/chartex" xmlns:cx1="http://schemas.microsoft.com/office/drawing/2015/9/8/chartex" xmlns:cx2="http://schemas.microsoft.com/office/drawing/2015/10/21/chartex" xmlns:cx3="http://schemas.microsoft.com/office/drawing/2016/5/9/chartex" xmlns:cx4="http://schemas.microsoft.com/office/drawing/2016/5/10/chartex" xmlns:cx5="http://schemas.microsoft.com/office/drawing/2016/5/11/chartex" xmlns:cx6="http://schemas.microsoft.com/office/drawing/2016/5/12/chartex" xmlns:cx7="http://schemas.microsoft.com/office/drawing/2016/5/13/chartex" xmlns:cx8="http://schemas.microsoft.com/office/drawing/2016/5/14/chartex" xmlns:mc="http://schemas.openxmlformats.org/markup-compatibility/2006" xmlns:aink="http://schemas.microsoft.com/office/drawing/2016/ink" xmlns:am3d="http://schemas.microsoft.com/office/drawing/2017/model3d" xmlns:o="urn:schemas-microsoft-com:office:office" xmlns:oel="http://schemas.microsoft.com/office/2019/extlst" xmlns:r="http://schemas.openxmlformats.org/officeDocument/2006/relationships" xmlns:m="http://schemas.openxmlformats.org/officeDocument/2006/math" xmlns:v="urn:schemas-microsoft-com:vml" xmlns:wp14="http://schemas.microsoft.com/office/word/2010/wordprocessingDrawing" xmlns:wp="http://schemas.openxmlformats.org/drawingml/2006/wordprocessingDrawing" xmlns:w10="urn:schemas-microsoft-com:office:word" xmlns:w="http://schemas.openxmlformats.org/wordprocessingml/2006/main" xmlns:w14="http://schemas.microsoft.com/office/word/2010/wordml" xmlns:w15="http://schemas.microsoft.com/office/word/2012/wordml" xmlns:w16cex="http://schemas.microsoft.com/office/word/2018/wordml/cex" xmlns:w16cid="http://schemas.microsoft.com/office/word/2016/wordml/cid" xmlns:w16="http://schemas.microsoft.com/office/word/2018/wordml" xmlns:w16du="http://schemas.microsoft.com/office/word/2023/wordml/word16du" xmlns:w16sdtdh="http://schemas.microsoft.com/office/word/2020/wordml/sdtdatahash" xmlns:w16sdtfl="http://schemas.microsoft.com/office/word/2024/wordml/sdtformatlock" xmlns:w16se="http://schemas.microsoft.com/office/word/2015/wordml/symex" xmlns:wpg="http://schemas.microsoft.com/office/word/2010/wordprocessingGroup" xmlns:wpi="http://schemas.microsoft.com/office/word/2010/wordprocessingInk" xmlns:wne="http://schemas.microsoft.com/office/word/2006/wordml" xmlns:wps="http://schemas.microsoft.com/office/word/2010/wordprocessingShape" mc:Ignorable="w14 w15 w16se w16cid w16 w16cex w16sdtdh w16sdtfl w16du wp14">
-  <w:p>
-    <w:pPr>
-      <w:pStyle w:val="Kopfzeile"/>
     </w:pPr>
   </w:p>
 </w:hdr>
@@ -2791,7 +3159,7 @@
   <w:style w:type="paragraph" w:default="1" w:styleId="Standard">
     <w:name w:val="Normal"/>
     <w:qFormat/>
-    <w:rsid w:val="00A809A7"/>
+    <w:rsid w:val="001E3C57"/>
     <w:pPr>
       <w:spacing w:after="0" w:line="240" w:lineRule="auto"/>
     </w:pPr>

--- a/src/Bk.APG.Api/Templates/FormLetterGeneralElection_Italian.docx
+++ b/src/Bk.APG.Api/Templates/FormLetterGeneralElection_Italian.docx
@@ -13,7 +13,23 @@
           <w:highlight w:val="green"/>
           <w:lang w:val="en-US"/>
         </w:rPr>
-        <w:t>&lt;&lt;foreach [member in formLetter.memberships]&gt;&gt;</w:t>
+        <w:t xml:space="preserve">&lt;&lt;foreach [member in </w:t>
+      </w:r>
+      <w:proofErr w:type="spellStart"/>
+      <w:r>
+        <w:rPr>
+          <w:highlight w:val="green"/>
+          <w:lang w:val="en-US"/>
+        </w:rPr>
+        <w:t>formLetter.memberships</w:t>
+      </w:r>
+      <w:proofErr w:type="spellEnd"/>
+      <w:r>
+        <w:rPr>
+          <w:highlight w:val="green"/>
+          <w:lang w:val="en-US"/>
+        </w:rPr>
+        <w:t>]&gt;&gt;</w:t>
       </w:r>
     </w:p>
     <w:tbl>
@@ -115,36 +131,64 @@
                 <w:szCs w:val="15"/>
                 <w:lang w:val="en-US"/>
               </w:rPr>
-              <w:t>&lt;&lt;</w:t>
-            </w:r>
+              <w:t>&lt;</w:t>
+            </w:r>
+            <w:proofErr w:type="gramStart"/>
             <w:r>
               <w:rPr>
                 <w:szCs w:val="15"/>
                 <w:lang w:val="en-US"/>
               </w:rPr>
+              <w:t>&lt;</w:t>
+            </w:r>
+            <w:r>
+              <w:rPr>
+                <w:szCs w:val="15"/>
+                <w:lang w:val="en-US"/>
+              </w:rPr>
               <w:t>[</w:t>
             </w:r>
+            <w:proofErr w:type="gramEnd"/>
             <w:r>
               <w:rPr>
                 <w:rFonts w:eastAsia="Times New Roman"/>
                 <w:szCs w:val="15"/>
                 <w:lang w:val="en-US"/>
               </w:rPr>
-              <w:t xml:space="preserve"> member</w:t>
-            </w:r>
-            <w:r>
-              <w:rPr>
+              <w:t xml:space="preserve"> </w:t>
+            </w:r>
+            <w:proofErr w:type="spellStart"/>
+            <w:proofErr w:type="gramStart"/>
+            <w:r>
+              <w:rPr>
+                <w:rFonts w:eastAsia="Times New Roman"/>
                 <w:szCs w:val="15"/>
                 <w:lang w:val="en-US"/>
               </w:rPr>
-              <w:t>.</w:t>
+              <w:t>member</w:t>
             </w:r>
             <w:r>
               <w:rPr>
                 <w:szCs w:val="15"/>
                 <w:lang w:val="en-US"/>
               </w:rPr>
-              <w:t>senderDepartment]&gt;&gt;</w:t>
+              <w:t>.</w:t>
+            </w:r>
+            <w:r>
+              <w:rPr>
+                <w:szCs w:val="15"/>
+                <w:lang w:val="en-US"/>
+              </w:rPr>
+              <w:t>senderDepartment</w:t>
+            </w:r>
+            <w:proofErr w:type="spellEnd"/>
+            <w:proofErr w:type="gramEnd"/>
+            <w:r>
+              <w:rPr>
+                <w:szCs w:val="15"/>
+                <w:lang w:val="en-US"/>
+              </w:rPr>
+              <w:t>]&gt;&gt;</w:t>
             </w:r>
             <w:bookmarkEnd w:id="0"/>
           </w:p>
@@ -165,6 +209,8 @@
               </w:rPr>
               <w:t>&lt;&lt;[</w:t>
             </w:r>
+            <w:proofErr w:type="spellStart"/>
+            <w:proofErr w:type="gramStart"/>
             <w:r>
               <w:rPr>
                 <w:rFonts w:eastAsia="Times New Roman"/>
@@ -191,7 +237,18 @@
                 <w:szCs w:val="15"/>
                 <w:lang w:val="en-US"/>
               </w:rPr>
-              <w:t>Office]&gt;&gt;</w:t>
+              <w:t>Office</w:t>
+            </w:r>
+            <w:proofErr w:type="spellEnd"/>
+            <w:proofErr w:type="gramEnd"/>
+            <w:r>
+              <w:rPr>
+                <w:b/>
+                <w:bCs/>
+                <w:szCs w:val="15"/>
+                <w:lang w:val="en-US"/>
+              </w:rPr>
+              <w:t>]&gt;&gt;</w:t>
             </w:r>
           </w:p>
         </w:tc>
@@ -199,7 +256,7 @@
     </w:tbl>
     <w:tbl>
       <w:tblPr>
-        <w:tblStyle w:val="Tabellenraster"/>
+        <w:tblStyle w:val="TableGrid"/>
         <w:tblW w:w="0" w:type="auto"/>
         <w:tblLayout w:type="fixed"/>
         <w:tblCellMar>
@@ -333,6 +390,8 @@
               </w:rPr>
               <w:t>&lt;&lt;[</w:t>
             </w:r>
+            <w:proofErr w:type="spellStart"/>
+            <w:proofErr w:type="gramStart"/>
             <w:r>
               <w:rPr>
                 <w:rFonts w:eastAsiaTheme="minorHAnsi" w:cs="Arial"/>
@@ -349,7 +408,18 @@
                 <w:szCs w:val="12"/>
                 <w:lang w:eastAsia="en-US"/>
               </w:rPr>
-              <w:t>.senderOfficeShort]&gt;&gt;</w:t>
+              <w:t>.senderOfficeShort</w:t>
+            </w:r>
+            <w:proofErr w:type="spellEnd"/>
+            <w:proofErr w:type="gramEnd"/>
+            <w:r>
+              <w:rPr>
+                <w:rFonts w:eastAsiaTheme="minorHAnsi" w:cs="Arial"/>
+                <w:sz w:val="12"/>
+                <w:szCs w:val="12"/>
+                <w:lang w:eastAsia="en-US"/>
+              </w:rPr>
+              <w:t>]&gt;&gt;</w:t>
             </w:r>
           </w:p>
         </w:tc>
@@ -395,6 +465,8 @@
               </w:rPr>
               <w:t>&lt;&lt;[</w:t>
             </w:r>
+            <w:proofErr w:type="spellStart"/>
+            <w:proofErr w:type="gramStart"/>
             <w:r>
               <w:rPr>
                 <w:rFonts w:cs="Arial"/>
@@ -419,6 +491,8 @@
               </w:rPr>
               <w:t>senderZip</w:t>
             </w:r>
+            <w:proofErr w:type="spellEnd"/>
+            <w:proofErr w:type="gramEnd"/>
             <w:r>
               <w:rPr>
                 <w:rFonts w:cs="Arial"/>
@@ -427,6 +501,8 @@
               </w:rPr>
               <w:t>]&gt;&gt; &lt;&lt;[</w:t>
             </w:r>
+            <w:proofErr w:type="spellStart"/>
+            <w:proofErr w:type="gramStart"/>
             <w:r>
               <w:rPr>
                 <w:rFonts w:cs="Arial"/>
@@ -451,6 +527,8 @@
               </w:rPr>
               <w:t>senderCity</w:t>
             </w:r>
+            <w:proofErr w:type="spellEnd"/>
+            <w:proofErr w:type="gramEnd"/>
             <w:r>
               <w:rPr>
                 <w:rFonts w:cs="Arial"/>
@@ -613,7 +691,23 @@
               <w:rPr>
                 <w:lang w:val="en-US"/>
               </w:rPr>
-              <w:t>&lt;&lt;[member.salutation]&gt;&gt;</w:t>
+              <w:t>&lt;&lt;[</w:t>
+            </w:r>
+            <w:proofErr w:type="spellStart"/>
+            <w:proofErr w:type="gramStart"/>
+            <w:r>
+              <w:rPr>
+                <w:lang w:val="en-US"/>
+              </w:rPr>
+              <w:t>member.salutation</w:t>
+            </w:r>
+            <w:proofErr w:type="spellEnd"/>
+            <w:proofErr w:type="gramEnd"/>
+            <w:r>
+              <w:rPr>
+                <w:lang w:val="en-US"/>
+              </w:rPr>
+              <w:t>]&gt;&gt;</w:t>
             </w:r>
           </w:p>
           <w:p>
@@ -626,7 +720,39 @@
               <w:rPr>
                 <w:lang w:val="en-US"/>
               </w:rPr>
-              <w:t>&lt;&lt;[member.givenName]&gt;&gt; &lt;&lt;[member.surname]&gt;&gt;</w:t>
+              <w:t>&lt;&lt;[</w:t>
+            </w:r>
+            <w:proofErr w:type="spellStart"/>
+            <w:proofErr w:type="gramStart"/>
+            <w:r>
+              <w:rPr>
+                <w:lang w:val="en-US"/>
+              </w:rPr>
+              <w:t>member.givenName</w:t>
+            </w:r>
+            <w:proofErr w:type="spellEnd"/>
+            <w:proofErr w:type="gramEnd"/>
+            <w:r>
+              <w:rPr>
+                <w:lang w:val="en-US"/>
+              </w:rPr>
+              <w:t>]&gt;&gt; &lt;&lt;[</w:t>
+            </w:r>
+            <w:proofErr w:type="spellStart"/>
+            <w:proofErr w:type="gramStart"/>
+            <w:r>
+              <w:rPr>
+                <w:lang w:val="en-US"/>
+              </w:rPr>
+              <w:t>member.surname</w:t>
+            </w:r>
+            <w:proofErr w:type="spellEnd"/>
+            <w:proofErr w:type="gramEnd"/>
+            <w:r>
+              <w:rPr>
+                <w:lang w:val="en-US"/>
+              </w:rPr>
+              <w:t>]&gt;&gt;</w:t>
             </w:r>
           </w:p>
           <w:p>
@@ -639,7 +765,23 @@
               <w:rPr>
                 <w:lang w:val="en-US"/>
               </w:rPr>
-              <w:t>&lt;&lt;[member.companyName]&gt;&gt;</w:t>
+              <w:t>&lt;&lt;[</w:t>
+            </w:r>
+            <w:proofErr w:type="spellStart"/>
+            <w:proofErr w:type="gramStart"/>
+            <w:r>
+              <w:rPr>
+                <w:lang w:val="en-US"/>
+              </w:rPr>
+              <w:t>member.companyName</w:t>
+            </w:r>
+            <w:proofErr w:type="spellEnd"/>
+            <w:proofErr w:type="gramEnd"/>
+            <w:r>
+              <w:rPr>
+                <w:lang w:val="en-US"/>
+              </w:rPr>
+              <w:t>]&gt;&gt;</w:t>
             </w:r>
           </w:p>
           <w:p>
@@ -652,7 +794,23 @@
               <w:rPr>
                 <w:lang w:val="en-US"/>
               </w:rPr>
-              <w:t>&lt;&lt;[member.street]&gt;&gt;</w:t>
+              <w:t>&lt;&lt;[</w:t>
+            </w:r>
+            <w:proofErr w:type="spellStart"/>
+            <w:proofErr w:type="gramStart"/>
+            <w:r>
+              <w:rPr>
+                <w:lang w:val="en-US"/>
+              </w:rPr>
+              <w:t>member.street</w:t>
+            </w:r>
+            <w:proofErr w:type="spellEnd"/>
+            <w:proofErr w:type="gramEnd"/>
+            <w:r>
+              <w:rPr>
+                <w:lang w:val="en-US"/>
+              </w:rPr>
+              <w:t>]&gt;&gt;</w:t>
             </w:r>
           </w:p>
           <w:p>
@@ -665,7 +823,23 @@
               <w:rPr>
                 <w:lang w:val="en-US"/>
               </w:rPr>
-              <w:t>&lt;&lt;[member.poBox]&gt;&gt;</w:t>
+              <w:t>&lt;&lt;[</w:t>
+            </w:r>
+            <w:proofErr w:type="spellStart"/>
+            <w:proofErr w:type="gramStart"/>
+            <w:r>
+              <w:rPr>
+                <w:lang w:val="en-US"/>
+              </w:rPr>
+              <w:t>member.poBox</w:t>
+            </w:r>
+            <w:proofErr w:type="spellEnd"/>
+            <w:proofErr w:type="gramEnd"/>
+            <w:r>
+              <w:rPr>
+                <w:lang w:val="en-US"/>
+              </w:rPr>
+              <w:t>]&gt;&gt;</w:t>
             </w:r>
           </w:p>
           <w:p>
@@ -692,6 +866,8 @@
               </w:rPr>
               <w:t>.zip]&gt;&gt; &lt;&lt;[</w:t>
             </w:r>
+            <w:proofErr w:type="spellStart"/>
+            <w:proofErr w:type="gramStart"/>
             <w:r>
               <w:rPr>
                 <w:lang w:val="en-US"/>
@@ -702,7 +878,15 @@
               <w:rPr>
                 <w:lang w:val="en-US"/>
               </w:rPr>
-              <w:t>.city]&gt;&gt;</w:t>
+              <w:t>.city</w:t>
+            </w:r>
+            <w:proofErr w:type="spellEnd"/>
+            <w:proofErr w:type="gramEnd"/>
+            <w:r>
+              <w:rPr>
+                <w:lang w:val="en-US"/>
+              </w:rPr>
+              <w:t>]&gt;&gt;</w:t>
             </w:r>
           </w:p>
           <w:p>
@@ -717,6 +901,8 @@
               </w:rPr>
               <w:t>&lt;&lt;[</w:t>
             </w:r>
+            <w:proofErr w:type="spellStart"/>
+            <w:proofErr w:type="gramStart"/>
             <w:r>
               <w:rPr>
                 <w:lang w:val="en-US"/>
@@ -727,7 +913,15 @@
               <w:rPr>
                 <w:lang w:val="en-US"/>
               </w:rPr>
-              <w:t>.country]&gt;&gt;</w:t>
+              <w:t>.country</w:t>
+            </w:r>
+            <w:proofErr w:type="spellEnd"/>
+            <w:proofErr w:type="gramEnd"/>
+            <w:r>
+              <w:rPr>
+                <w:lang w:val="en-US"/>
+              </w:rPr>
+              <w:t>]&gt;&gt;</w:t>
             </w:r>
           </w:p>
         </w:tc>
@@ -768,6 +962,8 @@
               </w:rPr>
               <w:t>&lt;&lt;[</w:t>
             </w:r>
+            <w:proofErr w:type="spellStart"/>
+            <w:proofErr w:type="gramStart"/>
             <w:r>
               <w:rPr>
                 <w:b/>
@@ -782,23 +978,45 @@
                 <w:bCs/>
                 <w:szCs w:val="15"/>
               </w:rPr>
-              <w:t>.senderCity]&gt;&gt;, &lt;&lt;[</w:t>
-            </w:r>
+              <w:t>.senderCity</w:t>
+            </w:r>
+            <w:proofErr w:type="spellEnd"/>
+            <w:proofErr w:type="gramEnd"/>
             <w:r>
               <w:rPr>
                 <w:b/>
                 <w:bCs/>
                 <w:szCs w:val="15"/>
               </w:rPr>
-              <w:t>member</w:t>
-            </w:r>
+              <w:t>]&gt;&gt;, &lt;&lt;[</w:t>
+            </w:r>
+            <w:proofErr w:type="spellStart"/>
+            <w:proofErr w:type="gramStart"/>
             <w:r>
               <w:rPr>
                 <w:b/>
                 <w:bCs/>
                 <w:szCs w:val="15"/>
               </w:rPr>
-              <w:t>.dateLetter]&gt;&gt;</w:t>
+              <w:t>member</w:t>
+            </w:r>
+            <w:r>
+              <w:rPr>
+                <w:b/>
+                <w:bCs/>
+                <w:szCs w:val="15"/>
+              </w:rPr>
+              <w:t>.dateLetter</w:t>
+            </w:r>
+            <w:proofErr w:type="spellEnd"/>
+            <w:proofErr w:type="gramEnd"/>
+            <w:r>
+              <w:rPr>
+                <w:b/>
+                <w:bCs/>
+                <w:szCs w:val="15"/>
+              </w:rPr>
+              <w:t>]&gt;&gt;</w:t>
             </w:r>
           </w:p>
         </w:tc>
@@ -820,6 +1038,8 @@
         </w:rPr>
         <w:t>&lt;&lt;[</w:t>
       </w:r>
+      <w:proofErr w:type="spellStart"/>
+      <w:proofErr w:type="gramStart"/>
       <w:r>
         <w:rPr>
           <w:b/>
@@ -844,6 +1064,8 @@
         </w:rPr>
         <w:t>subject</w:t>
       </w:r>
+      <w:proofErr w:type="spellEnd"/>
+      <w:proofErr w:type="gramEnd"/>
       <w:r>
         <w:rPr>
           <w:b/>
@@ -872,6 +1094,8 @@
         </w:rPr>
         <w:t>&lt;&lt;[</w:t>
       </w:r>
+      <w:proofErr w:type="spellStart"/>
+      <w:proofErr w:type="gramStart"/>
       <w:r>
         <w:rPr>
           <w:lang w:val="en-US"/>
@@ -890,6 +1114,8 @@
         </w:rPr>
         <w:t>Text</w:t>
       </w:r>
+      <w:proofErr w:type="spellEnd"/>
+      <w:proofErr w:type="gramEnd"/>
       <w:r>
         <w:rPr>
           <w:lang w:val="en-US"/>
@@ -905,6 +1131,68 @@
       </w:pPr>
     </w:p>
     <w:p>
+      <w:r>
+        <w:rPr>
+          <w:highlight w:val="yellow"/>
+        </w:rPr>
+        <w:t>&lt;&lt;</w:t>
+      </w:r>
+      <w:proofErr w:type="spellStart"/>
+      <w:r>
+        <w:rPr>
+          <w:highlight w:val="yellow"/>
+        </w:rPr>
+        <w:t>if</w:t>
+      </w:r>
+      <w:proofErr w:type="spellEnd"/>
+      <w:r>
+        <w:rPr>
+          <w:highlight w:val="yellow"/>
+        </w:rPr>
+        <w:t xml:space="preserve"> [</w:t>
+      </w:r>
+      <w:proofErr w:type="spellStart"/>
+      <w:proofErr w:type="gramStart"/>
+      <w:r>
+        <w:rPr>
+          <w:highlight w:val="yellow"/>
+        </w:rPr>
+        <w:t>member.formLetterType</w:t>
+      </w:r>
+      <w:proofErr w:type="spellEnd"/>
+      <w:r>
+        <w:rPr>
+          <w:highlight w:val="yellow"/>
+        </w:rPr>
+        <w:t xml:space="preserve"> </w:t>
+      </w:r>
+      <w:r>
+        <w:rPr>
+          <w:highlight w:val="yellow"/>
+        </w:rPr>
+        <w:t>!=</w:t>
+      </w:r>
+      <w:proofErr w:type="gramEnd"/>
+      <w:r>
+        <w:rPr>
+          <w:highlight w:val="yellow"/>
+        </w:rPr>
+        <w:t xml:space="preserve"> </w:t>
+      </w:r>
+      <w:r>
+        <w:rPr>
+          <w:highlight w:val="yellow"/>
+        </w:rPr>
+        <w:t>5</w:t>
+      </w:r>
+      <w:r>
+        <w:rPr>
+          <w:highlight w:val="yellow"/>
+        </w:rPr>
+        <w:t>]&gt;&gt;</w:t>
+      </w:r>
+    </w:p>
+    <w:p>
       <w:pPr>
         <w:rPr>
           <w:lang w:val="it-CH"/>
@@ -926,7 +1214,43 @@
         <w:rPr>
           <w:lang w:val="it-CH"/>
         </w:rPr>
-        <w:t xml:space="preserve"> &lt;&lt;[formLetter.nextTermOfOfficeBeginDate]:"dd.MM.yyyy"&gt;&gt; </w:t>
+        <w:t xml:space="preserve"> &lt;</w:t>
+      </w:r>
+      <w:proofErr w:type="gramStart"/>
+      <w:r>
+        <w:rPr>
+          <w:lang w:val="it-CH"/>
+        </w:rPr>
+        <w:t>&lt;[</w:t>
+      </w:r>
+      <w:proofErr w:type="spellStart"/>
+      <w:proofErr w:type="gramEnd"/>
+      <w:r>
+        <w:rPr>
+          <w:lang w:val="it-CH"/>
+        </w:rPr>
+        <w:t>formLetter.nextTermOfOfficeBeginDate</w:t>
+      </w:r>
+      <w:proofErr w:type="spellEnd"/>
+      <w:r>
+        <w:rPr>
+          <w:lang w:val="it-CH"/>
+        </w:rPr>
+        <w:t>]:"</w:t>
+      </w:r>
+      <w:proofErr w:type="spellStart"/>
+      <w:r>
+        <w:rPr>
+          <w:lang w:val="it-CH"/>
+        </w:rPr>
+        <w:t>dd.MM.yyyy</w:t>
+      </w:r>
+      <w:proofErr w:type="spellEnd"/>
+      <w:r>
+        <w:rPr>
+          <w:lang w:val="it-CH"/>
+        </w:rPr>
+        <w:t xml:space="preserve">"&gt;&gt; </w:t>
       </w:r>
       <w:r>
         <w:rPr>
@@ -938,28 +1262,114 @@
         <w:rPr>
           <w:lang w:val="it-CH"/>
         </w:rPr>
-        <w:t xml:space="preserve"> &lt;&lt;[formLetter.nextTermOfOfficeEndDate]:"dd.MM.yyyy"&gt;&gt;.</w:t>
-      </w:r>
-    </w:p>
-    <w:p>
-      <w:pPr>
-        <w:rPr>
-          <w:lang w:val="it-CH"/>
-        </w:rPr>
-      </w:pPr>
-    </w:p>
-    <w:p>
-      <w:pPr>
-        <w:rPr>
-          <w:lang w:val="en-US"/>
-        </w:rPr>
-      </w:pPr>
-      <w:r>
-        <w:rPr>
-          <w:highlight w:val="yellow"/>
-          <w:lang w:val="en-US"/>
-        </w:rPr>
-        <w:t>&lt;&lt;if [member.formLetterType == 0 &amp;&amp; member.selfOrganized == fa</w:t>
+        <w:t xml:space="preserve"> &lt;</w:t>
+      </w:r>
+      <w:proofErr w:type="gramStart"/>
+      <w:r>
+        <w:rPr>
+          <w:lang w:val="it-CH"/>
+        </w:rPr>
+        <w:t>&lt;[</w:t>
+      </w:r>
+      <w:proofErr w:type="spellStart"/>
+      <w:proofErr w:type="gramEnd"/>
+      <w:r>
+        <w:rPr>
+          <w:lang w:val="it-CH"/>
+        </w:rPr>
+        <w:t>formLetter.nextTermOfOfficeEndDate</w:t>
+      </w:r>
+      <w:proofErr w:type="spellEnd"/>
+      <w:r>
+        <w:rPr>
+          <w:lang w:val="it-CH"/>
+        </w:rPr>
+        <w:t>]:"</w:t>
+      </w:r>
+      <w:proofErr w:type="spellStart"/>
+      <w:r>
+        <w:rPr>
+          <w:lang w:val="it-CH"/>
+        </w:rPr>
+        <w:t>dd.MM.yyyy</w:t>
+      </w:r>
+      <w:proofErr w:type="spellEnd"/>
+      <w:r>
+        <w:rPr>
+          <w:lang w:val="it-CH"/>
+        </w:rPr>
+        <w:t>"&gt;&gt;.</w:t>
+      </w:r>
+    </w:p>
+    <w:p>
+      <w:pPr>
+        <w:rPr>
+          <w:lang w:val="it-CH"/>
+        </w:rPr>
+      </w:pPr>
+    </w:p>
+    <w:p>
+      <w:pPr>
+        <w:rPr>
+          <w:lang w:val="en-US"/>
+        </w:rPr>
+      </w:pPr>
+      <w:r>
+        <w:rPr>
+          <w:highlight w:val="yellow"/>
+          <w:lang w:val="en-US"/>
+        </w:rPr>
+        <w:t>&lt;&lt;/if&gt;&gt;</w:t>
+      </w:r>
+    </w:p>
+    <w:p>
+      <w:pPr>
+        <w:rPr>
+          <w:lang w:val="en-US"/>
+        </w:rPr>
+      </w:pPr>
+      <w:r>
+        <w:rPr>
+          <w:highlight w:val="yellow"/>
+          <w:lang w:val="en-US"/>
+        </w:rPr>
+        <w:t>&lt;&lt;if [</w:t>
+      </w:r>
+      <w:proofErr w:type="spellStart"/>
+      <w:proofErr w:type="gramStart"/>
+      <w:r>
+        <w:rPr>
+          <w:highlight w:val="yellow"/>
+          <w:lang w:val="en-US"/>
+        </w:rPr>
+        <w:t>member.formLetterType</w:t>
+      </w:r>
+      <w:proofErr w:type="spellEnd"/>
+      <w:proofErr w:type="gramEnd"/>
+      <w:r>
+        <w:rPr>
+          <w:highlight w:val="yellow"/>
+          <w:lang w:val="en-US"/>
+        </w:rPr>
+        <w:t xml:space="preserve"> == 0 &amp;&amp; </w:t>
+      </w:r>
+      <w:proofErr w:type="spellStart"/>
+      <w:proofErr w:type="gramStart"/>
+      <w:r>
+        <w:rPr>
+          <w:highlight w:val="yellow"/>
+          <w:lang w:val="en-US"/>
+        </w:rPr>
+        <w:t>member.selfOrganized</w:t>
+      </w:r>
+      <w:proofErr w:type="spellEnd"/>
+      <w:proofErr w:type="gramEnd"/>
+      <w:r>
+        <w:rPr>
+          <w:highlight w:val="yellow"/>
+          <w:lang w:val="en-US"/>
+        </w:rPr>
+        <w:t xml:space="preserve"> == fa</w:t>
       </w:r>
       <w:r>
         <w:rPr>
@@ -994,16 +1404,46 @@
           <w:bCs/>
           <w:lang w:val="it-CH"/>
         </w:rPr>
-        <w:t>&lt;&lt;[member.function]</w:t>
-      </w:r>
-      <w:r>
-        <w:rPr>
-          <w:b/>
-          <w:bCs/>
-          <w:lang w:val="it-CH"/>
-        </w:rPr>
-        <w:t>:lower</w:t>
-      </w:r>
+        <w:t>&lt;&lt;[</w:t>
+      </w:r>
+      <w:proofErr w:type="spellStart"/>
+      <w:proofErr w:type="gramStart"/>
+      <w:r>
+        <w:rPr>
+          <w:b/>
+          <w:bCs/>
+          <w:lang w:val="it-CH"/>
+        </w:rPr>
+        <w:t>member.function</w:t>
+      </w:r>
+      <w:proofErr w:type="spellEnd"/>
+      <w:r>
+        <w:rPr>
+          <w:b/>
+          <w:bCs/>
+          <w:lang w:val="it-CH"/>
+        </w:rPr>
+        <w:t>]</w:t>
+      </w:r>
+      <w:r>
+        <w:rPr>
+          <w:b/>
+          <w:bCs/>
+          <w:lang w:val="it-CH"/>
+        </w:rPr>
+        <w:t>:</w:t>
+      </w:r>
+      <w:proofErr w:type="spellStart"/>
+      <w:r>
+        <w:rPr>
+          <w:b/>
+          <w:bCs/>
+          <w:lang w:val="it-CH"/>
+        </w:rPr>
+        <w:t>lower</w:t>
+      </w:r>
+      <w:proofErr w:type="spellEnd"/>
+      <w:proofErr w:type="gramEnd"/>
       <w:r>
         <w:rPr>
           <w:b/>
@@ -1048,7 +1488,27 @@
           <w:bCs/>
           <w:lang w:val="it-CH"/>
         </w:rPr>
-        <w:t>&lt;&lt;[member.committeeName]&gt;&gt;</w:t>
+        <w:t>&lt;&lt;[</w:t>
+      </w:r>
+      <w:proofErr w:type="spellStart"/>
+      <w:proofErr w:type="gramStart"/>
+      <w:r>
+        <w:rPr>
+          <w:b/>
+          <w:bCs/>
+          <w:lang w:val="it-CH"/>
+        </w:rPr>
+        <w:t>member.committeeName</w:t>
+      </w:r>
+      <w:proofErr w:type="spellEnd"/>
+      <w:proofErr w:type="gramEnd"/>
+      <w:r>
+        <w:rPr>
+          <w:b/>
+          <w:bCs/>
+          <w:lang w:val="it-CH"/>
+        </w:rPr>
+        <w:t>]&gt;&gt;</w:t>
       </w:r>
     </w:p>
     <w:p>
@@ -1193,7 +1653,43 @@
           <w:highlight w:val="yellow"/>
           <w:lang w:val="en-US"/>
         </w:rPr>
-        <w:t xml:space="preserve">&lt;&lt;if [member.formLetterType == 0 &amp;&amp; member.selfOrganized == </w:t>
+        <w:t>&lt;&lt;if [</w:t>
+      </w:r>
+      <w:proofErr w:type="spellStart"/>
+      <w:proofErr w:type="gramStart"/>
+      <w:r>
+        <w:rPr>
+          <w:highlight w:val="yellow"/>
+          <w:lang w:val="en-US"/>
+        </w:rPr>
+        <w:t>member.formLetterType</w:t>
+      </w:r>
+      <w:proofErr w:type="spellEnd"/>
+      <w:proofErr w:type="gramEnd"/>
+      <w:r>
+        <w:rPr>
+          <w:highlight w:val="yellow"/>
+          <w:lang w:val="en-US"/>
+        </w:rPr>
+        <w:t xml:space="preserve"> == 0 &amp;&amp; </w:t>
+      </w:r>
+      <w:proofErr w:type="spellStart"/>
+      <w:proofErr w:type="gramStart"/>
+      <w:r>
+        <w:rPr>
+          <w:highlight w:val="yellow"/>
+          <w:lang w:val="en-US"/>
+        </w:rPr>
+        <w:t>member.selfOrganized</w:t>
+      </w:r>
+      <w:proofErr w:type="spellEnd"/>
+      <w:proofErr w:type="gramEnd"/>
+      <w:r>
+        <w:rPr>
+          <w:highlight w:val="yellow"/>
+          <w:lang w:val="en-US"/>
+        </w:rPr>
+        <w:t xml:space="preserve"> == </w:t>
       </w:r>
       <w:r>
         <w:rPr>
@@ -1244,7 +1740,27 @@
           <w:bCs/>
           <w:lang w:val="it-CH"/>
         </w:rPr>
-        <w:t>&lt;&lt;[member.committeeName]&gt;&gt;</w:t>
+        <w:t>&lt;&lt;[</w:t>
+      </w:r>
+      <w:proofErr w:type="spellStart"/>
+      <w:proofErr w:type="gramStart"/>
+      <w:r>
+        <w:rPr>
+          <w:b/>
+          <w:bCs/>
+          <w:lang w:val="it-CH"/>
+        </w:rPr>
+        <w:t>member.committeeName</w:t>
+      </w:r>
+      <w:proofErr w:type="spellEnd"/>
+      <w:proofErr w:type="gramEnd"/>
+      <w:r>
+        <w:rPr>
+          <w:b/>
+          <w:bCs/>
+          <w:lang w:val="it-CH"/>
+        </w:rPr>
+        <w:t>]&gt;&gt;</w:t>
       </w:r>
     </w:p>
     <w:p>
@@ -1277,7 +1793,6 @@
         <w:rPr>
           <w:lang w:val="it-CH"/>
         </w:rPr>
-        <w:lastRenderedPageBreak/>
         <w:t xml:space="preserve">Le informazioni che La riguardano sono state inserite nella banca dati rilevante. La Cancelleria federale pubblica la banca dati su </w:t>
       </w:r>
       <w:hyperlink r:id="rId9" w:history="1">
@@ -1385,7 +1900,25 @@
           <w:highlight w:val="yellow"/>
           <w:lang w:val="en-US"/>
         </w:rPr>
-        <w:t>&lt;&lt;if [member.formLetterType == 1</w:t>
+        <w:t>&lt;&lt;if [</w:t>
+      </w:r>
+      <w:proofErr w:type="spellStart"/>
+      <w:proofErr w:type="gramStart"/>
+      <w:r>
+        <w:rPr>
+          <w:highlight w:val="yellow"/>
+          <w:lang w:val="en-US"/>
+        </w:rPr>
+        <w:t>member.formLetterType</w:t>
+      </w:r>
+      <w:proofErr w:type="spellEnd"/>
+      <w:proofErr w:type="gramEnd"/>
+      <w:r>
+        <w:rPr>
+          <w:highlight w:val="yellow"/>
+          <w:lang w:val="en-US"/>
+        </w:rPr>
+        <w:t xml:space="preserve"> == 1</w:t>
       </w:r>
       <w:r>
         <w:rPr>
@@ -1399,7 +1932,25 @@
           <w:highlight w:val="yellow"/>
           <w:lang w:val="en-US"/>
         </w:rPr>
-        <w:t xml:space="preserve">&amp;&amp; member.selfOrganized == </w:t>
+        <w:t xml:space="preserve">&amp;&amp; </w:t>
+      </w:r>
+      <w:proofErr w:type="spellStart"/>
+      <w:proofErr w:type="gramStart"/>
+      <w:r>
+        <w:rPr>
+          <w:highlight w:val="yellow"/>
+          <w:lang w:val="en-US"/>
+        </w:rPr>
+        <w:t>member.selfOrganized</w:t>
+      </w:r>
+      <w:proofErr w:type="spellEnd"/>
+      <w:proofErr w:type="gramEnd"/>
+      <w:r>
+        <w:rPr>
+          <w:highlight w:val="yellow"/>
+          <w:lang w:val="en-US"/>
+        </w:rPr>
+        <w:t xml:space="preserve"> == </w:t>
       </w:r>
       <w:r>
         <w:rPr>
@@ -1441,16 +1992,46 @@
           <w:bCs/>
           <w:lang w:val="it-CH"/>
         </w:rPr>
-        <w:t>&lt;&lt;[member.function]</w:t>
-      </w:r>
-      <w:r>
-        <w:rPr>
-          <w:b/>
-          <w:bCs/>
-          <w:lang w:val="it-CH"/>
-        </w:rPr>
-        <w:t>:lower</w:t>
-      </w:r>
+        <w:t>&lt;&lt;[</w:t>
+      </w:r>
+      <w:proofErr w:type="spellStart"/>
+      <w:proofErr w:type="gramStart"/>
+      <w:r>
+        <w:rPr>
+          <w:b/>
+          <w:bCs/>
+          <w:lang w:val="it-CH"/>
+        </w:rPr>
+        <w:t>member.function</w:t>
+      </w:r>
+      <w:proofErr w:type="spellEnd"/>
+      <w:r>
+        <w:rPr>
+          <w:b/>
+          <w:bCs/>
+          <w:lang w:val="it-CH"/>
+        </w:rPr>
+        <w:t>]</w:t>
+      </w:r>
+      <w:r>
+        <w:rPr>
+          <w:b/>
+          <w:bCs/>
+          <w:lang w:val="it-CH"/>
+        </w:rPr>
+        <w:t>:</w:t>
+      </w:r>
+      <w:proofErr w:type="spellStart"/>
+      <w:r>
+        <w:rPr>
+          <w:b/>
+          <w:bCs/>
+          <w:lang w:val="it-CH"/>
+        </w:rPr>
+        <w:t>lower</w:t>
+      </w:r>
+      <w:proofErr w:type="spellEnd"/>
+      <w:proofErr w:type="gramEnd"/>
       <w:r>
         <w:rPr>
           <w:b/>
@@ -1495,48 +2076,117 @@
           <w:bCs/>
           <w:lang w:val="it-CH"/>
         </w:rPr>
-        <w:t>&lt;&lt;[member.committeeName]&gt;&gt;</w:t>
-      </w:r>
-    </w:p>
-    <w:p>
-      <w:pPr>
-        <w:rPr>
-          <w:lang w:val="it-CH"/>
-        </w:rPr>
-      </w:pPr>
-    </w:p>
-    <w:p>
-      <w:pPr>
-        <w:rPr>
-          <w:lang w:val="it-CH"/>
-        </w:rPr>
-      </w:pPr>
-      <w:r>
-        <w:rPr>
-          <w:lang w:val="it-CH"/>
-        </w:rPr>
-        <w:t>A nome del Consiglio federale Le rivolgo i miei più sinceri ringraziamenti per l'eccellente lavoro svolto, augurandole successo e soddisfazione nel prosieguo delle Sue funzioni.</w:t>
-      </w:r>
-      <w:r>
-        <w:rPr>
-          <w:highlight w:val="yellow"/>
-          <w:lang w:val="it-CH"/>
-        </w:rPr>
-        <w:t>&lt;&lt;/if&gt;&gt;</w:t>
-      </w:r>
-    </w:p>
-    <w:p>
-      <w:pPr>
-        <w:rPr>
-          <w:lang w:val="en-US"/>
-        </w:rPr>
-      </w:pPr>
-      <w:r>
-        <w:rPr>
-          <w:highlight w:val="yellow"/>
-          <w:lang w:val="en-US"/>
-        </w:rPr>
-        <w:t>&lt;&lt;if [member.formLetterType == 1</w:t>
+        <w:t>&lt;&lt;[</w:t>
+      </w:r>
+      <w:proofErr w:type="spellStart"/>
+      <w:proofErr w:type="gramStart"/>
+      <w:r>
+        <w:rPr>
+          <w:b/>
+          <w:bCs/>
+          <w:lang w:val="it-CH"/>
+        </w:rPr>
+        <w:t>member.committeeName</w:t>
+      </w:r>
+      <w:proofErr w:type="spellEnd"/>
+      <w:proofErr w:type="gramEnd"/>
+      <w:r>
+        <w:rPr>
+          <w:b/>
+          <w:bCs/>
+          <w:lang w:val="it-CH"/>
+        </w:rPr>
+        <w:t>]&gt;&gt;</w:t>
+      </w:r>
+    </w:p>
+    <w:p>
+      <w:pPr>
+        <w:rPr>
+          <w:lang w:val="it-CH"/>
+        </w:rPr>
+      </w:pPr>
+    </w:p>
+    <w:p>
+      <w:pPr>
+        <w:rPr>
+          <w:lang w:val="it-CH"/>
+        </w:rPr>
+      </w:pPr>
+      <w:r>
+        <w:rPr>
+          <w:lang w:val="it-CH"/>
+        </w:rPr>
+        <w:t xml:space="preserve">A nome del Consiglio federale Le rivolgo i miei più sinceri ringraziamenti per l'eccellente lavoro svolto, augurandole successo e soddisfazione nel prosieguo delle Sue </w:t>
+      </w:r>
+      <w:proofErr w:type="gramStart"/>
+      <w:r>
+        <w:rPr>
+          <w:lang w:val="it-CH"/>
+        </w:rPr>
+        <w:t>funzioni.</w:t>
+      </w:r>
+      <w:r>
+        <w:rPr>
+          <w:highlight w:val="yellow"/>
+          <w:lang w:val="it-CH"/>
+        </w:rPr>
+        <w:t>&lt;</w:t>
+      </w:r>
+      <w:proofErr w:type="gramEnd"/>
+      <w:r>
+        <w:rPr>
+          <w:highlight w:val="yellow"/>
+          <w:lang w:val="it-CH"/>
+        </w:rPr>
+        <w:t>&lt;/</w:t>
+      </w:r>
+      <w:proofErr w:type="spellStart"/>
+      <w:r>
+        <w:rPr>
+          <w:highlight w:val="yellow"/>
+          <w:lang w:val="it-CH"/>
+        </w:rPr>
+        <w:t>if</w:t>
+      </w:r>
+      <w:proofErr w:type="spellEnd"/>
+      <w:r>
+        <w:rPr>
+          <w:highlight w:val="yellow"/>
+          <w:lang w:val="it-CH"/>
+        </w:rPr>
+        <w:t>&gt;&gt;</w:t>
+      </w:r>
+    </w:p>
+    <w:p>
+      <w:pPr>
+        <w:rPr>
+          <w:lang w:val="en-US"/>
+        </w:rPr>
+      </w:pPr>
+      <w:r>
+        <w:rPr>
+          <w:highlight w:val="yellow"/>
+          <w:lang w:val="en-US"/>
+        </w:rPr>
+        <w:t>&lt;&lt;if [</w:t>
+      </w:r>
+      <w:proofErr w:type="spellStart"/>
+      <w:proofErr w:type="gramStart"/>
+      <w:r>
+        <w:rPr>
+          <w:highlight w:val="yellow"/>
+          <w:lang w:val="en-US"/>
+        </w:rPr>
+        <w:t>member.formLetterType</w:t>
+      </w:r>
+      <w:proofErr w:type="spellEnd"/>
+      <w:proofErr w:type="gramEnd"/>
+      <w:r>
+        <w:rPr>
+          <w:highlight w:val="yellow"/>
+          <w:lang w:val="en-US"/>
+        </w:rPr>
+        <w:t xml:space="preserve"> == 1</w:t>
       </w:r>
       <w:r>
         <w:rPr>
@@ -1550,7 +2200,25 @@
           <w:highlight w:val="yellow"/>
           <w:lang w:val="en-US"/>
         </w:rPr>
-        <w:t xml:space="preserve">&amp;&amp; member.selfOrganized == </w:t>
+        <w:t xml:space="preserve">&amp;&amp; </w:t>
+      </w:r>
+      <w:proofErr w:type="spellStart"/>
+      <w:proofErr w:type="gramStart"/>
+      <w:r>
+        <w:rPr>
+          <w:highlight w:val="yellow"/>
+          <w:lang w:val="en-US"/>
+        </w:rPr>
+        <w:t>member.selfOrganized</w:t>
+      </w:r>
+      <w:proofErr w:type="spellEnd"/>
+      <w:proofErr w:type="gramEnd"/>
+      <w:r>
+        <w:rPr>
+          <w:highlight w:val="yellow"/>
+          <w:lang w:val="en-US"/>
+        </w:rPr>
+        <w:t xml:space="preserve"> == </w:t>
       </w:r>
       <w:r>
         <w:rPr>
@@ -1608,7 +2276,27 @@
           <w:bCs/>
           <w:lang w:val="it-CH"/>
         </w:rPr>
-        <w:t>&lt;&lt;[member.committeeName]&gt;&gt;</w:t>
+        <w:t>&lt;&lt;[</w:t>
+      </w:r>
+      <w:proofErr w:type="spellStart"/>
+      <w:proofErr w:type="gramStart"/>
+      <w:r>
+        <w:rPr>
+          <w:b/>
+          <w:bCs/>
+          <w:lang w:val="it-CH"/>
+        </w:rPr>
+        <w:t>member.committeeName</w:t>
+      </w:r>
+      <w:proofErr w:type="spellEnd"/>
+      <w:proofErr w:type="gramEnd"/>
+      <w:r>
+        <w:rPr>
+          <w:b/>
+          <w:bCs/>
+          <w:lang w:val="it-CH"/>
+        </w:rPr>
+        <w:t>]&gt;&gt;</w:t>
       </w:r>
     </w:p>
     <w:p>
@@ -1650,28 +2338,93 @@
         <w:rPr>
           <w:lang w:val="it-CH"/>
         </w:rPr>
-        <w:t>A nome del Consiglio federale Le rivolgo i miei più sinceri ringraziamenti per l'eccellente lavoro svolto, augurandole successo e soddisfazione nel prosieguo delle Sue funzioni.</w:t>
-      </w:r>
-      <w:r>
-        <w:rPr>
-          <w:highlight w:val="yellow"/>
-          <w:lang w:val="it-CH"/>
-        </w:rPr>
-        <w:t>&lt;&lt;/if&gt;&gt;</w:t>
-      </w:r>
-    </w:p>
-    <w:p>
-      <w:pPr>
-        <w:rPr>
-          <w:lang w:val="it-CH"/>
-        </w:rPr>
-      </w:pPr>
-      <w:r>
-        <w:rPr>
-          <w:highlight w:val="yellow"/>
-          <w:lang w:val="it-CH"/>
-        </w:rPr>
-        <w:t>&lt;&lt;if [member.formLetterType == 2]&gt;&gt;</w:t>
+        <w:t xml:space="preserve">A nome del Consiglio federale Le rivolgo i miei più sinceri ringraziamenti per l'eccellente lavoro svolto, augurandole successo e soddisfazione nel prosieguo delle Sue </w:t>
+      </w:r>
+      <w:proofErr w:type="gramStart"/>
+      <w:r>
+        <w:rPr>
+          <w:lang w:val="it-CH"/>
+        </w:rPr>
+        <w:t>funzioni.</w:t>
+      </w:r>
+      <w:r>
+        <w:rPr>
+          <w:highlight w:val="yellow"/>
+          <w:lang w:val="it-CH"/>
+        </w:rPr>
+        <w:t>&lt;</w:t>
+      </w:r>
+      <w:proofErr w:type="gramEnd"/>
+      <w:r>
+        <w:rPr>
+          <w:highlight w:val="yellow"/>
+          <w:lang w:val="it-CH"/>
+        </w:rPr>
+        <w:t>&lt;/</w:t>
+      </w:r>
+      <w:proofErr w:type="spellStart"/>
+      <w:r>
+        <w:rPr>
+          <w:highlight w:val="yellow"/>
+          <w:lang w:val="it-CH"/>
+        </w:rPr>
+        <w:t>if</w:t>
+      </w:r>
+      <w:proofErr w:type="spellEnd"/>
+      <w:r>
+        <w:rPr>
+          <w:highlight w:val="yellow"/>
+          <w:lang w:val="it-CH"/>
+        </w:rPr>
+        <w:t>&gt;&gt;</w:t>
+      </w:r>
+    </w:p>
+    <w:p>
+      <w:pPr>
+        <w:rPr>
+          <w:lang w:val="it-CH"/>
+        </w:rPr>
+      </w:pPr>
+      <w:r>
+        <w:rPr>
+          <w:highlight w:val="yellow"/>
+          <w:lang w:val="it-CH"/>
+        </w:rPr>
+        <w:t>&lt;&lt;</w:t>
+      </w:r>
+      <w:proofErr w:type="spellStart"/>
+      <w:r>
+        <w:rPr>
+          <w:highlight w:val="yellow"/>
+          <w:lang w:val="it-CH"/>
+        </w:rPr>
+        <w:t>if</w:t>
+      </w:r>
+      <w:proofErr w:type="spellEnd"/>
+      <w:r>
+        <w:rPr>
+          <w:highlight w:val="yellow"/>
+          <w:lang w:val="it-CH"/>
+        </w:rPr>
+        <w:t xml:space="preserve"> [</w:t>
+      </w:r>
+      <w:proofErr w:type="spellStart"/>
+      <w:proofErr w:type="gramStart"/>
+      <w:r>
+        <w:rPr>
+          <w:highlight w:val="yellow"/>
+          <w:lang w:val="it-CH"/>
+        </w:rPr>
+        <w:t>member.formLetterType</w:t>
+      </w:r>
+      <w:proofErr w:type="spellEnd"/>
+      <w:proofErr w:type="gramEnd"/>
+      <w:r>
+        <w:rPr>
+          <w:highlight w:val="yellow"/>
+          <w:lang w:val="it-CH"/>
+        </w:rPr>
+        <w:t xml:space="preserve"> == 2]&gt;&gt;</w:t>
       </w:r>
     </w:p>
     <w:p>
@@ -1690,7 +2443,43 @@
         <w:rPr>
           <w:lang w:val="it-CH"/>
         </w:rPr>
-        <w:t>&lt;&lt;[formLetter.termOfOfficeEndDate]:"dd.MM.yyyy"&gt;&gt;</w:t>
+        <w:t>&lt;</w:t>
+      </w:r>
+      <w:proofErr w:type="gramStart"/>
+      <w:r>
+        <w:rPr>
+          <w:lang w:val="it-CH"/>
+        </w:rPr>
+        <w:t>&lt;[</w:t>
+      </w:r>
+      <w:proofErr w:type="spellStart"/>
+      <w:proofErr w:type="gramEnd"/>
+      <w:r>
+        <w:rPr>
+          <w:lang w:val="it-CH"/>
+        </w:rPr>
+        <w:t>formLetter.termOfOfficeEndDate</w:t>
+      </w:r>
+      <w:proofErr w:type="spellEnd"/>
+      <w:r>
+        <w:rPr>
+          <w:lang w:val="it-CH"/>
+        </w:rPr>
+        <w:t>]:"</w:t>
+      </w:r>
+      <w:proofErr w:type="spellStart"/>
+      <w:r>
+        <w:rPr>
+          <w:lang w:val="it-CH"/>
+        </w:rPr>
+        <w:t>dd.MM.yyyy</w:t>
+      </w:r>
+      <w:proofErr w:type="spellEnd"/>
+      <w:r>
+        <w:rPr>
+          <w:lang w:val="it-CH"/>
+        </w:rPr>
+        <w:t>"&gt;&gt;</w:t>
       </w:r>
       <w:r>
         <w:rPr>
@@ -1704,16 +2493,46 @@
           <w:bCs/>
           <w:lang w:val="it-CH"/>
         </w:rPr>
-        <w:t>&lt;&lt;[member.function]</w:t>
-      </w:r>
-      <w:r>
-        <w:rPr>
-          <w:b/>
-          <w:bCs/>
-          <w:lang w:val="it-CH"/>
-        </w:rPr>
-        <w:t>:lower</w:t>
-      </w:r>
+        <w:t>&lt;&lt;[</w:t>
+      </w:r>
+      <w:proofErr w:type="spellStart"/>
+      <w:proofErr w:type="gramStart"/>
+      <w:r>
+        <w:rPr>
+          <w:b/>
+          <w:bCs/>
+          <w:lang w:val="it-CH"/>
+        </w:rPr>
+        <w:t>member.function</w:t>
+      </w:r>
+      <w:proofErr w:type="spellEnd"/>
+      <w:r>
+        <w:rPr>
+          <w:b/>
+          <w:bCs/>
+          <w:lang w:val="it-CH"/>
+        </w:rPr>
+        <w:t>]</w:t>
+      </w:r>
+      <w:r>
+        <w:rPr>
+          <w:b/>
+          <w:bCs/>
+          <w:lang w:val="it-CH"/>
+        </w:rPr>
+        <w:t>:</w:t>
+      </w:r>
+      <w:proofErr w:type="spellStart"/>
+      <w:r>
+        <w:rPr>
+          <w:b/>
+          <w:bCs/>
+          <w:lang w:val="it-CH"/>
+        </w:rPr>
+        <w:t>lower</w:t>
+      </w:r>
+      <w:proofErr w:type="spellEnd"/>
+      <w:proofErr w:type="gramEnd"/>
       <w:r>
         <w:rPr>
           <w:b/>
@@ -1740,21 +2559,71 @@
           <w:highlight w:val="yellow"/>
           <w:lang w:val="it-CH"/>
         </w:rPr>
-        <w:t>&lt;&lt;/if&gt;&gt;</w:t>
-      </w:r>
-    </w:p>
-    <w:p>
-      <w:pPr>
-        <w:rPr>
-          <w:lang w:val="it-CH"/>
-        </w:rPr>
-      </w:pPr>
-      <w:r>
-        <w:rPr>
-          <w:highlight w:val="yellow"/>
-          <w:lang w:val="it-CH"/>
-        </w:rPr>
-        <w:t>&lt;&lt;if [member.formLetterType == 3]&gt;&gt;</w:t>
+        <w:t>&lt;&lt;/</w:t>
+      </w:r>
+      <w:proofErr w:type="spellStart"/>
+      <w:r>
+        <w:rPr>
+          <w:highlight w:val="yellow"/>
+          <w:lang w:val="it-CH"/>
+        </w:rPr>
+        <w:t>if</w:t>
+      </w:r>
+      <w:proofErr w:type="spellEnd"/>
+      <w:r>
+        <w:rPr>
+          <w:highlight w:val="yellow"/>
+          <w:lang w:val="it-CH"/>
+        </w:rPr>
+        <w:t>&gt;&gt;</w:t>
+      </w:r>
+    </w:p>
+    <w:p>
+      <w:pPr>
+        <w:rPr>
+          <w:lang w:val="it-CH"/>
+        </w:rPr>
+      </w:pPr>
+      <w:r>
+        <w:rPr>
+          <w:highlight w:val="yellow"/>
+          <w:lang w:val="it-CH"/>
+        </w:rPr>
+        <w:t>&lt;&lt;</w:t>
+      </w:r>
+      <w:proofErr w:type="spellStart"/>
+      <w:r>
+        <w:rPr>
+          <w:highlight w:val="yellow"/>
+          <w:lang w:val="it-CH"/>
+        </w:rPr>
+        <w:t>if</w:t>
+      </w:r>
+      <w:proofErr w:type="spellEnd"/>
+      <w:r>
+        <w:rPr>
+          <w:highlight w:val="yellow"/>
+          <w:lang w:val="it-CH"/>
+        </w:rPr>
+        <w:t xml:space="preserve"> [</w:t>
+      </w:r>
+      <w:proofErr w:type="spellStart"/>
+      <w:proofErr w:type="gramStart"/>
+      <w:r>
+        <w:rPr>
+          <w:highlight w:val="yellow"/>
+          <w:lang w:val="it-CH"/>
+        </w:rPr>
+        <w:t>member.formLetterType</w:t>
+      </w:r>
+      <w:proofErr w:type="spellEnd"/>
+      <w:proofErr w:type="gramEnd"/>
+      <w:r>
+        <w:rPr>
+          <w:highlight w:val="yellow"/>
+          <w:lang w:val="it-CH"/>
+        </w:rPr>
+        <w:t xml:space="preserve"> == 3]&gt;&gt;</w:t>
       </w:r>
     </w:p>
     <w:p>
@@ -1773,7 +2642,43 @@
         <w:rPr>
           <w:lang w:val="it-CH"/>
         </w:rPr>
-        <w:t>&lt;&lt;[formLetter.termOfOfficeEndDate]:"dd.MM.yyyy"&gt;&gt;</w:t>
+        <w:t>&lt;</w:t>
+      </w:r>
+      <w:proofErr w:type="gramStart"/>
+      <w:r>
+        <w:rPr>
+          <w:lang w:val="it-CH"/>
+        </w:rPr>
+        <w:t>&lt;[</w:t>
+      </w:r>
+      <w:proofErr w:type="spellStart"/>
+      <w:proofErr w:type="gramEnd"/>
+      <w:r>
+        <w:rPr>
+          <w:lang w:val="it-CH"/>
+        </w:rPr>
+        <w:t>formLetter.termOfOfficeEndDate</w:t>
+      </w:r>
+      <w:proofErr w:type="spellEnd"/>
+      <w:r>
+        <w:rPr>
+          <w:lang w:val="it-CH"/>
+        </w:rPr>
+        <w:t>]:"</w:t>
+      </w:r>
+      <w:proofErr w:type="spellStart"/>
+      <w:r>
+        <w:rPr>
+          <w:lang w:val="it-CH"/>
+        </w:rPr>
+        <w:t>dd.MM.yyyy</w:t>
+      </w:r>
+      <w:proofErr w:type="spellEnd"/>
+      <w:r>
+        <w:rPr>
+          <w:lang w:val="it-CH"/>
+        </w:rPr>
+        <w:t>"&gt;&gt;</w:t>
       </w:r>
       <w:r>
         <w:rPr>
@@ -1787,16 +2692,46 @@
           <w:bCs/>
           <w:lang w:val="it-CH"/>
         </w:rPr>
-        <w:t>&lt;&lt;[member.function]</w:t>
-      </w:r>
-      <w:r>
-        <w:rPr>
-          <w:b/>
-          <w:bCs/>
-          <w:lang w:val="it-CH"/>
-        </w:rPr>
-        <w:t>:lower</w:t>
-      </w:r>
+        <w:t>&lt;&lt;[</w:t>
+      </w:r>
+      <w:proofErr w:type="spellStart"/>
+      <w:proofErr w:type="gramStart"/>
+      <w:r>
+        <w:rPr>
+          <w:b/>
+          <w:bCs/>
+          <w:lang w:val="it-CH"/>
+        </w:rPr>
+        <w:t>member.function</w:t>
+      </w:r>
+      <w:proofErr w:type="spellEnd"/>
+      <w:r>
+        <w:rPr>
+          <w:b/>
+          <w:bCs/>
+          <w:lang w:val="it-CH"/>
+        </w:rPr>
+        <w:t>]</w:t>
+      </w:r>
+      <w:r>
+        <w:rPr>
+          <w:b/>
+          <w:bCs/>
+          <w:lang w:val="it-CH"/>
+        </w:rPr>
+        <w:t>:</w:t>
+      </w:r>
+      <w:proofErr w:type="spellStart"/>
+      <w:r>
+        <w:rPr>
+          <w:b/>
+          <w:bCs/>
+          <w:lang w:val="it-CH"/>
+        </w:rPr>
+        <w:t>lower</w:t>
+      </w:r>
+      <w:proofErr w:type="spellEnd"/>
+      <w:proofErr w:type="gramEnd"/>
       <w:r>
         <w:rPr>
           <w:b/>
@@ -1816,21 +2751,71 @@
           <w:highlight w:val="yellow"/>
           <w:lang w:val="it-CH"/>
         </w:rPr>
-        <w:t>&lt;&lt;/if&gt;&gt;</w:t>
-      </w:r>
-    </w:p>
-    <w:p>
-      <w:pPr>
-        <w:rPr>
-          <w:lang w:val="it-CH"/>
-        </w:rPr>
-      </w:pPr>
-      <w:r>
-        <w:rPr>
-          <w:highlight w:val="yellow"/>
-          <w:lang w:val="it-CH"/>
-        </w:rPr>
-        <w:t>&lt;&lt;if [member.formLetterType == 4]&gt;&gt;</w:t>
+        <w:t>&lt;&lt;/</w:t>
+      </w:r>
+      <w:proofErr w:type="spellStart"/>
+      <w:r>
+        <w:rPr>
+          <w:highlight w:val="yellow"/>
+          <w:lang w:val="it-CH"/>
+        </w:rPr>
+        <w:t>if</w:t>
+      </w:r>
+      <w:proofErr w:type="spellEnd"/>
+      <w:r>
+        <w:rPr>
+          <w:highlight w:val="yellow"/>
+          <w:lang w:val="it-CH"/>
+        </w:rPr>
+        <w:t>&gt;&gt;</w:t>
+      </w:r>
+    </w:p>
+    <w:p>
+      <w:pPr>
+        <w:rPr>
+          <w:lang w:val="it-CH"/>
+        </w:rPr>
+      </w:pPr>
+      <w:r>
+        <w:rPr>
+          <w:highlight w:val="yellow"/>
+          <w:lang w:val="it-CH"/>
+        </w:rPr>
+        <w:t>&lt;&lt;</w:t>
+      </w:r>
+      <w:proofErr w:type="spellStart"/>
+      <w:r>
+        <w:rPr>
+          <w:highlight w:val="yellow"/>
+          <w:lang w:val="it-CH"/>
+        </w:rPr>
+        <w:t>if</w:t>
+      </w:r>
+      <w:proofErr w:type="spellEnd"/>
+      <w:r>
+        <w:rPr>
+          <w:highlight w:val="yellow"/>
+          <w:lang w:val="it-CH"/>
+        </w:rPr>
+        <w:t xml:space="preserve"> [</w:t>
+      </w:r>
+      <w:proofErr w:type="spellStart"/>
+      <w:proofErr w:type="gramStart"/>
+      <w:r>
+        <w:rPr>
+          <w:highlight w:val="yellow"/>
+          <w:lang w:val="it-CH"/>
+        </w:rPr>
+        <w:t>member.formLetterType</w:t>
+      </w:r>
+      <w:proofErr w:type="spellEnd"/>
+      <w:proofErr w:type="gramEnd"/>
+      <w:r>
+        <w:rPr>
+          <w:highlight w:val="yellow"/>
+          <w:lang w:val="it-CH"/>
+        </w:rPr>
+        <w:t xml:space="preserve"> == 4]&gt;&gt;</w:t>
       </w:r>
     </w:p>
     <w:p>
@@ -1849,7 +2834,43 @@
         <w:rPr>
           <w:lang w:val="it-CH"/>
         </w:rPr>
-        <w:t>&lt;&lt;[formLetter.termOfOfficeEndDate]:"dd.MM.yyyy"&gt;&gt;</w:t>
+        <w:t>&lt;</w:t>
+      </w:r>
+      <w:proofErr w:type="gramStart"/>
+      <w:r>
+        <w:rPr>
+          <w:lang w:val="it-CH"/>
+        </w:rPr>
+        <w:t>&lt;[</w:t>
+      </w:r>
+      <w:proofErr w:type="spellStart"/>
+      <w:proofErr w:type="gramEnd"/>
+      <w:r>
+        <w:rPr>
+          <w:lang w:val="it-CH"/>
+        </w:rPr>
+        <w:t>formLetter.termOfOfficeEndDate</w:t>
+      </w:r>
+      <w:proofErr w:type="spellEnd"/>
+      <w:r>
+        <w:rPr>
+          <w:lang w:val="it-CH"/>
+        </w:rPr>
+        <w:t>]:"</w:t>
+      </w:r>
+      <w:proofErr w:type="spellStart"/>
+      <w:r>
+        <w:rPr>
+          <w:lang w:val="it-CH"/>
+        </w:rPr>
+        <w:t>dd.MM.yyyy</w:t>
+      </w:r>
+      <w:proofErr w:type="spellEnd"/>
+      <w:r>
+        <w:rPr>
+          <w:lang w:val="it-CH"/>
+        </w:rPr>
+        <w:t>"&gt;&gt;</w:t>
       </w:r>
       <w:r>
         <w:rPr>
@@ -1863,16 +2884,46 @@
           <w:bCs/>
           <w:lang w:val="it-CH"/>
         </w:rPr>
-        <w:t>&lt;&lt;[member.function]</w:t>
-      </w:r>
-      <w:r>
-        <w:rPr>
-          <w:b/>
-          <w:bCs/>
-          <w:lang w:val="it-CH"/>
-        </w:rPr>
-        <w:t>:lower</w:t>
-      </w:r>
+        <w:t>&lt;&lt;[</w:t>
+      </w:r>
+      <w:proofErr w:type="spellStart"/>
+      <w:proofErr w:type="gramStart"/>
+      <w:r>
+        <w:rPr>
+          <w:b/>
+          <w:bCs/>
+          <w:lang w:val="it-CH"/>
+        </w:rPr>
+        <w:t>member.function</w:t>
+      </w:r>
+      <w:proofErr w:type="spellEnd"/>
+      <w:r>
+        <w:rPr>
+          <w:b/>
+          <w:bCs/>
+          <w:lang w:val="it-CH"/>
+        </w:rPr>
+        <w:t>]</w:t>
+      </w:r>
+      <w:r>
+        <w:rPr>
+          <w:b/>
+          <w:bCs/>
+          <w:lang w:val="it-CH"/>
+        </w:rPr>
+        <w:t>:</w:t>
+      </w:r>
+      <w:proofErr w:type="spellStart"/>
+      <w:r>
+        <w:rPr>
+          <w:b/>
+          <w:bCs/>
+          <w:lang w:val="it-CH"/>
+        </w:rPr>
+        <w:t>lower</w:t>
+      </w:r>
+      <w:proofErr w:type="spellEnd"/>
+      <w:proofErr w:type="gramEnd"/>
       <w:r>
         <w:rPr>
           <w:b/>
@@ -1889,31 +2940,362 @@
       </w:r>
     </w:p>
     <w:p>
-      <w:pPr>
-        <w:rPr>
-          <w:lang w:val="en-US"/>
-        </w:rPr>
-      </w:pPr>
-      <w:r>
-        <w:rPr>
-          <w:highlight w:val="yellow"/>
-          <w:lang w:val="en-US"/>
-        </w:rPr>
-        <w:t>&lt;&lt;/if&gt;&gt;</w:t>
-      </w:r>
-    </w:p>
-    <w:p>
-      <w:pPr>
-        <w:rPr>
-          <w:lang w:val="en-US"/>
-        </w:rPr>
-      </w:pPr>
-      <w:r>
-        <w:rPr>
-          <w:highlight w:val="yellow"/>
-          <w:lang w:val="en-US"/>
-        </w:rPr>
-        <w:t xml:space="preserve">&lt;&lt;if [member.formLetterType == </w:t>
+      <w:r>
+        <w:rPr>
+          <w:highlight w:val="yellow"/>
+        </w:rPr>
+        <w:t>&lt;&lt;/</w:t>
+      </w:r>
+      <w:proofErr w:type="spellStart"/>
+      <w:r>
+        <w:rPr>
+          <w:highlight w:val="yellow"/>
+        </w:rPr>
+        <w:t>if</w:t>
+      </w:r>
+      <w:proofErr w:type="spellEnd"/>
+      <w:r>
+        <w:rPr>
+          <w:highlight w:val="yellow"/>
+        </w:rPr>
+        <w:t>&gt;&gt;</w:t>
+      </w:r>
+    </w:p>
+    <w:p>
+      <w:r>
+        <w:rPr>
+          <w:highlight w:val="yellow"/>
+        </w:rPr>
+        <w:t>&lt;&lt;</w:t>
+      </w:r>
+      <w:proofErr w:type="spellStart"/>
+      <w:r>
+        <w:rPr>
+          <w:highlight w:val="yellow"/>
+        </w:rPr>
+        <w:t>if</w:t>
+      </w:r>
+      <w:proofErr w:type="spellEnd"/>
+      <w:r>
+        <w:rPr>
+          <w:highlight w:val="yellow"/>
+        </w:rPr>
+        <w:t xml:space="preserve"> [</w:t>
+      </w:r>
+      <w:proofErr w:type="spellStart"/>
+      <w:proofErr w:type="gramStart"/>
+      <w:r>
+        <w:rPr>
+          <w:highlight w:val="yellow"/>
+        </w:rPr>
+        <w:t>member.formLetterType</w:t>
+      </w:r>
+      <w:proofErr w:type="spellEnd"/>
+      <w:proofErr w:type="gramEnd"/>
+      <w:r>
+        <w:rPr>
+          <w:highlight w:val="yellow"/>
+        </w:rPr>
+        <w:t xml:space="preserve"> == </w:t>
+      </w:r>
+      <w:r>
+        <w:rPr>
+          <w:highlight w:val="yellow"/>
+        </w:rPr>
+        <w:t>5</w:t>
+      </w:r>
+      <w:r>
+        <w:rPr>
+          <w:highlight w:val="yellow"/>
+        </w:rPr>
+        <w:t>]&gt;&gt;</w:t>
+      </w:r>
+      <w:r>
+        <w:rPr>
+          <w:noProof/>
+        </w:rPr>
+        <w:t xml:space="preserve"> </w:t>
+      </w:r>
+    </w:p>
+    <w:p>
+      <w:pPr>
+        <w:rPr>
+          <w:lang w:val="it-CH"/>
+        </w:rPr>
+      </w:pPr>
+      <w:r>
+        <w:rPr>
+          <w:lang w:val="it-CH"/>
+        </w:rPr>
+        <w:t>Il Consiglio federale ha deciso lo scioglimento del seguente organo con effetto dal</w:t>
+      </w:r>
+      <w:r>
+        <w:rPr>
+          <w:lang w:val="it-CH"/>
+        </w:rPr>
+        <w:t xml:space="preserve"> &lt;&lt;[</w:t>
+      </w:r>
+      <w:proofErr w:type="spellStart"/>
+      <w:proofErr w:type="gramStart"/>
+      <w:r>
+        <w:rPr>
+          <w:lang w:val="it-CH"/>
+        </w:rPr>
+        <w:t>member.endDate</w:t>
+      </w:r>
+      <w:proofErr w:type="spellEnd"/>
+      <w:proofErr w:type="gramEnd"/>
+      <w:r>
+        <w:rPr>
+          <w:lang w:val="it-CH"/>
+        </w:rPr>
+        <w:t>]:"</w:t>
+      </w:r>
+      <w:proofErr w:type="spellStart"/>
+      <w:r>
+        <w:rPr>
+          <w:lang w:val="it-CH"/>
+        </w:rPr>
+        <w:t>dd.MM.yyyy</w:t>
+      </w:r>
+      <w:proofErr w:type="spellEnd"/>
+      <w:r>
+        <w:rPr>
+          <w:lang w:val="it-CH"/>
+        </w:rPr>
+        <w:t>"&gt;&gt;</w:t>
+      </w:r>
+      <w:r>
+        <w:rPr>
+          <w:lang w:val="it-CH"/>
+        </w:rPr>
+        <w:t>:</w:t>
+      </w:r>
+    </w:p>
+    <w:p>
+      <w:pPr>
+        <w:rPr>
+          <w:lang w:val="it-CH"/>
+        </w:rPr>
+      </w:pPr>
+    </w:p>
+    <w:p>
+      <w:pPr>
+        <w:rPr>
+          <w:b/>
+          <w:bCs/>
+        </w:rPr>
+      </w:pPr>
+      <w:r>
+        <w:rPr>
+          <w:b/>
+          <w:bCs/>
+        </w:rPr>
+        <w:t>&lt;&lt;[</w:t>
+      </w:r>
+      <w:proofErr w:type="spellStart"/>
+      <w:proofErr w:type="gramStart"/>
+      <w:r>
+        <w:rPr>
+          <w:b/>
+          <w:bCs/>
+        </w:rPr>
+        <w:t>member</w:t>
+      </w:r>
+      <w:r>
+        <w:rPr>
+          <w:b/>
+          <w:bCs/>
+        </w:rPr>
+        <w:t>.committeeName</w:t>
+      </w:r>
+      <w:proofErr w:type="spellEnd"/>
+      <w:proofErr w:type="gramEnd"/>
+      <w:r>
+        <w:rPr>
+          <w:b/>
+          <w:bCs/>
+        </w:rPr>
+        <w:t>]&gt;&gt;</w:t>
+      </w:r>
+    </w:p>
+    <w:p>
+      <w:pPr>
+        <w:rPr>
+          <w:b/>
+          <w:bCs/>
+        </w:rPr>
+      </w:pPr>
+    </w:p>
+    <w:p>
+      <w:pPr>
+        <w:rPr>
+          <w:lang w:val="it-CH"/>
+        </w:rPr>
+      </w:pPr>
+      <w:r>
+        <w:rPr>
+          <w:lang w:val="it-CH"/>
+        </w:rPr>
+        <w:t xml:space="preserve">Di conseguenza, constata la cessazione della Sua funzione di </w:t>
+      </w:r>
+      <w:r>
+        <w:rPr>
+          <w:b/>
+          <w:bCs/>
+          <w:lang w:val="it-CH"/>
+        </w:rPr>
+        <w:t>&lt;&lt;[</w:t>
+      </w:r>
+      <w:proofErr w:type="spellStart"/>
+      <w:proofErr w:type="gramStart"/>
+      <w:r>
+        <w:rPr>
+          <w:b/>
+          <w:bCs/>
+          <w:lang w:val="it-CH"/>
+        </w:rPr>
+        <w:t>member.function</w:t>
+      </w:r>
+      <w:proofErr w:type="spellEnd"/>
+      <w:proofErr w:type="gramEnd"/>
+      <w:r>
+        <w:rPr>
+          <w:b/>
+          <w:bCs/>
+          <w:lang w:val="it-CH"/>
+        </w:rPr>
+        <w:t>]&gt;&gt;</w:t>
+      </w:r>
+      <w:r>
+        <w:rPr>
+          <w:b/>
+          <w:lang w:val="it-CH"/>
+        </w:rPr>
+        <w:t xml:space="preserve"> </w:t>
+      </w:r>
+      <w:r>
+        <w:rPr>
+          <w:lang w:val="it-CH"/>
+        </w:rPr>
+        <w:t xml:space="preserve">con effetto dal </w:t>
+      </w:r>
+      <w:r>
+        <w:rPr>
+          <w:lang w:val="it-CH"/>
+        </w:rPr>
+        <w:t>&lt;&lt;[</w:t>
+      </w:r>
+      <w:proofErr w:type="spellStart"/>
+      <w:proofErr w:type="gramStart"/>
+      <w:r>
+        <w:rPr>
+          <w:lang w:val="it-CH"/>
+        </w:rPr>
+        <w:t>member.endDate</w:t>
+      </w:r>
+      <w:proofErr w:type="spellEnd"/>
+      <w:proofErr w:type="gramEnd"/>
+      <w:r>
+        <w:rPr>
+          <w:lang w:val="it-CH"/>
+        </w:rPr>
+        <w:t>]:"</w:t>
+      </w:r>
+      <w:proofErr w:type="spellStart"/>
+      <w:r>
+        <w:rPr>
+          <w:lang w:val="it-CH"/>
+        </w:rPr>
+        <w:t>dd.MM.yyyy</w:t>
+      </w:r>
+      <w:proofErr w:type="spellEnd"/>
+      <w:r>
+        <w:rPr>
+          <w:lang w:val="it-CH"/>
+        </w:rPr>
+        <w:t>"&gt;&gt;</w:t>
+      </w:r>
+      <w:r>
+        <w:rPr>
+          <w:lang w:val="it-CH"/>
+        </w:rPr>
+        <w:t>.</w:t>
+      </w:r>
+    </w:p>
+    <w:p>
+      <w:pPr>
+        <w:rPr>
+          <w:b/>
+          <w:lang w:val="it-CH"/>
+        </w:rPr>
+      </w:pPr>
+    </w:p>
+    <w:p>
+      <w:pPr>
+        <w:rPr>
+          <w:lang w:val="it-CH"/>
+        </w:rPr>
+      </w:pPr>
+      <w:r>
+        <w:rPr>
+          <w:lang w:val="it-CH"/>
+        </w:rPr>
+        <w:t>A nome del Consiglio federale, Le rivolgo i miei più sinceri ringraziamenti per l'eccellente lavoro svolto e i miei migliori auguri per il futuro.</w:t>
+      </w:r>
+    </w:p>
+    <w:p>
+      <w:r>
+        <w:rPr>
+          <w:highlight w:val="yellow"/>
+        </w:rPr>
+        <w:t>&lt;&lt;/</w:t>
+      </w:r>
+      <w:proofErr w:type="spellStart"/>
+      <w:r>
+        <w:rPr>
+          <w:highlight w:val="yellow"/>
+        </w:rPr>
+        <w:t>if</w:t>
+      </w:r>
+      <w:proofErr w:type="spellEnd"/>
+      <w:r>
+        <w:rPr>
+          <w:highlight w:val="yellow"/>
+        </w:rPr>
+        <w:t>&gt;&gt;</w:t>
+      </w:r>
+    </w:p>
+    <w:p>
+      <w:pPr>
+        <w:rPr>
+          <w:lang w:val="en-US"/>
+        </w:rPr>
+      </w:pPr>
+      <w:r>
+        <w:rPr>
+          <w:highlight w:val="yellow"/>
+          <w:lang w:val="en-US"/>
+        </w:rPr>
+        <w:t>&lt;&lt;if [</w:t>
+      </w:r>
+      <w:proofErr w:type="spellStart"/>
+      <w:proofErr w:type="gramStart"/>
+      <w:r>
+        <w:rPr>
+          <w:highlight w:val="yellow"/>
+          <w:lang w:val="en-US"/>
+        </w:rPr>
+        <w:t>member.formLetterType</w:t>
+      </w:r>
+      <w:proofErr w:type="spellEnd"/>
+      <w:proofErr w:type="gramEnd"/>
+      <w:r>
+        <w:rPr>
+          <w:highlight w:val="yellow"/>
+          <w:lang w:val="en-US"/>
+        </w:rPr>
+        <w:t xml:space="preserve"> == </w:t>
       </w:r>
       <w:r>
         <w:rPr>
@@ -1927,7 +3309,25 @@
           <w:highlight w:val="yellow"/>
           <w:lang w:val="en-US"/>
         </w:rPr>
-        <w:t xml:space="preserve"> || member.formLetterType == </w:t>
+        <w:t xml:space="preserve"> || </w:t>
+      </w:r>
+      <w:proofErr w:type="spellStart"/>
+      <w:proofErr w:type="gramStart"/>
+      <w:r>
+        <w:rPr>
+          <w:highlight w:val="yellow"/>
+          <w:lang w:val="en-US"/>
+        </w:rPr>
+        <w:t>member.formLetterType</w:t>
+      </w:r>
+      <w:proofErr w:type="spellEnd"/>
+      <w:proofErr w:type="gramEnd"/>
+      <w:r>
+        <w:rPr>
+          <w:highlight w:val="yellow"/>
+          <w:lang w:val="en-US"/>
+        </w:rPr>
+        <w:t xml:space="preserve"> == </w:t>
       </w:r>
       <w:r>
         <w:rPr>
@@ -1950,12 +3350,23 @@
         </w:rPr>
         <w:t xml:space="preserve">|| </w:t>
       </w:r>
-      <w:r>
-        <w:rPr>
-          <w:highlight w:val="yellow"/>
-          <w:lang w:val="en-US"/>
-        </w:rPr>
-        <w:t xml:space="preserve">member.formLetterType == </w:t>
+      <w:proofErr w:type="spellStart"/>
+      <w:proofErr w:type="gramStart"/>
+      <w:r>
+        <w:rPr>
+          <w:highlight w:val="yellow"/>
+          <w:lang w:val="en-US"/>
+        </w:rPr>
+        <w:t>member.formLetterType</w:t>
+      </w:r>
+      <w:proofErr w:type="spellEnd"/>
+      <w:proofErr w:type="gramEnd"/>
+      <w:r>
+        <w:rPr>
+          <w:highlight w:val="yellow"/>
+          <w:lang w:val="en-US"/>
+        </w:rPr>
+        <w:t xml:space="preserve"> == </w:t>
       </w:r>
       <w:r>
         <w:rPr>
@@ -1995,48 +3406,118 @@
           <w:bCs/>
           <w:lang w:val="it-CH"/>
         </w:rPr>
-        <w:t>&lt;&lt;[member.committeeName]&gt;&gt;</w:t>
-      </w:r>
-    </w:p>
-    <w:p>
-      <w:pPr>
-        <w:rPr>
-          <w:lang w:val="it-CH"/>
-        </w:rPr>
-      </w:pPr>
-    </w:p>
-    <w:p>
-      <w:pPr>
-        <w:rPr>
-          <w:lang w:val="it-CH"/>
-        </w:rPr>
-      </w:pPr>
-      <w:r>
-        <w:rPr>
-          <w:lang w:val="it-CH"/>
-        </w:rPr>
-        <w:t>A nome del Consiglio federale, Le rivolgo i miei più sinceri ringraziamenti per l'eccellente lavoro svolto e i miei migliori auguri per il futuro.</w:t>
-      </w:r>
-      <w:r>
-        <w:rPr>
-          <w:highlight w:val="yellow"/>
-          <w:lang w:val="it-CH"/>
-        </w:rPr>
-        <w:t>&lt;&lt;/if&gt;&gt;</w:t>
-      </w:r>
-    </w:p>
-    <w:p>
-      <w:pPr>
-        <w:rPr>
-          <w:lang w:val="en-US"/>
-        </w:rPr>
-      </w:pPr>
-      <w:r>
-        <w:rPr>
-          <w:highlight w:val="yellow"/>
-          <w:lang w:val="en-US"/>
-        </w:rPr>
-        <w:t xml:space="preserve">&lt;&lt;if [member.formLetterType == </w:t>
+        <w:t>&lt;&lt;[</w:t>
+      </w:r>
+      <w:proofErr w:type="spellStart"/>
+      <w:proofErr w:type="gramStart"/>
+      <w:r>
+        <w:rPr>
+          <w:b/>
+          <w:bCs/>
+          <w:lang w:val="it-CH"/>
+        </w:rPr>
+        <w:t>member.committeeName</w:t>
+      </w:r>
+      <w:proofErr w:type="spellEnd"/>
+      <w:proofErr w:type="gramEnd"/>
+      <w:r>
+        <w:rPr>
+          <w:b/>
+          <w:bCs/>
+          <w:lang w:val="it-CH"/>
+        </w:rPr>
+        <w:t>]&gt;&gt;</w:t>
+      </w:r>
+    </w:p>
+    <w:p>
+      <w:pPr>
+        <w:rPr>
+          <w:lang w:val="it-CH"/>
+        </w:rPr>
+      </w:pPr>
+    </w:p>
+    <w:p>
+      <w:pPr>
+        <w:rPr>
+          <w:lang w:val="it-CH"/>
+        </w:rPr>
+      </w:pPr>
+      <w:r>
+        <w:rPr>
+          <w:lang w:val="it-CH"/>
+        </w:rPr>
+        <w:lastRenderedPageBreak/>
+        <w:t xml:space="preserve">A nome del Consiglio federale, Le rivolgo i miei più sinceri ringraziamenti per l'eccellente lavoro svolto e i miei migliori auguri per il </w:t>
+      </w:r>
+      <w:proofErr w:type="gramStart"/>
+      <w:r>
+        <w:rPr>
+          <w:lang w:val="it-CH"/>
+        </w:rPr>
+        <w:t>futuro.</w:t>
+      </w:r>
+      <w:r>
+        <w:rPr>
+          <w:highlight w:val="yellow"/>
+          <w:lang w:val="it-CH"/>
+        </w:rPr>
+        <w:t>&lt;</w:t>
+      </w:r>
+      <w:proofErr w:type="gramEnd"/>
+      <w:r>
+        <w:rPr>
+          <w:highlight w:val="yellow"/>
+          <w:lang w:val="it-CH"/>
+        </w:rPr>
+        <w:t>&lt;/</w:t>
+      </w:r>
+      <w:proofErr w:type="spellStart"/>
+      <w:r>
+        <w:rPr>
+          <w:highlight w:val="yellow"/>
+          <w:lang w:val="it-CH"/>
+        </w:rPr>
+        <w:t>if</w:t>
+      </w:r>
+      <w:proofErr w:type="spellEnd"/>
+      <w:r>
+        <w:rPr>
+          <w:highlight w:val="yellow"/>
+          <w:lang w:val="it-CH"/>
+        </w:rPr>
+        <w:t>&gt;&gt;</w:t>
+      </w:r>
+    </w:p>
+    <w:p>
+      <w:pPr>
+        <w:rPr>
+          <w:lang w:val="en-US"/>
+        </w:rPr>
+      </w:pPr>
+      <w:r>
+        <w:rPr>
+          <w:highlight w:val="yellow"/>
+          <w:lang w:val="en-US"/>
+        </w:rPr>
+        <w:t>&lt;&lt;if [</w:t>
+      </w:r>
+      <w:proofErr w:type="spellStart"/>
+      <w:proofErr w:type="gramStart"/>
+      <w:r>
+        <w:rPr>
+          <w:highlight w:val="yellow"/>
+          <w:lang w:val="en-US"/>
+        </w:rPr>
+        <w:t>member.formLetterType</w:t>
+      </w:r>
+      <w:proofErr w:type="spellEnd"/>
+      <w:proofErr w:type="gramEnd"/>
+      <w:r>
+        <w:rPr>
+          <w:highlight w:val="yellow"/>
+          <w:lang w:val="en-US"/>
+        </w:rPr>
+        <w:t xml:space="preserve"> == </w:t>
       </w:r>
       <w:r>
         <w:rPr>
@@ -2050,7 +3531,25 @@
           <w:highlight w:val="yellow"/>
           <w:lang w:val="en-US"/>
         </w:rPr>
-        <w:t xml:space="preserve"> || member.formLetterType == </w:t>
+        <w:t xml:space="preserve"> || </w:t>
+      </w:r>
+      <w:proofErr w:type="spellStart"/>
+      <w:proofErr w:type="gramStart"/>
+      <w:r>
+        <w:rPr>
+          <w:highlight w:val="yellow"/>
+          <w:lang w:val="en-US"/>
+        </w:rPr>
+        <w:t>member.formLetterType</w:t>
+      </w:r>
+      <w:proofErr w:type="spellEnd"/>
+      <w:proofErr w:type="gramEnd"/>
+      <w:r>
+        <w:rPr>
+          <w:highlight w:val="yellow"/>
+          <w:lang w:val="en-US"/>
+        </w:rPr>
+        <w:t xml:space="preserve"> == </w:t>
       </w:r>
       <w:r>
         <w:rPr>
@@ -2099,7 +3598,57 @@
           <w:highlight w:val="yellow"/>
           <w:lang w:val="it-CH"/>
         </w:rPr>
-        <w:t>&lt;&lt;/if&gt;&gt;&lt;&lt;if [member.formLetterType == 0]&gt;&gt;</w:t>
+        <w:t>&lt;&lt;/</w:t>
+      </w:r>
+      <w:proofErr w:type="spellStart"/>
+      <w:r>
+        <w:rPr>
+          <w:highlight w:val="yellow"/>
+          <w:lang w:val="it-CH"/>
+        </w:rPr>
+        <w:t>if</w:t>
+      </w:r>
+      <w:proofErr w:type="spellEnd"/>
+      <w:r>
+        <w:rPr>
+          <w:highlight w:val="yellow"/>
+          <w:lang w:val="it-CH"/>
+        </w:rPr>
+        <w:t>&gt;&gt;&lt;&lt;</w:t>
+      </w:r>
+      <w:proofErr w:type="spellStart"/>
+      <w:r>
+        <w:rPr>
+          <w:highlight w:val="yellow"/>
+          <w:lang w:val="it-CH"/>
+        </w:rPr>
+        <w:t>if</w:t>
+      </w:r>
+      <w:proofErr w:type="spellEnd"/>
+      <w:r>
+        <w:rPr>
+          <w:highlight w:val="yellow"/>
+          <w:lang w:val="it-CH"/>
+        </w:rPr>
+        <w:t xml:space="preserve"> [</w:t>
+      </w:r>
+      <w:proofErr w:type="spellStart"/>
+      <w:proofErr w:type="gramStart"/>
+      <w:r>
+        <w:rPr>
+          <w:highlight w:val="yellow"/>
+          <w:lang w:val="it-CH"/>
+        </w:rPr>
+        <w:t>member.formLetterType</w:t>
+      </w:r>
+      <w:proofErr w:type="spellEnd"/>
+      <w:proofErr w:type="gramEnd"/>
+      <w:r>
+        <w:rPr>
+          <w:highlight w:val="yellow"/>
+          <w:lang w:val="it-CH"/>
+        </w:rPr>
+        <w:t xml:space="preserve"> == 0]&gt;&gt;</w:t>
       </w:r>
       <w:r>
         <w:rPr>
@@ -2127,7 +3676,57 @@
           <w:highlight w:val="yellow"/>
           <w:lang w:val="it-CH"/>
         </w:rPr>
-        <w:t>&lt;&lt;/if&gt;&gt;&lt;&lt;if [member.formLetterType == 1]&gt;&gt;</w:t>
+        <w:t>&lt;&lt;/</w:t>
+      </w:r>
+      <w:proofErr w:type="spellStart"/>
+      <w:r>
+        <w:rPr>
+          <w:highlight w:val="yellow"/>
+          <w:lang w:val="it-CH"/>
+        </w:rPr>
+        <w:t>if</w:t>
+      </w:r>
+      <w:proofErr w:type="spellEnd"/>
+      <w:r>
+        <w:rPr>
+          <w:highlight w:val="yellow"/>
+          <w:lang w:val="it-CH"/>
+        </w:rPr>
+        <w:t>&gt;&gt;&lt;&lt;</w:t>
+      </w:r>
+      <w:proofErr w:type="spellStart"/>
+      <w:r>
+        <w:rPr>
+          <w:highlight w:val="yellow"/>
+          <w:lang w:val="it-CH"/>
+        </w:rPr>
+        <w:t>if</w:t>
+      </w:r>
+      <w:proofErr w:type="spellEnd"/>
+      <w:r>
+        <w:rPr>
+          <w:highlight w:val="yellow"/>
+          <w:lang w:val="it-CH"/>
+        </w:rPr>
+        <w:t xml:space="preserve"> [</w:t>
+      </w:r>
+      <w:proofErr w:type="spellStart"/>
+      <w:proofErr w:type="gramStart"/>
+      <w:r>
+        <w:rPr>
+          <w:highlight w:val="yellow"/>
+          <w:lang w:val="it-CH"/>
+        </w:rPr>
+        <w:t>member.formLetterType</w:t>
+      </w:r>
+      <w:proofErr w:type="spellEnd"/>
+      <w:proofErr w:type="gramEnd"/>
+      <w:r>
+        <w:rPr>
+          <w:highlight w:val="yellow"/>
+          <w:lang w:val="it-CH"/>
+        </w:rPr>
+        <w:t xml:space="preserve"> == 1]&gt;&gt;</w:t>
       </w:r>
       <w:r>
         <w:rPr>
@@ -2148,7 +3747,15 @@
           <w:i/>
           <w:lang w:val="it-CH"/>
         </w:rPr>
-        <w:t>www.admin.ch &gt; Amministrazione federale &gt; Commissioni extraparlamentari</w:t>
+        <w:t xml:space="preserve">www.admin.ch &gt; Amministrazione federale &gt; Commissioni </w:t>
+      </w:r>
+      <w:proofErr w:type="gramStart"/>
+      <w:r>
+        <w:rPr>
+          <w:i/>
+          <w:lang w:val="it-CH"/>
+        </w:rPr>
+        <w:t>extraparlamentari</w:t>
       </w:r>
       <w:r>
         <w:rPr>
@@ -2162,7 +3769,31 @@
           <w:highlight w:val="yellow"/>
           <w:lang w:val="it-CH"/>
         </w:rPr>
-        <w:t>&lt;&lt;/if&gt;&gt;</w:t>
+        <w:t>&lt;</w:t>
+      </w:r>
+      <w:proofErr w:type="gramEnd"/>
+      <w:r>
+        <w:rPr>
+          <w:highlight w:val="yellow"/>
+          <w:lang w:val="it-CH"/>
+        </w:rPr>
+        <w:t>&lt;/</w:t>
+      </w:r>
+      <w:proofErr w:type="spellStart"/>
+      <w:r>
+        <w:rPr>
+          <w:highlight w:val="yellow"/>
+          <w:lang w:val="it-CH"/>
+        </w:rPr>
+        <w:t>if</w:t>
+      </w:r>
+      <w:proofErr w:type="spellEnd"/>
+      <w:r>
+        <w:rPr>
+          <w:highlight w:val="yellow"/>
+          <w:lang w:val="it-CH"/>
+        </w:rPr>
+        <w:t>&gt;&gt;</w:t>
       </w:r>
     </w:p>
     <w:p>
@@ -2186,25 +3817,57 @@
           <w:lang w:val="en-US"/>
         </w:rPr>
       </w:pPr>
-      <w:r>
-        <w:rPr>
-          <w:lang w:val="en-US"/>
-        </w:rPr>
-        <w:t>Cordiali saluti</w:t>
-      </w:r>
-    </w:p>
-    <w:p>
-      <w:pPr>
-        <w:rPr>
-          <w:lang w:val="en-US"/>
-        </w:rPr>
-      </w:pPr>
-      <w:r>
-        <w:rPr>
-          <w:highlight w:val="yellow"/>
-          <w:lang w:val="en-US"/>
-        </w:rPr>
-        <w:t>&lt;&lt;if [formLetter.hasSignature]&gt;&gt;</w:t>
+      <w:proofErr w:type="spellStart"/>
+      <w:r>
+        <w:rPr>
+          <w:lang w:val="en-US"/>
+        </w:rPr>
+        <w:t>Cordiali</w:t>
+      </w:r>
+      <w:proofErr w:type="spellEnd"/>
+      <w:r>
+        <w:rPr>
+          <w:lang w:val="en-US"/>
+        </w:rPr>
+        <w:t xml:space="preserve"> </w:t>
+      </w:r>
+      <w:proofErr w:type="spellStart"/>
+      <w:r>
+        <w:rPr>
+          <w:lang w:val="en-US"/>
+        </w:rPr>
+        <w:t>saluti</w:t>
+      </w:r>
+      <w:proofErr w:type="spellEnd"/>
+    </w:p>
+    <w:p>
+      <w:pPr>
+        <w:rPr>
+          <w:lang w:val="en-US"/>
+        </w:rPr>
+      </w:pPr>
+      <w:r>
+        <w:rPr>
+          <w:highlight w:val="yellow"/>
+          <w:lang w:val="en-US"/>
+        </w:rPr>
+        <w:t>&lt;&lt;if [</w:t>
+      </w:r>
+      <w:proofErr w:type="spellStart"/>
+      <w:r>
+        <w:rPr>
+          <w:highlight w:val="yellow"/>
+          <w:lang w:val="en-US"/>
+        </w:rPr>
+        <w:t>formLetter.hasSignature</w:t>
+      </w:r>
+      <w:proofErr w:type="spellEnd"/>
+      <w:r>
+        <w:rPr>
+          <w:highlight w:val="yellow"/>
+          <w:lang w:val="en-US"/>
+        </w:rPr>
+        <w:t>]&gt;&gt;</w:t>
       </w:r>
       <w:r>
         <w:rPr>
@@ -2249,7 +3912,23 @@
                         <w:txbxContent>
                           <w:p>
                             <w:r>
-                              <w:t>&lt;&lt;image [formLetter.senderSignature]&gt;&gt;</w:t>
+                              <w:t>&lt;&lt;</w:t>
+                            </w:r>
+                            <w:proofErr w:type="spellStart"/>
+                            <w:r>
+                              <w:t>image</w:t>
+                            </w:r>
+                            <w:proofErr w:type="spellEnd"/>
+                            <w:r>
+                              <w:t xml:space="preserve"> [</w:t>
+                            </w:r>
+                            <w:proofErr w:type="spellStart"/>
+                            <w:r>
+                              <w:t>formLetter.senderSignature</w:t>
+                            </w:r>
+                            <w:proofErr w:type="spellEnd"/>
+                            <w:r>
+                              <w:t>]&gt;&gt;</w:t>
                             </w:r>
                           </w:p>
                         </w:txbxContent>
@@ -2274,7 +3953,23 @@
                   <w:txbxContent>
                     <w:p>
                       <w:r>
-                        <w:t>&lt;&lt;image [formLetter.senderSignature]&gt;&gt;</w:t>
+                        <w:t>&lt;&lt;</w:t>
+                      </w:r>
+                      <w:proofErr w:type="spellStart"/>
+                      <w:r>
+                        <w:t>image</w:t>
+                      </w:r>
+                      <w:proofErr w:type="spellEnd"/>
+                      <w:r>
+                        <w:t xml:space="preserve"> [</w:t>
+                      </w:r>
+                      <w:proofErr w:type="spellStart"/>
+                      <w:r>
+                        <w:t>formLetter.senderSignature</w:t>
+                      </w:r>
+                      <w:proofErr w:type="spellEnd"/>
+                      <w:r>
+                        <w:t>]&gt;&gt;</w:t>
                       </w:r>
                     </w:p>
                   </w:txbxContent>
@@ -2305,8 +4000,15 @@
           <w:highlight w:val="yellow"/>
           <w:lang w:val="en-US"/>
         </w:rPr>
-        <w:lastRenderedPageBreak/>
-        <w:t>&lt;&lt;if [</w:t>
+        <w:t xml:space="preserve">&lt;&lt;if </w:t>
+      </w:r>
+      <w:proofErr w:type="gramStart"/>
+      <w:r>
+        <w:rPr>
+          <w:highlight w:val="yellow"/>
+          <w:lang w:val="en-US"/>
+        </w:rPr>
+        <w:t>[</w:t>
       </w:r>
       <w:r>
         <w:rPr>
@@ -2315,12 +4017,22 @@
         </w:rPr>
         <w:t>!</w:t>
       </w:r>
-      <w:r>
-        <w:rPr>
-          <w:highlight w:val="yellow"/>
-          <w:lang w:val="en-US"/>
-        </w:rPr>
-        <w:t>formLetter.hasSignature]&gt;&gt;</w:t>
+      <w:proofErr w:type="spellStart"/>
+      <w:r>
+        <w:rPr>
+          <w:highlight w:val="yellow"/>
+          <w:lang w:val="en-US"/>
+        </w:rPr>
+        <w:t>formLetter.hasSignature</w:t>
+      </w:r>
+      <w:proofErr w:type="spellEnd"/>
+      <w:proofErr w:type="gramEnd"/>
+      <w:r>
+        <w:rPr>
+          <w:highlight w:val="yellow"/>
+          <w:lang w:val="en-US"/>
+        </w:rPr>
+        <w:t>]&gt;&gt;</w:t>
       </w:r>
     </w:p>
     <w:p>
@@ -2365,6 +4077,8 @@
         </w:rPr>
         <w:t>&lt;&lt;[</w:t>
       </w:r>
+      <w:proofErr w:type="spellStart"/>
+      <w:proofErr w:type="gramStart"/>
       <w:r>
         <w:rPr>
           <w:lang w:val="en-US"/>
@@ -2375,7 +4089,15 @@
         <w:rPr>
           <w:lang w:val="en-US"/>
         </w:rPr>
-        <w:t>.senderName]&gt;&gt;</w:t>
+        <w:t>.senderName</w:t>
+      </w:r>
+      <w:proofErr w:type="spellEnd"/>
+      <w:proofErr w:type="gramEnd"/>
+      <w:r>
+        <w:rPr>
+          <w:lang w:val="en-US"/>
+        </w:rPr>
+        <w:t>]&gt;&gt;</w:t>
       </w:r>
     </w:p>
     <w:p>
@@ -2390,6 +4112,8 @@
         </w:rPr>
         <w:t>&lt;&lt;[</w:t>
       </w:r>
+      <w:proofErr w:type="spellStart"/>
+      <w:proofErr w:type="gramStart"/>
       <w:r>
         <w:rPr>
           <w:lang w:val="en-US"/>
@@ -2400,7 +4124,15 @@
         <w:rPr>
           <w:lang w:val="en-US"/>
         </w:rPr>
-        <w:t>.senderFunction]&gt;&gt;</w:t>
+        <w:t>.senderFunction</w:t>
+      </w:r>
+      <w:proofErr w:type="spellEnd"/>
+      <w:proofErr w:type="gramEnd"/>
+      <w:r>
+        <w:rPr>
+          <w:lang w:val="en-US"/>
+        </w:rPr>
+        <w:t>]&gt;&gt;</w:t>
       </w:r>
     </w:p>
     <w:p>
@@ -2420,7 +4152,7 @@
     </w:p>
     <w:p>
       <w:pPr>
-        <w:pStyle w:val="Listenabsatz"/>
+        <w:pStyle w:val="ListParagraph"/>
         <w:ind w:left="0"/>
         <w:rPr>
           <w:rFonts w:eastAsia="Times New Roman" w:cs="Times New Roman"/>
@@ -2499,7 +4231,7 @@
         </w:tcPr>
         <w:p>
           <w:pPr>
-            <w:pStyle w:val="Fuzeile"/>
+            <w:pStyle w:val="Footer"/>
           </w:pPr>
         </w:p>
       </w:tc>
@@ -2510,7 +4242,7 @@
         </w:tcPr>
         <w:p>
           <w:pPr>
-            <w:pStyle w:val="Fuzeile"/>
+            <w:pStyle w:val="Footer"/>
           </w:pPr>
           <w:r>
             <w:t>&lt;&lt;[formLetter.senderOffice]&gt;&gt;</w:t>
@@ -2518,7 +4250,7 @@
         </w:p>
         <w:p>
           <w:pPr>
-            <w:pStyle w:val="Fuzeile"/>
+            <w:pStyle w:val="Footer"/>
           </w:pPr>
           <w:r>
             <w:t>&lt;&lt;[formLetter.senderName]&gt;&gt;</w:t>
@@ -2526,7 +4258,7 @@
         </w:p>
         <w:p>
           <w:pPr>
-            <w:pStyle w:val="Fuzeile"/>
+            <w:pStyle w:val="Footer"/>
           </w:pPr>
           <w:r>
             <w:t>&lt;&lt;[formLetter.senderStreet]&gt;&gt;, CH-&lt;&lt;[formLetter.senderZip]&gt;&gt; &lt;&lt;[formLetter.senderCity]&gt;&gt;</w:t>
@@ -2534,7 +4266,7 @@
         </w:p>
         <w:p>
           <w:pPr>
-            <w:pStyle w:val="Fuzeile"/>
+            <w:pStyle w:val="Footer"/>
           </w:pPr>
           <w:r>
             <w:t>&lt;&lt;[formLetter.sender</w:t>
@@ -2548,7 +4280,7 @@
         </w:p>
         <w:p>
           <w:pPr>
-            <w:pStyle w:val="Fuzeile"/>
+            <w:pStyle w:val="Footer"/>
           </w:pPr>
           <w:r>
             <w:t>&lt;&lt;[formLetter.sender</w:t>
@@ -2562,7 +4294,7 @@
         </w:p>
         <w:p>
           <w:pPr>
-            <w:pStyle w:val="Fuzeile"/>
+            <w:pStyle w:val="Footer"/>
           </w:pPr>
           <w:r>
             <w:t>&lt;&lt;[formLetter.senderWebsite]&gt;&gt;</w:t>
@@ -2591,7 +4323,7 @@
   </w:tbl>
   <w:p>
     <w:pPr>
-      <w:pStyle w:val="Fuzeile"/>
+      <w:pStyle w:val="Footer"/>
     </w:pPr>
   </w:p>
 </w:ftr>
@@ -2619,7 +4351,7 @@
         </w:tcPr>
         <w:p>
           <w:pPr>
-            <w:pStyle w:val="Fuzeile"/>
+            <w:pStyle w:val="Footer"/>
           </w:pPr>
         </w:p>
       </w:tc>
@@ -2630,7 +4362,7 @@
         </w:tcPr>
         <w:p>
           <w:pPr>
-            <w:pStyle w:val="Fuzeile"/>
+            <w:pStyle w:val="Footer"/>
           </w:pPr>
           <w:r>
             <w:t>&lt;&lt;[</w:t>
@@ -2644,7 +4376,7 @@
         </w:p>
         <w:p>
           <w:pPr>
-            <w:pStyle w:val="Fuzeile"/>
+            <w:pStyle w:val="Footer"/>
           </w:pPr>
           <w:r>
             <w:t>&lt;&lt;[</w:t>
@@ -2658,7 +4390,7 @@
         </w:p>
         <w:p>
           <w:pPr>
-            <w:pStyle w:val="Fuzeile"/>
+            <w:pStyle w:val="Footer"/>
           </w:pPr>
           <w:r>
             <w:t>&lt;&lt;[</w:t>
@@ -2678,7 +4410,7 @@
         </w:p>
         <w:p>
           <w:pPr>
-            <w:pStyle w:val="Fuzeile"/>
+            <w:pStyle w:val="Footer"/>
           </w:pPr>
           <w:r>
             <w:t>&lt;&lt;[</w:t>
@@ -2713,7 +4445,7 @@
   </w:tbl>
   <w:p>
     <w:pPr>
-      <w:pStyle w:val="Fuzeile"/>
+      <w:pStyle w:val="Footer"/>
     </w:pPr>
   </w:p>
 </w:ftr>
@@ -2750,7 +4482,7 @@
   </w:p>
   <w:p>
     <w:pPr>
-      <w:pStyle w:val="Kopfzeile"/>
+      <w:pStyle w:val="Header"/>
       <w:rPr>
         <w:lang w:val="en-US"/>
       </w:rPr>
@@ -3156,7 +4888,7 @@
     <w:lsdException w:name="Unresolved Mention" w:semiHidden="1" w:unhideWhenUsed="1"/>
     <w:lsdException w:name="Smart Link" w:semiHidden="1" w:unhideWhenUsed="1"/>
   </w:latentStyles>
-  <w:style w:type="paragraph" w:default="1" w:styleId="Standard">
+  <w:style w:type="paragraph" w:default="1" w:styleId="Normal">
     <w:name w:val="Normal"/>
     <w:qFormat/>
     <w:rsid w:val="001E3C57"/>
@@ -3172,11 +4904,11 @@
       <w14:ligatures w14:val="none"/>
     </w:rPr>
   </w:style>
-  <w:style w:type="paragraph" w:styleId="berschrift1">
+  <w:style w:type="paragraph" w:styleId="Heading1">
     <w:name w:val="heading 1"/>
-    <w:basedOn w:val="Standard"/>
-    <w:next w:val="Standard"/>
-    <w:link w:val="berschrift1Zchn"/>
+    <w:basedOn w:val="Normal"/>
+    <w:next w:val="Normal"/>
+    <w:link w:val="Heading1Char"/>
     <w:uiPriority w:val="9"/>
     <w:qFormat/>
     <w:rsid w:val="00D23B4B"/>
@@ -3196,11 +4928,11 @@
       <w14:ligatures w14:val="standardContextual"/>
     </w:rPr>
   </w:style>
-  <w:style w:type="paragraph" w:styleId="berschrift2">
+  <w:style w:type="paragraph" w:styleId="Heading2">
     <w:name w:val="heading 2"/>
-    <w:basedOn w:val="Standard"/>
-    <w:next w:val="Standard"/>
-    <w:link w:val="berschrift2Zchn"/>
+    <w:basedOn w:val="Normal"/>
+    <w:next w:val="Normal"/>
+    <w:link w:val="Heading2Char"/>
     <w:uiPriority w:val="9"/>
     <w:semiHidden/>
     <w:unhideWhenUsed/>
@@ -3222,11 +4954,11 @@
       <w14:ligatures w14:val="standardContextual"/>
     </w:rPr>
   </w:style>
-  <w:style w:type="paragraph" w:styleId="berschrift3">
+  <w:style w:type="paragraph" w:styleId="Heading3">
     <w:name w:val="heading 3"/>
-    <w:basedOn w:val="Standard"/>
-    <w:next w:val="Standard"/>
-    <w:link w:val="berschrift3Zchn"/>
+    <w:basedOn w:val="Normal"/>
+    <w:next w:val="Normal"/>
+    <w:link w:val="Heading3Char"/>
     <w:uiPriority w:val="9"/>
     <w:semiHidden/>
     <w:unhideWhenUsed/>
@@ -3248,11 +4980,11 @@
       <w14:ligatures w14:val="standardContextual"/>
     </w:rPr>
   </w:style>
-  <w:style w:type="paragraph" w:styleId="berschrift4">
+  <w:style w:type="paragraph" w:styleId="Heading4">
     <w:name w:val="heading 4"/>
-    <w:basedOn w:val="Standard"/>
-    <w:next w:val="Standard"/>
-    <w:link w:val="berschrift4Zchn"/>
+    <w:basedOn w:val="Normal"/>
+    <w:next w:val="Normal"/>
+    <w:link w:val="Heading4Char"/>
     <w:uiPriority w:val="9"/>
     <w:semiHidden/>
     <w:unhideWhenUsed/>
@@ -3276,11 +5008,11 @@
       <w14:ligatures w14:val="standardContextual"/>
     </w:rPr>
   </w:style>
-  <w:style w:type="paragraph" w:styleId="berschrift5">
+  <w:style w:type="paragraph" w:styleId="Heading5">
     <w:name w:val="heading 5"/>
-    <w:basedOn w:val="Standard"/>
-    <w:next w:val="Standard"/>
-    <w:link w:val="berschrift5Zchn"/>
+    <w:basedOn w:val="Normal"/>
+    <w:next w:val="Normal"/>
+    <w:link w:val="Heading5Char"/>
     <w:uiPriority w:val="9"/>
     <w:semiHidden/>
     <w:unhideWhenUsed/>
@@ -3302,11 +5034,11 @@
       <w14:ligatures w14:val="standardContextual"/>
     </w:rPr>
   </w:style>
-  <w:style w:type="paragraph" w:styleId="berschrift6">
+  <w:style w:type="paragraph" w:styleId="Heading6">
     <w:name w:val="heading 6"/>
-    <w:basedOn w:val="Standard"/>
-    <w:next w:val="Standard"/>
-    <w:link w:val="berschrift6Zchn"/>
+    <w:basedOn w:val="Normal"/>
+    <w:next w:val="Normal"/>
+    <w:link w:val="Heading6Char"/>
     <w:uiPriority w:val="9"/>
     <w:semiHidden/>
     <w:unhideWhenUsed/>
@@ -3330,11 +5062,11 @@
       <w14:ligatures w14:val="standardContextual"/>
     </w:rPr>
   </w:style>
-  <w:style w:type="paragraph" w:styleId="berschrift7">
+  <w:style w:type="paragraph" w:styleId="Heading7">
     <w:name w:val="heading 7"/>
-    <w:basedOn w:val="Standard"/>
-    <w:next w:val="Standard"/>
-    <w:link w:val="berschrift7Zchn"/>
+    <w:basedOn w:val="Normal"/>
+    <w:next w:val="Normal"/>
+    <w:link w:val="Heading7Char"/>
     <w:uiPriority w:val="9"/>
     <w:semiHidden/>
     <w:unhideWhenUsed/>
@@ -3356,11 +5088,11 @@
       <w14:ligatures w14:val="standardContextual"/>
     </w:rPr>
   </w:style>
-  <w:style w:type="paragraph" w:styleId="berschrift8">
+  <w:style w:type="paragraph" w:styleId="Heading8">
     <w:name w:val="heading 8"/>
-    <w:basedOn w:val="Standard"/>
-    <w:next w:val="Standard"/>
-    <w:link w:val="berschrift8Zchn"/>
+    <w:basedOn w:val="Normal"/>
+    <w:next w:val="Normal"/>
+    <w:link w:val="Heading8Char"/>
     <w:uiPriority w:val="9"/>
     <w:semiHidden/>
     <w:unhideWhenUsed/>
@@ -3384,11 +5116,11 @@
       <w14:ligatures w14:val="standardContextual"/>
     </w:rPr>
   </w:style>
-  <w:style w:type="paragraph" w:styleId="berschrift9">
+  <w:style w:type="paragraph" w:styleId="Heading9">
     <w:name w:val="heading 9"/>
-    <w:basedOn w:val="Standard"/>
-    <w:next w:val="Standard"/>
-    <w:link w:val="berschrift9Zchn"/>
+    <w:basedOn w:val="Normal"/>
+    <w:next w:val="Normal"/>
+    <w:link w:val="Heading9Char"/>
     <w:uiPriority w:val="9"/>
     <w:semiHidden/>
     <w:unhideWhenUsed/>
@@ -3410,13 +5142,12 @@
       <w14:ligatures w14:val="standardContextual"/>
     </w:rPr>
   </w:style>
-  <w:style w:type="character" w:default="1" w:styleId="Absatz-Standardschriftart">
+  <w:style w:type="character" w:default="1" w:styleId="DefaultParagraphFont">
     <w:name w:val="Default Paragraph Font"/>
     <w:uiPriority w:val="1"/>
-    <w:semiHidden/>
     <w:unhideWhenUsed/>
   </w:style>
-  <w:style w:type="table" w:default="1" w:styleId="NormaleTabelle">
+  <w:style w:type="table" w:default="1" w:styleId="TableNormal">
     <w:name w:val="Normal Table"/>
     <w:uiPriority w:val="99"/>
     <w:semiHidden/>
@@ -3431,16 +5162,16 @@
       </w:tblCellMar>
     </w:tblPr>
   </w:style>
-  <w:style w:type="numbering" w:default="1" w:styleId="KeineListe">
+  <w:style w:type="numbering" w:default="1" w:styleId="NoList">
     <w:name w:val="No List"/>
     <w:uiPriority w:val="99"/>
     <w:semiHidden/>
     <w:unhideWhenUsed/>
   </w:style>
-  <w:style w:type="character" w:customStyle="1" w:styleId="berschrift1Zchn">
-    <w:name w:val="Überschrift 1 Zchn"/>
-    <w:basedOn w:val="Absatz-Standardschriftart"/>
-    <w:link w:val="berschrift1"/>
+  <w:style w:type="character" w:customStyle="1" w:styleId="Heading1Char">
+    <w:name w:val="Heading 1 Char"/>
+    <w:basedOn w:val="DefaultParagraphFont"/>
+    <w:link w:val="Heading1"/>
     <w:uiPriority w:val="9"/>
     <w:rsid w:val="00D23B4B"/>
     <w:rPr>
@@ -3450,10 +5181,10 @@
       <w:szCs w:val="40"/>
     </w:rPr>
   </w:style>
-  <w:style w:type="character" w:customStyle="1" w:styleId="berschrift2Zchn">
-    <w:name w:val="Überschrift 2 Zchn"/>
-    <w:basedOn w:val="Absatz-Standardschriftart"/>
-    <w:link w:val="berschrift2"/>
+  <w:style w:type="character" w:customStyle="1" w:styleId="Heading2Char">
+    <w:name w:val="Heading 2 Char"/>
+    <w:basedOn w:val="DefaultParagraphFont"/>
+    <w:link w:val="Heading2"/>
     <w:uiPriority w:val="9"/>
     <w:semiHidden/>
     <w:rsid w:val="00D23B4B"/>
@@ -3464,10 +5195,10 @@
       <w:szCs w:val="32"/>
     </w:rPr>
   </w:style>
-  <w:style w:type="character" w:customStyle="1" w:styleId="berschrift3Zchn">
-    <w:name w:val="Überschrift 3 Zchn"/>
-    <w:basedOn w:val="Absatz-Standardschriftart"/>
-    <w:link w:val="berschrift3"/>
+  <w:style w:type="character" w:customStyle="1" w:styleId="Heading3Char">
+    <w:name w:val="Heading 3 Char"/>
+    <w:basedOn w:val="DefaultParagraphFont"/>
+    <w:link w:val="Heading3"/>
     <w:uiPriority w:val="9"/>
     <w:semiHidden/>
     <w:rsid w:val="00D23B4B"/>
@@ -3478,10 +5209,10 @@
       <w:szCs w:val="28"/>
     </w:rPr>
   </w:style>
-  <w:style w:type="character" w:customStyle="1" w:styleId="berschrift4Zchn">
-    <w:name w:val="Überschrift 4 Zchn"/>
-    <w:basedOn w:val="Absatz-Standardschriftart"/>
-    <w:link w:val="berschrift4"/>
+  <w:style w:type="character" w:customStyle="1" w:styleId="Heading4Char">
+    <w:name w:val="Heading 4 Char"/>
+    <w:basedOn w:val="DefaultParagraphFont"/>
+    <w:link w:val="Heading4"/>
     <w:uiPriority w:val="9"/>
     <w:semiHidden/>
     <w:rsid w:val="00D23B4B"/>
@@ -3492,10 +5223,10 @@
       <w:color w:val="0F4761" w:themeColor="accent1" w:themeShade="BF"/>
     </w:rPr>
   </w:style>
-  <w:style w:type="character" w:customStyle="1" w:styleId="berschrift5Zchn">
-    <w:name w:val="Überschrift 5 Zchn"/>
-    <w:basedOn w:val="Absatz-Standardschriftart"/>
-    <w:link w:val="berschrift5"/>
+  <w:style w:type="character" w:customStyle="1" w:styleId="Heading5Char">
+    <w:name w:val="Heading 5 Char"/>
+    <w:basedOn w:val="DefaultParagraphFont"/>
+    <w:link w:val="Heading5"/>
     <w:uiPriority w:val="9"/>
     <w:semiHidden/>
     <w:rsid w:val="00D23B4B"/>
@@ -3504,10 +5235,10 @@
       <w:color w:val="0F4761" w:themeColor="accent1" w:themeShade="BF"/>
     </w:rPr>
   </w:style>
-  <w:style w:type="character" w:customStyle="1" w:styleId="berschrift6Zchn">
-    <w:name w:val="Überschrift 6 Zchn"/>
-    <w:basedOn w:val="Absatz-Standardschriftart"/>
-    <w:link w:val="berschrift6"/>
+  <w:style w:type="character" w:customStyle="1" w:styleId="Heading6Char">
+    <w:name w:val="Heading 6 Char"/>
+    <w:basedOn w:val="DefaultParagraphFont"/>
+    <w:link w:val="Heading6"/>
     <w:uiPriority w:val="9"/>
     <w:semiHidden/>
     <w:rsid w:val="00D23B4B"/>
@@ -3518,10 +5249,10 @@
       <w:color w:val="595959" w:themeColor="text1" w:themeTint="A6"/>
     </w:rPr>
   </w:style>
-  <w:style w:type="character" w:customStyle="1" w:styleId="berschrift7Zchn">
-    <w:name w:val="Überschrift 7 Zchn"/>
-    <w:basedOn w:val="Absatz-Standardschriftart"/>
-    <w:link w:val="berschrift7"/>
+  <w:style w:type="character" w:customStyle="1" w:styleId="Heading7Char">
+    <w:name w:val="Heading 7 Char"/>
+    <w:basedOn w:val="DefaultParagraphFont"/>
+    <w:link w:val="Heading7"/>
     <w:uiPriority w:val="9"/>
     <w:semiHidden/>
     <w:rsid w:val="00D23B4B"/>
@@ -3530,10 +5261,10 @@
       <w:color w:val="595959" w:themeColor="text1" w:themeTint="A6"/>
     </w:rPr>
   </w:style>
-  <w:style w:type="character" w:customStyle="1" w:styleId="berschrift8Zchn">
-    <w:name w:val="Überschrift 8 Zchn"/>
-    <w:basedOn w:val="Absatz-Standardschriftart"/>
-    <w:link w:val="berschrift8"/>
+  <w:style w:type="character" w:customStyle="1" w:styleId="Heading8Char">
+    <w:name w:val="Heading 8 Char"/>
+    <w:basedOn w:val="DefaultParagraphFont"/>
+    <w:link w:val="Heading8"/>
     <w:uiPriority w:val="9"/>
     <w:semiHidden/>
     <w:rsid w:val="00D23B4B"/>
@@ -3544,10 +5275,10 @@
       <w:color w:val="272727" w:themeColor="text1" w:themeTint="D8"/>
     </w:rPr>
   </w:style>
-  <w:style w:type="character" w:customStyle="1" w:styleId="berschrift9Zchn">
-    <w:name w:val="Überschrift 9 Zchn"/>
-    <w:basedOn w:val="Absatz-Standardschriftart"/>
-    <w:link w:val="berschrift9"/>
+  <w:style w:type="character" w:customStyle="1" w:styleId="Heading9Char">
+    <w:name w:val="Heading 9 Char"/>
+    <w:basedOn w:val="DefaultParagraphFont"/>
+    <w:link w:val="Heading9"/>
     <w:uiPriority w:val="9"/>
     <w:semiHidden/>
     <w:rsid w:val="00D23B4B"/>
@@ -3556,11 +5287,11 @@
       <w:color w:val="272727" w:themeColor="text1" w:themeTint="D8"/>
     </w:rPr>
   </w:style>
-  <w:style w:type="paragraph" w:styleId="Titel">
+  <w:style w:type="paragraph" w:styleId="Title">
     <w:name w:val="Title"/>
-    <w:basedOn w:val="Standard"/>
-    <w:next w:val="Standard"/>
-    <w:link w:val="TitelZchn"/>
+    <w:basedOn w:val="Normal"/>
+    <w:next w:val="Normal"/>
+    <w:link w:val="TitleChar"/>
     <w:uiPriority w:val="10"/>
     <w:qFormat/>
     <w:rsid w:val="00D23B4B"/>
@@ -3578,10 +5309,10 @@
       <w14:ligatures w14:val="standardContextual"/>
     </w:rPr>
   </w:style>
-  <w:style w:type="character" w:customStyle="1" w:styleId="TitelZchn">
-    <w:name w:val="Titel Zchn"/>
-    <w:basedOn w:val="Absatz-Standardschriftart"/>
-    <w:link w:val="Titel"/>
+  <w:style w:type="character" w:customStyle="1" w:styleId="TitleChar">
+    <w:name w:val="Title Char"/>
+    <w:basedOn w:val="DefaultParagraphFont"/>
+    <w:link w:val="Title"/>
     <w:uiPriority w:val="10"/>
     <w:rsid w:val="00D23B4B"/>
     <w:rPr>
@@ -3592,11 +5323,11 @@
       <w:szCs w:val="56"/>
     </w:rPr>
   </w:style>
-  <w:style w:type="paragraph" w:styleId="Untertitel">
+  <w:style w:type="paragraph" w:styleId="Subtitle">
     <w:name w:val="Subtitle"/>
-    <w:basedOn w:val="Standard"/>
-    <w:next w:val="Standard"/>
-    <w:link w:val="UntertitelZchn"/>
+    <w:basedOn w:val="Normal"/>
+    <w:next w:val="Normal"/>
+    <w:link w:val="SubtitleChar"/>
     <w:uiPriority w:val="11"/>
     <w:qFormat/>
     <w:rsid w:val="00D23B4B"/>
@@ -3617,10 +5348,10 @@
       <w14:ligatures w14:val="standardContextual"/>
     </w:rPr>
   </w:style>
-  <w:style w:type="character" w:customStyle="1" w:styleId="UntertitelZchn">
-    <w:name w:val="Untertitel Zchn"/>
-    <w:basedOn w:val="Absatz-Standardschriftart"/>
-    <w:link w:val="Untertitel"/>
+  <w:style w:type="character" w:customStyle="1" w:styleId="SubtitleChar">
+    <w:name w:val="Subtitle Char"/>
+    <w:basedOn w:val="DefaultParagraphFont"/>
+    <w:link w:val="Subtitle"/>
     <w:uiPriority w:val="11"/>
     <w:rsid w:val="00D23B4B"/>
     <w:rPr>
@@ -3631,11 +5362,11 @@
       <w:szCs w:val="28"/>
     </w:rPr>
   </w:style>
-  <w:style w:type="paragraph" w:styleId="Zitat">
+  <w:style w:type="paragraph" w:styleId="Quote">
     <w:name w:val="Quote"/>
-    <w:basedOn w:val="Standard"/>
-    <w:next w:val="Standard"/>
-    <w:link w:val="ZitatZchn"/>
+    <w:basedOn w:val="Normal"/>
+    <w:next w:val="Normal"/>
+    <w:link w:val="QuoteChar"/>
     <w:uiPriority w:val="29"/>
     <w:qFormat/>
     <w:rsid w:val="00D23B4B"/>
@@ -3655,10 +5386,10 @@
       <w14:ligatures w14:val="standardContextual"/>
     </w:rPr>
   </w:style>
-  <w:style w:type="character" w:customStyle="1" w:styleId="ZitatZchn">
-    <w:name w:val="Zitat Zchn"/>
-    <w:basedOn w:val="Absatz-Standardschriftart"/>
-    <w:link w:val="Zitat"/>
+  <w:style w:type="character" w:customStyle="1" w:styleId="QuoteChar">
+    <w:name w:val="Quote Char"/>
+    <w:basedOn w:val="DefaultParagraphFont"/>
+    <w:link w:val="Quote"/>
     <w:uiPriority w:val="29"/>
     <w:rsid w:val="00D23B4B"/>
     <w:rPr>
@@ -3668,9 +5399,9 @@
       <w:color w:val="404040" w:themeColor="text1" w:themeTint="BF"/>
     </w:rPr>
   </w:style>
-  <w:style w:type="paragraph" w:styleId="Listenabsatz">
+  <w:style w:type="paragraph" w:styleId="ListParagraph">
     <w:name w:val="List Paragraph"/>
-    <w:basedOn w:val="Standard"/>
+    <w:basedOn w:val="Normal"/>
     <w:uiPriority w:val="34"/>
     <w:qFormat/>
     <w:rsid w:val="00D23B4B"/>
@@ -3688,9 +5419,9 @@
       <w14:ligatures w14:val="standardContextual"/>
     </w:rPr>
   </w:style>
-  <w:style w:type="character" w:styleId="IntensiveHervorhebung">
+  <w:style w:type="character" w:styleId="IntenseEmphasis">
     <w:name w:val="Intense Emphasis"/>
-    <w:basedOn w:val="Absatz-Standardschriftart"/>
+    <w:basedOn w:val="DefaultParagraphFont"/>
     <w:uiPriority w:val="21"/>
     <w:qFormat/>
     <w:rsid w:val="00D23B4B"/>
@@ -3700,11 +5431,11 @@
       <w:color w:val="0F4761" w:themeColor="accent1" w:themeShade="BF"/>
     </w:rPr>
   </w:style>
-  <w:style w:type="paragraph" w:styleId="IntensivesZitat">
+  <w:style w:type="paragraph" w:styleId="IntenseQuote">
     <w:name w:val="Intense Quote"/>
-    <w:basedOn w:val="Standard"/>
-    <w:next w:val="Standard"/>
-    <w:link w:val="IntensivesZitatZchn"/>
+    <w:basedOn w:val="Normal"/>
+    <w:next w:val="Normal"/>
+    <w:link w:val="IntenseQuoteChar"/>
     <w:uiPriority w:val="30"/>
     <w:qFormat/>
     <w:rsid w:val="00D23B4B"/>
@@ -3729,10 +5460,10 @@
       <w14:ligatures w14:val="standardContextual"/>
     </w:rPr>
   </w:style>
-  <w:style w:type="character" w:customStyle="1" w:styleId="IntensivesZitatZchn">
-    <w:name w:val="Intensives Zitat Zchn"/>
-    <w:basedOn w:val="Absatz-Standardschriftart"/>
-    <w:link w:val="IntensivesZitat"/>
+  <w:style w:type="character" w:customStyle="1" w:styleId="IntenseQuoteChar">
+    <w:name w:val="Intense Quote Char"/>
+    <w:basedOn w:val="DefaultParagraphFont"/>
+    <w:link w:val="IntenseQuote"/>
     <w:uiPriority w:val="30"/>
     <w:rsid w:val="00D23B4B"/>
     <w:rPr>
@@ -3742,9 +5473,9 @@
       <w:color w:val="0F4761" w:themeColor="accent1" w:themeShade="BF"/>
     </w:rPr>
   </w:style>
-  <w:style w:type="character" w:styleId="IntensiverVerweis">
+  <w:style w:type="character" w:styleId="IntenseReference">
     <w:name w:val="Intense Reference"/>
-    <w:basedOn w:val="Absatz-Standardschriftart"/>
+    <w:basedOn w:val="DefaultParagraphFont"/>
     <w:uiPriority w:val="32"/>
     <w:qFormat/>
     <w:rsid w:val="00D23B4B"/>
@@ -3756,10 +5487,10 @@
       <w:spacing w:val="5"/>
     </w:rPr>
   </w:style>
-  <w:style w:type="paragraph" w:styleId="Fuzeile">
+  <w:style w:type="paragraph" w:styleId="Footer">
     <w:name w:val="footer"/>
-    <w:basedOn w:val="Standard"/>
-    <w:link w:val="FuzeileZchn"/>
+    <w:basedOn w:val="Normal"/>
+    <w:link w:val="FooterChar"/>
     <w:rsid w:val="00D23B4B"/>
     <w:pPr>
       <w:suppressAutoHyphens/>
@@ -3771,10 +5502,10 @@
       <w:szCs w:val="15"/>
     </w:rPr>
   </w:style>
-  <w:style w:type="character" w:customStyle="1" w:styleId="FuzeileZchn">
-    <w:name w:val="Fußzeile Zchn"/>
-    <w:basedOn w:val="Absatz-Standardschriftart"/>
-    <w:link w:val="Fuzeile"/>
+  <w:style w:type="character" w:customStyle="1" w:styleId="FooterChar">
+    <w:name w:val="Footer Char"/>
+    <w:basedOn w:val="DefaultParagraphFont"/>
+    <w:link w:val="Footer"/>
     <w:rsid w:val="00D23B4B"/>
     <w:rPr>
       <w:rFonts w:ascii="Arial" w:eastAsia="Times New Roman" w:hAnsi="Arial" w:cs="Times New Roman"/>
@@ -3786,10 +5517,10 @@
       <w14:ligatures w14:val="none"/>
     </w:rPr>
   </w:style>
-  <w:style w:type="paragraph" w:styleId="Kopfzeile">
+  <w:style w:type="paragraph" w:styleId="Header">
     <w:name w:val="header"/>
-    <w:basedOn w:val="Standard"/>
-    <w:link w:val="KopfzeileZchn"/>
+    <w:basedOn w:val="Normal"/>
+    <w:link w:val="HeaderChar"/>
     <w:rsid w:val="00D23B4B"/>
     <w:pPr>
       <w:suppressAutoHyphens/>
@@ -3800,10 +5531,10 @@
       <w:sz w:val="15"/>
     </w:rPr>
   </w:style>
-  <w:style w:type="character" w:customStyle="1" w:styleId="KopfzeileZchn">
-    <w:name w:val="Kopfzeile Zchn"/>
-    <w:basedOn w:val="Absatz-Standardschriftart"/>
-    <w:link w:val="Kopfzeile"/>
+  <w:style w:type="character" w:customStyle="1" w:styleId="HeaderChar">
+    <w:name w:val="Header Char"/>
+    <w:basedOn w:val="DefaultParagraphFont"/>
+    <w:link w:val="Header"/>
     <w:rsid w:val="00D23B4B"/>
     <w:rPr>
       <w:rFonts w:ascii="Arial" w:eastAsia="Times New Roman" w:hAnsi="Arial" w:cs="Times New Roman"/>
@@ -3833,7 +5564,7 @@
   </w:style>
   <w:style w:type="paragraph" w:customStyle="1" w:styleId="Pfad">
     <w:name w:val="Pfad"/>
-    <w:next w:val="Fuzeile"/>
+    <w:next w:val="Footer"/>
     <w:rsid w:val="00D23B4B"/>
     <w:pPr>
       <w:spacing w:after="0" w:line="160" w:lineRule="exact"/>
@@ -3850,8 +5581,8 @@
   </w:style>
   <w:style w:type="paragraph" w:customStyle="1" w:styleId="Platzhalter">
     <w:name w:val="Platzhalter"/>
-    <w:basedOn w:val="Standard"/>
-    <w:next w:val="Standard"/>
+    <w:basedOn w:val="Normal"/>
+    <w:next w:val="Normal"/>
     <w:rsid w:val="00D23B4B"/>
     <w:rPr>
       <w:sz w:val="2"/>
@@ -3860,8 +5591,8 @@
   </w:style>
   <w:style w:type="paragraph" w:customStyle="1" w:styleId="Ref">
     <w:name w:val="Ref"/>
-    <w:basedOn w:val="Standard"/>
-    <w:next w:val="Standard"/>
+    <w:basedOn w:val="Normal"/>
+    <w:next w:val="Normal"/>
     <w:rsid w:val="00D23B4B"/>
     <w:pPr>
       <w:spacing w:line="200" w:lineRule="exact"/>
@@ -3872,7 +5603,7 @@
   </w:style>
   <w:style w:type="paragraph" w:customStyle="1" w:styleId="Seite">
     <w:name w:val="Seite"/>
-    <w:basedOn w:val="Standard"/>
+    <w:basedOn w:val="Normal"/>
     <w:rsid w:val="00D23B4B"/>
     <w:pPr>
       <w:suppressAutoHyphens/>
@@ -3886,7 +5617,7 @@
   </w:style>
   <w:style w:type="paragraph" w:customStyle="1" w:styleId="Text75-Abstandnach7Pt">
     <w:name w:val="Text 7.5 - Abstand nach 7 Pt."/>
-    <w:basedOn w:val="Standard"/>
+    <w:basedOn w:val="Normal"/>
     <w:link w:val="Text75-Abstandnach7PtZchn"/>
     <w:uiPriority w:val="99"/>
     <w:unhideWhenUsed/>
@@ -3903,7 +5634,7 @@
   </w:style>
   <w:style w:type="character" w:customStyle="1" w:styleId="Text75-Abstandnach7PtZchn">
     <w:name w:val="Text 7.5 - Abstand nach 7 Pt. Zchn"/>
-    <w:basedOn w:val="Absatz-Standardschriftart"/>
+    <w:basedOn w:val="DefaultParagraphFont"/>
     <w:link w:val="Text75-Abstandnach7Pt"/>
     <w:uiPriority w:val="99"/>
     <w:rsid w:val="00D23B4B"/>
@@ -3932,9 +5663,9 @@
       <w14:ligatures w14:val="none"/>
     </w:rPr>
   </w:style>
-  <w:style w:type="table" w:styleId="Tabellenraster">
+  <w:style w:type="table" w:styleId="TableGrid">
     <w:name w:val="Table Grid"/>
-    <w:basedOn w:val="NormaleTabelle"/>
+    <w:basedOn w:val="TableNormal"/>
     <w:uiPriority w:val="39"/>
     <w:rsid w:val="00D23B4B"/>
     <w:pPr>
@@ -3977,7 +5708,7 @@
   </w:style>
   <w:style w:type="character" w:customStyle="1" w:styleId="Text1-Zeilenabstand07ptZchn">
     <w:name w:val="Text 1 - Zeilenabstand 0.7 pt. Zchn"/>
-    <w:basedOn w:val="Absatz-Standardschriftart"/>
+    <w:basedOn w:val="DefaultParagraphFont"/>
     <w:link w:val="Text1-Zeilenabstand07pt"/>
     <w:uiPriority w:val="99"/>
     <w:rsid w:val="00D23B4B"/>
@@ -3991,7 +5722,7 @@
   </w:style>
   <w:style w:type="character" w:customStyle="1" w:styleId="Text7Zchn">
     <w:name w:val="Text 7 Zchn"/>
-    <w:basedOn w:val="Absatz-Standardschriftart"/>
+    <w:basedOn w:val="DefaultParagraphFont"/>
     <w:link w:val="Text7"/>
     <w:uiPriority w:val="99"/>
     <w:rsid w:val="00D23B4B"/>
@@ -4005,7 +5736,7 @@
   </w:style>
   <w:style w:type="character" w:styleId="Hyperlink">
     <w:name w:val="Hyperlink"/>
-    <w:basedOn w:val="Absatz-Standardschriftart"/>
+    <w:basedOn w:val="DefaultParagraphFont"/>
     <w:uiPriority w:val="99"/>
     <w:unhideWhenUsed/>
     <w:rsid w:val="00AB128E"/>
@@ -4014,9 +5745,9 @@
       <w:u w:val="single"/>
     </w:rPr>
   </w:style>
-  <w:style w:type="character" w:styleId="NichtaufgelsteErwhnung">
+  <w:style w:type="character" w:styleId="UnresolvedMention">
     <w:name w:val="Unresolved Mention"/>
-    <w:basedOn w:val="Absatz-Standardschriftart"/>
+    <w:basedOn w:val="DefaultParagraphFont"/>
     <w:uiPriority w:val="99"/>
     <w:semiHidden/>
     <w:unhideWhenUsed/>

--- a/src/Bk.APG.Api/Templates/FormLetterGeneralElection_Italian.docx
+++ b/src/Bk.APG.Api/Templates/FormLetterGeneralElection_Italian.docx
@@ -13,23 +13,7 @@
           <w:highlight w:val="green"/>
           <w:lang w:val="en-US"/>
         </w:rPr>
-        <w:t xml:space="preserve">&lt;&lt;foreach [member in </w:t>
-      </w:r>
-      <w:proofErr w:type="spellStart"/>
-      <w:r>
-        <w:rPr>
-          <w:highlight w:val="green"/>
-          <w:lang w:val="en-US"/>
-        </w:rPr>
-        <w:t>formLetter.memberships</w:t>
-      </w:r>
-      <w:proofErr w:type="spellEnd"/>
-      <w:r>
-        <w:rPr>
-          <w:highlight w:val="green"/>
-          <w:lang w:val="en-US"/>
-        </w:rPr>
-        <w:t>]&gt;&gt;</w:t>
+        <w:t>&lt;&lt;foreach [member in formLetter.memberships]&gt;&gt;</w:t>
       </w:r>
     </w:p>
     <w:tbl>
@@ -131,64 +115,36 @@
                 <w:szCs w:val="15"/>
                 <w:lang w:val="en-US"/>
               </w:rPr>
-              <w:t>&lt;</w:t>
-            </w:r>
-            <w:proofErr w:type="gramStart"/>
+              <w:t>&lt;&lt;</w:t>
+            </w:r>
             <w:r>
               <w:rPr>
                 <w:szCs w:val="15"/>
                 <w:lang w:val="en-US"/>
               </w:rPr>
-              <w:t>&lt;</w:t>
-            </w:r>
-            <w:r>
-              <w:rPr>
-                <w:szCs w:val="15"/>
-                <w:lang w:val="en-US"/>
-              </w:rPr>
               <w:t>[</w:t>
             </w:r>
-            <w:proofErr w:type="gramEnd"/>
             <w:r>
               <w:rPr>
                 <w:rFonts w:eastAsia="Times New Roman"/>
                 <w:szCs w:val="15"/>
                 <w:lang w:val="en-US"/>
               </w:rPr>
-              <w:t xml:space="preserve"> </w:t>
-            </w:r>
-            <w:proofErr w:type="spellStart"/>
-            <w:proofErr w:type="gramStart"/>
-            <w:r>
-              <w:rPr>
-                <w:rFonts w:eastAsia="Times New Roman"/>
+              <w:t xml:space="preserve"> member</w:t>
+            </w:r>
+            <w:r>
+              <w:rPr>
                 <w:szCs w:val="15"/>
                 <w:lang w:val="en-US"/>
               </w:rPr>
-              <w:t>member</w:t>
+              <w:t>.</w:t>
             </w:r>
             <w:r>
               <w:rPr>
                 <w:szCs w:val="15"/>
                 <w:lang w:val="en-US"/>
               </w:rPr>
-              <w:t>.</w:t>
-            </w:r>
-            <w:r>
-              <w:rPr>
-                <w:szCs w:val="15"/>
-                <w:lang w:val="en-US"/>
-              </w:rPr>
-              <w:t>senderDepartment</w:t>
-            </w:r>
-            <w:proofErr w:type="spellEnd"/>
-            <w:proofErr w:type="gramEnd"/>
-            <w:r>
-              <w:rPr>
-                <w:szCs w:val="15"/>
-                <w:lang w:val="en-US"/>
-              </w:rPr>
-              <w:t>]&gt;&gt;</w:t>
+              <w:t>senderDepartment]&gt;&gt;</w:t>
             </w:r>
             <w:bookmarkEnd w:id="0"/>
           </w:p>
@@ -209,8 +165,6 @@
               </w:rPr>
               <w:t>&lt;&lt;[</w:t>
             </w:r>
-            <w:proofErr w:type="spellStart"/>
-            <w:proofErr w:type="gramStart"/>
             <w:r>
               <w:rPr>
                 <w:rFonts w:eastAsia="Times New Roman"/>
@@ -237,18 +191,7 @@
                 <w:szCs w:val="15"/>
                 <w:lang w:val="en-US"/>
               </w:rPr>
-              <w:t>Office</w:t>
-            </w:r>
-            <w:proofErr w:type="spellEnd"/>
-            <w:proofErr w:type="gramEnd"/>
-            <w:r>
-              <w:rPr>
-                <w:b/>
-                <w:bCs/>
-                <w:szCs w:val="15"/>
-                <w:lang w:val="en-US"/>
-              </w:rPr>
-              <w:t>]&gt;&gt;</w:t>
+              <w:t>Office]&gt;&gt;</w:t>
             </w:r>
           </w:p>
         </w:tc>
@@ -256,7 +199,7 @@
     </w:tbl>
     <w:tbl>
       <w:tblPr>
-        <w:tblStyle w:val="TableGrid"/>
+        <w:tblStyle w:val="Tabellenraster"/>
         <w:tblW w:w="0" w:type="auto"/>
         <w:tblLayout w:type="fixed"/>
         <w:tblCellMar>
@@ -390,8 +333,6 @@
               </w:rPr>
               <w:t>&lt;&lt;[</w:t>
             </w:r>
-            <w:proofErr w:type="spellStart"/>
-            <w:proofErr w:type="gramStart"/>
             <w:r>
               <w:rPr>
                 <w:rFonts w:eastAsiaTheme="minorHAnsi" w:cs="Arial"/>
@@ -408,18 +349,7 @@
                 <w:szCs w:val="12"/>
                 <w:lang w:eastAsia="en-US"/>
               </w:rPr>
-              <w:t>.senderOfficeShort</w:t>
-            </w:r>
-            <w:proofErr w:type="spellEnd"/>
-            <w:proofErr w:type="gramEnd"/>
-            <w:r>
-              <w:rPr>
-                <w:rFonts w:eastAsiaTheme="minorHAnsi" w:cs="Arial"/>
-                <w:sz w:val="12"/>
-                <w:szCs w:val="12"/>
-                <w:lang w:eastAsia="en-US"/>
-              </w:rPr>
-              <w:t>]&gt;&gt;</w:t>
+              <w:t>.senderOfficeShort]&gt;&gt;</w:t>
             </w:r>
           </w:p>
         </w:tc>
@@ -465,8 +395,6 @@
               </w:rPr>
               <w:t>&lt;&lt;[</w:t>
             </w:r>
-            <w:proofErr w:type="spellStart"/>
-            <w:proofErr w:type="gramStart"/>
             <w:r>
               <w:rPr>
                 <w:rFonts w:cs="Arial"/>
@@ -491,8 +419,6 @@
               </w:rPr>
               <w:t>senderZip</w:t>
             </w:r>
-            <w:proofErr w:type="spellEnd"/>
-            <w:proofErr w:type="gramEnd"/>
             <w:r>
               <w:rPr>
                 <w:rFonts w:cs="Arial"/>
@@ -501,8 +427,6 @@
               </w:rPr>
               <w:t>]&gt;&gt; &lt;&lt;[</w:t>
             </w:r>
-            <w:proofErr w:type="spellStart"/>
-            <w:proofErr w:type="gramStart"/>
             <w:r>
               <w:rPr>
                 <w:rFonts w:cs="Arial"/>
@@ -527,8 +451,6 @@
               </w:rPr>
               <w:t>senderCity</w:t>
             </w:r>
-            <w:proofErr w:type="spellEnd"/>
-            <w:proofErr w:type="gramEnd"/>
             <w:r>
               <w:rPr>
                 <w:rFonts w:cs="Arial"/>
@@ -691,23 +613,7 @@
               <w:rPr>
                 <w:lang w:val="en-US"/>
               </w:rPr>
-              <w:t>&lt;&lt;[</w:t>
-            </w:r>
-            <w:proofErr w:type="spellStart"/>
-            <w:proofErr w:type="gramStart"/>
-            <w:r>
-              <w:rPr>
-                <w:lang w:val="en-US"/>
-              </w:rPr>
-              <w:t>member.salutation</w:t>
-            </w:r>
-            <w:proofErr w:type="spellEnd"/>
-            <w:proofErr w:type="gramEnd"/>
-            <w:r>
-              <w:rPr>
-                <w:lang w:val="en-US"/>
-              </w:rPr>
-              <w:t>]&gt;&gt;</w:t>
+              <w:t>&lt;&lt;[member.salutation]&gt;&gt;</w:t>
             </w:r>
           </w:p>
           <w:p>
@@ -720,39 +626,7 @@
               <w:rPr>
                 <w:lang w:val="en-US"/>
               </w:rPr>
-              <w:t>&lt;&lt;[</w:t>
-            </w:r>
-            <w:proofErr w:type="spellStart"/>
-            <w:proofErr w:type="gramStart"/>
-            <w:r>
-              <w:rPr>
-                <w:lang w:val="en-US"/>
-              </w:rPr>
-              <w:t>member.givenName</w:t>
-            </w:r>
-            <w:proofErr w:type="spellEnd"/>
-            <w:proofErr w:type="gramEnd"/>
-            <w:r>
-              <w:rPr>
-                <w:lang w:val="en-US"/>
-              </w:rPr>
-              <w:t>]&gt;&gt; &lt;&lt;[</w:t>
-            </w:r>
-            <w:proofErr w:type="spellStart"/>
-            <w:proofErr w:type="gramStart"/>
-            <w:r>
-              <w:rPr>
-                <w:lang w:val="en-US"/>
-              </w:rPr>
-              <w:t>member.surname</w:t>
-            </w:r>
-            <w:proofErr w:type="spellEnd"/>
-            <w:proofErr w:type="gramEnd"/>
-            <w:r>
-              <w:rPr>
-                <w:lang w:val="en-US"/>
-              </w:rPr>
-              <w:t>]&gt;&gt;</w:t>
+              <w:t>&lt;&lt;[member.givenName]&gt;&gt; &lt;&lt;[member.surname]&gt;&gt;</w:t>
             </w:r>
           </w:p>
           <w:p>
@@ -765,23 +639,7 @@
               <w:rPr>
                 <w:lang w:val="en-US"/>
               </w:rPr>
-              <w:t>&lt;&lt;[</w:t>
-            </w:r>
-            <w:proofErr w:type="spellStart"/>
-            <w:proofErr w:type="gramStart"/>
-            <w:r>
-              <w:rPr>
-                <w:lang w:val="en-US"/>
-              </w:rPr>
-              <w:t>member.companyName</w:t>
-            </w:r>
-            <w:proofErr w:type="spellEnd"/>
-            <w:proofErr w:type="gramEnd"/>
-            <w:r>
-              <w:rPr>
-                <w:lang w:val="en-US"/>
-              </w:rPr>
-              <w:t>]&gt;&gt;</w:t>
+              <w:t>&lt;&lt;[member.companyName]&gt;&gt;</w:t>
             </w:r>
           </w:p>
           <w:p>
@@ -794,23 +652,7 @@
               <w:rPr>
                 <w:lang w:val="en-US"/>
               </w:rPr>
-              <w:t>&lt;&lt;[</w:t>
-            </w:r>
-            <w:proofErr w:type="spellStart"/>
-            <w:proofErr w:type="gramStart"/>
-            <w:r>
-              <w:rPr>
-                <w:lang w:val="en-US"/>
-              </w:rPr>
-              <w:t>member.street</w:t>
-            </w:r>
-            <w:proofErr w:type="spellEnd"/>
-            <w:proofErr w:type="gramEnd"/>
-            <w:r>
-              <w:rPr>
-                <w:lang w:val="en-US"/>
-              </w:rPr>
-              <w:t>]&gt;&gt;</w:t>
+              <w:t>&lt;&lt;[member.street]&gt;&gt;</w:t>
             </w:r>
           </w:p>
           <w:p>
@@ -823,23 +665,7 @@
               <w:rPr>
                 <w:lang w:val="en-US"/>
               </w:rPr>
-              <w:t>&lt;&lt;[</w:t>
-            </w:r>
-            <w:proofErr w:type="spellStart"/>
-            <w:proofErr w:type="gramStart"/>
-            <w:r>
-              <w:rPr>
-                <w:lang w:val="en-US"/>
-              </w:rPr>
-              <w:t>member.poBox</w:t>
-            </w:r>
-            <w:proofErr w:type="spellEnd"/>
-            <w:proofErr w:type="gramEnd"/>
-            <w:r>
-              <w:rPr>
-                <w:lang w:val="en-US"/>
-              </w:rPr>
-              <w:t>]&gt;&gt;</w:t>
+              <w:t>&lt;&lt;[member.poBox]&gt;&gt;</w:t>
             </w:r>
           </w:p>
           <w:p>
@@ -866,8 +692,6 @@
               </w:rPr>
               <w:t>.zip]&gt;&gt; &lt;&lt;[</w:t>
             </w:r>
-            <w:proofErr w:type="spellStart"/>
-            <w:proofErr w:type="gramStart"/>
             <w:r>
               <w:rPr>
                 <w:lang w:val="en-US"/>
@@ -878,15 +702,7 @@
               <w:rPr>
                 <w:lang w:val="en-US"/>
               </w:rPr>
-              <w:t>.city</w:t>
-            </w:r>
-            <w:proofErr w:type="spellEnd"/>
-            <w:proofErr w:type="gramEnd"/>
-            <w:r>
-              <w:rPr>
-                <w:lang w:val="en-US"/>
-              </w:rPr>
-              <w:t>]&gt;&gt;</w:t>
+              <w:t>.city]&gt;&gt;</w:t>
             </w:r>
           </w:p>
           <w:p>
@@ -901,8 +717,6 @@
               </w:rPr>
               <w:t>&lt;&lt;[</w:t>
             </w:r>
-            <w:proofErr w:type="spellStart"/>
-            <w:proofErr w:type="gramStart"/>
             <w:r>
               <w:rPr>
                 <w:lang w:val="en-US"/>
@@ -913,15 +727,7 @@
               <w:rPr>
                 <w:lang w:val="en-US"/>
               </w:rPr>
-              <w:t>.country</w:t>
-            </w:r>
-            <w:proofErr w:type="spellEnd"/>
-            <w:proofErr w:type="gramEnd"/>
-            <w:r>
-              <w:rPr>
-                <w:lang w:val="en-US"/>
-              </w:rPr>
-              <w:t>]&gt;&gt;</w:t>
+              <w:t>.country]&gt;&gt;</w:t>
             </w:r>
           </w:p>
         </w:tc>
@@ -962,8 +768,6 @@
               </w:rPr>
               <w:t>&lt;&lt;[</w:t>
             </w:r>
-            <w:proofErr w:type="spellStart"/>
-            <w:proofErr w:type="gramStart"/>
             <w:r>
               <w:rPr>
                 <w:b/>
@@ -978,45 +782,23 @@
                 <w:bCs/>
                 <w:szCs w:val="15"/>
               </w:rPr>
-              <w:t>.senderCity</w:t>
-            </w:r>
-            <w:proofErr w:type="spellEnd"/>
-            <w:proofErr w:type="gramEnd"/>
+              <w:t>.senderCity]&gt;&gt;, &lt;&lt;[</w:t>
+            </w:r>
             <w:r>
               <w:rPr>
                 <w:b/>
                 <w:bCs/>
                 <w:szCs w:val="15"/>
               </w:rPr>
-              <w:t>]&gt;&gt;, &lt;&lt;[</w:t>
-            </w:r>
-            <w:proofErr w:type="spellStart"/>
-            <w:proofErr w:type="gramStart"/>
+              <w:t>member</w:t>
+            </w:r>
             <w:r>
               <w:rPr>
                 <w:b/>
                 <w:bCs/>
                 <w:szCs w:val="15"/>
               </w:rPr>
-              <w:t>member</w:t>
-            </w:r>
-            <w:r>
-              <w:rPr>
-                <w:b/>
-                <w:bCs/>
-                <w:szCs w:val="15"/>
-              </w:rPr>
-              <w:t>.dateLetter</w:t>
-            </w:r>
-            <w:proofErr w:type="spellEnd"/>
-            <w:proofErr w:type="gramEnd"/>
-            <w:r>
-              <w:rPr>
-                <w:b/>
-                <w:bCs/>
-                <w:szCs w:val="15"/>
-              </w:rPr>
-              <w:t>]&gt;&gt;</w:t>
+              <w:t>.dateLetter]&gt;&gt;</w:t>
             </w:r>
           </w:p>
         </w:tc>
@@ -1038,8 +820,6 @@
         </w:rPr>
         <w:t>&lt;&lt;[</w:t>
       </w:r>
-      <w:proofErr w:type="spellStart"/>
-      <w:proofErr w:type="gramStart"/>
       <w:r>
         <w:rPr>
           <w:b/>
@@ -1064,8 +844,6 @@
         </w:rPr>
         <w:t>subject</w:t>
       </w:r>
-      <w:proofErr w:type="spellEnd"/>
-      <w:proofErr w:type="gramEnd"/>
       <w:r>
         <w:rPr>
           <w:b/>
@@ -1094,8 +872,6 @@
         </w:rPr>
         <w:t>&lt;&lt;[</w:t>
       </w:r>
-      <w:proofErr w:type="spellStart"/>
-      <w:proofErr w:type="gramStart"/>
       <w:r>
         <w:rPr>
           <w:lang w:val="en-US"/>
@@ -1114,8 +890,6 @@
         </w:rPr>
         <w:t>Text</w:t>
       </w:r>
-      <w:proofErr w:type="spellEnd"/>
-      <w:proofErr w:type="gramEnd"/>
       <w:r>
         <w:rPr>
           <w:lang w:val="en-US"/>
@@ -1131,68 +905,6 @@
       </w:pPr>
     </w:p>
     <w:p>
-      <w:r>
-        <w:rPr>
-          <w:highlight w:val="yellow"/>
-        </w:rPr>
-        <w:t>&lt;&lt;</w:t>
-      </w:r>
-      <w:proofErr w:type="spellStart"/>
-      <w:r>
-        <w:rPr>
-          <w:highlight w:val="yellow"/>
-        </w:rPr>
-        <w:t>if</w:t>
-      </w:r>
-      <w:proofErr w:type="spellEnd"/>
-      <w:r>
-        <w:rPr>
-          <w:highlight w:val="yellow"/>
-        </w:rPr>
-        <w:t xml:space="preserve"> [</w:t>
-      </w:r>
-      <w:proofErr w:type="spellStart"/>
-      <w:proofErr w:type="gramStart"/>
-      <w:r>
-        <w:rPr>
-          <w:highlight w:val="yellow"/>
-        </w:rPr>
-        <w:t>member.formLetterType</w:t>
-      </w:r>
-      <w:proofErr w:type="spellEnd"/>
-      <w:r>
-        <w:rPr>
-          <w:highlight w:val="yellow"/>
-        </w:rPr>
-        <w:t xml:space="preserve"> </w:t>
-      </w:r>
-      <w:r>
-        <w:rPr>
-          <w:highlight w:val="yellow"/>
-        </w:rPr>
-        <w:t>!=</w:t>
-      </w:r>
-      <w:proofErr w:type="gramEnd"/>
-      <w:r>
-        <w:rPr>
-          <w:highlight w:val="yellow"/>
-        </w:rPr>
-        <w:t xml:space="preserve"> </w:t>
-      </w:r>
-      <w:r>
-        <w:rPr>
-          <w:highlight w:val="yellow"/>
-        </w:rPr>
-        <w:t>5</w:t>
-      </w:r>
-      <w:r>
-        <w:rPr>
-          <w:highlight w:val="yellow"/>
-        </w:rPr>
-        <w:t>]&gt;&gt;</w:t>
-      </w:r>
-    </w:p>
-    <w:p>
       <w:pPr>
         <w:rPr>
           <w:lang w:val="it-CH"/>
@@ -1214,43 +926,7 @@
         <w:rPr>
           <w:lang w:val="it-CH"/>
         </w:rPr>
-        <w:t xml:space="preserve"> &lt;</w:t>
-      </w:r>
-      <w:proofErr w:type="gramStart"/>
-      <w:r>
-        <w:rPr>
-          <w:lang w:val="it-CH"/>
-        </w:rPr>
-        <w:t>&lt;[</w:t>
-      </w:r>
-      <w:proofErr w:type="spellStart"/>
-      <w:proofErr w:type="gramEnd"/>
-      <w:r>
-        <w:rPr>
-          <w:lang w:val="it-CH"/>
-        </w:rPr>
-        <w:t>formLetter.nextTermOfOfficeBeginDate</w:t>
-      </w:r>
-      <w:proofErr w:type="spellEnd"/>
-      <w:r>
-        <w:rPr>
-          <w:lang w:val="it-CH"/>
-        </w:rPr>
-        <w:t>]:"</w:t>
-      </w:r>
-      <w:proofErr w:type="spellStart"/>
-      <w:r>
-        <w:rPr>
-          <w:lang w:val="it-CH"/>
-        </w:rPr>
-        <w:t>dd.MM.yyyy</w:t>
-      </w:r>
-      <w:proofErr w:type="spellEnd"/>
-      <w:r>
-        <w:rPr>
-          <w:lang w:val="it-CH"/>
-        </w:rPr>
-        <w:t xml:space="preserve">"&gt;&gt; </w:t>
+        <w:t xml:space="preserve"> &lt;&lt;[formLetter.nextTermOfOfficeBeginDate]:"dd.MM.yyyy"&gt;&gt; </w:t>
       </w:r>
       <w:r>
         <w:rPr>
@@ -1262,114 +938,28 @@
         <w:rPr>
           <w:lang w:val="it-CH"/>
         </w:rPr>
-        <w:t xml:space="preserve"> &lt;</w:t>
-      </w:r>
-      <w:proofErr w:type="gramStart"/>
-      <w:r>
-        <w:rPr>
-          <w:lang w:val="it-CH"/>
-        </w:rPr>
-        <w:t>&lt;[</w:t>
-      </w:r>
-      <w:proofErr w:type="spellStart"/>
-      <w:proofErr w:type="gramEnd"/>
-      <w:r>
-        <w:rPr>
-          <w:lang w:val="it-CH"/>
-        </w:rPr>
-        <w:t>formLetter.nextTermOfOfficeEndDate</w:t>
-      </w:r>
-      <w:proofErr w:type="spellEnd"/>
-      <w:r>
-        <w:rPr>
-          <w:lang w:val="it-CH"/>
-        </w:rPr>
-        <w:t>]:"</w:t>
-      </w:r>
-      <w:proofErr w:type="spellStart"/>
-      <w:r>
-        <w:rPr>
-          <w:lang w:val="it-CH"/>
-        </w:rPr>
-        <w:t>dd.MM.yyyy</w:t>
-      </w:r>
-      <w:proofErr w:type="spellEnd"/>
-      <w:r>
-        <w:rPr>
-          <w:lang w:val="it-CH"/>
-        </w:rPr>
-        <w:t>"&gt;&gt;.</w:t>
-      </w:r>
-    </w:p>
-    <w:p>
-      <w:pPr>
-        <w:rPr>
-          <w:lang w:val="it-CH"/>
-        </w:rPr>
-      </w:pPr>
-    </w:p>
-    <w:p>
-      <w:pPr>
-        <w:rPr>
-          <w:lang w:val="en-US"/>
-        </w:rPr>
-      </w:pPr>
-      <w:r>
-        <w:rPr>
-          <w:highlight w:val="yellow"/>
-          <w:lang w:val="en-US"/>
-        </w:rPr>
-        <w:t>&lt;&lt;/if&gt;&gt;</w:t>
-      </w:r>
-    </w:p>
-    <w:p>
-      <w:pPr>
-        <w:rPr>
-          <w:lang w:val="en-US"/>
-        </w:rPr>
-      </w:pPr>
-      <w:r>
-        <w:rPr>
-          <w:highlight w:val="yellow"/>
-          <w:lang w:val="en-US"/>
-        </w:rPr>
-        <w:t>&lt;&lt;if [</w:t>
-      </w:r>
-      <w:proofErr w:type="spellStart"/>
-      <w:proofErr w:type="gramStart"/>
-      <w:r>
-        <w:rPr>
-          <w:highlight w:val="yellow"/>
-          <w:lang w:val="en-US"/>
-        </w:rPr>
-        <w:t>member.formLetterType</w:t>
-      </w:r>
-      <w:proofErr w:type="spellEnd"/>
-      <w:proofErr w:type="gramEnd"/>
-      <w:r>
-        <w:rPr>
-          <w:highlight w:val="yellow"/>
-          <w:lang w:val="en-US"/>
-        </w:rPr>
-        <w:t xml:space="preserve"> == 0 &amp;&amp; </w:t>
-      </w:r>
-      <w:proofErr w:type="spellStart"/>
-      <w:proofErr w:type="gramStart"/>
-      <w:r>
-        <w:rPr>
-          <w:highlight w:val="yellow"/>
-          <w:lang w:val="en-US"/>
-        </w:rPr>
-        <w:t>member.selfOrganized</w:t>
-      </w:r>
-      <w:proofErr w:type="spellEnd"/>
-      <w:proofErr w:type="gramEnd"/>
-      <w:r>
-        <w:rPr>
-          <w:highlight w:val="yellow"/>
-          <w:lang w:val="en-US"/>
-        </w:rPr>
-        <w:t xml:space="preserve"> == fa</w:t>
+        <w:t xml:space="preserve"> &lt;&lt;[formLetter.nextTermOfOfficeEndDate]:"dd.MM.yyyy"&gt;&gt;.</w:t>
+      </w:r>
+    </w:p>
+    <w:p>
+      <w:pPr>
+        <w:rPr>
+          <w:lang w:val="it-CH"/>
+        </w:rPr>
+      </w:pPr>
+    </w:p>
+    <w:p>
+      <w:pPr>
+        <w:rPr>
+          <w:lang w:val="en-US"/>
+        </w:rPr>
+      </w:pPr>
+      <w:r>
+        <w:rPr>
+          <w:highlight w:val="yellow"/>
+          <w:lang w:val="en-US"/>
+        </w:rPr>
+        <w:t>&lt;&lt;if [member.formLetterType == 0 &amp;&amp; member.selfOrganized == fa</w:t>
       </w:r>
       <w:r>
         <w:rPr>
@@ -1404,111 +994,61 @@
           <w:bCs/>
           <w:lang w:val="it-CH"/>
         </w:rPr>
-        <w:t>&lt;&lt;[</w:t>
-      </w:r>
-      <w:proofErr w:type="spellStart"/>
-      <w:proofErr w:type="gramStart"/>
+        <w:t>&lt;&lt;[member.function]</w:t>
+      </w:r>
       <w:r>
         <w:rPr>
           <w:b/>
           <w:bCs/>
           <w:lang w:val="it-CH"/>
         </w:rPr>
-        <w:t>member.function</w:t>
-      </w:r>
-      <w:proofErr w:type="spellEnd"/>
+        <w:t>:lower</w:t>
+      </w:r>
       <w:r>
         <w:rPr>
           <w:b/>
           <w:bCs/>
           <w:lang w:val="it-CH"/>
         </w:rPr>
-        <w:t>]</w:t>
-      </w:r>
-      <w:r>
+        <w:t>&gt;&gt;</w:t>
+      </w:r>
+      <w:r>
+        <w:rPr>
+          <w:lang w:val="it-CH"/>
+        </w:rPr>
+        <w:t xml:space="preserve"> </w:t>
+      </w:r>
+      <w:r>
+        <w:rPr>
+          <w:lang w:val="it-CH"/>
+        </w:rPr>
+        <w:t>dell'organo seguente:</w:t>
+      </w:r>
+    </w:p>
+    <w:p>
+      <w:pPr>
+        <w:rPr>
+          <w:b/>
+          <w:highlight w:val="yellow"/>
+          <w:lang w:val="it-CH"/>
+        </w:rPr>
+      </w:pPr>
+    </w:p>
+    <w:p>
+      <w:pPr>
         <w:rPr>
           <w:b/>
           <w:bCs/>
           <w:lang w:val="it-CH"/>
         </w:rPr>
-        <w:t>:</w:t>
-      </w:r>
-      <w:proofErr w:type="spellStart"/>
+      </w:pPr>
       <w:r>
         <w:rPr>
           <w:b/>
           <w:bCs/>
           <w:lang w:val="it-CH"/>
         </w:rPr>
-        <w:t>lower</w:t>
-      </w:r>
-      <w:proofErr w:type="spellEnd"/>
-      <w:proofErr w:type="gramEnd"/>
-      <w:r>
-        <w:rPr>
-          <w:b/>
-          <w:bCs/>
-          <w:lang w:val="it-CH"/>
-        </w:rPr>
-        <w:t>&gt;&gt;</w:t>
-      </w:r>
-      <w:r>
-        <w:rPr>
-          <w:lang w:val="it-CH"/>
-        </w:rPr>
-        <w:t xml:space="preserve"> </w:t>
-      </w:r>
-      <w:r>
-        <w:rPr>
-          <w:lang w:val="it-CH"/>
-        </w:rPr>
-        <w:t>dell'organo seguente:</w:t>
-      </w:r>
-    </w:p>
-    <w:p>
-      <w:pPr>
-        <w:rPr>
-          <w:b/>
-          <w:highlight w:val="yellow"/>
-          <w:lang w:val="it-CH"/>
-        </w:rPr>
-      </w:pPr>
-    </w:p>
-    <w:p>
-      <w:pPr>
-        <w:rPr>
-          <w:b/>
-          <w:bCs/>
-          <w:lang w:val="it-CH"/>
-        </w:rPr>
-      </w:pPr>
-      <w:r>
-        <w:rPr>
-          <w:b/>
-          <w:bCs/>
-          <w:lang w:val="it-CH"/>
-        </w:rPr>
-        <w:t>&lt;&lt;[</w:t>
-      </w:r>
-      <w:proofErr w:type="spellStart"/>
-      <w:proofErr w:type="gramStart"/>
-      <w:r>
-        <w:rPr>
-          <w:b/>
-          <w:bCs/>
-          <w:lang w:val="it-CH"/>
-        </w:rPr>
-        <w:t>member.committeeName</w:t>
-      </w:r>
-      <w:proofErr w:type="spellEnd"/>
-      <w:proofErr w:type="gramEnd"/>
-      <w:r>
-        <w:rPr>
-          <w:b/>
-          <w:bCs/>
-          <w:lang w:val="it-CH"/>
-        </w:rPr>
-        <w:t>]&gt;&gt;</w:t>
+        <w:t>&lt;&lt;[member.committeeName]&gt;&gt;</w:t>
       </w:r>
     </w:p>
     <w:p>
@@ -1653,43 +1193,7 @@
           <w:highlight w:val="yellow"/>
           <w:lang w:val="en-US"/>
         </w:rPr>
-        <w:t>&lt;&lt;if [</w:t>
-      </w:r>
-      <w:proofErr w:type="spellStart"/>
-      <w:proofErr w:type="gramStart"/>
-      <w:r>
-        <w:rPr>
-          <w:highlight w:val="yellow"/>
-          <w:lang w:val="en-US"/>
-        </w:rPr>
-        <w:t>member.formLetterType</w:t>
-      </w:r>
-      <w:proofErr w:type="spellEnd"/>
-      <w:proofErr w:type="gramEnd"/>
-      <w:r>
-        <w:rPr>
-          <w:highlight w:val="yellow"/>
-          <w:lang w:val="en-US"/>
-        </w:rPr>
-        <w:t xml:space="preserve"> == 0 &amp;&amp; </w:t>
-      </w:r>
-      <w:proofErr w:type="spellStart"/>
-      <w:proofErr w:type="gramStart"/>
-      <w:r>
-        <w:rPr>
-          <w:highlight w:val="yellow"/>
-          <w:lang w:val="en-US"/>
-        </w:rPr>
-        <w:t>member.selfOrganized</w:t>
-      </w:r>
-      <w:proofErr w:type="spellEnd"/>
-      <w:proofErr w:type="gramEnd"/>
-      <w:r>
-        <w:rPr>
-          <w:highlight w:val="yellow"/>
-          <w:lang w:val="en-US"/>
-        </w:rPr>
-        <w:t xml:space="preserve"> == </w:t>
+        <w:t xml:space="preserve">&lt;&lt;if [member.formLetterType == 0 &amp;&amp; member.selfOrganized == </w:t>
       </w:r>
       <w:r>
         <w:rPr>
@@ -1740,27 +1244,7 @@
           <w:bCs/>
           <w:lang w:val="it-CH"/>
         </w:rPr>
-        <w:t>&lt;&lt;[</w:t>
-      </w:r>
-      <w:proofErr w:type="spellStart"/>
-      <w:proofErr w:type="gramStart"/>
-      <w:r>
-        <w:rPr>
-          <w:b/>
-          <w:bCs/>
-          <w:lang w:val="it-CH"/>
-        </w:rPr>
-        <w:t>member.committeeName</w:t>
-      </w:r>
-      <w:proofErr w:type="spellEnd"/>
-      <w:proofErr w:type="gramEnd"/>
-      <w:r>
-        <w:rPr>
-          <w:b/>
-          <w:bCs/>
-          <w:lang w:val="it-CH"/>
-        </w:rPr>
-        <w:t>]&gt;&gt;</w:t>
+        <w:t>&lt;&lt;[member.committeeName]&gt;&gt;</w:t>
       </w:r>
     </w:p>
     <w:p>
@@ -1782,6 +1266,13 @@
         </w:rPr>
         <w:t>Le funzioni all’interno di questo organo sono definite conformemente alle disposizioni a esso applicabili.</w:t>
       </w:r>
+    </w:p>
+    <w:p>
+      <w:pPr>
+        <w:rPr>
+          <w:lang w:val="it-CH"/>
+        </w:rPr>
+      </w:pPr>
     </w:p>
     <w:p>
       <w:pPr>
@@ -1900,25 +1391,7 @@
           <w:highlight w:val="yellow"/>
           <w:lang w:val="en-US"/>
         </w:rPr>
-        <w:t>&lt;&lt;if [</w:t>
-      </w:r>
-      <w:proofErr w:type="spellStart"/>
-      <w:proofErr w:type="gramStart"/>
-      <w:r>
-        <w:rPr>
-          <w:highlight w:val="yellow"/>
-          <w:lang w:val="en-US"/>
-        </w:rPr>
-        <w:t>member.formLetterType</w:t>
-      </w:r>
-      <w:proofErr w:type="spellEnd"/>
-      <w:proofErr w:type="gramEnd"/>
-      <w:r>
-        <w:rPr>
-          <w:highlight w:val="yellow"/>
-          <w:lang w:val="en-US"/>
-        </w:rPr>
-        <w:t xml:space="preserve"> == 1</w:t>
+        <w:t>&lt;&lt;if [member.formLetterType == 1</w:t>
       </w:r>
       <w:r>
         <w:rPr>
@@ -1932,25 +1405,7 @@
           <w:highlight w:val="yellow"/>
           <w:lang w:val="en-US"/>
         </w:rPr>
-        <w:t xml:space="preserve">&amp;&amp; </w:t>
-      </w:r>
-      <w:proofErr w:type="spellStart"/>
-      <w:proofErr w:type="gramStart"/>
-      <w:r>
-        <w:rPr>
-          <w:highlight w:val="yellow"/>
-          <w:lang w:val="en-US"/>
-        </w:rPr>
-        <w:t>member.selfOrganized</w:t>
-      </w:r>
-      <w:proofErr w:type="spellEnd"/>
-      <w:proofErr w:type="gramEnd"/>
-      <w:r>
-        <w:rPr>
-          <w:highlight w:val="yellow"/>
-          <w:lang w:val="en-US"/>
-        </w:rPr>
-        <w:t xml:space="preserve"> == </w:t>
+        <w:t xml:space="preserve">&amp;&amp; member.selfOrganized == </w:t>
       </w:r>
       <w:r>
         <w:rPr>
@@ -1992,500 +1447,429 @@
           <w:bCs/>
           <w:lang w:val="it-CH"/>
         </w:rPr>
-        <w:t>&lt;&lt;[</w:t>
-      </w:r>
-      <w:proofErr w:type="spellStart"/>
-      <w:proofErr w:type="gramStart"/>
+        <w:t>&lt;&lt;[member.function]</w:t>
+      </w:r>
       <w:r>
         <w:rPr>
           <w:b/>
           <w:bCs/>
           <w:lang w:val="it-CH"/>
         </w:rPr>
-        <w:t>member.function</w:t>
-      </w:r>
-      <w:proofErr w:type="spellEnd"/>
+        <w:t>:lower</w:t>
+      </w:r>
       <w:r>
         <w:rPr>
           <w:b/>
           <w:bCs/>
           <w:lang w:val="it-CH"/>
         </w:rPr>
-        <w:t>]</w:t>
-      </w:r>
-      <w:r>
+        <w:t>&gt;&gt;</w:t>
+      </w:r>
+      <w:r>
+        <w:rPr>
+          <w:lang w:val="it-CH"/>
+        </w:rPr>
+        <w:t xml:space="preserve"> </w:t>
+      </w:r>
+      <w:r>
+        <w:rPr>
+          <w:lang w:val="it-CH"/>
+        </w:rPr>
+        <w:t>dell'organo seguente:</w:t>
+      </w:r>
+    </w:p>
+    <w:p>
+      <w:pPr>
+        <w:rPr>
+          <w:b/>
+          <w:highlight w:val="lightGray"/>
+          <w:lang w:val="it-CH"/>
+        </w:rPr>
+      </w:pPr>
+    </w:p>
+    <w:p>
+      <w:pPr>
         <w:rPr>
           <w:b/>
           <w:bCs/>
           <w:lang w:val="it-CH"/>
         </w:rPr>
-        <w:t>:</w:t>
-      </w:r>
-      <w:proofErr w:type="spellStart"/>
+      </w:pPr>
       <w:r>
         <w:rPr>
           <w:b/>
           <w:bCs/>
           <w:lang w:val="it-CH"/>
         </w:rPr>
-        <w:t>lower</w:t>
-      </w:r>
-      <w:proofErr w:type="spellEnd"/>
-      <w:proofErr w:type="gramEnd"/>
-      <w:r>
+        <w:t>&lt;&lt;[member.committeeName]&gt;&gt;</w:t>
+      </w:r>
+    </w:p>
+    <w:p>
+      <w:pPr>
+        <w:rPr>
+          <w:lang w:val="it-CH"/>
+        </w:rPr>
+      </w:pPr>
+    </w:p>
+    <w:p>
+      <w:pPr>
+        <w:rPr>
+          <w:lang w:val="it-CH"/>
+        </w:rPr>
+      </w:pPr>
+      <w:r>
+        <w:rPr>
+          <w:lang w:val="it-CH"/>
+        </w:rPr>
+        <w:t>A nome del Consiglio federale Le rivolgo i miei più sinceri ringraziamenti per l'eccellente lavoro svolto, augurandole successo e soddisfazione nel prosieguo delle Sue funzioni.</w:t>
+      </w:r>
+      <w:r>
+        <w:rPr>
+          <w:highlight w:val="yellow"/>
+          <w:lang w:val="it-CH"/>
+        </w:rPr>
+        <w:t>&lt;&lt;/if&gt;&gt;</w:t>
+      </w:r>
+    </w:p>
+    <w:p>
+      <w:pPr>
+        <w:rPr>
+          <w:lang w:val="en-US"/>
+        </w:rPr>
+      </w:pPr>
+      <w:r>
+        <w:rPr>
+          <w:highlight w:val="yellow"/>
+          <w:lang w:val="en-US"/>
+        </w:rPr>
+        <w:t>&lt;&lt;if [member.formLetterType == 1</w:t>
+      </w:r>
+      <w:r>
+        <w:rPr>
+          <w:highlight w:val="yellow"/>
+          <w:lang w:val="en-US"/>
+        </w:rPr>
+        <w:t xml:space="preserve"> </w:t>
+      </w:r>
+      <w:r>
+        <w:rPr>
+          <w:highlight w:val="yellow"/>
+          <w:lang w:val="en-US"/>
+        </w:rPr>
+        <w:t xml:space="preserve">&amp;&amp; member.selfOrganized == </w:t>
+      </w:r>
+      <w:r>
+        <w:rPr>
+          <w:highlight w:val="yellow"/>
+          <w:lang w:val="en-US"/>
+        </w:rPr>
+        <w:t>true</w:t>
+      </w:r>
+      <w:r>
+        <w:rPr>
+          <w:highlight w:val="yellow"/>
+          <w:lang w:val="en-US"/>
+        </w:rPr>
+        <w:t>]</w:t>
+      </w:r>
+      <w:r>
+        <w:rPr>
+          <w:highlight w:val="yellow"/>
+          <w:lang w:val="en-US"/>
+        </w:rPr>
+        <w:t>&gt;&gt;</w:t>
+      </w:r>
+    </w:p>
+    <w:p>
+      <w:pPr>
+        <w:rPr>
+          <w:lang w:val="it-CH"/>
+        </w:rPr>
+      </w:pPr>
+      <w:r>
+        <w:rPr>
+          <w:lang w:val="it-CH"/>
+        </w:rPr>
+        <w:t>Ha riconfermato la Sua nomina nell’organo seguente:</w:t>
+      </w:r>
+    </w:p>
+    <w:p>
+      <w:pPr>
+        <w:rPr>
+          <w:lang w:val="it-CH"/>
+        </w:rPr>
+      </w:pPr>
+    </w:p>
+    <w:p>
+      <w:pPr>
         <w:rPr>
           <w:b/>
           <w:bCs/>
           <w:lang w:val="it-CH"/>
         </w:rPr>
-        <w:t>&gt;&gt;</w:t>
-      </w:r>
-      <w:r>
-        <w:rPr>
-          <w:lang w:val="it-CH"/>
-        </w:rPr>
-        <w:t xml:space="preserve"> </w:t>
-      </w:r>
-      <w:r>
-        <w:rPr>
-          <w:lang w:val="it-CH"/>
-        </w:rPr>
-        <w:t>dell'organo seguente:</w:t>
-      </w:r>
-    </w:p>
-    <w:p>
-      <w:pPr>
-        <w:rPr>
-          <w:b/>
-          <w:highlight w:val="lightGray"/>
-          <w:lang w:val="it-CH"/>
-        </w:rPr>
-      </w:pPr>
-    </w:p>
-    <w:p>
-      <w:pPr>
+      </w:pPr>
+      <w:r>
         <w:rPr>
           <w:b/>
           <w:bCs/>
           <w:lang w:val="it-CH"/>
         </w:rPr>
-      </w:pPr>
-      <w:r>
+        <w:t>&lt;&lt;[member.committeeName]&gt;&gt;</w:t>
+      </w:r>
+    </w:p>
+    <w:p>
+      <w:pPr>
         <w:rPr>
           <w:b/>
           <w:bCs/>
           <w:lang w:val="it-CH"/>
         </w:rPr>
-        <w:t>&lt;&lt;[</w:t>
-      </w:r>
-      <w:proofErr w:type="spellStart"/>
-      <w:proofErr w:type="gramStart"/>
+      </w:pPr>
+    </w:p>
+    <w:p>
+      <w:pPr>
+        <w:rPr>
+          <w:lang w:val="it-CH"/>
+        </w:rPr>
+      </w:pPr>
+      <w:r>
+        <w:rPr>
+          <w:lang w:val="it-CH"/>
+        </w:rPr>
+        <w:t>Le funzioni all’interno di questo organo sono definite conformemente alle disposizioni a esso applicabili.</w:t>
+      </w:r>
+    </w:p>
+    <w:p>
+      <w:pPr>
+        <w:rPr>
+          <w:lang w:val="it-CH"/>
+        </w:rPr>
+      </w:pPr>
+    </w:p>
+    <w:p>
+      <w:pPr>
+        <w:rPr>
+          <w:lang w:val="it-CH"/>
+        </w:rPr>
+      </w:pPr>
+      <w:r>
+        <w:rPr>
+          <w:lang w:val="it-CH"/>
+        </w:rPr>
+        <w:t>A nome del Consiglio federale Le rivolgo i miei più sinceri ringraziamenti per l'eccellente lavoro svolto, augurandole successo e soddisfazione nel prosieguo delle Sue funzioni.</w:t>
+      </w:r>
+      <w:r>
+        <w:rPr>
+          <w:highlight w:val="yellow"/>
+          <w:lang w:val="it-CH"/>
+        </w:rPr>
+        <w:t>&lt;&lt;/if&gt;&gt;</w:t>
+      </w:r>
+    </w:p>
+    <w:p>
+      <w:pPr>
+        <w:rPr>
+          <w:lang w:val="it-CH"/>
+        </w:rPr>
+      </w:pPr>
+      <w:r>
+        <w:rPr>
+          <w:highlight w:val="yellow"/>
+          <w:lang w:val="it-CH"/>
+        </w:rPr>
+        <w:t>&lt;&lt;if [member.formLetterType == 2]&gt;&gt;</w:t>
+      </w:r>
+    </w:p>
+    <w:p>
+      <w:pPr>
+        <w:rPr>
+          <w:lang w:val="it-CH"/>
+        </w:rPr>
+      </w:pPr>
+      <w:r>
+        <w:rPr>
+          <w:lang w:val="it-CH"/>
+        </w:rPr>
+        <w:t xml:space="preserve">Ha preso atto delle Sue dimissioni, con effetto dal </w:t>
+      </w:r>
+      <w:r>
+        <w:rPr>
+          <w:lang w:val="it-CH"/>
+        </w:rPr>
+        <w:t>&lt;&lt;[formLetter.termOfOfficeEndDate]:"dd.MM.yyyy"&gt;&gt;</w:t>
+      </w:r>
+      <w:r>
+        <w:rPr>
+          <w:lang w:val="it-CH"/>
+        </w:rPr>
+        <w:t xml:space="preserve">, dalla funzione di </w:t>
+      </w:r>
       <w:r>
         <w:rPr>
           <w:b/>
           <w:bCs/>
           <w:lang w:val="it-CH"/>
         </w:rPr>
-        <w:t>member.committeeName</w:t>
-      </w:r>
-      <w:proofErr w:type="spellEnd"/>
-      <w:proofErr w:type="gramEnd"/>
+        <w:t>&lt;&lt;[member.function]</w:t>
+      </w:r>
       <w:r>
         <w:rPr>
           <w:b/>
           <w:bCs/>
           <w:lang w:val="it-CH"/>
         </w:rPr>
-        <w:t>]&gt;&gt;</w:t>
-      </w:r>
-    </w:p>
-    <w:p>
-      <w:pPr>
-        <w:rPr>
-          <w:lang w:val="it-CH"/>
-        </w:rPr>
-      </w:pPr>
-    </w:p>
-    <w:p>
-      <w:pPr>
-        <w:rPr>
-          <w:lang w:val="it-CH"/>
-        </w:rPr>
-      </w:pPr>
-      <w:r>
-        <w:rPr>
-          <w:lang w:val="it-CH"/>
-        </w:rPr>
-        <w:t xml:space="preserve">A nome del Consiglio federale Le rivolgo i miei più sinceri ringraziamenti per l'eccellente lavoro svolto, augurandole successo e soddisfazione nel prosieguo delle Sue </w:t>
-      </w:r>
-      <w:proofErr w:type="gramStart"/>
-      <w:r>
-        <w:rPr>
-          <w:lang w:val="it-CH"/>
-        </w:rPr>
-        <w:t>funzioni.</w:t>
-      </w:r>
-      <w:r>
-        <w:rPr>
-          <w:highlight w:val="yellow"/>
-          <w:lang w:val="it-CH"/>
-        </w:rPr>
-        <w:t>&lt;</w:t>
-      </w:r>
-      <w:proofErr w:type="gramEnd"/>
-      <w:r>
-        <w:rPr>
-          <w:highlight w:val="yellow"/>
-          <w:lang w:val="it-CH"/>
-        </w:rPr>
-        <w:t>&lt;/</w:t>
-      </w:r>
-      <w:proofErr w:type="spellStart"/>
-      <w:r>
-        <w:rPr>
-          <w:highlight w:val="yellow"/>
-          <w:lang w:val="it-CH"/>
-        </w:rPr>
-        <w:t>if</w:t>
-      </w:r>
-      <w:proofErr w:type="spellEnd"/>
-      <w:r>
-        <w:rPr>
-          <w:highlight w:val="yellow"/>
-          <w:lang w:val="it-CH"/>
-        </w:rPr>
-        <w:t>&gt;&gt;</w:t>
-      </w:r>
-    </w:p>
-    <w:p>
-      <w:pPr>
-        <w:rPr>
-          <w:lang w:val="en-US"/>
-        </w:rPr>
-      </w:pPr>
-      <w:r>
-        <w:rPr>
-          <w:highlight w:val="yellow"/>
-          <w:lang w:val="en-US"/>
-        </w:rPr>
-        <w:t>&lt;&lt;if [</w:t>
-      </w:r>
-      <w:proofErr w:type="spellStart"/>
-      <w:proofErr w:type="gramStart"/>
-      <w:r>
-        <w:rPr>
-          <w:highlight w:val="yellow"/>
-          <w:lang w:val="en-US"/>
-        </w:rPr>
-        <w:t>member.formLetterType</w:t>
-      </w:r>
-      <w:proofErr w:type="spellEnd"/>
-      <w:proofErr w:type="gramEnd"/>
-      <w:r>
-        <w:rPr>
-          <w:highlight w:val="yellow"/>
-          <w:lang w:val="en-US"/>
-        </w:rPr>
-        <w:t xml:space="preserve"> == 1</w:t>
-      </w:r>
-      <w:r>
-        <w:rPr>
-          <w:highlight w:val="yellow"/>
-          <w:lang w:val="en-US"/>
-        </w:rPr>
-        <w:t xml:space="preserve"> </w:t>
-      </w:r>
-      <w:r>
-        <w:rPr>
-          <w:highlight w:val="yellow"/>
-          <w:lang w:val="en-US"/>
-        </w:rPr>
-        <w:t xml:space="preserve">&amp;&amp; </w:t>
-      </w:r>
-      <w:proofErr w:type="spellStart"/>
-      <w:proofErr w:type="gramStart"/>
-      <w:r>
-        <w:rPr>
-          <w:highlight w:val="yellow"/>
-          <w:lang w:val="en-US"/>
-        </w:rPr>
-        <w:t>member.selfOrganized</w:t>
-      </w:r>
-      <w:proofErr w:type="spellEnd"/>
-      <w:proofErr w:type="gramEnd"/>
-      <w:r>
-        <w:rPr>
-          <w:highlight w:val="yellow"/>
-          <w:lang w:val="en-US"/>
-        </w:rPr>
-        <w:t xml:space="preserve"> == </w:t>
-      </w:r>
-      <w:r>
-        <w:rPr>
-          <w:highlight w:val="yellow"/>
-          <w:lang w:val="en-US"/>
-        </w:rPr>
-        <w:t>true</w:t>
-      </w:r>
-      <w:r>
-        <w:rPr>
-          <w:highlight w:val="yellow"/>
-          <w:lang w:val="en-US"/>
-        </w:rPr>
-        <w:t>]</w:t>
-      </w:r>
-      <w:r>
-        <w:rPr>
-          <w:highlight w:val="yellow"/>
-          <w:lang w:val="en-US"/>
-        </w:rPr>
-        <w:t>&gt;&gt;</w:t>
-      </w:r>
-    </w:p>
-    <w:p>
-      <w:pPr>
-        <w:rPr>
-          <w:lang w:val="it-CH"/>
-        </w:rPr>
-      </w:pPr>
-      <w:r>
-        <w:rPr>
-          <w:lang w:val="it-CH"/>
-        </w:rPr>
-        <w:t>Ha riconfermato la Sua nomina nell’organo seguente:</w:t>
-      </w:r>
-    </w:p>
-    <w:p>
-      <w:pPr>
-        <w:rPr>
-          <w:lang w:val="it-CH"/>
-        </w:rPr>
-      </w:pPr>
-    </w:p>
-    <w:p>
-      <w:pPr>
+        <w:t>:lower</w:t>
+      </w:r>
+      <w:r>
         <w:rPr>
           <w:b/>
           <w:bCs/>
           <w:lang w:val="it-CH"/>
         </w:rPr>
-      </w:pPr>
+        <w:t>&gt;&gt;</w:t>
+      </w:r>
+      <w:r>
+        <w:rPr>
+          <w:lang w:val="it-CH"/>
+        </w:rPr>
+        <w:t xml:space="preserve"> dell'organo seguente:</w:t>
+      </w:r>
+    </w:p>
+    <w:p>
+      <w:pPr>
+        <w:rPr>
+          <w:lang w:val="it-CH"/>
+        </w:rPr>
+      </w:pPr>
+      <w:r>
+        <w:rPr>
+          <w:highlight w:val="yellow"/>
+          <w:lang w:val="it-CH"/>
+        </w:rPr>
+        <w:t>&lt;&lt;/if&gt;&gt;</w:t>
+      </w:r>
+    </w:p>
+    <w:p>
+      <w:pPr>
+        <w:rPr>
+          <w:lang w:val="it-CH"/>
+        </w:rPr>
+      </w:pPr>
+      <w:r>
+        <w:rPr>
+          <w:highlight w:val="yellow"/>
+          <w:lang w:val="it-CH"/>
+        </w:rPr>
+        <w:t>&lt;&lt;if [member.formLetterType == 3]&gt;&gt;</w:t>
+      </w:r>
+    </w:p>
+    <w:p>
+      <w:pPr>
+        <w:rPr>
+          <w:lang w:val="it-CH"/>
+        </w:rPr>
+      </w:pPr>
+      <w:r>
+        <w:rPr>
+          <w:lang w:val="it-CH"/>
+        </w:rPr>
+        <w:t xml:space="preserve">Ha preso atto che, avendo raggiunto la durata massima del mandato, il </w:t>
+      </w:r>
+      <w:r>
+        <w:rPr>
+          <w:lang w:val="it-CH"/>
+        </w:rPr>
+        <w:t>&lt;&lt;[formLetter.termOfOfficeEndDate]:"dd.MM.yyyy"&gt;&gt;</w:t>
+      </w:r>
+      <w:r>
+        <w:rPr>
+          <w:lang w:val="it-CH"/>
+        </w:rPr>
+        <w:t xml:space="preserve"> lascerà la funzione di </w:t>
+      </w:r>
       <w:r>
         <w:rPr>
           <w:b/>
           <w:bCs/>
           <w:lang w:val="it-CH"/>
         </w:rPr>
-        <w:t>&lt;&lt;[</w:t>
-      </w:r>
-      <w:proofErr w:type="spellStart"/>
-      <w:proofErr w:type="gramStart"/>
+        <w:t>&lt;&lt;[member.function]</w:t>
+      </w:r>
       <w:r>
         <w:rPr>
           <w:b/>
           <w:bCs/>
           <w:lang w:val="it-CH"/>
         </w:rPr>
-        <w:t>member.committeeName</w:t>
-      </w:r>
-      <w:proofErr w:type="spellEnd"/>
-      <w:proofErr w:type="gramEnd"/>
+        <w:t>:lower</w:t>
+      </w:r>
       <w:r>
         <w:rPr>
           <w:b/>
           <w:bCs/>
           <w:lang w:val="it-CH"/>
         </w:rPr>
-        <w:t>]&gt;&gt;</w:t>
-      </w:r>
-    </w:p>
-    <w:p>
-      <w:pPr>
+        <w:t xml:space="preserve">&gt;&gt; </w:t>
+      </w:r>
+      <w:r>
+        <w:rPr>
+          <w:lang w:val="it-CH"/>
+        </w:rPr>
+        <w:t>dell'organo seguente:</w:t>
+      </w:r>
+      <w:r>
+        <w:rPr>
+          <w:highlight w:val="yellow"/>
+          <w:lang w:val="it-CH"/>
+        </w:rPr>
+        <w:t>&lt;&lt;/if&gt;&gt;</w:t>
+      </w:r>
+    </w:p>
+    <w:p>
+      <w:pPr>
+        <w:rPr>
+          <w:lang w:val="it-CH"/>
+        </w:rPr>
+      </w:pPr>
+      <w:r>
+        <w:rPr>
+          <w:highlight w:val="yellow"/>
+          <w:lang w:val="it-CH"/>
+        </w:rPr>
+        <w:t>&lt;&lt;if [member.formLetterType == 4]&gt;&gt;</w:t>
+      </w:r>
+    </w:p>
+    <w:p>
+      <w:pPr>
+        <w:rPr>
+          <w:lang w:val="it-CH"/>
+        </w:rPr>
+      </w:pPr>
+      <w:r>
+        <w:rPr>
+          <w:lang w:val="it-CH"/>
+        </w:rPr>
+        <w:t xml:space="preserve">Ha preso atto che il </w:t>
+      </w:r>
+      <w:r>
+        <w:rPr>
+          <w:lang w:val="it-CH"/>
+        </w:rPr>
+        <w:t>&lt;&lt;[formLetter.termOfOfficeEndDate]:"dd.MM.yyyy"&gt;&gt;</w:t>
+      </w:r>
+      <w:r>
+        <w:rPr>
+          <w:lang w:val="it-CH"/>
+        </w:rPr>
+        <w:t xml:space="preserve"> lascerà la funzione di </w:t>
+      </w:r>
+      <w:r>
         <w:rPr>
           <w:b/>
           <w:bCs/>
           <w:lang w:val="it-CH"/>
         </w:rPr>
-      </w:pPr>
-    </w:p>
-    <w:p>
-      <w:pPr>
-        <w:rPr>
-          <w:lang w:val="it-CH"/>
-        </w:rPr>
-      </w:pPr>
-      <w:r>
-        <w:rPr>
-          <w:lang w:val="it-CH"/>
-        </w:rPr>
-        <w:t>Le funzioni all’interno di questo organo sono definite conformemente alle disposizioni a esso applicabili.</w:t>
-      </w:r>
-    </w:p>
-    <w:p>
-      <w:pPr>
-        <w:rPr>
-          <w:lang w:val="it-CH"/>
-        </w:rPr>
-      </w:pPr>
-    </w:p>
-    <w:p>
-      <w:pPr>
-        <w:rPr>
-          <w:lang w:val="it-CH"/>
-        </w:rPr>
-      </w:pPr>
-      <w:r>
-        <w:rPr>
-          <w:lang w:val="it-CH"/>
-        </w:rPr>
-        <w:t xml:space="preserve">A nome del Consiglio federale Le rivolgo i miei più sinceri ringraziamenti per l'eccellente lavoro svolto, augurandole successo e soddisfazione nel prosieguo delle Sue </w:t>
-      </w:r>
-      <w:proofErr w:type="gramStart"/>
-      <w:r>
-        <w:rPr>
-          <w:lang w:val="it-CH"/>
-        </w:rPr>
-        <w:t>funzioni.</w:t>
-      </w:r>
-      <w:r>
-        <w:rPr>
-          <w:highlight w:val="yellow"/>
-          <w:lang w:val="it-CH"/>
-        </w:rPr>
-        <w:t>&lt;</w:t>
-      </w:r>
-      <w:proofErr w:type="gramEnd"/>
-      <w:r>
-        <w:rPr>
-          <w:highlight w:val="yellow"/>
-          <w:lang w:val="it-CH"/>
-        </w:rPr>
-        <w:t>&lt;/</w:t>
-      </w:r>
-      <w:proofErr w:type="spellStart"/>
-      <w:r>
-        <w:rPr>
-          <w:highlight w:val="yellow"/>
-          <w:lang w:val="it-CH"/>
-        </w:rPr>
-        <w:t>if</w:t>
-      </w:r>
-      <w:proofErr w:type="spellEnd"/>
-      <w:r>
-        <w:rPr>
-          <w:highlight w:val="yellow"/>
-          <w:lang w:val="it-CH"/>
-        </w:rPr>
-        <w:t>&gt;&gt;</w:t>
-      </w:r>
-    </w:p>
-    <w:p>
-      <w:pPr>
-        <w:rPr>
-          <w:lang w:val="it-CH"/>
-        </w:rPr>
-      </w:pPr>
-      <w:r>
-        <w:rPr>
-          <w:highlight w:val="yellow"/>
-          <w:lang w:val="it-CH"/>
-        </w:rPr>
-        <w:t>&lt;&lt;</w:t>
-      </w:r>
-      <w:proofErr w:type="spellStart"/>
-      <w:r>
-        <w:rPr>
-          <w:highlight w:val="yellow"/>
-          <w:lang w:val="it-CH"/>
-        </w:rPr>
-        <w:t>if</w:t>
-      </w:r>
-      <w:proofErr w:type="spellEnd"/>
-      <w:r>
-        <w:rPr>
-          <w:highlight w:val="yellow"/>
-          <w:lang w:val="it-CH"/>
-        </w:rPr>
-        <w:t xml:space="preserve"> [</w:t>
-      </w:r>
-      <w:proofErr w:type="spellStart"/>
-      <w:proofErr w:type="gramStart"/>
-      <w:r>
-        <w:rPr>
-          <w:highlight w:val="yellow"/>
-          <w:lang w:val="it-CH"/>
-        </w:rPr>
-        <w:t>member.formLetterType</w:t>
-      </w:r>
-      <w:proofErr w:type="spellEnd"/>
-      <w:proofErr w:type="gramEnd"/>
-      <w:r>
-        <w:rPr>
-          <w:highlight w:val="yellow"/>
-          <w:lang w:val="it-CH"/>
-        </w:rPr>
-        <w:t xml:space="preserve"> == 2]&gt;&gt;</w:t>
-      </w:r>
-    </w:p>
-    <w:p>
-      <w:pPr>
-        <w:rPr>
-          <w:lang w:val="it-CH"/>
-        </w:rPr>
-      </w:pPr>
-      <w:r>
-        <w:rPr>
-          <w:lang w:val="it-CH"/>
-        </w:rPr>
-        <w:t xml:space="preserve">Ha preso atto delle Sue dimissioni, con effetto dal </w:t>
-      </w:r>
-      <w:r>
-        <w:rPr>
-          <w:lang w:val="it-CH"/>
-        </w:rPr>
-        <w:t>&lt;</w:t>
-      </w:r>
-      <w:proofErr w:type="gramStart"/>
-      <w:r>
-        <w:rPr>
-          <w:lang w:val="it-CH"/>
-        </w:rPr>
-        <w:t>&lt;[</w:t>
-      </w:r>
-      <w:proofErr w:type="spellStart"/>
-      <w:proofErr w:type="gramEnd"/>
-      <w:r>
-        <w:rPr>
-          <w:lang w:val="it-CH"/>
-        </w:rPr>
-        <w:t>formLetter.termOfOfficeEndDate</w:t>
-      </w:r>
-      <w:proofErr w:type="spellEnd"/>
-      <w:r>
-        <w:rPr>
-          <w:lang w:val="it-CH"/>
-        </w:rPr>
-        <w:t>]:"</w:t>
-      </w:r>
-      <w:proofErr w:type="spellStart"/>
-      <w:r>
-        <w:rPr>
-          <w:lang w:val="it-CH"/>
-        </w:rPr>
-        <w:t>dd.MM.yyyy</w:t>
-      </w:r>
-      <w:proofErr w:type="spellEnd"/>
-      <w:r>
-        <w:rPr>
-          <w:lang w:val="it-CH"/>
-        </w:rPr>
-        <w:t>"&gt;&gt;</w:t>
-      </w:r>
-      <w:r>
-        <w:rPr>
-          <w:lang w:val="it-CH"/>
-        </w:rPr>
-        <w:t xml:space="preserve">, dalla funzione di </w:t>
+        <w:t>&lt;&lt;[member.function]</w:t>
       </w:r>
       <w:r>
         <w:rPr>
@@ -2493,1381 +1877,341 @@
           <w:bCs/>
           <w:lang w:val="it-CH"/>
         </w:rPr>
-        <w:t>&lt;&lt;[</w:t>
-      </w:r>
-      <w:proofErr w:type="spellStart"/>
-      <w:proofErr w:type="gramStart"/>
+        <w:t>:lower</w:t>
+      </w:r>
       <w:r>
         <w:rPr>
           <w:b/>
           <w:bCs/>
           <w:lang w:val="it-CH"/>
         </w:rPr>
-        <w:t>member.function</w:t>
-      </w:r>
-      <w:proofErr w:type="spellEnd"/>
-      <w:r>
+        <w:t xml:space="preserve">&gt;&gt; </w:t>
+      </w:r>
+      <w:r>
+        <w:rPr>
+          <w:lang w:val="it-CH"/>
+        </w:rPr>
+        <w:t>dell'organo seguente:</w:t>
+      </w:r>
+    </w:p>
+    <w:p>
+      <w:pPr>
+        <w:rPr>
+          <w:lang w:val="en-US"/>
+        </w:rPr>
+      </w:pPr>
+      <w:r>
+        <w:rPr>
+          <w:highlight w:val="yellow"/>
+          <w:lang w:val="en-US"/>
+        </w:rPr>
+        <w:t>&lt;&lt;/if&gt;&gt;</w:t>
+      </w:r>
+    </w:p>
+    <w:p>
+      <w:pPr>
+        <w:rPr>
+          <w:lang w:val="en-US"/>
+        </w:rPr>
+      </w:pPr>
+      <w:r>
+        <w:rPr>
+          <w:highlight w:val="yellow"/>
+          <w:lang w:val="en-US"/>
+        </w:rPr>
+        <w:t xml:space="preserve">&lt;&lt;if [member.formLetterType == </w:t>
+      </w:r>
+      <w:r>
+        <w:rPr>
+          <w:highlight w:val="yellow"/>
+          <w:lang w:val="en-US"/>
+        </w:rPr>
+        <w:t>2</w:t>
+      </w:r>
+      <w:r>
+        <w:rPr>
+          <w:highlight w:val="yellow"/>
+          <w:lang w:val="en-US"/>
+        </w:rPr>
+        <w:t xml:space="preserve"> || member.formLetterType == </w:t>
+      </w:r>
+      <w:r>
+        <w:rPr>
+          <w:highlight w:val="yellow"/>
+          <w:lang w:val="en-US"/>
+        </w:rPr>
+        <w:t>3</w:t>
+      </w:r>
+      <w:r>
+        <w:rPr>
+          <w:highlight w:val="yellow"/>
+          <w:lang w:val="en-US"/>
+        </w:rPr>
+        <w:t xml:space="preserve"> </w:t>
+      </w:r>
+      <w:r>
+        <w:rPr>
+          <w:highlight w:val="yellow"/>
+          <w:lang w:val="en-US"/>
+        </w:rPr>
+        <w:t xml:space="preserve">|| </w:t>
+      </w:r>
+      <w:r>
+        <w:rPr>
+          <w:highlight w:val="yellow"/>
+          <w:lang w:val="en-US"/>
+        </w:rPr>
+        <w:t xml:space="preserve">member.formLetterType == </w:t>
+      </w:r>
+      <w:r>
+        <w:rPr>
+          <w:highlight w:val="yellow"/>
+          <w:lang w:val="en-US"/>
+        </w:rPr>
+        <w:t>4</w:t>
+      </w:r>
+      <w:r>
+        <w:rPr>
+          <w:highlight w:val="yellow"/>
+          <w:lang w:val="en-US"/>
+        </w:rPr>
+        <w:t>]&gt;&gt;</w:t>
+      </w:r>
+    </w:p>
+    <w:p>
+      <w:pPr>
         <w:rPr>
           <w:b/>
           <w:bCs/>
-          <w:lang w:val="it-CH"/>
-        </w:rPr>
-        <w:t>]</w:t>
-      </w:r>
-      <w:r>
+          <w:lang w:val="en-US"/>
+        </w:rPr>
+      </w:pPr>
+    </w:p>
+    <w:p>
+      <w:pPr>
         <w:rPr>
           <w:b/>
           <w:bCs/>
           <w:lang w:val="it-CH"/>
         </w:rPr>
-        <w:t>:</w:t>
-      </w:r>
-      <w:proofErr w:type="spellStart"/>
+      </w:pPr>
       <w:r>
         <w:rPr>
           <w:b/>
           <w:bCs/>
           <w:lang w:val="it-CH"/>
         </w:rPr>
-        <w:t>lower</w:t>
-      </w:r>
-      <w:proofErr w:type="spellEnd"/>
-      <w:proofErr w:type="gramEnd"/>
-      <w:r>
-        <w:rPr>
-          <w:b/>
-          <w:bCs/>
-          <w:lang w:val="it-CH"/>
-        </w:rPr>
-        <w:t>&gt;&gt;</w:t>
-      </w:r>
-      <w:r>
-        <w:rPr>
-          <w:lang w:val="it-CH"/>
-        </w:rPr>
-        <w:t xml:space="preserve"> dell'organo seguente:</w:t>
-      </w:r>
-    </w:p>
-    <w:p>
-      <w:pPr>
-        <w:rPr>
-          <w:lang w:val="it-CH"/>
-        </w:rPr>
-      </w:pPr>
-      <w:r>
-        <w:rPr>
-          <w:highlight w:val="yellow"/>
-          <w:lang w:val="it-CH"/>
-        </w:rPr>
-        <w:t>&lt;&lt;/</w:t>
-      </w:r>
-      <w:proofErr w:type="spellStart"/>
-      <w:r>
-        <w:rPr>
-          <w:highlight w:val="yellow"/>
-          <w:lang w:val="it-CH"/>
-        </w:rPr>
-        <w:t>if</w:t>
-      </w:r>
-      <w:proofErr w:type="spellEnd"/>
-      <w:r>
-        <w:rPr>
-          <w:highlight w:val="yellow"/>
-          <w:lang w:val="it-CH"/>
-        </w:rPr>
-        <w:t>&gt;&gt;</w:t>
-      </w:r>
-    </w:p>
-    <w:p>
-      <w:pPr>
-        <w:rPr>
-          <w:lang w:val="it-CH"/>
-        </w:rPr>
-      </w:pPr>
-      <w:r>
-        <w:rPr>
-          <w:highlight w:val="yellow"/>
-          <w:lang w:val="it-CH"/>
-        </w:rPr>
-        <w:t>&lt;&lt;</w:t>
-      </w:r>
-      <w:proofErr w:type="spellStart"/>
-      <w:r>
-        <w:rPr>
-          <w:highlight w:val="yellow"/>
-          <w:lang w:val="it-CH"/>
-        </w:rPr>
-        <w:t>if</w:t>
-      </w:r>
-      <w:proofErr w:type="spellEnd"/>
-      <w:r>
-        <w:rPr>
-          <w:highlight w:val="yellow"/>
-          <w:lang w:val="it-CH"/>
-        </w:rPr>
-        <w:t xml:space="preserve"> [</w:t>
-      </w:r>
-      <w:proofErr w:type="spellStart"/>
-      <w:proofErr w:type="gramStart"/>
-      <w:r>
-        <w:rPr>
-          <w:highlight w:val="yellow"/>
-          <w:lang w:val="it-CH"/>
-        </w:rPr>
-        <w:t>member.formLetterType</w:t>
-      </w:r>
-      <w:proofErr w:type="spellEnd"/>
-      <w:proofErr w:type="gramEnd"/>
-      <w:r>
-        <w:rPr>
-          <w:highlight w:val="yellow"/>
-          <w:lang w:val="it-CH"/>
-        </w:rPr>
-        <w:t xml:space="preserve"> == 3]&gt;&gt;</w:t>
-      </w:r>
-    </w:p>
-    <w:p>
-      <w:pPr>
-        <w:rPr>
-          <w:lang w:val="it-CH"/>
-        </w:rPr>
-      </w:pPr>
-      <w:r>
-        <w:rPr>
-          <w:lang w:val="it-CH"/>
-        </w:rPr>
-        <w:t xml:space="preserve">Ha preso atto che, avendo raggiunto la durata massima del mandato, il </w:t>
-      </w:r>
-      <w:r>
-        <w:rPr>
-          <w:lang w:val="it-CH"/>
-        </w:rPr>
-        <w:t>&lt;</w:t>
-      </w:r>
-      <w:proofErr w:type="gramStart"/>
-      <w:r>
-        <w:rPr>
-          <w:lang w:val="it-CH"/>
-        </w:rPr>
-        <w:t>&lt;[</w:t>
-      </w:r>
-      <w:proofErr w:type="spellStart"/>
-      <w:proofErr w:type="gramEnd"/>
-      <w:r>
-        <w:rPr>
-          <w:lang w:val="it-CH"/>
-        </w:rPr>
-        <w:t>formLetter.termOfOfficeEndDate</w:t>
-      </w:r>
-      <w:proofErr w:type="spellEnd"/>
-      <w:r>
-        <w:rPr>
-          <w:lang w:val="it-CH"/>
-        </w:rPr>
-        <w:t>]:"</w:t>
-      </w:r>
-      <w:proofErr w:type="spellStart"/>
-      <w:r>
-        <w:rPr>
-          <w:lang w:val="it-CH"/>
-        </w:rPr>
-        <w:t>dd.MM.yyyy</w:t>
-      </w:r>
-      <w:proofErr w:type="spellEnd"/>
-      <w:r>
-        <w:rPr>
-          <w:lang w:val="it-CH"/>
-        </w:rPr>
-        <w:t>"&gt;&gt;</w:t>
-      </w:r>
-      <w:r>
-        <w:rPr>
-          <w:lang w:val="it-CH"/>
-        </w:rPr>
-        <w:t xml:space="preserve"> lascerà la funzione di </w:t>
-      </w:r>
-      <w:r>
-        <w:rPr>
-          <w:b/>
-          <w:bCs/>
-          <w:lang w:val="it-CH"/>
-        </w:rPr>
-        <w:t>&lt;&lt;[</w:t>
-      </w:r>
-      <w:proofErr w:type="spellStart"/>
-      <w:proofErr w:type="gramStart"/>
-      <w:r>
-        <w:rPr>
-          <w:b/>
-          <w:bCs/>
-          <w:lang w:val="it-CH"/>
-        </w:rPr>
-        <w:t>member.function</w:t>
-      </w:r>
-      <w:proofErr w:type="spellEnd"/>
-      <w:r>
-        <w:rPr>
-          <w:b/>
-          <w:bCs/>
-          <w:lang w:val="it-CH"/>
-        </w:rPr>
-        <w:t>]</w:t>
-      </w:r>
-      <w:r>
-        <w:rPr>
-          <w:b/>
-          <w:bCs/>
-          <w:lang w:val="it-CH"/>
-        </w:rPr>
-        <w:t>:</w:t>
-      </w:r>
-      <w:proofErr w:type="spellStart"/>
-      <w:r>
-        <w:rPr>
-          <w:b/>
-          <w:bCs/>
-          <w:lang w:val="it-CH"/>
-        </w:rPr>
-        <w:t>lower</w:t>
-      </w:r>
-      <w:proofErr w:type="spellEnd"/>
-      <w:proofErr w:type="gramEnd"/>
-      <w:r>
-        <w:rPr>
-          <w:b/>
-          <w:bCs/>
-          <w:lang w:val="it-CH"/>
-        </w:rPr>
-        <w:t xml:space="preserve">&gt;&gt; </w:t>
-      </w:r>
-      <w:r>
-        <w:rPr>
-          <w:lang w:val="it-CH"/>
-        </w:rPr>
-        <w:t>dell'organo seguente:</w:t>
-      </w:r>
-      <w:r>
-        <w:rPr>
-          <w:highlight w:val="yellow"/>
-          <w:lang w:val="it-CH"/>
-        </w:rPr>
-        <w:t>&lt;&lt;/</w:t>
-      </w:r>
-      <w:proofErr w:type="spellStart"/>
-      <w:r>
-        <w:rPr>
-          <w:highlight w:val="yellow"/>
-          <w:lang w:val="it-CH"/>
-        </w:rPr>
-        <w:t>if</w:t>
-      </w:r>
-      <w:proofErr w:type="spellEnd"/>
-      <w:r>
-        <w:rPr>
-          <w:highlight w:val="yellow"/>
-          <w:lang w:val="it-CH"/>
-        </w:rPr>
-        <w:t>&gt;&gt;</w:t>
-      </w:r>
-    </w:p>
-    <w:p>
-      <w:pPr>
-        <w:rPr>
-          <w:lang w:val="it-CH"/>
-        </w:rPr>
-      </w:pPr>
-      <w:r>
-        <w:rPr>
-          <w:highlight w:val="yellow"/>
-          <w:lang w:val="it-CH"/>
-        </w:rPr>
-        <w:t>&lt;&lt;</w:t>
-      </w:r>
-      <w:proofErr w:type="spellStart"/>
-      <w:r>
-        <w:rPr>
-          <w:highlight w:val="yellow"/>
-          <w:lang w:val="it-CH"/>
-        </w:rPr>
-        <w:t>if</w:t>
-      </w:r>
-      <w:proofErr w:type="spellEnd"/>
-      <w:r>
-        <w:rPr>
-          <w:highlight w:val="yellow"/>
-          <w:lang w:val="it-CH"/>
-        </w:rPr>
-        <w:t xml:space="preserve"> [</w:t>
-      </w:r>
-      <w:proofErr w:type="spellStart"/>
-      <w:proofErr w:type="gramStart"/>
-      <w:r>
-        <w:rPr>
-          <w:highlight w:val="yellow"/>
-          <w:lang w:val="it-CH"/>
-        </w:rPr>
-        <w:t>member.formLetterType</w:t>
-      </w:r>
-      <w:proofErr w:type="spellEnd"/>
-      <w:proofErr w:type="gramEnd"/>
-      <w:r>
-        <w:rPr>
-          <w:highlight w:val="yellow"/>
-          <w:lang w:val="it-CH"/>
-        </w:rPr>
-        <w:t xml:space="preserve"> == 4]&gt;&gt;</w:t>
-      </w:r>
-    </w:p>
-    <w:p>
-      <w:pPr>
-        <w:rPr>
-          <w:lang w:val="it-CH"/>
-        </w:rPr>
-      </w:pPr>
-      <w:r>
-        <w:rPr>
-          <w:lang w:val="it-CH"/>
-        </w:rPr>
-        <w:t xml:space="preserve">Ha preso atto che il </w:t>
-      </w:r>
-      <w:r>
-        <w:rPr>
-          <w:lang w:val="it-CH"/>
-        </w:rPr>
-        <w:t>&lt;</w:t>
-      </w:r>
-      <w:proofErr w:type="gramStart"/>
-      <w:r>
-        <w:rPr>
-          <w:lang w:val="it-CH"/>
-        </w:rPr>
-        <w:t>&lt;[</w:t>
-      </w:r>
-      <w:proofErr w:type="spellStart"/>
-      <w:proofErr w:type="gramEnd"/>
-      <w:r>
-        <w:rPr>
-          <w:lang w:val="it-CH"/>
-        </w:rPr>
-        <w:t>formLetter.termOfOfficeEndDate</w:t>
-      </w:r>
-      <w:proofErr w:type="spellEnd"/>
-      <w:r>
-        <w:rPr>
-          <w:lang w:val="it-CH"/>
-        </w:rPr>
-        <w:t>]:"</w:t>
-      </w:r>
-      <w:proofErr w:type="spellStart"/>
-      <w:r>
-        <w:rPr>
-          <w:lang w:val="it-CH"/>
-        </w:rPr>
-        <w:t>dd.MM.yyyy</w:t>
-      </w:r>
-      <w:proofErr w:type="spellEnd"/>
-      <w:r>
-        <w:rPr>
-          <w:lang w:val="it-CH"/>
-        </w:rPr>
-        <w:t>"&gt;&gt;</w:t>
-      </w:r>
-      <w:r>
-        <w:rPr>
-          <w:lang w:val="it-CH"/>
-        </w:rPr>
-        <w:t xml:space="preserve"> lascerà la funzione di </w:t>
-      </w:r>
-      <w:r>
-        <w:rPr>
-          <w:b/>
-          <w:bCs/>
-          <w:lang w:val="it-CH"/>
-        </w:rPr>
-        <w:t>&lt;&lt;[</w:t>
-      </w:r>
-      <w:proofErr w:type="spellStart"/>
-      <w:proofErr w:type="gramStart"/>
-      <w:r>
-        <w:rPr>
-          <w:b/>
-          <w:bCs/>
-          <w:lang w:val="it-CH"/>
-        </w:rPr>
-        <w:t>member.function</w:t>
-      </w:r>
-      <w:proofErr w:type="spellEnd"/>
-      <w:r>
-        <w:rPr>
-          <w:b/>
-          <w:bCs/>
-          <w:lang w:val="it-CH"/>
-        </w:rPr>
-        <w:t>]</w:t>
-      </w:r>
-      <w:r>
-        <w:rPr>
-          <w:b/>
-          <w:bCs/>
-          <w:lang w:val="it-CH"/>
-        </w:rPr>
-        <w:t>:</w:t>
-      </w:r>
-      <w:proofErr w:type="spellStart"/>
-      <w:r>
-        <w:rPr>
-          <w:b/>
-          <w:bCs/>
-          <w:lang w:val="it-CH"/>
-        </w:rPr>
-        <w:t>lower</w:t>
-      </w:r>
-      <w:proofErr w:type="spellEnd"/>
-      <w:proofErr w:type="gramEnd"/>
-      <w:r>
-        <w:rPr>
-          <w:b/>
-          <w:bCs/>
-          <w:lang w:val="it-CH"/>
-        </w:rPr>
-        <w:t xml:space="preserve">&gt;&gt; </w:t>
-      </w:r>
-      <w:r>
-        <w:rPr>
-          <w:lang w:val="it-CH"/>
-        </w:rPr>
-        <w:t>dell'organo seguente:</w:t>
-      </w:r>
-    </w:p>
-    <w:p>
-      <w:r>
-        <w:rPr>
-          <w:highlight w:val="yellow"/>
-        </w:rPr>
-        <w:t>&lt;&lt;/</w:t>
-      </w:r>
-      <w:proofErr w:type="spellStart"/>
-      <w:r>
-        <w:rPr>
-          <w:highlight w:val="yellow"/>
-        </w:rPr>
-        <w:t>if</w:t>
-      </w:r>
-      <w:proofErr w:type="spellEnd"/>
-      <w:r>
-        <w:rPr>
-          <w:highlight w:val="yellow"/>
-        </w:rPr>
-        <w:t>&gt;&gt;</w:t>
-      </w:r>
-    </w:p>
-    <w:p>
-      <w:r>
-        <w:rPr>
-          <w:highlight w:val="yellow"/>
-        </w:rPr>
-        <w:t>&lt;&lt;</w:t>
-      </w:r>
-      <w:proofErr w:type="spellStart"/>
-      <w:r>
-        <w:rPr>
-          <w:highlight w:val="yellow"/>
-        </w:rPr>
-        <w:t>if</w:t>
-      </w:r>
-      <w:proofErr w:type="spellEnd"/>
-      <w:r>
-        <w:rPr>
-          <w:highlight w:val="yellow"/>
-        </w:rPr>
-        <w:t xml:space="preserve"> [</w:t>
-      </w:r>
-      <w:proofErr w:type="spellStart"/>
-      <w:proofErr w:type="gramStart"/>
-      <w:r>
-        <w:rPr>
-          <w:highlight w:val="yellow"/>
-        </w:rPr>
-        <w:t>member.formLetterType</w:t>
-      </w:r>
-      <w:proofErr w:type="spellEnd"/>
-      <w:proofErr w:type="gramEnd"/>
-      <w:r>
-        <w:rPr>
-          <w:highlight w:val="yellow"/>
-        </w:rPr>
-        <w:t xml:space="preserve"> == </w:t>
-      </w:r>
-      <w:r>
-        <w:rPr>
-          <w:highlight w:val="yellow"/>
-        </w:rPr>
-        <w:t>5</w:t>
-      </w:r>
-      <w:r>
-        <w:rPr>
-          <w:highlight w:val="yellow"/>
+        <w:t>&lt;&lt;[member.committeeName]&gt;&gt;</w:t>
+      </w:r>
+    </w:p>
+    <w:p>
+      <w:pPr>
+        <w:rPr>
+          <w:lang w:val="it-CH"/>
+        </w:rPr>
+      </w:pPr>
+    </w:p>
+    <w:p>
+      <w:pPr>
+        <w:rPr>
+          <w:lang w:val="it-CH"/>
+        </w:rPr>
+      </w:pPr>
+      <w:r>
+        <w:rPr>
+          <w:lang w:val="it-CH"/>
+        </w:rPr>
+        <w:t>A nome del Consiglio federale, Le rivolgo i miei più sinceri ringraziamenti per l'eccellente lavoro svolto e i miei migliori auguri per il futuro.</w:t>
+      </w:r>
+      <w:r>
+        <w:rPr>
+          <w:highlight w:val="yellow"/>
+          <w:lang w:val="it-CH"/>
+        </w:rPr>
+        <w:t>&lt;&lt;/if&gt;&gt;</w:t>
+      </w:r>
+    </w:p>
+    <w:p>
+      <w:pPr>
+        <w:rPr>
+          <w:lang w:val="en-US"/>
+        </w:rPr>
+      </w:pPr>
+      <w:r>
+        <w:rPr>
+          <w:highlight w:val="yellow"/>
+          <w:lang w:val="en-US"/>
+        </w:rPr>
+        <w:t xml:space="preserve">&lt;&lt;if [member.formLetterType == </w:t>
+      </w:r>
+      <w:r>
+        <w:rPr>
+          <w:highlight w:val="yellow"/>
+          <w:lang w:val="en-US"/>
+        </w:rPr>
+        <w:t>0</w:t>
+      </w:r>
+      <w:r>
+        <w:rPr>
+          <w:highlight w:val="yellow"/>
+          <w:lang w:val="en-US"/>
+        </w:rPr>
+        <w:t xml:space="preserve"> || member.formLetterType == </w:t>
+      </w:r>
+      <w:r>
+        <w:rPr>
+          <w:highlight w:val="yellow"/>
+          <w:lang w:val="en-US"/>
+        </w:rPr>
+        <w:t>1</w:t>
+      </w:r>
+      <w:r>
+        <w:rPr>
+          <w:highlight w:val="yellow"/>
+          <w:lang w:val="en-US"/>
         </w:rPr>
         <w:t>]&gt;&gt;</w:t>
       </w:r>
-      <w:r>
-        <w:rPr>
-          <w:noProof/>
+    </w:p>
+    <w:p>
+      <w:pPr>
+        <w:rPr>
+          <w:lang w:val="en-US"/>
+        </w:rPr>
+      </w:pPr>
+    </w:p>
+    <w:p>
+      <w:pPr>
+        <w:rPr>
+          <w:lang w:val="it-CH"/>
+        </w:rPr>
+      </w:pPr>
+      <w:r>
+        <w:rPr>
+          <w:rFonts w:cs="Arial"/>
+          <w:lang w:val="it-CH"/>
+        </w:rPr>
+        <w:t>La invito a comunicarci quanto prima eventuali modifiche del Suo indirizzo di recapito o delle Sue relazioni d’interesse intervenute durante il mandato.</w:t>
+      </w:r>
+      <w:r>
+        <w:rPr>
+          <w:rFonts w:cs="Arial"/>
+          <w:lang w:val="it-CH"/>
         </w:rPr>
         <w:t xml:space="preserve"> </w:t>
       </w:r>
-    </w:p>
-    <w:p>
-      <w:pPr>
-        <w:rPr>
-          <w:lang w:val="it-CH"/>
-        </w:rPr>
-      </w:pPr>
-      <w:r>
-        <w:rPr>
-          <w:lang w:val="it-CH"/>
-        </w:rPr>
-        <w:t>Il Consiglio federale ha deciso lo scioglimento del seguente organo con effetto dal</w:t>
-      </w:r>
-      <w:r>
-        <w:rPr>
-          <w:lang w:val="it-CH"/>
-        </w:rPr>
-        <w:t xml:space="preserve"> &lt;&lt;[</w:t>
-      </w:r>
-      <w:proofErr w:type="spellStart"/>
-      <w:proofErr w:type="gramStart"/>
-      <w:r>
-        <w:rPr>
-          <w:lang w:val="it-CH"/>
-        </w:rPr>
-        <w:t>member.endDate</w:t>
-      </w:r>
-      <w:proofErr w:type="spellEnd"/>
-      <w:proofErr w:type="gramEnd"/>
-      <w:r>
-        <w:rPr>
-          <w:lang w:val="it-CH"/>
-        </w:rPr>
-        <w:t>]:"</w:t>
-      </w:r>
-      <w:proofErr w:type="spellStart"/>
-      <w:r>
-        <w:rPr>
-          <w:lang w:val="it-CH"/>
-        </w:rPr>
-        <w:t>dd.MM.yyyy</w:t>
-      </w:r>
-      <w:proofErr w:type="spellEnd"/>
-      <w:r>
-        <w:rPr>
-          <w:lang w:val="it-CH"/>
-        </w:rPr>
-        <w:t>"&gt;&gt;</w:t>
-      </w:r>
-      <w:r>
-        <w:rPr>
-          <w:lang w:val="it-CH"/>
-        </w:rPr>
-        <w:t>:</w:t>
-      </w:r>
-    </w:p>
-    <w:p>
-      <w:pPr>
-        <w:rPr>
-          <w:lang w:val="it-CH"/>
-        </w:rPr>
-      </w:pPr>
-    </w:p>
-    <w:p>
-      <w:pPr>
-        <w:rPr>
-          <w:b/>
-          <w:bCs/>
-        </w:rPr>
-      </w:pPr>
-      <w:r>
-        <w:rPr>
-          <w:b/>
-          <w:bCs/>
-        </w:rPr>
-        <w:t>&lt;&lt;[</w:t>
-      </w:r>
-      <w:proofErr w:type="spellStart"/>
-      <w:proofErr w:type="gramStart"/>
-      <w:r>
-        <w:rPr>
-          <w:b/>
-          <w:bCs/>
-        </w:rPr>
-        <w:t>member</w:t>
-      </w:r>
-      <w:r>
-        <w:rPr>
-          <w:b/>
-          <w:bCs/>
-        </w:rPr>
-        <w:t>.committeeName</w:t>
-      </w:r>
-      <w:proofErr w:type="spellEnd"/>
-      <w:proofErr w:type="gramEnd"/>
-      <w:r>
-        <w:rPr>
-          <w:b/>
-          <w:bCs/>
-        </w:rPr>
-        <w:t>]&gt;&gt;</w:t>
-      </w:r>
-    </w:p>
-    <w:p>
-      <w:pPr>
-        <w:rPr>
-          <w:b/>
-          <w:bCs/>
-        </w:rPr>
-      </w:pPr>
-    </w:p>
-    <w:p>
-      <w:pPr>
-        <w:rPr>
-          <w:lang w:val="it-CH"/>
-        </w:rPr>
-      </w:pPr>
-      <w:r>
-        <w:rPr>
-          <w:lang w:val="it-CH"/>
-        </w:rPr>
-        <w:t xml:space="preserve">Di conseguenza, constata la cessazione della Sua funzione di </w:t>
-      </w:r>
-      <w:r>
-        <w:rPr>
-          <w:b/>
-          <w:bCs/>
-          <w:lang w:val="it-CH"/>
-        </w:rPr>
-        <w:t>&lt;&lt;[</w:t>
-      </w:r>
-      <w:proofErr w:type="spellStart"/>
-      <w:proofErr w:type="gramStart"/>
-      <w:r>
-        <w:rPr>
-          <w:b/>
-          <w:bCs/>
-          <w:lang w:val="it-CH"/>
-        </w:rPr>
-        <w:t>member.function</w:t>
-      </w:r>
-      <w:proofErr w:type="spellEnd"/>
-      <w:proofErr w:type="gramEnd"/>
-      <w:r>
-        <w:rPr>
-          <w:b/>
-          <w:bCs/>
-          <w:lang w:val="it-CH"/>
-        </w:rPr>
-        <w:t>]&gt;&gt;</w:t>
-      </w:r>
-      <w:r>
-        <w:rPr>
-          <w:b/>
+      <w:r>
+        <w:rPr>
+          <w:highlight w:val="yellow"/>
+          <w:lang w:val="it-CH"/>
+        </w:rPr>
+        <w:t>&lt;&lt;/if&gt;&gt;&lt;&lt;if [member.formLetterType == 0]&gt;&gt;</w:t>
+      </w:r>
+      <w:r>
+        <w:rPr>
+          <w:rFonts w:cs="Arial"/>
           <w:lang w:val="it-CH"/>
         </w:rPr>
         <w:t xml:space="preserve"> </w:t>
       </w:r>
       <w:r>
         <w:rPr>
-          <w:lang w:val="it-CH"/>
-        </w:rPr>
-        <w:t xml:space="preserve">con effetto dal </w:t>
-      </w:r>
-      <w:r>
-        <w:rPr>
-          <w:lang w:val="it-CH"/>
-        </w:rPr>
-        <w:t>&lt;&lt;[</w:t>
-      </w:r>
-      <w:proofErr w:type="spellStart"/>
-      <w:proofErr w:type="gramStart"/>
-      <w:r>
-        <w:rPr>
-          <w:lang w:val="it-CH"/>
-        </w:rPr>
-        <w:t>member.endDate</w:t>
-      </w:r>
-      <w:proofErr w:type="spellEnd"/>
-      <w:proofErr w:type="gramEnd"/>
-      <w:r>
-        <w:rPr>
-          <w:lang w:val="it-CH"/>
-        </w:rPr>
-        <w:t>]:"</w:t>
-      </w:r>
-      <w:proofErr w:type="spellStart"/>
-      <w:r>
-        <w:rPr>
-          <w:lang w:val="it-CH"/>
-        </w:rPr>
-        <w:t>dd.MM.yyyy</w:t>
-      </w:r>
-      <w:proofErr w:type="spellEnd"/>
-      <w:r>
-        <w:rPr>
-          <w:lang w:val="it-CH"/>
-        </w:rPr>
-        <w:t>"&gt;&gt;</w:t>
-      </w:r>
-      <w:r>
-        <w:rPr>
+          <w:rFonts w:cs="Arial"/>
+          <w:lang w:val="it-CH"/>
+        </w:rPr>
+        <w:t>Le informazioni sulle persone di contatto sono disponibili nella pagina sopra citata.</w:t>
+      </w:r>
+      <w:r>
+        <w:rPr>
+          <w:rFonts w:cs="Arial"/>
+          <w:lang w:val="it-CH"/>
+        </w:rPr>
+        <w:t xml:space="preserve"> </w:t>
+      </w:r>
+      <w:r>
+        <w:rPr>
+          <w:highlight w:val="yellow"/>
+          <w:lang w:val="it-CH"/>
+        </w:rPr>
+        <w:t>&lt;&lt;/if&gt;&gt;&lt;&lt;if [member.formLetterType == 1]&gt;&gt;</w:t>
+      </w:r>
+      <w:r>
+        <w:rPr>
+          <w:rFonts w:cs="Arial"/>
+          <w:lang w:val="it-CH"/>
+        </w:rPr>
+        <w:t>Le informazioni di contatto necessarie sono disponibili su</w:t>
+      </w:r>
+      <w:r>
+        <w:rPr>
+          <w:rFonts w:cs="Arial"/>
+          <w:lang w:val="it-CH"/>
+        </w:rPr>
+        <w:t xml:space="preserve"> </w:t>
+      </w:r>
+      <w:r>
+        <w:rPr>
+          <w:i/>
+          <w:lang w:val="it-CH"/>
+        </w:rPr>
+        <w:t>www.admin.ch &gt; Amministrazione federale &gt; Commissioni extraparlamentari</w:t>
+      </w:r>
+      <w:r>
+        <w:rPr>
+          <w:rFonts w:cs="Arial"/>
           <w:lang w:val="it-CH"/>
         </w:rPr>
         <w:t>.</w:t>
       </w:r>
-    </w:p>
-    <w:p>
-      <w:pPr>
-        <w:rPr>
-          <w:b/>
-          <w:lang w:val="it-CH"/>
-        </w:rPr>
-      </w:pPr>
-    </w:p>
-    <w:p>
-      <w:pPr>
-        <w:rPr>
-          <w:lang w:val="it-CH"/>
-        </w:rPr>
-      </w:pPr>
-      <w:r>
-        <w:rPr>
-          <w:lang w:val="it-CH"/>
-        </w:rPr>
-        <w:t>A nome del Consiglio federale, Le rivolgo i miei più sinceri ringraziamenti per l'eccellente lavoro svolto e i miei migliori auguri per il futuro.</w:t>
-      </w:r>
-    </w:p>
-    <w:p>
-      <w:r>
-        <w:rPr>
-          <w:highlight w:val="yellow"/>
-        </w:rPr>
-        <w:t>&lt;&lt;/</w:t>
-      </w:r>
-      <w:proofErr w:type="spellStart"/>
-      <w:r>
-        <w:rPr>
-          <w:highlight w:val="yellow"/>
-        </w:rPr>
-        <w:t>if</w:t>
-      </w:r>
-      <w:proofErr w:type="spellEnd"/>
-      <w:r>
-        <w:rPr>
-          <w:highlight w:val="yellow"/>
-        </w:rPr>
-        <w:t>&gt;&gt;</w:t>
-      </w:r>
-    </w:p>
-    <w:p>
-      <w:pPr>
-        <w:rPr>
-          <w:lang w:val="en-US"/>
-        </w:rPr>
-      </w:pPr>
-      <w:r>
-        <w:rPr>
-          <w:highlight w:val="yellow"/>
-          <w:lang w:val="en-US"/>
-        </w:rPr>
-        <w:t>&lt;&lt;if [</w:t>
-      </w:r>
-      <w:proofErr w:type="spellStart"/>
-      <w:proofErr w:type="gramStart"/>
-      <w:r>
-        <w:rPr>
-          <w:highlight w:val="yellow"/>
-          <w:lang w:val="en-US"/>
-        </w:rPr>
-        <w:t>member.formLetterType</w:t>
-      </w:r>
-      <w:proofErr w:type="spellEnd"/>
-      <w:proofErr w:type="gramEnd"/>
-      <w:r>
-        <w:rPr>
-          <w:highlight w:val="yellow"/>
-          <w:lang w:val="en-US"/>
-        </w:rPr>
-        <w:t xml:space="preserve"> == </w:t>
-      </w:r>
-      <w:r>
-        <w:rPr>
-          <w:highlight w:val="yellow"/>
-          <w:lang w:val="en-US"/>
-        </w:rPr>
-        <w:t>2</w:t>
-      </w:r>
-      <w:r>
-        <w:rPr>
-          <w:highlight w:val="yellow"/>
-          <w:lang w:val="en-US"/>
-        </w:rPr>
-        <w:t xml:space="preserve"> || </w:t>
-      </w:r>
-      <w:proofErr w:type="spellStart"/>
-      <w:proofErr w:type="gramStart"/>
-      <w:r>
-        <w:rPr>
-          <w:highlight w:val="yellow"/>
-          <w:lang w:val="en-US"/>
-        </w:rPr>
-        <w:t>member.formLetterType</w:t>
-      </w:r>
-      <w:proofErr w:type="spellEnd"/>
-      <w:proofErr w:type="gramEnd"/>
-      <w:r>
-        <w:rPr>
-          <w:highlight w:val="yellow"/>
-          <w:lang w:val="en-US"/>
-        </w:rPr>
-        <w:t xml:space="preserve"> == </w:t>
-      </w:r>
-      <w:r>
-        <w:rPr>
-          <w:highlight w:val="yellow"/>
-          <w:lang w:val="en-US"/>
-        </w:rPr>
-        <w:t>3</w:t>
-      </w:r>
-      <w:r>
-        <w:rPr>
-          <w:highlight w:val="yellow"/>
-          <w:lang w:val="en-US"/>
-        </w:rPr>
-        <w:t xml:space="preserve"> </w:t>
-      </w:r>
-      <w:r>
-        <w:rPr>
-          <w:highlight w:val="yellow"/>
-          <w:lang w:val="en-US"/>
-        </w:rPr>
-        <w:t xml:space="preserve">|| </w:t>
-      </w:r>
-      <w:proofErr w:type="spellStart"/>
-      <w:proofErr w:type="gramStart"/>
-      <w:r>
-        <w:rPr>
-          <w:highlight w:val="yellow"/>
-          <w:lang w:val="en-US"/>
-        </w:rPr>
-        <w:t>member.formLetterType</w:t>
-      </w:r>
-      <w:proofErr w:type="spellEnd"/>
-      <w:proofErr w:type="gramEnd"/>
-      <w:r>
-        <w:rPr>
-          <w:highlight w:val="yellow"/>
-          <w:lang w:val="en-US"/>
-        </w:rPr>
-        <w:t xml:space="preserve"> == </w:t>
-      </w:r>
-      <w:r>
-        <w:rPr>
-          <w:highlight w:val="yellow"/>
-          <w:lang w:val="en-US"/>
-        </w:rPr>
-        <w:t>4</w:t>
-      </w:r>
-      <w:r>
-        <w:rPr>
-          <w:highlight w:val="yellow"/>
-          <w:lang w:val="en-US"/>
-        </w:rPr>
-        <w:t>]&gt;&gt;</w:t>
-      </w:r>
-    </w:p>
-    <w:p>
-      <w:pPr>
-        <w:rPr>
-          <w:b/>
-          <w:bCs/>
-          <w:lang w:val="en-US"/>
-        </w:rPr>
-      </w:pPr>
-    </w:p>
-    <w:p>
-      <w:pPr>
-        <w:rPr>
-          <w:b/>
-          <w:bCs/>
-          <w:lang w:val="it-CH"/>
-        </w:rPr>
-      </w:pPr>
-      <w:r>
-        <w:rPr>
-          <w:b/>
-          <w:bCs/>
-          <w:lang w:val="it-CH"/>
-        </w:rPr>
-        <w:t>&lt;&lt;[</w:t>
-      </w:r>
-      <w:proofErr w:type="spellStart"/>
-      <w:proofErr w:type="gramStart"/>
-      <w:r>
-        <w:rPr>
-          <w:b/>
-          <w:bCs/>
-          <w:lang w:val="it-CH"/>
-        </w:rPr>
-        <w:t>member.committeeName</w:t>
-      </w:r>
-      <w:proofErr w:type="spellEnd"/>
-      <w:proofErr w:type="gramEnd"/>
-      <w:r>
-        <w:rPr>
-          <w:b/>
-          <w:bCs/>
-          <w:lang w:val="it-CH"/>
-        </w:rPr>
-        <w:t>]&gt;&gt;</w:t>
-      </w:r>
-    </w:p>
-    <w:p>
-      <w:pPr>
-        <w:rPr>
-          <w:lang w:val="it-CH"/>
-        </w:rPr>
-      </w:pPr>
-    </w:p>
-    <w:p>
-      <w:pPr>
-        <w:rPr>
-          <w:lang w:val="it-CH"/>
-        </w:rPr>
-      </w:pPr>
-      <w:r>
-        <w:rPr>
-          <w:lang w:val="it-CH"/>
+      <w:r>
+        <w:rPr>
+          <w:highlight w:val="yellow"/>
+          <w:lang w:val="it-CH"/>
+        </w:rPr>
+        <w:t>&lt;&lt;/if&gt;&gt;</w:t>
+      </w:r>
+    </w:p>
+    <w:p>
+      <w:pPr>
+        <w:rPr>
+          <w:rFonts w:cs="Arial"/>
+          <w:lang w:val="it-CH"/>
+        </w:rPr>
+      </w:pPr>
+    </w:p>
+    <w:p>
+      <w:pPr>
+        <w:rPr>
+          <w:lang w:val="it-CH"/>
+        </w:rPr>
+      </w:pPr>
+    </w:p>
+    <w:p>
+      <w:pPr>
+        <w:rPr>
+          <w:lang w:val="en-US"/>
+        </w:rPr>
+      </w:pPr>
+      <w:r>
+        <w:rPr>
+          <w:lang w:val="en-US"/>
+        </w:rPr>
+        <w:t>Cordiali saluti</w:t>
+      </w:r>
+    </w:p>
+    <w:p>
+      <w:pPr>
+        <w:rPr>
+          <w:lang w:val="en-US"/>
+        </w:rPr>
+      </w:pPr>
+      <w:r>
+        <w:rPr>
+          <w:highlight w:val="yellow"/>
+          <w:lang w:val="en-US"/>
         </w:rPr>
         <w:lastRenderedPageBreak/>
-        <w:t xml:space="preserve">A nome del Consiglio federale, Le rivolgo i miei più sinceri ringraziamenti per l'eccellente lavoro svolto e i miei migliori auguri per il </w:t>
-      </w:r>
-      <w:proofErr w:type="gramStart"/>
-      <w:r>
-        <w:rPr>
-          <w:lang w:val="it-CH"/>
-        </w:rPr>
-        <w:t>futuro.</w:t>
-      </w:r>
-      <w:r>
-        <w:rPr>
-          <w:highlight w:val="yellow"/>
-          <w:lang w:val="it-CH"/>
-        </w:rPr>
-        <w:t>&lt;</w:t>
-      </w:r>
-      <w:proofErr w:type="gramEnd"/>
-      <w:r>
-        <w:rPr>
-          <w:highlight w:val="yellow"/>
-          <w:lang w:val="it-CH"/>
-        </w:rPr>
-        <w:t>&lt;/</w:t>
-      </w:r>
-      <w:proofErr w:type="spellStart"/>
-      <w:r>
-        <w:rPr>
-          <w:highlight w:val="yellow"/>
-          <w:lang w:val="it-CH"/>
-        </w:rPr>
-        <w:t>if</w:t>
-      </w:r>
-      <w:proofErr w:type="spellEnd"/>
-      <w:r>
-        <w:rPr>
-          <w:highlight w:val="yellow"/>
-          <w:lang w:val="it-CH"/>
-        </w:rPr>
-        <w:t>&gt;&gt;</w:t>
-      </w:r>
-    </w:p>
-    <w:p>
-      <w:pPr>
-        <w:rPr>
-          <w:lang w:val="en-US"/>
-        </w:rPr>
-      </w:pPr>
-      <w:r>
-        <w:rPr>
-          <w:highlight w:val="yellow"/>
-          <w:lang w:val="en-US"/>
-        </w:rPr>
-        <w:t>&lt;&lt;if [</w:t>
-      </w:r>
-      <w:proofErr w:type="spellStart"/>
-      <w:proofErr w:type="gramStart"/>
-      <w:r>
-        <w:rPr>
-          <w:highlight w:val="yellow"/>
-          <w:lang w:val="en-US"/>
-        </w:rPr>
-        <w:t>member.formLetterType</w:t>
-      </w:r>
-      <w:proofErr w:type="spellEnd"/>
-      <w:proofErr w:type="gramEnd"/>
-      <w:r>
-        <w:rPr>
-          <w:highlight w:val="yellow"/>
-          <w:lang w:val="en-US"/>
-        </w:rPr>
-        <w:t xml:space="preserve"> == </w:t>
-      </w:r>
-      <w:r>
-        <w:rPr>
-          <w:highlight w:val="yellow"/>
-          <w:lang w:val="en-US"/>
-        </w:rPr>
-        <w:t>0</w:t>
-      </w:r>
-      <w:r>
-        <w:rPr>
-          <w:highlight w:val="yellow"/>
-          <w:lang w:val="en-US"/>
-        </w:rPr>
-        <w:t xml:space="preserve"> || </w:t>
-      </w:r>
-      <w:proofErr w:type="spellStart"/>
-      <w:proofErr w:type="gramStart"/>
-      <w:r>
-        <w:rPr>
-          <w:highlight w:val="yellow"/>
-          <w:lang w:val="en-US"/>
-        </w:rPr>
-        <w:t>member.formLetterType</w:t>
-      </w:r>
-      <w:proofErr w:type="spellEnd"/>
-      <w:proofErr w:type="gramEnd"/>
-      <w:r>
-        <w:rPr>
-          <w:highlight w:val="yellow"/>
-          <w:lang w:val="en-US"/>
-        </w:rPr>
-        <w:t xml:space="preserve"> == </w:t>
-      </w:r>
-      <w:r>
-        <w:rPr>
-          <w:highlight w:val="yellow"/>
-          <w:lang w:val="en-US"/>
-        </w:rPr>
-        <w:t>1</w:t>
-      </w:r>
-      <w:r>
-        <w:rPr>
-          <w:highlight w:val="yellow"/>
-          <w:lang w:val="en-US"/>
-        </w:rPr>
-        <w:t>]&gt;&gt;</w:t>
-      </w:r>
-    </w:p>
-    <w:p>
-      <w:pPr>
-        <w:rPr>
-          <w:lang w:val="en-US"/>
-        </w:rPr>
-      </w:pPr>
-    </w:p>
-    <w:p>
-      <w:pPr>
-        <w:rPr>
-          <w:lang w:val="it-CH"/>
-        </w:rPr>
-      </w:pPr>
-      <w:r>
-        <w:rPr>
-          <w:rFonts w:cs="Arial"/>
-          <w:lang w:val="it-CH"/>
-        </w:rPr>
-        <w:t>La invito a comunicarci quanto prima eventuali modifiche del Suo indirizzo di recapito o delle Sue relazioni d’interesse intervenute durante il mandato.</w:t>
-      </w:r>
-      <w:r>
-        <w:rPr>
-          <w:rFonts w:cs="Arial"/>
-          <w:lang w:val="it-CH"/>
-        </w:rPr>
-        <w:t xml:space="preserve"> </w:t>
-      </w:r>
-      <w:r>
-        <w:rPr>
-          <w:highlight w:val="yellow"/>
-          <w:lang w:val="it-CH"/>
-        </w:rPr>
-        <w:t>&lt;&lt;/</w:t>
-      </w:r>
-      <w:proofErr w:type="spellStart"/>
-      <w:r>
-        <w:rPr>
-          <w:highlight w:val="yellow"/>
-          <w:lang w:val="it-CH"/>
-        </w:rPr>
-        <w:t>if</w:t>
-      </w:r>
-      <w:proofErr w:type="spellEnd"/>
-      <w:r>
-        <w:rPr>
-          <w:highlight w:val="yellow"/>
-          <w:lang w:val="it-CH"/>
-        </w:rPr>
-        <w:t>&gt;&gt;&lt;&lt;</w:t>
-      </w:r>
-      <w:proofErr w:type="spellStart"/>
-      <w:r>
-        <w:rPr>
-          <w:highlight w:val="yellow"/>
-          <w:lang w:val="it-CH"/>
-        </w:rPr>
-        <w:t>if</w:t>
-      </w:r>
-      <w:proofErr w:type="spellEnd"/>
-      <w:r>
-        <w:rPr>
-          <w:highlight w:val="yellow"/>
-          <w:lang w:val="it-CH"/>
-        </w:rPr>
-        <w:t xml:space="preserve"> [</w:t>
-      </w:r>
-      <w:proofErr w:type="spellStart"/>
-      <w:proofErr w:type="gramStart"/>
-      <w:r>
-        <w:rPr>
-          <w:highlight w:val="yellow"/>
-          <w:lang w:val="it-CH"/>
-        </w:rPr>
-        <w:t>member.formLetterType</w:t>
-      </w:r>
-      <w:proofErr w:type="spellEnd"/>
-      <w:proofErr w:type="gramEnd"/>
-      <w:r>
-        <w:rPr>
-          <w:highlight w:val="yellow"/>
-          <w:lang w:val="it-CH"/>
-        </w:rPr>
-        <w:t xml:space="preserve"> == 0]&gt;&gt;</w:t>
-      </w:r>
-      <w:r>
-        <w:rPr>
-          <w:rFonts w:cs="Arial"/>
-          <w:lang w:val="it-CH"/>
-        </w:rPr>
-        <w:t xml:space="preserve"> </w:t>
-      </w:r>
-      <w:r>
-        <w:rPr>
-          <w:rFonts w:cs="Arial"/>
-          <w:lang w:val="it-CH"/>
-        </w:rPr>
-        <w:t>Le informazioni sulle persone di contatto sono disponibili nella pagina sopra citata.</w:t>
-      </w:r>
-      <w:r>
-        <w:rPr>
-          <w:rFonts w:cs="Arial"/>
-          <w:lang w:val="it-CH"/>
-        </w:rPr>
-        <w:t xml:space="preserve"> </w:t>
-      </w:r>
-      <w:r>
-        <w:rPr>
-          <w:highlight w:val="yellow"/>
-          <w:lang w:val="it-CH"/>
-        </w:rPr>
-        <w:t>&lt;&lt;/</w:t>
-      </w:r>
-      <w:proofErr w:type="spellStart"/>
-      <w:r>
-        <w:rPr>
-          <w:highlight w:val="yellow"/>
-          <w:lang w:val="it-CH"/>
-        </w:rPr>
-        <w:t>if</w:t>
-      </w:r>
-      <w:proofErr w:type="spellEnd"/>
-      <w:r>
-        <w:rPr>
-          <w:highlight w:val="yellow"/>
-          <w:lang w:val="it-CH"/>
-        </w:rPr>
-        <w:t>&gt;&gt;&lt;&lt;</w:t>
-      </w:r>
-      <w:proofErr w:type="spellStart"/>
-      <w:r>
-        <w:rPr>
-          <w:highlight w:val="yellow"/>
-          <w:lang w:val="it-CH"/>
-        </w:rPr>
-        <w:t>if</w:t>
-      </w:r>
-      <w:proofErr w:type="spellEnd"/>
-      <w:r>
-        <w:rPr>
-          <w:highlight w:val="yellow"/>
-          <w:lang w:val="it-CH"/>
-        </w:rPr>
-        <w:t xml:space="preserve"> [</w:t>
-      </w:r>
-      <w:proofErr w:type="spellStart"/>
-      <w:proofErr w:type="gramStart"/>
-      <w:r>
-        <w:rPr>
-          <w:highlight w:val="yellow"/>
-          <w:lang w:val="it-CH"/>
-        </w:rPr>
-        <w:t>member.formLetterType</w:t>
-      </w:r>
-      <w:proofErr w:type="spellEnd"/>
-      <w:proofErr w:type="gramEnd"/>
-      <w:r>
-        <w:rPr>
-          <w:highlight w:val="yellow"/>
-          <w:lang w:val="it-CH"/>
-        </w:rPr>
-        <w:t xml:space="preserve"> == 1]&gt;&gt;</w:t>
-      </w:r>
-      <w:r>
-        <w:rPr>
-          <w:rFonts w:cs="Arial"/>
-          <w:lang w:val="it-CH"/>
-        </w:rPr>
-        <w:t>Le informazioni di contatto necessarie sono disponibili su</w:t>
-      </w:r>
-      <w:r>
-        <w:rPr>
-          <w:rFonts w:cs="Arial"/>
-          <w:lang w:val="it-CH"/>
-        </w:rPr>
-        <w:t xml:space="preserve"> </w:t>
-      </w:r>
-      <w:r>
-        <w:rPr>
-          <w:i/>
-          <w:lang w:val="it-CH"/>
-        </w:rPr>
-        <w:t xml:space="preserve">www.admin.ch &gt; Amministrazione federale &gt; Commissioni </w:t>
-      </w:r>
-      <w:proofErr w:type="gramStart"/>
-      <w:r>
-        <w:rPr>
-          <w:i/>
-          <w:lang w:val="it-CH"/>
-        </w:rPr>
-        <w:t>extraparlamentari</w:t>
-      </w:r>
-      <w:r>
-        <w:rPr>
-          <w:rFonts w:cs="Arial"/>
-          <w:lang w:val="it-CH"/>
-        </w:rPr>
-        <w:t>.</w:t>
-      </w:r>
-      <w:r>
-        <w:rPr>
-          <w:highlight w:val="yellow"/>
-          <w:lang w:val="it-CH"/>
-        </w:rPr>
-        <w:t>&lt;</w:t>
-      </w:r>
-      <w:proofErr w:type="gramEnd"/>
-      <w:r>
-        <w:rPr>
-          <w:highlight w:val="yellow"/>
-          <w:lang w:val="it-CH"/>
-        </w:rPr>
-        <w:t>&lt;/</w:t>
-      </w:r>
-      <w:proofErr w:type="spellStart"/>
-      <w:r>
-        <w:rPr>
-          <w:highlight w:val="yellow"/>
-          <w:lang w:val="it-CH"/>
-        </w:rPr>
-        <w:t>if</w:t>
-      </w:r>
-      <w:proofErr w:type="spellEnd"/>
-      <w:r>
-        <w:rPr>
-          <w:highlight w:val="yellow"/>
-          <w:lang w:val="it-CH"/>
-        </w:rPr>
-        <w:t>&gt;&gt;</w:t>
-      </w:r>
-    </w:p>
-    <w:p>
-      <w:pPr>
-        <w:rPr>
-          <w:rFonts w:cs="Arial"/>
-          <w:lang w:val="it-CH"/>
-        </w:rPr>
-      </w:pPr>
-    </w:p>
-    <w:p>
-      <w:pPr>
-        <w:rPr>
-          <w:lang w:val="it-CH"/>
-        </w:rPr>
-      </w:pPr>
-    </w:p>
-    <w:p>
-      <w:pPr>
-        <w:rPr>
-          <w:lang w:val="en-US"/>
-        </w:rPr>
-      </w:pPr>
-      <w:proofErr w:type="spellStart"/>
-      <w:r>
-        <w:rPr>
-          <w:lang w:val="en-US"/>
-        </w:rPr>
-        <w:t>Cordiali</w:t>
-      </w:r>
-      <w:proofErr w:type="spellEnd"/>
-      <w:r>
-        <w:rPr>
-          <w:lang w:val="en-US"/>
-        </w:rPr>
-        <w:t xml:space="preserve"> </w:t>
-      </w:r>
-      <w:proofErr w:type="spellStart"/>
-      <w:r>
-        <w:rPr>
-          <w:lang w:val="en-US"/>
-        </w:rPr>
-        <w:t>saluti</w:t>
-      </w:r>
-      <w:proofErr w:type="spellEnd"/>
-    </w:p>
-    <w:p>
-      <w:pPr>
-        <w:rPr>
-          <w:lang w:val="en-US"/>
-        </w:rPr>
-      </w:pPr>
-      <w:r>
-        <w:rPr>
-          <w:highlight w:val="yellow"/>
-          <w:lang w:val="en-US"/>
-        </w:rPr>
-        <w:t>&lt;&lt;if [</w:t>
-      </w:r>
-      <w:proofErr w:type="spellStart"/>
-      <w:r>
-        <w:rPr>
-          <w:highlight w:val="yellow"/>
-          <w:lang w:val="en-US"/>
-        </w:rPr>
-        <w:t>formLetter.hasSignature</w:t>
-      </w:r>
-      <w:proofErr w:type="spellEnd"/>
-      <w:r>
-        <w:rPr>
-          <w:highlight w:val="yellow"/>
-          <w:lang w:val="en-US"/>
-        </w:rPr>
-        <w:t>]&gt;&gt;</w:t>
+        <w:t>&lt;&lt;if [formLetter.hasSignature]&gt;&gt;</w:t>
       </w:r>
       <w:r>
         <w:rPr>
@@ -3912,23 +2256,7 @@
                         <w:txbxContent>
                           <w:p>
                             <w:r>
-                              <w:t>&lt;&lt;</w:t>
-                            </w:r>
-                            <w:proofErr w:type="spellStart"/>
-                            <w:r>
-                              <w:t>image</w:t>
-                            </w:r>
-                            <w:proofErr w:type="spellEnd"/>
-                            <w:r>
-                              <w:t xml:space="preserve"> [</w:t>
-                            </w:r>
-                            <w:proofErr w:type="spellStart"/>
-                            <w:r>
-                              <w:t>formLetter.senderSignature</w:t>
-                            </w:r>
-                            <w:proofErr w:type="spellEnd"/>
-                            <w:r>
-                              <w:t>]&gt;&gt;</w:t>
+                              <w:t>&lt;&lt;image [formLetter.senderSignature]&gt;&gt;</w:t>
                             </w:r>
                           </w:p>
                         </w:txbxContent>
@@ -3953,23 +2281,7 @@
                   <w:txbxContent>
                     <w:p>
                       <w:r>
-                        <w:t>&lt;&lt;</w:t>
-                      </w:r>
-                      <w:proofErr w:type="spellStart"/>
-                      <w:r>
-                        <w:t>image</w:t>
-                      </w:r>
-                      <w:proofErr w:type="spellEnd"/>
-                      <w:r>
-                        <w:t xml:space="preserve"> [</w:t>
-                      </w:r>
-                      <w:proofErr w:type="spellStart"/>
-                      <w:r>
-                        <w:t>formLetter.senderSignature</w:t>
-                      </w:r>
-                      <w:proofErr w:type="spellEnd"/>
-                      <w:r>
-                        <w:t>]&gt;&gt;</w:t>
+                        <w:t>&lt;&lt;image [formLetter.senderSignature]&gt;&gt;</w:t>
                       </w:r>
                     </w:p>
                   </w:txbxContent>
@@ -4000,15 +2312,7 @@
           <w:highlight w:val="yellow"/>
           <w:lang w:val="en-US"/>
         </w:rPr>
-        <w:t xml:space="preserve">&lt;&lt;if </w:t>
-      </w:r>
-      <w:proofErr w:type="gramStart"/>
-      <w:r>
-        <w:rPr>
-          <w:highlight w:val="yellow"/>
-          <w:lang w:val="en-US"/>
-        </w:rPr>
-        <w:t>[</w:t>
+        <w:t>&lt;&lt;if [</w:t>
       </w:r>
       <w:r>
         <w:rPr>
@@ -4017,22 +2321,12 @@
         </w:rPr>
         <w:t>!</w:t>
       </w:r>
-      <w:proofErr w:type="spellStart"/>
-      <w:r>
-        <w:rPr>
-          <w:highlight w:val="yellow"/>
-          <w:lang w:val="en-US"/>
-        </w:rPr>
-        <w:t>formLetter.hasSignature</w:t>
-      </w:r>
-      <w:proofErr w:type="spellEnd"/>
-      <w:proofErr w:type="gramEnd"/>
-      <w:r>
-        <w:rPr>
-          <w:highlight w:val="yellow"/>
-          <w:lang w:val="en-US"/>
-        </w:rPr>
-        <w:t>]&gt;&gt;</w:t>
+      <w:r>
+        <w:rPr>
+          <w:highlight w:val="yellow"/>
+          <w:lang w:val="en-US"/>
+        </w:rPr>
+        <w:t>formLetter.hasSignature]&gt;&gt;</w:t>
       </w:r>
     </w:p>
     <w:p>
@@ -4077,8 +2371,6 @@
         </w:rPr>
         <w:t>&lt;&lt;[</w:t>
       </w:r>
-      <w:proofErr w:type="spellStart"/>
-      <w:proofErr w:type="gramStart"/>
       <w:r>
         <w:rPr>
           <w:lang w:val="en-US"/>
@@ -4089,15 +2381,7 @@
         <w:rPr>
           <w:lang w:val="en-US"/>
         </w:rPr>
-        <w:t>.senderName</w:t>
-      </w:r>
-      <w:proofErr w:type="spellEnd"/>
-      <w:proofErr w:type="gramEnd"/>
-      <w:r>
-        <w:rPr>
-          <w:lang w:val="en-US"/>
-        </w:rPr>
-        <w:t>]&gt;&gt;</w:t>
+        <w:t>.senderName]&gt;&gt;</w:t>
       </w:r>
     </w:p>
     <w:p>
@@ -4112,8 +2396,6 @@
         </w:rPr>
         <w:t>&lt;&lt;[</w:t>
       </w:r>
-      <w:proofErr w:type="spellStart"/>
-      <w:proofErr w:type="gramStart"/>
       <w:r>
         <w:rPr>
           <w:lang w:val="en-US"/>
@@ -4124,15 +2406,7 @@
         <w:rPr>
           <w:lang w:val="en-US"/>
         </w:rPr>
-        <w:t>.senderFunction</w:t>
-      </w:r>
-      <w:proofErr w:type="spellEnd"/>
-      <w:proofErr w:type="gramEnd"/>
-      <w:r>
-        <w:rPr>
-          <w:lang w:val="en-US"/>
-        </w:rPr>
-        <w:t>]&gt;&gt;</w:t>
+        <w:t>.senderFunction]&gt;&gt;</w:t>
       </w:r>
     </w:p>
     <w:p>
@@ -4152,7 +2426,7 @@
     </w:p>
     <w:p>
       <w:pPr>
-        <w:pStyle w:val="ListParagraph"/>
+        <w:pStyle w:val="Listenabsatz"/>
         <w:ind w:left="0"/>
         <w:rPr>
           <w:rFonts w:eastAsia="Times New Roman" w:cs="Times New Roman"/>
@@ -4231,7 +2505,7 @@
         </w:tcPr>
         <w:p>
           <w:pPr>
-            <w:pStyle w:val="Footer"/>
+            <w:pStyle w:val="Fuzeile"/>
           </w:pPr>
         </w:p>
       </w:tc>
@@ -4242,7 +2516,7 @@
         </w:tcPr>
         <w:p>
           <w:pPr>
-            <w:pStyle w:val="Footer"/>
+            <w:pStyle w:val="Fuzeile"/>
           </w:pPr>
           <w:r>
             <w:t>&lt;&lt;[formLetter.senderOffice]&gt;&gt;</w:t>
@@ -4250,7 +2524,7 @@
         </w:p>
         <w:p>
           <w:pPr>
-            <w:pStyle w:val="Footer"/>
+            <w:pStyle w:val="Fuzeile"/>
           </w:pPr>
           <w:r>
             <w:t>&lt;&lt;[formLetter.senderName]&gt;&gt;</w:t>
@@ -4258,7 +2532,7 @@
         </w:p>
         <w:p>
           <w:pPr>
-            <w:pStyle w:val="Footer"/>
+            <w:pStyle w:val="Fuzeile"/>
           </w:pPr>
           <w:r>
             <w:t>&lt;&lt;[formLetter.senderStreet]&gt;&gt;, CH-&lt;&lt;[formLetter.senderZip]&gt;&gt; &lt;&lt;[formLetter.senderCity]&gt;&gt;</w:t>
@@ -4266,7 +2540,7 @@
         </w:p>
         <w:p>
           <w:pPr>
-            <w:pStyle w:val="Footer"/>
+            <w:pStyle w:val="Fuzeile"/>
           </w:pPr>
           <w:r>
             <w:t>&lt;&lt;[formLetter.sender</w:t>
@@ -4280,7 +2554,7 @@
         </w:p>
         <w:p>
           <w:pPr>
-            <w:pStyle w:val="Footer"/>
+            <w:pStyle w:val="Fuzeile"/>
           </w:pPr>
           <w:r>
             <w:t>&lt;&lt;[formLetter.sender</w:t>
@@ -4294,7 +2568,7 @@
         </w:p>
         <w:p>
           <w:pPr>
-            <w:pStyle w:val="Footer"/>
+            <w:pStyle w:val="Fuzeile"/>
           </w:pPr>
           <w:r>
             <w:t>&lt;&lt;[formLetter.senderWebsite]&gt;&gt;</w:t>
@@ -4323,7 +2597,7 @@
   </w:tbl>
   <w:p>
     <w:pPr>
-      <w:pStyle w:val="Footer"/>
+      <w:pStyle w:val="Fuzeile"/>
     </w:pPr>
   </w:p>
 </w:ftr>
@@ -4351,7 +2625,7 @@
         </w:tcPr>
         <w:p>
           <w:pPr>
-            <w:pStyle w:val="Footer"/>
+            <w:pStyle w:val="Fuzeile"/>
           </w:pPr>
         </w:p>
       </w:tc>
@@ -4362,7 +2636,7 @@
         </w:tcPr>
         <w:p>
           <w:pPr>
-            <w:pStyle w:val="Footer"/>
+            <w:pStyle w:val="Fuzeile"/>
           </w:pPr>
           <w:r>
             <w:t>&lt;&lt;[</w:t>
@@ -4376,7 +2650,7 @@
         </w:p>
         <w:p>
           <w:pPr>
-            <w:pStyle w:val="Footer"/>
+            <w:pStyle w:val="Fuzeile"/>
           </w:pPr>
           <w:r>
             <w:t>&lt;&lt;[</w:t>
@@ -4390,7 +2664,7 @@
         </w:p>
         <w:p>
           <w:pPr>
-            <w:pStyle w:val="Footer"/>
+            <w:pStyle w:val="Fuzeile"/>
           </w:pPr>
           <w:r>
             <w:t>&lt;&lt;[</w:t>
@@ -4410,7 +2684,7 @@
         </w:p>
         <w:p>
           <w:pPr>
-            <w:pStyle w:val="Footer"/>
+            <w:pStyle w:val="Fuzeile"/>
           </w:pPr>
           <w:r>
             <w:t>&lt;&lt;[</w:t>
@@ -4445,7 +2719,7 @@
   </w:tbl>
   <w:p>
     <w:pPr>
-      <w:pStyle w:val="Footer"/>
+      <w:pStyle w:val="Fuzeile"/>
     </w:pPr>
   </w:p>
 </w:ftr>
@@ -4482,7 +2756,7 @@
   </w:p>
   <w:p>
     <w:pPr>
-      <w:pStyle w:val="Header"/>
+      <w:pStyle w:val="Kopfzeile"/>
       <w:rPr>
         <w:lang w:val="en-US"/>
       </w:rPr>
@@ -4888,7 +3162,7 @@
     <w:lsdException w:name="Unresolved Mention" w:semiHidden="1" w:unhideWhenUsed="1"/>
     <w:lsdException w:name="Smart Link" w:semiHidden="1" w:unhideWhenUsed="1"/>
   </w:latentStyles>
-  <w:style w:type="paragraph" w:default="1" w:styleId="Normal">
+  <w:style w:type="paragraph" w:default="1" w:styleId="Standard">
     <w:name w:val="Normal"/>
     <w:qFormat/>
     <w:rsid w:val="001E3C57"/>
@@ -4904,11 +3178,11 @@
       <w14:ligatures w14:val="none"/>
     </w:rPr>
   </w:style>
-  <w:style w:type="paragraph" w:styleId="Heading1">
+  <w:style w:type="paragraph" w:styleId="berschrift1">
     <w:name w:val="heading 1"/>
-    <w:basedOn w:val="Normal"/>
-    <w:next w:val="Normal"/>
-    <w:link w:val="Heading1Char"/>
+    <w:basedOn w:val="Standard"/>
+    <w:next w:val="Standard"/>
+    <w:link w:val="berschrift1Zchn"/>
     <w:uiPriority w:val="9"/>
     <w:qFormat/>
     <w:rsid w:val="00D23B4B"/>
@@ -4928,11 +3202,11 @@
       <w14:ligatures w14:val="standardContextual"/>
     </w:rPr>
   </w:style>
-  <w:style w:type="paragraph" w:styleId="Heading2">
+  <w:style w:type="paragraph" w:styleId="berschrift2">
     <w:name w:val="heading 2"/>
-    <w:basedOn w:val="Normal"/>
-    <w:next w:val="Normal"/>
-    <w:link w:val="Heading2Char"/>
+    <w:basedOn w:val="Standard"/>
+    <w:next w:val="Standard"/>
+    <w:link w:val="berschrift2Zchn"/>
     <w:uiPriority w:val="9"/>
     <w:semiHidden/>
     <w:unhideWhenUsed/>
@@ -4954,11 +3228,11 @@
       <w14:ligatures w14:val="standardContextual"/>
     </w:rPr>
   </w:style>
-  <w:style w:type="paragraph" w:styleId="Heading3">
+  <w:style w:type="paragraph" w:styleId="berschrift3">
     <w:name w:val="heading 3"/>
-    <w:basedOn w:val="Normal"/>
-    <w:next w:val="Normal"/>
-    <w:link w:val="Heading3Char"/>
+    <w:basedOn w:val="Standard"/>
+    <w:next w:val="Standard"/>
+    <w:link w:val="berschrift3Zchn"/>
     <w:uiPriority w:val="9"/>
     <w:semiHidden/>
     <w:unhideWhenUsed/>
@@ -4980,11 +3254,11 @@
       <w14:ligatures w14:val="standardContextual"/>
     </w:rPr>
   </w:style>
-  <w:style w:type="paragraph" w:styleId="Heading4">
+  <w:style w:type="paragraph" w:styleId="berschrift4">
     <w:name w:val="heading 4"/>
-    <w:basedOn w:val="Normal"/>
-    <w:next w:val="Normal"/>
-    <w:link w:val="Heading4Char"/>
+    <w:basedOn w:val="Standard"/>
+    <w:next w:val="Standard"/>
+    <w:link w:val="berschrift4Zchn"/>
     <w:uiPriority w:val="9"/>
     <w:semiHidden/>
     <w:unhideWhenUsed/>
@@ -5008,11 +3282,11 @@
       <w14:ligatures w14:val="standardContextual"/>
     </w:rPr>
   </w:style>
-  <w:style w:type="paragraph" w:styleId="Heading5">
+  <w:style w:type="paragraph" w:styleId="berschrift5">
     <w:name w:val="heading 5"/>
-    <w:basedOn w:val="Normal"/>
-    <w:next w:val="Normal"/>
-    <w:link w:val="Heading5Char"/>
+    <w:basedOn w:val="Standard"/>
+    <w:next w:val="Standard"/>
+    <w:link w:val="berschrift5Zchn"/>
     <w:uiPriority w:val="9"/>
     <w:semiHidden/>
     <w:unhideWhenUsed/>
@@ -5034,11 +3308,11 @@
       <w14:ligatures w14:val="standardContextual"/>
     </w:rPr>
   </w:style>
-  <w:style w:type="paragraph" w:styleId="Heading6">
+  <w:style w:type="paragraph" w:styleId="berschrift6">
     <w:name w:val="heading 6"/>
-    <w:basedOn w:val="Normal"/>
-    <w:next w:val="Normal"/>
-    <w:link w:val="Heading6Char"/>
+    <w:basedOn w:val="Standard"/>
+    <w:next w:val="Standard"/>
+    <w:link w:val="berschrift6Zchn"/>
     <w:uiPriority w:val="9"/>
     <w:semiHidden/>
     <w:unhideWhenUsed/>
@@ -5062,11 +3336,11 @@
       <w14:ligatures w14:val="standardContextual"/>
     </w:rPr>
   </w:style>
-  <w:style w:type="paragraph" w:styleId="Heading7">
+  <w:style w:type="paragraph" w:styleId="berschrift7">
     <w:name w:val="heading 7"/>
-    <w:basedOn w:val="Normal"/>
-    <w:next w:val="Normal"/>
-    <w:link w:val="Heading7Char"/>
+    <w:basedOn w:val="Standard"/>
+    <w:next w:val="Standard"/>
+    <w:link w:val="berschrift7Zchn"/>
     <w:uiPriority w:val="9"/>
     <w:semiHidden/>
     <w:unhideWhenUsed/>
@@ -5088,11 +3362,11 @@
       <w14:ligatures w14:val="standardContextual"/>
     </w:rPr>
   </w:style>
-  <w:style w:type="paragraph" w:styleId="Heading8">
+  <w:style w:type="paragraph" w:styleId="berschrift8">
     <w:name w:val="heading 8"/>
-    <w:basedOn w:val="Normal"/>
-    <w:next w:val="Normal"/>
-    <w:link w:val="Heading8Char"/>
+    <w:basedOn w:val="Standard"/>
+    <w:next w:val="Standard"/>
+    <w:link w:val="berschrift8Zchn"/>
     <w:uiPriority w:val="9"/>
     <w:semiHidden/>
     <w:unhideWhenUsed/>
@@ -5116,11 +3390,11 @@
       <w14:ligatures w14:val="standardContextual"/>
     </w:rPr>
   </w:style>
-  <w:style w:type="paragraph" w:styleId="Heading9">
+  <w:style w:type="paragraph" w:styleId="berschrift9">
     <w:name w:val="heading 9"/>
-    <w:basedOn w:val="Normal"/>
-    <w:next w:val="Normal"/>
-    <w:link w:val="Heading9Char"/>
+    <w:basedOn w:val="Standard"/>
+    <w:next w:val="Standard"/>
+    <w:link w:val="berschrift9Zchn"/>
     <w:uiPriority w:val="9"/>
     <w:semiHidden/>
     <w:unhideWhenUsed/>
@@ -5142,12 +3416,13 @@
       <w14:ligatures w14:val="standardContextual"/>
     </w:rPr>
   </w:style>
-  <w:style w:type="character" w:default="1" w:styleId="DefaultParagraphFont">
+  <w:style w:type="character" w:default="1" w:styleId="Absatz-Standardschriftart">
     <w:name w:val="Default Paragraph Font"/>
     <w:uiPriority w:val="1"/>
+    <w:semiHidden/>
     <w:unhideWhenUsed/>
   </w:style>
-  <w:style w:type="table" w:default="1" w:styleId="TableNormal">
+  <w:style w:type="table" w:default="1" w:styleId="NormaleTabelle">
     <w:name w:val="Normal Table"/>
     <w:uiPriority w:val="99"/>
     <w:semiHidden/>
@@ -5162,16 +3437,16 @@
       </w:tblCellMar>
     </w:tblPr>
   </w:style>
-  <w:style w:type="numbering" w:default="1" w:styleId="NoList">
+  <w:style w:type="numbering" w:default="1" w:styleId="KeineListe">
     <w:name w:val="No List"/>
     <w:uiPriority w:val="99"/>
     <w:semiHidden/>
     <w:unhideWhenUsed/>
   </w:style>
-  <w:style w:type="character" w:customStyle="1" w:styleId="Heading1Char">
-    <w:name w:val="Heading 1 Char"/>
-    <w:basedOn w:val="DefaultParagraphFont"/>
-    <w:link w:val="Heading1"/>
+  <w:style w:type="character" w:customStyle="1" w:styleId="berschrift1Zchn">
+    <w:name w:val="Überschrift 1 Zchn"/>
+    <w:basedOn w:val="Absatz-Standardschriftart"/>
+    <w:link w:val="berschrift1"/>
     <w:uiPriority w:val="9"/>
     <w:rsid w:val="00D23B4B"/>
     <w:rPr>
@@ -5181,10 +3456,10 @@
       <w:szCs w:val="40"/>
     </w:rPr>
   </w:style>
-  <w:style w:type="character" w:customStyle="1" w:styleId="Heading2Char">
-    <w:name w:val="Heading 2 Char"/>
-    <w:basedOn w:val="DefaultParagraphFont"/>
-    <w:link w:val="Heading2"/>
+  <w:style w:type="character" w:customStyle="1" w:styleId="berschrift2Zchn">
+    <w:name w:val="Überschrift 2 Zchn"/>
+    <w:basedOn w:val="Absatz-Standardschriftart"/>
+    <w:link w:val="berschrift2"/>
     <w:uiPriority w:val="9"/>
     <w:semiHidden/>
     <w:rsid w:val="00D23B4B"/>
@@ -5195,10 +3470,10 @@
       <w:szCs w:val="32"/>
     </w:rPr>
   </w:style>
-  <w:style w:type="character" w:customStyle="1" w:styleId="Heading3Char">
-    <w:name w:val="Heading 3 Char"/>
-    <w:basedOn w:val="DefaultParagraphFont"/>
-    <w:link w:val="Heading3"/>
+  <w:style w:type="character" w:customStyle="1" w:styleId="berschrift3Zchn">
+    <w:name w:val="Überschrift 3 Zchn"/>
+    <w:basedOn w:val="Absatz-Standardschriftart"/>
+    <w:link w:val="berschrift3"/>
     <w:uiPriority w:val="9"/>
     <w:semiHidden/>
     <w:rsid w:val="00D23B4B"/>
@@ -5209,10 +3484,10 @@
       <w:szCs w:val="28"/>
     </w:rPr>
   </w:style>
-  <w:style w:type="character" w:customStyle="1" w:styleId="Heading4Char">
-    <w:name w:val="Heading 4 Char"/>
-    <w:basedOn w:val="DefaultParagraphFont"/>
-    <w:link w:val="Heading4"/>
+  <w:style w:type="character" w:customStyle="1" w:styleId="berschrift4Zchn">
+    <w:name w:val="Überschrift 4 Zchn"/>
+    <w:basedOn w:val="Absatz-Standardschriftart"/>
+    <w:link w:val="berschrift4"/>
     <w:uiPriority w:val="9"/>
     <w:semiHidden/>
     <w:rsid w:val="00D23B4B"/>
@@ -5223,10 +3498,10 @@
       <w:color w:val="0F4761" w:themeColor="accent1" w:themeShade="BF"/>
     </w:rPr>
   </w:style>
-  <w:style w:type="character" w:customStyle="1" w:styleId="Heading5Char">
-    <w:name w:val="Heading 5 Char"/>
-    <w:basedOn w:val="DefaultParagraphFont"/>
-    <w:link w:val="Heading5"/>
+  <w:style w:type="character" w:customStyle="1" w:styleId="berschrift5Zchn">
+    <w:name w:val="Überschrift 5 Zchn"/>
+    <w:basedOn w:val="Absatz-Standardschriftart"/>
+    <w:link w:val="berschrift5"/>
     <w:uiPriority w:val="9"/>
     <w:semiHidden/>
     <w:rsid w:val="00D23B4B"/>
@@ -5235,10 +3510,10 @@
       <w:color w:val="0F4761" w:themeColor="accent1" w:themeShade="BF"/>
     </w:rPr>
   </w:style>
-  <w:style w:type="character" w:customStyle="1" w:styleId="Heading6Char">
-    <w:name w:val="Heading 6 Char"/>
-    <w:basedOn w:val="DefaultParagraphFont"/>
-    <w:link w:val="Heading6"/>
+  <w:style w:type="character" w:customStyle="1" w:styleId="berschrift6Zchn">
+    <w:name w:val="Überschrift 6 Zchn"/>
+    <w:basedOn w:val="Absatz-Standardschriftart"/>
+    <w:link w:val="berschrift6"/>
     <w:uiPriority w:val="9"/>
     <w:semiHidden/>
     <w:rsid w:val="00D23B4B"/>
@@ -5249,10 +3524,10 @@
       <w:color w:val="595959" w:themeColor="text1" w:themeTint="A6"/>
     </w:rPr>
   </w:style>
-  <w:style w:type="character" w:customStyle="1" w:styleId="Heading7Char">
-    <w:name w:val="Heading 7 Char"/>
-    <w:basedOn w:val="DefaultParagraphFont"/>
-    <w:link w:val="Heading7"/>
+  <w:style w:type="character" w:customStyle="1" w:styleId="berschrift7Zchn">
+    <w:name w:val="Überschrift 7 Zchn"/>
+    <w:basedOn w:val="Absatz-Standardschriftart"/>
+    <w:link w:val="berschrift7"/>
     <w:uiPriority w:val="9"/>
     <w:semiHidden/>
     <w:rsid w:val="00D23B4B"/>
@@ -5261,10 +3536,10 @@
       <w:color w:val="595959" w:themeColor="text1" w:themeTint="A6"/>
     </w:rPr>
   </w:style>
-  <w:style w:type="character" w:customStyle="1" w:styleId="Heading8Char">
-    <w:name w:val="Heading 8 Char"/>
-    <w:basedOn w:val="DefaultParagraphFont"/>
-    <w:link w:val="Heading8"/>
+  <w:style w:type="character" w:customStyle="1" w:styleId="berschrift8Zchn">
+    <w:name w:val="Überschrift 8 Zchn"/>
+    <w:basedOn w:val="Absatz-Standardschriftart"/>
+    <w:link w:val="berschrift8"/>
     <w:uiPriority w:val="9"/>
     <w:semiHidden/>
     <w:rsid w:val="00D23B4B"/>
@@ -5275,10 +3550,10 @@
       <w:color w:val="272727" w:themeColor="text1" w:themeTint="D8"/>
     </w:rPr>
   </w:style>
-  <w:style w:type="character" w:customStyle="1" w:styleId="Heading9Char">
-    <w:name w:val="Heading 9 Char"/>
-    <w:basedOn w:val="DefaultParagraphFont"/>
-    <w:link w:val="Heading9"/>
+  <w:style w:type="character" w:customStyle="1" w:styleId="berschrift9Zchn">
+    <w:name w:val="Überschrift 9 Zchn"/>
+    <w:basedOn w:val="Absatz-Standardschriftart"/>
+    <w:link w:val="berschrift9"/>
     <w:uiPriority w:val="9"/>
     <w:semiHidden/>
     <w:rsid w:val="00D23B4B"/>
@@ -5287,11 +3562,11 @@
       <w:color w:val="272727" w:themeColor="text1" w:themeTint="D8"/>
     </w:rPr>
   </w:style>
-  <w:style w:type="paragraph" w:styleId="Title">
+  <w:style w:type="paragraph" w:styleId="Titel">
     <w:name w:val="Title"/>
-    <w:basedOn w:val="Normal"/>
-    <w:next w:val="Normal"/>
-    <w:link w:val="TitleChar"/>
+    <w:basedOn w:val="Standard"/>
+    <w:next w:val="Standard"/>
+    <w:link w:val="TitelZchn"/>
     <w:uiPriority w:val="10"/>
     <w:qFormat/>
     <w:rsid w:val="00D23B4B"/>
@@ -5309,10 +3584,10 @@
       <w14:ligatures w14:val="standardContextual"/>
     </w:rPr>
   </w:style>
-  <w:style w:type="character" w:customStyle="1" w:styleId="TitleChar">
-    <w:name w:val="Title Char"/>
-    <w:basedOn w:val="DefaultParagraphFont"/>
-    <w:link w:val="Title"/>
+  <w:style w:type="character" w:customStyle="1" w:styleId="TitelZchn">
+    <w:name w:val="Titel Zchn"/>
+    <w:basedOn w:val="Absatz-Standardschriftart"/>
+    <w:link w:val="Titel"/>
     <w:uiPriority w:val="10"/>
     <w:rsid w:val="00D23B4B"/>
     <w:rPr>
@@ -5323,11 +3598,11 @@
       <w:szCs w:val="56"/>
     </w:rPr>
   </w:style>
-  <w:style w:type="paragraph" w:styleId="Subtitle">
+  <w:style w:type="paragraph" w:styleId="Untertitel">
     <w:name w:val="Subtitle"/>
-    <w:basedOn w:val="Normal"/>
-    <w:next w:val="Normal"/>
-    <w:link w:val="SubtitleChar"/>
+    <w:basedOn w:val="Standard"/>
+    <w:next w:val="Standard"/>
+    <w:link w:val="UntertitelZchn"/>
     <w:uiPriority w:val="11"/>
     <w:qFormat/>
     <w:rsid w:val="00D23B4B"/>
@@ -5348,10 +3623,10 @@
       <w14:ligatures w14:val="standardContextual"/>
     </w:rPr>
   </w:style>
-  <w:style w:type="character" w:customStyle="1" w:styleId="SubtitleChar">
-    <w:name w:val="Subtitle Char"/>
-    <w:basedOn w:val="DefaultParagraphFont"/>
-    <w:link w:val="Subtitle"/>
+  <w:style w:type="character" w:customStyle="1" w:styleId="UntertitelZchn">
+    <w:name w:val="Untertitel Zchn"/>
+    <w:basedOn w:val="Absatz-Standardschriftart"/>
+    <w:link w:val="Untertitel"/>
     <w:uiPriority w:val="11"/>
     <w:rsid w:val="00D23B4B"/>
     <w:rPr>
@@ -5362,11 +3637,11 @@
       <w:szCs w:val="28"/>
     </w:rPr>
   </w:style>
-  <w:style w:type="paragraph" w:styleId="Quote">
+  <w:style w:type="paragraph" w:styleId="Zitat">
     <w:name w:val="Quote"/>
-    <w:basedOn w:val="Normal"/>
-    <w:next w:val="Normal"/>
-    <w:link w:val="QuoteChar"/>
+    <w:basedOn w:val="Standard"/>
+    <w:next w:val="Standard"/>
+    <w:link w:val="ZitatZchn"/>
     <w:uiPriority w:val="29"/>
     <w:qFormat/>
     <w:rsid w:val="00D23B4B"/>
@@ -5386,10 +3661,10 @@
       <w14:ligatures w14:val="standardContextual"/>
     </w:rPr>
   </w:style>
-  <w:style w:type="character" w:customStyle="1" w:styleId="QuoteChar">
-    <w:name w:val="Quote Char"/>
-    <w:basedOn w:val="DefaultParagraphFont"/>
-    <w:link w:val="Quote"/>
+  <w:style w:type="character" w:customStyle="1" w:styleId="ZitatZchn">
+    <w:name w:val="Zitat Zchn"/>
+    <w:basedOn w:val="Absatz-Standardschriftart"/>
+    <w:link w:val="Zitat"/>
     <w:uiPriority w:val="29"/>
     <w:rsid w:val="00D23B4B"/>
     <w:rPr>
@@ -5399,9 +3674,9 @@
       <w:color w:val="404040" w:themeColor="text1" w:themeTint="BF"/>
     </w:rPr>
   </w:style>
-  <w:style w:type="paragraph" w:styleId="ListParagraph">
+  <w:style w:type="paragraph" w:styleId="Listenabsatz">
     <w:name w:val="List Paragraph"/>
-    <w:basedOn w:val="Normal"/>
+    <w:basedOn w:val="Standard"/>
     <w:uiPriority w:val="34"/>
     <w:qFormat/>
     <w:rsid w:val="00D23B4B"/>
@@ -5419,9 +3694,9 @@
       <w14:ligatures w14:val="standardContextual"/>
     </w:rPr>
   </w:style>
-  <w:style w:type="character" w:styleId="IntenseEmphasis">
+  <w:style w:type="character" w:styleId="IntensiveHervorhebung">
     <w:name w:val="Intense Emphasis"/>
-    <w:basedOn w:val="DefaultParagraphFont"/>
+    <w:basedOn w:val="Absatz-Standardschriftart"/>
     <w:uiPriority w:val="21"/>
     <w:qFormat/>
     <w:rsid w:val="00D23B4B"/>
@@ -5431,11 +3706,11 @@
       <w:color w:val="0F4761" w:themeColor="accent1" w:themeShade="BF"/>
     </w:rPr>
   </w:style>
-  <w:style w:type="paragraph" w:styleId="IntenseQuote">
+  <w:style w:type="paragraph" w:styleId="IntensivesZitat">
     <w:name w:val="Intense Quote"/>
-    <w:basedOn w:val="Normal"/>
-    <w:next w:val="Normal"/>
-    <w:link w:val="IntenseQuoteChar"/>
+    <w:basedOn w:val="Standard"/>
+    <w:next w:val="Standard"/>
+    <w:link w:val="IntensivesZitatZchn"/>
     <w:uiPriority w:val="30"/>
     <w:qFormat/>
     <w:rsid w:val="00D23B4B"/>
@@ -5460,10 +3735,10 @@
       <w14:ligatures w14:val="standardContextual"/>
     </w:rPr>
   </w:style>
-  <w:style w:type="character" w:customStyle="1" w:styleId="IntenseQuoteChar">
-    <w:name w:val="Intense Quote Char"/>
-    <w:basedOn w:val="DefaultParagraphFont"/>
-    <w:link w:val="IntenseQuote"/>
+  <w:style w:type="character" w:customStyle="1" w:styleId="IntensivesZitatZchn">
+    <w:name w:val="Intensives Zitat Zchn"/>
+    <w:basedOn w:val="Absatz-Standardschriftart"/>
+    <w:link w:val="IntensivesZitat"/>
     <w:uiPriority w:val="30"/>
     <w:rsid w:val="00D23B4B"/>
     <w:rPr>
@@ -5473,9 +3748,9 @@
       <w:color w:val="0F4761" w:themeColor="accent1" w:themeShade="BF"/>
     </w:rPr>
   </w:style>
-  <w:style w:type="character" w:styleId="IntenseReference">
+  <w:style w:type="character" w:styleId="IntensiverVerweis">
     <w:name w:val="Intense Reference"/>
-    <w:basedOn w:val="DefaultParagraphFont"/>
+    <w:basedOn w:val="Absatz-Standardschriftart"/>
     <w:uiPriority w:val="32"/>
     <w:qFormat/>
     <w:rsid w:val="00D23B4B"/>
@@ -5487,10 +3762,10 @@
       <w:spacing w:val="5"/>
     </w:rPr>
   </w:style>
-  <w:style w:type="paragraph" w:styleId="Footer">
+  <w:style w:type="paragraph" w:styleId="Fuzeile">
     <w:name w:val="footer"/>
-    <w:basedOn w:val="Normal"/>
-    <w:link w:val="FooterChar"/>
+    <w:basedOn w:val="Standard"/>
+    <w:link w:val="FuzeileZchn"/>
     <w:rsid w:val="00D23B4B"/>
     <w:pPr>
       <w:suppressAutoHyphens/>
@@ -5502,10 +3777,10 @@
       <w:szCs w:val="15"/>
     </w:rPr>
   </w:style>
-  <w:style w:type="character" w:customStyle="1" w:styleId="FooterChar">
-    <w:name w:val="Footer Char"/>
-    <w:basedOn w:val="DefaultParagraphFont"/>
-    <w:link w:val="Footer"/>
+  <w:style w:type="character" w:customStyle="1" w:styleId="FuzeileZchn">
+    <w:name w:val="Fußzeile Zchn"/>
+    <w:basedOn w:val="Absatz-Standardschriftart"/>
+    <w:link w:val="Fuzeile"/>
     <w:rsid w:val="00D23B4B"/>
     <w:rPr>
       <w:rFonts w:ascii="Arial" w:eastAsia="Times New Roman" w:hAnsi="Arial" w:cs="Times New Roman"/>
@@ -5517,10 +3792,10 @@
       <w14:ligatures w14:val="none"/>
     </w:rPr>
   </w:style>
-  <w:style w:type="paragraph" w:styleId="Header">
+  <w:style w:type="paragraph" w:styleId="Kopfzeile">
     <w:name w:val="header"/>
-    <w:basedOn w:val="Normal"/>
-    <w:link w:val="HeaderChar"/>
+    <w:basedOn w:val="Standard"/>
+    <w:link w:val="KopfzeileZchn"/>
     <w:rsid w:val="00D23B4B"/>
     <w:pPr>
       <w:suppressAutoHyphens/>
@@ -5531,10 +3806,10 @@
       <w:sz w:val="15"/>
     </w:rPr>
   </w:style>
-  <w:style w:type="character" w:customStyle="1" w:styleId="HeaderChar">
-    <w:name w:val="Header Char"/>
-    <w:basedOn w:val="DefaultParagraphFont"/>
-    <w:link w:val="Header"/>
+  <w:style w:type="character" w:customStyle="1" w:styleId="KopfzeileZchn">
+    <w:name w:val="Kopfzeile Zchn"/>
+    <w:basedOn w:val="Absatz-Standardschriftart"/>
+    <w:link w:val="Kopfzeile"/>
     <w:rsid w:val="00D23B4B"/>
     <w:rPr>
       <w:rFonts w:ascii="Arial" w:eastAsia="Times New Roman" w:hAnsi="Arial" w:cs="Times New Roman"/>
@@ -5564,7 +3839,7 @@
   </w:style>
   <w:style w:type="paragraph" w:customStyle="1" w:styleId="Pfad">
     <w:name w:val="Pfad"/>
-    <w:next w:val="Footer"/>
+    <w:next w:val="Fuzeile"/>
     <w:rsid w:val="00D23B4B"/>
     <w:pPr>
       <w:spacing w:after="0" w:line="160" w:lineRule="exact"/>
@@ -5581,8 +3856,8 @@
   </w:style>
   <w:style w:type="paragraph" w:customStyle="1" w:styleId="Platzhalter">
     <w:name w:val="Platzhalter"/>
-    <w:basedOn w:val="Normal"/>
-    <w:next w:val="Normal"/>
+    <w:basedOn w:val="Standard"/>
+    <w:next w:val="Standard"/>
     <w:rsid w:val="00D23B4B"/>
     <w:rPr>
       <w:sz w:val="2"/>
@@ -5591,8 +3866,8 @@
   </w:style>
   <w:style w:type="paragraph" w:customStyle="1" w:styleId="Ref">
     <w:name w:val="Ref"/>
-    <w:basedOn w:val="Normal"/>
-    <w:next w:val="Normal"/>
+    <w:basedOn w:val="Standard"/>
+    <w:next w:val="Standard"/>
     <w:rsid w:val="00D23B4B"/>
     <w:pPr>
       <w:spacing w:line="200" w:lineRule="exact"/>
@@ -5603,7 +3878,7 @@
   </w:style>
   <w:style w:type="paragraph" w:customStyle="1" w:styleId="Seite">
     <w:name w:val="Seite"/>
-    <w:basedOn w:val="Normal"/>
+    <w:basedOn w:val="Standard"/>
     <w:rsid w:val="00D23B4B"/>
     <w:pPr>
       <w:suppressAutoHyphens/>
@@ -5617,7 +3892,7 @@
   </w:style>
   <w:style w:type="paragraph" w:customStyle="1" w:styleId="Text75-Abstandnach7Pt">
     <w:name w:val="Text 7.5 - Abstand nach 7 Pt."/>
-    <w:basedOn w:val="Normal"/>
+    <w:basedOn w:val="Standard"/>
     <w:link w:val="Text75-Abstandnach7PtZchn"/>
     <w:uiPriority w:val="99"/>
     <w:unhideWhenUsed/>
@@ -5634,7 +3909,7 @@
   </w:style>
   <w:style w:type="character" w:customStyle="1" w:styleId="Text75-Abstandnach7PtZchn">
     <w:name w:val="Text 7.5 - Abstand nach 7 Pt. Zchn"/>
-    <w:basedOn w:val="DefaultParagraphFont"/>
+    <w:basedOn w:val="Absatz-Standardschriftart"/>
     <w:link w:val="Text75-Abstandnach7Pt"/>
     <w:uiPriority w:val="99"/>
     <w:rsid w:val="00D23B4B"/>
@@ -5663,9 +3938,9 @@
       <w14:ligatures w14:val="none"/>
     </w:rPr>
   </w:style>
-  <w:style w:type="table" w:styleId="TableGrid">
+  <w:style w:type="table" w:styleId="Tabellenraster">
     <w:name w:val="Table Grid"/>
-    <w:basedOn w:val="TableNormal"/>
+    <w:basedOn w:val="NormaleTabelle"/>
     <w:uiPriority w:val="39"/>
     <w:rsid w:val="00D23B4B"/>
     <w:pPr>
@@ -5708,7 +3983,7 @@
   </w:style>
   <w:style w:type="character" w:customStyle="1" w:styleId="Text1-Zeilenabstand07ptZchn">
     <w:name w:val="Text 1 - Zeilenabstand 0.7 pt. Zchn"/>
-    <w:basedOn w:val="DefaultParagraphFont"/>
+    <w:basedOn w:val="Absatz-Standardschriftart"/>
     <w:link w:val="Text1-Zeilenabstand07pt"/>
     <w:uiPriority w:val="99"/>
     <w:rsid w:val="00D23B4B"/>
@@ -5722,7 +3997,7 @@
   </w:style>
   <w:style w:type="character" w:customStyle="1" w:styleId="Text7Zchn">
     <w:name w:val="Text 7 Zchn"/>
-    <w:basedOn w:val="DefaultParagraphFont"/>
+    <w:basedOn w:val="Absatz-Standardschriftart"/>
     <w:link w:val="Text7"/>
     <w:uiPriority w:val="99"/>
     <w:rsid w:val="00D23B4B"/>
@@ -5736,7 +4011,7 @@
   </w:style>
   <w:style w:type="character" w:styleId="Hyperlink">
     <w:name w:val="Hyperlink"/>
-    <w:basedOn w:val="DefaultParagraphFont"/>
+    <w:basedOn w:val="Absatz-Standardschriftart"/>
     <w:uiPriority w:val="99"/>
     <w:unhideWhenUsed/>
     <w:rsid w:val="00AB128E"/>
@@ -5745,9 +4020,9 @@
       <w:u w:val="single"/>
     </w:rPr>
   </w:style>
-  <w:style w:type="character" w:styleId="UnresolvedMention">
+  <w:style w:type="character" w:styleId="NichtaufgelsteErwhnung">
     <w:name w:val="Unresolved Mention"/>
-    <w:basedOn w:val="DefaultParagraphFont"/>
+    <w:basedOn w:val="Absatz-Standardschriftart"/>
     <w:uiPriority w:val="99"/>
     <w:semiHidden/>
     <w:unhideWhenUsed/>

--- a/src/Bk.APG.Api/Templates/FormLetterGeneralElection_Italian.docx
+++ b/src/Bk.APG.Api/Templates/FormLetterGeneralElection_Italian.docx
@@ -13,23 +13,7 @@
           <w:highlight w:val="green"/>
           <w:lang w:val="en-US"/>
         </w:rPr>
-        <w:t xml:space="preserve">&lt;&lt;foreach [member in </w:t>
-      </w:r>
-      <w:proofErr w:type="spellStart"/>
-      <w:r>
-        <w:rPr>
-          <w:highlight w:val="green"/>
-          <w:lang w:val="en-US"/>
-        </w:rPr>
-        <w:t>formLetter.memberships</w:t>
-      </w:r>
-      <w:proofErr w:type="spellEnd"/>
-      <w:r>
-        <w:rPr>
-          <w:highlight w:val="green"/>
-          <w:lang w:val="en-US"/>
-        </w:rPr>
-        <w:t>]&gt;&gt;</w:t>
+        <w:t>&lt;&lt;foreach [member in formLetter.memberships]&gt;&gt;</w:t>
       </w:r>
     </w:p>
     <w:tbl>
@@ -131,41 +115,22 @@
                 <w:szCs w:val="15"/>
                 <w:lang w:val="en-US"/>
               </w:rPr>
-              <w:t>&lt;</w:t>
+              <w:t>&lt;&lt;</w:t>
             </w:r>
-            <w:proofErr w:type="gramStart"/>
             <w:r>
               <w:rPr>
                 <w:szCs w:val="15"/>
                 <w:lang w:val="en-US"/>
               </w:rPr>
-              <w:t>&lt;</w:t>
-            </w:r>
-            <w:r>
-              <w:rPr>
-                <w:szCs w:val="15"/>
-                <w:lang w:val="en-US"/>
-              </w:rPr>
               <w:t>[</w:t>
             </w:r>
-            <w:proofErr w:type="gramEnd"/>
             <w:r>
               <w:rPr>
                 <w:rFonts w:eastAsia="Times New Roman"/>
                 <w:szCs w:val="15"/>
                 <w:lang w:val="en-US"/>
               </w:rPr>
-              <w:t xml:space="preserve"> </w:t>
-            </w:r>
-            <w:proofErr w:type="spellStart"/>
-            <w:proofErr w:type="gramStart"/>
-            <w:r>
-              <w:rPr>
-                <w:rFonts w:eastAsia="Times New Roman"/>
-                <w:szCs w:val="15"/>
-                <w:lang w:val="en-US"/>
-              </w:rPr>
-              <w:t>member</w:t>
+              <w:t xml:space="preserve"> member</w:t>
             </w:r>
             <w:r>
               <w:rPr>
@@ -179,16 +144,7 @@
                 <w:szCs w:val="15"/>
                 <w:lang w:val="en-US"/>
               </w:rPr>
-              <w:t>senderDepartment</w:t>
-            </w:r>
-            <w:proofErr w:type="spellEnd"/>
-            <w:proofErr w:type="gramEnd"/>
-            <w:r>
-              <w:rPr>
-                <w:szCs w:val="15"/>
-                <w:lang w:val="en-US"/>
-              </w:rPr>
-              <w:t>]&gt;&gt;</w:t>
+              <w:t>senderDepartment]&gt;&gt;</w:t>
             </w:r>
             <w:bookmarkEnd w:id="0"/>
           </w:p>
@@ -209,8 +165,6 @@
               </w:rPr>
               <w:t>&lt;&lt;[</w:t>
             </w:r>
-            <w:proofErr w:type="spellStart"/>
-            <w:proofErr w:type="gramStart"/>
             <w:r>
               <w:rPr>
                 <w:rFonts w:eastAsia="Times New Roman"/>
@@ -237,18 +191,7 @@
                 <w:szCs w:val="15"/>
                 <w:lang w:val="en-US"/>
               </w:rPr>
-              <w:t>Office</w:t>
-            </w:r>
-            <w:proofErr w:type="spellEnd"/>
-            <w:proofErr w:type="gramEnd"/>
-            <w:r>
-              <w:rPr>
-                <w:b/>
-                <w:bCs/>
-                <w:szCs w:val="15"/>
-                <w:lang w:val="en-US"/>
-              </w:rPr>
-              <w:t>]&gt;&gt;</w:t>
+              <w:t>Office]&gt;&gt;</w:t>
             </w:r>
           </w:p>
         </w:tc>
@@ -256,7 +199,7 @@
     </w:tbl>
     <w:tbl>
       <w:tblPr>
-        <w:tblStyle w:val="TableGrid"/>
+        <w:tblStyle w:val="Tabellenraster"/>
         <w:tblW w:w="0" w:type="auto"/>
         <w:tblLayout w:type="fixed"/>
         <w:tblCellMar>
@@ -390,8 +333,6 @@
               </w:rPr>
               <w:t>&lt;&lt;[</w:t>
             </w:r>
-            <w:proofErr w:type="spellStart"/>
-            <w:proofErr w:type="gramStart"/>
             <w:r>
               <w:rPr>
                 <w:rFonts w:eastAsiaTheme="minorHAnsi" w:cs="Arial"/>
@@ -408,18 +349,7 @@
                 <w:szCs w:val="12"/>
                 <w:lang w:eastAsia="en-US"/>
               </w:rPr>
-              <w:t>.senderOfficeShort</w:t>
-            </w:r>
-            <w:proofErr w:type="spellEnd"/>
-            <w:proofErr w:type="gramEnd"/>
-            <w:r>
-              <w:rPr>
-                <w:rFonts w:eastAsiaTheme="minorHAnsi" w:cs="Arial"/>
-                <w:sz w:val="12"/>
-                <w:szCs w:val="12"/>
-                <w:lang w:eastAsia="en-US"/>
-              </w:rPr>
-              <w:t>]&gt;&gt;</w:t>
+              <w:t>.senderOfficeShort]&gt;&gt;</w:t>
             </w:r>
           </w:p>
         </w:tc>
@@ -465,8 +395,6 @@
               </w:rPr>
               <w:t>&lt;&lt;[</w:t>
             </w:r>
-            <w:proofErr w:type="spellStart"/>
-            <w:proofErr w:type="gramStart"/>
             <w:r>
               <w:rPr>
                 <w:rFonts w:cs="Arial"/>
@@ -491,8 +419,6 @@
               </w:rPr>
               <w:t>senderZip</w:t>
             </w:r>
-            <w:proofErr w:type="spellEnd"/>
-            <w:proofErr w:type="gramEnd"/>
             <w:r>
               <w:rPr>
                 <w:rFonts w:cs="Arial"/>
@@ -501,8 +427,6 @@
               </w:rPr>
               <w:t>]&gt;&gt; &lt;&lt;[</w:t>
             </w:r>
-            <w:proofErr w:type="spellStart"/>
-            <w:proofErr w:type="gramStart"/>
             <w:r>
               <w:rPr>
                 <w:rFonts w:cs="Arial"/>
@@ -527,8 +451,6 @@
               </w:rPr>
               <w:t>senderCity</w:t>
             </w:r>
-            <w:proofErr w:type="spellEnd"/>
-            <w:proofErr w:type="gramEnd"/>
             <w:r>
               <w:rPr>
                 <w:rFonts w:cs="Arial"/>
@@ -691,23 +613,7 @@
               <w:rPr>
                 <w:lang w:val="en-US"/>
               </w:rPr>
-              <w:t>&lt;&lt;[</w:t>
-            </w:r>
-            <w:proofErr w:type="spellStart"/>
-            <w:proofErr w:type="gramStart"/>
-            <w:r>
-              <w:rPr>
-                <w:lang w:val="en-US"/>
-              </w:rPr>
-              <w:t>member.salutation</w:t>
-            </w:r>
-            <w:proofErr w:type="spellEnd"/>
-            <w:proofErr w:type="gramEnd"/>
-            <w:r>
-              <w:rPr>
-                <w:lang w:val="en-US"/>
-              </w:rPr>
-              <w:t>]&gt;&gt;</w:t>
+              <w:t>&lt;&lt;[member.salutation]&gt;&gt;</w:t>
             </w:r>
           </w:p>
           <w:p>
@@ -720,39 +626,7 @@
               <w:rPr>
                 <w:lang w:val="en-US"/>
               </w:rPr>
-              <w:t>&lt;&lt;[</w:t>
-            </w:r>
-            <w:proofErr w:type="spellStart"/>
-            <w:proofErr w:type="gramStart"/>
-            <w:r>
-              <w:rPr>
-                <w:lang w:val="en-US"/>
-              </w:rPr>
-              <w:t>member.givenName</w:t>
-            </w:r>
-            <w:proofErr w:type="spellEnd"/>
-            <w:proofErr w:type="gramEnd"/>
-            <w:r>
-              <w:rPr>
-                <w:lang w:val="en-US"/>
-              </w:rPr>
-              <w:t>]&gt;&gt; &lt;&lt;[</w:t>
-            </w:r>
-            <w:proofErr w:type="spellStart"/>
-            <w:proofErr w:type="gramStart"/>
-            <w:r>
-              <w:rPr>
-                <w:lang w:val="en-US"/>
-              </w:rPr>
-              <w:t>member.surname</w:t>
-            </w:r>
-            <w:proofErr w:type="spellEnd"/>
-            <w:proofErr w:type="gramEnd"/>
-            <w:r>
-              <w:rPr>
-                <w:lang w:val="en-US"/>
-              </w:rPr>
-              <w:t>]&gt;&gt;</w:t>
+              <w:t>&lt;&lt;[member.givenName]&gt;&gt; &lt;&lt;[member.surname]&gt;&gt;</w:t>
             </w:r>
           </w:p>
           <w:p>
@@ -765,23 +639,7 @@
               <w:rPr>
                 <w:lang w:val="en-US"/>
               </w:rPr>
-              <w:t>&lt;&lt;[</w:t>
-            </w:r>
-            <w:proofErr w:type="spellStart"/>
-            <w:proofErr w:type="gramStart"/>
-            <w:r>
-              <w:rPr>
-                <w:lang w:val="en-US"/>
-              </w:rPr>
-              <w:t>member.companyName</w:t>
-            </w:r>
-            <w:proofErr w:type="spellEnd"/>
-            <w:proofErr w:type="gramEnd"/>
-            <w:r>
-              <w:rPr>
-                <w:lang w:val="en-US"/>
-              </w:rPr>
-              <w:t>]&gt;&gt;</w:t>
+              <w:t>&lt;&lt;[member.companyName]&gt;&gt;</w:t>
             </w:r>
           </w:p>
           <w:p>
@@ -794,23 +652,7 @@
               <w:rPr>
                 <w:lang w:val="en-US"/>
               </w:rPr>
-              <w:t>&lt;&lt;[</w:t>
-            </w:r>
-            <w:proofErr w:type="spellStart"/>
-            <w:proofErr w:type="gramStart"/>
-            <w:r>
-              <w:rPr>
-                <w:lang w:val="en-US"/>
-              </w:rPr>
-              <w:t>member.street</w:t>
-            </w:r>
-            <w:proofErr w:type="spellEnd"/>
-            <w:proofErr w:type="gramEnd"/>
-            <w:r>
-              <w:rPr>
-                <w:lang w:val="en-US"/>
-              </w:rPr>
-              <w:t>]&gt;&gt;</w:t>
+              <w:t>&lt;&lt;[member.street]&gt;&gt;</w:t>
             </w:r>
           </w:p>
           <w:p>
@@ -823,23 +665,7 @@
               <w:rPr>
                 <w:lang w:val="en-US"/>
               </w:rPr>
-              <w:t>&lt;&lt;[</w:t>
-            </w:r>
-            <w:proofErr w:type="spellStart"/>
-            <w:proofErr w:type="gramStart"/>
-            <w:r>
-              <w:rPr>
-                <w:lang w:val="en-US"/>
-              </w:rPr>
-              <w:t>member.poBox</w:t>
-            </w:r>
-            <w:proofErr w:type="spellEnd"/>
-            <w:proofErr w:type="gramEnd"/>
-            <w:r>
-              <w:rPr>
-                <w:lang w:val="en-US"/>
-              </w:rPr>
-              <w:t>]&gt;&gt;</w:t>
+              <w:t>&lt;&lt;[member.poBox]&gt;&gt;</w:t>
             </w:r>
           </w:p>
           <w:p>
@@ -866,8 +692,6 @@
               </w:rPr>
               <w:t>.zip]&gt;&gt; &lt;&lt;[</w:t>
             </w:r>
-            <w:proofErr w:type="spellStart"/>
-            <w:proofErr w:type="gramStart"/>
             <w:r>
               <w:rPr>
                 <w:lang w:val="en-US"/>
@@ -878,15 +702,7 @@
               <w:rPr>
                 <w:lang w:val="en-US"/>
               </w:rPr>
-              <w:t>.city</w:t>
-            </w:r>
-            <w:proofErr w:type="spellEnd"/>
-            <w:proofErr w:type="gramEnd"/>
-            <w:r>
-              <w:rPr>
-                <w:lang w:val="en-US"/>
-              </w:rPr>
-              <w:t>]&gt;&gt;</w:t>
+              <w:t>.city]&gt;&gt;</w:t>
             </w:r>
           </w:p>
           <w:p>
@@ -901,8 +717,6 @@
               </w:rPr>
               <w:t>&lt;&lt;[</w:t>
             </w:r>
-            <w:proofErr w:type="spellStart"/>
-            <w:proofErr w:type="gramStart"/>
             <w:r>
               <w:rPr>
                 <w:lang w:val="en-US"/>
@@ -913,15 +727,7 @@
               <w:rPr>
                 <w:lang w:val="en-US"/>
               </w:rPr>
-              <w:t>.country</w:t>
-            </w:r>
-            <w:proofErr w:type="spellEnd"/>
-            <w:proofErr w:type="gramEnd"/>
-            <w:r>
-              <w:rPr>
-                <w:lang w:val="en-US"/>
-              </w:rPr>
-              <w:t>]&gt;&gt;</w:t>
+              <w:t>.country]&gt;&gt;</w:t>
             </w:r>
           </w:p>
         </w:tc>
@@ -962,8 +768,6 @@
               </w:rPr>
               <w:t>&lt;&lt;[</w:t>
             </w:r>
-            <w:proofErr w:type="spellStart"/>
-            <w:proofErr w:type="gramStart"/>
             <w:r>
               <w:rPr>
                 <w:b/>
@@ -978,45 +782,23 @@
                 <w:bCs/>
                 <w:szCs w:val="15"/>
               </w:rPr>
-              <w:t>.senderCity</w:t>
+              <w:t>.senderCity]&gt;&gt;, &lt;&lt;[</w:t>
             </w:r>
-            <w:proofErr w:type="spellEnd"/>
-            <w:proofErr w:type="gramEnd"/>
             <w:r>
               <w:rPr>
                 <w:b/>
                 <w:bCs/>
                 <w:szCs w:val="15"/>
               </w:rPr>
-              <w:t>]&gt;&gt;, &lt;&lt;[</w:t>
+              <w:t>member</w:t>
             </w:r>
-            <w:proofErr w:type="spellStart"/>
-            <w:proofErr w:type="gramStart"/>
             <w:r>
               <w:rPr>
                 <w:b/>
                 <w:bCs/>
                 <w:szCs w:val="15"/>
               </w:rPr>
-              <w:t>member</w:t>
-            </w:r>
-            <w:r>
-              <w:rPr>
-                <w:b/>
-                <w:bCs/>
-                <w:szCs w:val="15"/>
-              </w:rPr>
-              <w:t>.dateLetter</w:t>
-            </w:r>
-            <w:proofErr w:type="spellEnd"/>
-            <w:proofErr w:type="gramEnd"/>
-            <w:r>
-              <w:rPr>
-                <w:b/>
-                <w:bCs/>
-                <w:szCs w:val="15"/>
-              </w:rPr>
-              <w:t>]&gt;&gt;</w:t>
+              <w:t>.dateLetter]&gt;&gt;</w:t>
             </w:r>
           </w:p>
         </w:tc>
@@ -1038,8 +820,6 @@
         </w:rPr>
         <w:t>&lt;&lt;[</w:t>
       </w:r>
-      <w:proofErr w:type="spellStart"/>
-      <w:proofErr w:type="gramStart"/>
       <w:r>
         <w:rPr>
           <w:b/>
@@ -1064,8 +844,6 @@
         </w:rPr>
         <w:t>subject</w:t>
       </w:r>
-      <w:proofErr w:type="spellEnd"/>
-      <w:proofErr w:type="gramEnd"/>
       <w:r>
         <w:rPr>
           <w:b/>
@@ -1094,8 +872,6 @@
         </w:rPr>
         <w:t>&lt;&lt;[</w:t>
       </w:r>
-      <w:proofErr w:type="spellStart"/>
-      <w:proofErr w:type="gramStart"/>
       <w:r>
         <w:rPr>
           <w:lang w:val="en-US"/>
@@ -1114,8 +890,6 @@
         </w:rPr>
         <w:t>Text</w:t>
       </w:r>
-      <w:proofErr w:type="spellEnd"/>
-      <w:proofErr w:type="gramEnd"/>
       <w:r>
         <w:rPr>
           <w:lang w:val="en-US"/>
@@ -1135,31 +909,14 @@
         <w:rPr>
           <w:highlight w:val="yellow"/>
         </w:rPr>
-        <w:t>&lt;&lt;</w:t>
-      </w:r>
-      <w:proofErr w:type="spellStart"/>
-      <w:r>
-        <w:rPr>
-          <w:highlight w:val="yellow"/>
-        </w:rPr>
-        <w:t>if</w:t>
-      </w:r>
-      <w:proofErr w:type="spellEnd"/>
-      <w:r>
-        <w:rPr>
-          <w:highlight w:val="yellow"/>
-        </w:rPr>
-        <w:t xml:space="preserve"> [</w:t>
-      </w:r>
-      <w:proofErr w:type="spellStart"/>
-      <w:proofErr w:type="gramStart"/>
-      <w:r>
-        <w:rPr>
-          <w:highlight w:val="yellow"/>
-        </w:rPr>
-        <w:t>member.formLetterType</w:t>
-      </w:r>
-      <w:proofErr w:type="spellEnd"/>
+        <w:t xml:space="preserve">&lt;&lt;if [member.formLetterType </w:t>
+      </w:r>
+      <w:r>
+        <w:rPr>
+          <w:highlight w:val="yellow"/>
+        </w:rPr>
+        <w:t>!=</w:t>
+      </w:r>
       <w:r>
         <w:rPr>
           <w:highlight w:val="yellow"/>
@@ -1170,19 +927,6 @@
         <w:rPr>
           <w:highlight w:val="yellow"/>
         </w:rPr>
-        <w:t>!=</w:t>
-      </w:r>
-      <w:proofErr w:type="gramEnd"/>
-      <w:r>
-        <w:rPr>
-          <w:highlight w:val="yellow"/>
-        </w:rPr>
-        <w:t xml:space="preserve"> </w:t>
-      </w:r>
-      <w:r>
-        <w:rPr>
-          <w:highlight w:val="yellow"/>
-        </w:rPr>
         <w:t>5</w:t>
       </w:r>
       <w:r>
@@ -1208,49 +952,7 @@
         <w:rPr>
           <w:lang w:val="it-CH"/>
         </w:rPr>
-        <w:t>l Consiglio federale ha proceduto al rinnovo delle commissioni extraparlamentari, degli organi di direzione e dei rappresentanti della Confederazione per il periodo amministrativo</w:t>
-      </w:r>
-      <w:r>
-        <w:rPr>
-          <w:lang w:val="it-CH"/>
-        </w:rPr>
-        <w:t xml:space="preserve"> &lt;</w:t>
-      </w:r>
-      <w:proofErr w:type="gramStart"/>
-      <w:r>
-        <w:rPr>
-          <w:lang w:val="it-CH"/>
-        </w:rPr>
-        <w:t>&lt;[</w:t>
-      </w:r>
-      <w:proofErr w:type="spellStart"/>
-      <w:proofErr w:type="gramEnd"/>
-      <w:r>
-        <w:rPr>
-          <w:lang w:val="it-CH"/>
-        </w:rPr>
-        <w:t>formLetter.nextTermOfOfficeBeginDate</w:t>
-      </w:r>
-      <w:proofErr w:type="spellEnd"/>
-      <w:r>
-        <w:rPr>
-          <w:lang w:val="it-CH"/>
-        </w:rPr>
-        <w:t>]:"</w:t>
-      </w:r>
-      <w:proofErr w:type="spellStart"/>
-      <w:r>
-        <w:rPr>
-          <w:lang w:val="it-CH"/>
-        </w:rPr>
-        <w:t>dd.MM.yyyy</w:t>
-      </w:r>
-      <w:proofErr w:type="spellEnd"/>
-      <w:r>
-        <w:rPr>
-          <w:lang w:val="it-CH"/>
-        </w:rPr>
-        <w:t xml:space="preserve">"&gt;&gt; </w:t>
+        <w:t xml:space="preserve">l Consiglio federale ha proceduto al rinnovo delle commissioni extraparlamentari, degli organi di direzione e dei rappresentanti della Confederazione per il periodo amministrativo &lt;&lt;[formLetter.nextTermOfOfficeBeginDate]:"dd.MM.yyyy"&gt;&gt; </w:t>
       </w:r>
       <w:r>
         <w:rPr>
@@ -1262,43 +964,7 @@
         <w:rPr>
           <w:lang w:val="it-CH"/>
         </w:rPr>
-        <w:t xml:space="preserve"> &lt;</w:t>
-      </w:r>
-      <w:proofErr w:type="gramStart"/>
-      <w:r>
-        <w:rPr>
-          <w:lang w:val="it-CH"/>
-        </w:rPr>
-        <w:t>&lt;[</w:t>
-      </w:r>
-      <w:proofErr w:type="spellStart"/>
-      <w:proofErr w:type="gramEnd"/>
-      <w:r>
-        <w:rPr>
-          <w:lang w:val="it-CH"/>
-        </w:rPr>
-        <w:t>formLetter.nextTermOfOfficeEndDate</w:t>
-      </w:r>
-      <w:proofErr w:type="spellEnd"/>
-      <w:r>
-        <w:rPr>
-          <w:lang w:val="it-CH"/>
-        </w:rPr>
-        <w:t>]:"</w:t>
-      </w:r>
-      <w:proofErr w:type="spellStart"/>
-      <w:r>
-        <w:rPr>
-          <w:lang w:val="it-CH"/>
-        </w:rPr>
-        <w:t>dd.MM.yyyy</w:t>
-      </w:r>
-      <w:proofErr w:type="spellEnd"/>
-      <w:r>
-        <w:rPr>
-          <w:lang w:val="it-CH"/>
-        </w:rPr>
-        <w:t>"&gt;&gt;.</w:t>
+        <w:t xml:space="preserve"> &lt;&lt;[formLetter.nextTermOfOfficeEndDate]:"dd.MM.yyyy"&gt;&gt;.</w:t>
       </w:r>
     </w:p>
     <w:p>
@@ -1333,43 +999,7 @@
           <w:highlight w:val="yellow"/>
           <w:lang w:val="en-US"/>
         </w:rPr>
-        <w:t>&lt;&lt;if [</w:t>
-      </w:r>
-      <w:proofErr w:type="spellStart"/>
-      <w:proofErr w:type="gramStart"/>
-      <w:r>
-        <w:rPr>
-          <w:highlight w:val="yellow"/>
-          <w:lang w:val="en-US"/>
-        </w:rPr>
-        <w:t>member.formLetterType</w:t>
-      </w:r>
-      <w:proofErr w:type="spellEnd"/>
-      <w:proofErr w:type="gramEnd"/>
-      <w:r>
-        <w:rPr>
-          <w:highlight w:val="yellow"/>
-          <w:lang w:val="en-US"/>
-        </w:rPr>
-        <w:t xml:space="preserve"> == 0 &amp;&amp; </w:t>
-      </w:r>
-      <w:proofErr w:type="spellStart"/>
-      <w:proofErr w:type="gramStart"/>
-      <w:r>
-        <w:rPr>
-          <w:highlight w:val="yellow"/>
-          <w:lang w:val="en-US"/>
-        </w:rPr>
-        <w:t>member.selfOrganized</w:t>
-      </w:r>
-      <w:proofErr w:type="spellEnd"/>
-      <w:proofErr w:type="gramEnd"/>
-      <w:r>
-        <w:rPr>
-          <w:highlight w:val="yellow"/>
-          <w:lang w:val="en-US"/>
-        </w:rPr>
-        <w:t xml:space="preserve"> == fa</w:t>
+        <w:t>&lt;&lt;if [member.formLetterType == 0 &amp;&amp; member.selfOrganized == fa</w:t>
       </w:r>
       <w:r>
         <w:rPr>
@@ -1404,111 +1034,61 @@
           <w:bCs/>
           <w:lang w:val="it-CH"/>
         </w:rPr>
-        <w:t>&lt;&lt;[</w:t>
-      </w:r>
-      <w:proofErr w:type="spellStart"/>
-      <w:proofErr w:type="gramStart"/>
+        <w:t>&lt;&lt;[member.function]</w:t>
+      </w:r>
       <w:r>
         <w:rPr>
           <w:b/>
           <w:bCs/>
           <w:lang w:val="it-CH"/>
         </w:rPr>
-        <w:t>member.function</w:t>
-      </w:r>
-      <w:proofErr w:type="spellEnd"/>
+        <w:t>:lower</w:t>
+      </w:r>
       <w:r>
         <w:rPr>
           <w:b/>
           <w:bCs/>
           <w:lang w:val="it-CH"/>
         </w:rPr>
-        <w:t>]</w:t>
-      </w:r>
-      <w:r>
+        <w:t>&gt;&gt;</w:t>
+      </w:r>
+      <w:r>
+        <w:rPr>
+          <w:lang w:val="it-CH"/>
+        </w:rPr>
+        <w:t xml:space="preserve"> </w:t>
+      </w:r>
+      <w:r>
+        <w:rPr>
+          <w:lang w:val="it-CH"/>
+        </w:rPr>
+        <w:t>dell'organo seguente:</w:t>
+      </w:r>
+    </w:p>
+    <w:p>
+      <w:pPr>
+        <w:rPr>
+          <w:b/>
+          <w:highlight w:val="yellow"/>
+          <w:lang w:val="it-CH"/>
+        </w:rPr>
+      </w:pPr>
+    </w:p>
+    <w:p>
+      <w:pPr>
         <w:rPr>
           <w:b/>
           <w:bCs/>
           <w:lang w:val="it-CH"/>
         </w:rPr>
-        <w:t>:</w:t>
-      </w:r>
-      <w:proofErr w:type="spellStart"/>
+      </w:pPr>
       <w:r>
         <w:rPr>
           <w:b/>
           <w:bCs/>
           <w:lang w:val="it-CH"/>
         </w:rPr>
-        <w:t>lower</w:t>
-      </w:r>
-      <w:proofErr w:type="spellEnd"/>
-      <w:proofErr w:type="gramEnd"/>
-      <w:r>
-        <w:rPr>
-          <w:b/>
-          <w:bCs/>
-          <w:lang w:val="it-CH"/>
-        </w:rPr>
-        <w:t>&gt;&gt;</w:t>
-      </w:r>
-      <w:r>
-        <w:rPr>
-          <w:lang w:val="it-CH"/>
-        </w:rPr>
-        <w:t xml:space="preserve"> </w:t>
-      </w:r>
-      <w:r>
-        <w:rPr>
-          <w:lang w:val="it-CH"/>
-        </w:rPr>
-        <w:t>dell'organo seguente:</w:t>
-      </w:r>
-    </w:p>
-    <w:p>
-      <w:pPr>
-        <w:rPr>
-          <w:b/>
-          <w:highlight w:val="yellow"/>
-          <w:lang w:val="it-CH"/>
-        </w:rPr>
-      </w:pPr>
-    </w:p>
-    <w:p>
-      <w:pPr>
-        <w:rPr>
-          <w:b/>
-          <w:bCs/>
-          <w:lang w:val="it-CH"/>
-        </w:rPr>
-      </w:pPr>
-      <w:r>
-        <w:rPr>
-          <w:b/>
-          <w:bCs/>
-          <w:lang w:val="it-CH"/>
-        </w:rPr>
-        <w:t>&lt;&lt;[</w:t>
-      </w:r>
-      <w:proofErr w:type="spellStart"/>
-      <w:proofErr w:type="gramStart"/>
-      <w:r>
-        <w:rPr>
-          <w:b/>
-          <w:bCs/>
-          <w:lang w:val="it-CH"/>
-        </w:rPr>
-        <w:t>member.committeeName</w:t>
-      </w:r>
-      <w:proofErr w:type="spellEnd"/>
-      <w:proofErr w:type="gramEnd"/>
-      <w:r>
-        <w:rPr>
-          <w:b/>
-          <w:bCs/>
-          <w:lang w:val="it-CH"/>
-        </w:rPr>
-        <w:t>]&gt;&gt;</w:t>
+        <w:t>&lt;&lt;[member.committeeName]&gt;&gt;</w:t>
       </w:r>
     </w:p>
     <w:p>
@@ -1653,43 +1233,7 @@
           <w:highlight w:val="yellow"/>
           <w:lang w:val="en-US"/>
         </w:rPr>
-        <w:t>&lt;&lt;if [</w:t>
-      </w:r>
-      <w:proofErr w:type="spellStart"/>
-      <w:proofErr w:type="gramStart"/>
-      <w:r>
-        <w:rPr>
-          <w:highlight w:val="yellow"/>
-          <w:lang w:val="en-US"/>
-        </w:rPr>
-        <w:t>member.formLetterType</w:t>
-      </w:r>
-      <w:proofErr w:type="spellEnd"/>
-      <w:proofErr w:type="gramEnd"/>
-      <w:r>
-        <w:rPr>
-          <w:highlight w:val="yellow"/>
-          <w:lang w:val="en-US"/>
-        </w:rPr>
-        <w:t xml:space="preserve"> == 0 &amp;&amp; </w:t>
-      </w:r>
-      <w:proofErr w:type="spellStart"/>
-      <w:proofErr w:type="gramStart"/>
-      <w:r>
-        <w:rPr>
-          <w:highlight w:val="yellow"/>
-          <w:lang w:val="en-US"/>
-        </w:rPr>
-        <w:t>member.selfOrganized</w:t>
-      </w:r>
-      <w:proofErr w:type="spellEnd"/>
-      <w:proofErr w:type="gramEnd"/>
-      <w:r>
-        <w:rPr>
-          <w:highlight w:val="yellow"/>
-          <w:lang w:val="en-US"/>
-        </w:rPr>
-        <w:t xml:space="preserve"> == </w:t>
+        <w:t xml:space="preserve">&lt;&lt;if [member.formLetterType == 0 &amp;&amp; member.selfOrganized == </w:t>
       </w:r>
       <w:r>
         <w:rPr>
@@ -1740,48 +1284,36 @@
           <w:bCs/>
           <w:lang w:val="it-CH"/>
         </w:rPr>
-        <w:t>&lt;&lt;[</w:t>
-      </w:r>
-      <w:proofErr w:type="spellStart"/>
-      <w:proofErr w:type="gramStart"/>
-      <w:r>
-        <w:rPr>
-          <w:b/>
-          <w:bCs/>
-          <w:lang w:val="it-CH"/>
-        </w:rPr>
-        <w:t>member.committeeName</w:t>
-      </w:r>
-      <w:proofErr w:type="spellEnd"/>
-      <w:proofErr w:type="gramEnd"/>
-      <w:r>
-        <w:rPr>
-          <w:b/>
-          <w:bCs/>
-          <w:lang w:val="it-CH"/>
-        </w:rPr>
-        <w:t>]&gt;&gt;</w:t>
-      </w:r>
-    </w:p>
-    <w:p>
-      <w:pPr>
-        <w:rPr>
-          <w:lang w:val="it-CH"/>
-        </w:rPr>
-      </w:pPr>
-    </w:p>
-    <w:p>
-      <w:pPr>
-        <w:rPr>
-          <w:lang w:val="it-CH"/>
-        </w:rPr>
-      </w:pPr>
-      <w:r>
-        <w:rPr>
-          <w:lang w:val="it-CH"/>
-        </w:rPr>
+        <w:t>&lt;&lt;[member.committeeName]&gt;&gt;</w:t>
+      </w:r>
+    </w:p>
+    <w:p>
+      <w:pPr>
+        <w:rPr>
+          <w:lang w:val="it-CH"/>
+        </w:rPr>
+      </w:pPr>
+    </w:p>
+    <w:p>
+      <w:pPr>
+        <w:rPr>
+          <w:lang w:val="it-CH"/>
+        </w:rPr>
+      </w:pPr>
+      <w:r>
+        <w:rPr>
+          <w:lang w:val="it-CH"/>
+        </w:rPr>
+        <w:lastRenderedPageBreak/>
         <w:t>Le funzioni all’interno di questo organo sono definite conformemente alle disposizioni a esso applicabili.</w:t>
       </w:r>
+    </w:p>
+    <w:p>
+      <w:pPr>
+        <w:rPr>
+          <w:lang w:val="it-CH"/>
+        </w:rPr>
+      </w:pPr>
     </w:p>
     <w:p>
       <w:pPr>
@@ -1900,25 +1432,7 @@
           <w:highlight w:val="yellow"/>
           <w:lang w:val="en-US"/>
         </w:rPr>
-        <w:t>&lt;&lt;if [</w:t>
-      </w:r>
-      <w:proofErr w:type="spellStart"/>
-      <w:proofErr w:type="gramStart"/>
-      <w:r>
-        <w:rPr>
-          <w:highlight w:val="yellow"/>
-          <w:lang w:val="en-US"/>
-        </w:rPr>
-        <w:t>member.formLetterType</w:t>
-      </w:r>
-      <w:proofErr w:type="spellEnd"/>
-      <w:proofErr w:type="gramEnd"/>
-      <w:r>
-        <w:rPr>
-          <w:highlight w:val="yellow"/>
-          <w:lang w:val="en-US"/>
-        </w:rPr>
-        <w:t xml:space="preserve"> == 1</w:t>
+        <w:t>&lt;&lt;if [member.formLetterType == 1</w:t>
       </w:r>
       <w:r>
         <w:rPr>
@@ -1932,25 +1446,7 @@
           <w:highlight w:val="yellow"/>
           <w:lang w:val="en-US"/>
         </w:rPr>
-        <w:t xml:space="preserve">&amp;&amp; </w:t>
-      </w:r>
-      <w:proofErr w:type="spellStart"/>
-      <w:proofErr w:type="gramStart"/>
-      <w:r>
-        <w:rPr>
-          <w:highlight w:val="yellow"/>
-          <w:lang w:val="en-US"/>
-        </w:rPr>
-        <w:t>member.selfOrganized</w:t>
-      </w:r>
-      <w:proofErr w:type="spellEnd"/>
-      <w:proofErr w:type="gramEnd"/>
-      <w:r>
-        <w:rPr>
-          <w:highlight w:val="yellow"/>
-          <w:lang w:val="en-US"/>
-        </w:rPr>
-        <w:t xml:space="preserve"> == </w:t>
+        <w:t xml:space="preserve">&amp;&amp; member.selfOrganized == </w:t>
       </w:r>
       <w:r>
         <w:rPr>
@@ -1992,500 +1488,429 @@
           <w:bCs/>
           <w:lang w:val="it-CH"/>
         </w:rPr>
-        <w:t>&lt;&lt;[</w:t>
-      </w:r>
-      <w:proofErr w:type="spellStart"/>
-      <w:proofErr w:type="gramStart"/>
+        <w:t>&lt;&lt;[member.function]</w:t>
+      </w:r>
       <w:r>
         <w:rPr>
           <w:b/>
           <w:bCs/>
           <w:lang w:val="it-CH"/>
         </w:rPr>
-        <w:t>member.function</w:t>
-      </w:r>
-      <w:proofErr w:type="spellEnd"/>
+        <w:t>:lower</w:t>
+      </w:r>
       <w:r>
         <w:rPr>
           <w:b/>
           <w:bCs/>
           <w:lang w:val="it-CH"/>
         </w:rPr>
-        <w:t>]</w:t>
-      </w:r>
-      <w:r>
+        <w:t>&gt;&gt;</w:t>
+      </w:r>
+      <w:r>
+        <w:rPr>
+          <w:lang w:val="it-CH"/>
+        </w:rPr>
+        <w:t xml:space="preserve"> </w:t>
+      </w:r>
+      <w:r>
+        <w:rPr>
+          <w:lang w:val="it-CH"/>
+        </w:rPr>
+        <w:t>dell'organo seguente:</w:t>
+      </w:r>
+    </w:p>
+    <w:p>
+      <w:pPr>
+        <w:rPr>
+          <w:b/>
+          <w:highlight w:val="lightGray"/>
+          <w:lang w:val="it-CH"/>
+        </w:rPr>
+      </w:pPr>
+    </w:p>
+    <w:p>
+      <w:pPr>
         <w:rPr>
           <w:b/>
           <w:bCs/>
           <w:lang w:val="it-CH"/>
         </w:rPr>
-        <w:t>:</w:t>
-      </w:r>
-      <w:proofErr w:type="spellStart"/>
+      </w:pPr>
       <w:r>
         <w:rPr>
           <w:b/>
           <w:bCs/>
           <w:lang w:val="it-CH"/>
         </w:rPr>
-        <w:t>lower</w:t>
-      </w:r>
-      <w:proofErr w:type="spellEnd"/>
-      <w:proofErr w:type="gramEnd"/>
-      <w:r>
+        <w:t>&lt;&lt;[member.committeeName]&gt;&gt;</w:t>
+      </w:r>
+    </w:p>
+    <w:p>
+      <w:pPr>
+        <w:rPr>
+          <w:lang w:val="it-CH"/>
+        </w:rPr>
+      </w:pPr>
+    </w:p>
+    <w:p>
+      <w:pPr>
+        <w:rPr>
+          <w:lang w:val="it-CH"/>
+        </w:rPr>
+      </w:pPr>
+      <w:r>
+        <w:rPr>
+          <w:lang w:val="it-CH"/>
+        </w:rPr>
+        <w:t>A nome del Consiglio federale Le rivolgo i miei più sinceri ringraziamenti per l'eccellente lavoro svolto, augurandole successo e soddisfazione nel prosieguo delle Sue funzioni.</w:t>
+      </w:r>
+      <w:r>
+        <w:rPr>
+          <w:highlight w:val="yellow"/>
+          <w:lang w:val="it-CH"/>
+        </w:rPr>
+        <w:t>&lt;&lt;/if&gt;&gt;</w:t>
+      </w:r>
+    </w:p>
+    <w:p>
+      <w:pPr>
+        <w:rPr>
+          <w:lang w:val="en-US"/>
+        </w:rPr>
+      </w:pPr>
+      <w:r>
+        <w:rPr>
+          <w:highlight w:val="yellow"/>
+          <w:lang w:val="en-US"/>
+        </w:rPr>
+        <w:t>&lt;&lt;if [member.formLetterType == 1</w:t>
+      </w:r>
+      <w:r>
+        <w:rPr>
+          <w:highlight w:val="yellow"/>
+          <w:lang w:val="en-US"/>
+        </w:rPr>
+        <w:t xml:space="preserve"> </w:t>
+      </w:r>
+      <w:r>
+        <w:rPr>
+          <w:highlight w:val="yellow"/>
+          <w:lang w:val="en-US"/>
+        </w:rPr>
+        <w:t xml:space="preserve">&amp;&amp; member.selfOrganized == </w:t>
+      </w:r>
+      <w:r>
+        <w:rPr>
+          <w:highlight w:val="yellow"/>
+          <w:lang w:val="en-US"/>
+        </w:rPr>
+        <w:t>true</w:t>
+      </w:r>
+      <w:r>
+        <w:rPr>
+          <w:highlight w:val="yellow"/>
+          <w:lang w:val="en-US"/>
+        </w:rPr>
+        <w:t>]</w:t>
+      </w:r>
+      <w:r>
+        <w:rPr>
+          <w:highlight w:val="yellow"/>
+          <w:lang w:val="en-US"/>
+        </w:rPr>
+        <w:t>&gt;&gt;</w:t>
+      </w:r>
+    </w:p>
+    <w:p>
+      <w:pPr>
+        <w:rPr>
+          <w:lang w:val="it-CH"/>
+        </w:rPr>
+      </w:pPr>
+      <w:r>
+        <w:rPr>
+          <w:lang w:val="it-CH"/>
+        </w:rPr>
+        <w:t>Ha riconfermato la Sua nomina nell’organo seguente:</w:t>
+      </w:r>
+    </w:p>
+    <w:p>
+      <w:pPr>
+        <w:rPr>
+          <w:lang w:val="it-CH"/>
+        </w:rPr>
+      </w:pPr>
+    </w:p>
+    <w:p>
+      <w:pPr>
         <w:rPr>
           <w:b/>
           <w:bCs/>
           <w:lang w:val="it-CH"/>
         </w:rPr>
-        <w:t>&gt;&gt;</w:t>
-      </w:r>
-      <w:r>
-        <w:rPr>
-          <w:lang w:val="it-CH"/>
-        </w:rPr>
-        <w:t xml:space="preserve"> </w:t>
-      </w:r>
-      <w:r>
-        <w:rPr>
-          <w:lang w:val="it-CH"/>
-        </w:rPr>
-        <w:t>dell'organo seguente:</w:t>
-      </w:r>
-    </w:p>
-    <w:p>
-      <w:pPr>
-        <w:rPr>
-          <w:b/>
-          <w:highlight w:val="lightGray"/>
-          <w:lang w:val="it-CH"/>
-        </w:rPr>
-      </w:pPr>
-    </w:p>
-    <w:p>
-      <w:pPr>
+      </w:pPr>
+      <w:r>
         <w:rPr>
           <w:b/>
           <w:bCs/>
           <w:lang w:val="it-CH"/>
         </w:rPr>
-      </w:pPr>
-      <w:r>
+        <w:t>&lt;&lt;[member.committeeName]&gt;&gt;</w:t>
+      </w:r>
+    </w:p>
+    <w:p>
+      <w:pPr>
         <w:rPr>
           <w:b/>
           <w:bCs/>
           <w:lang w:val="it-CH"/>
         </w:rPr>
-        <w:t>&lt;&lt;[</w:t>
-      </w:r>
-      <w:proofErr w:type="spellStart"/>
-      <w:proofErr w:type="gramStart"/>
+      </w:pPr>
+    </w:p>
+    <w:p>
+      <w:pPr>
+        <w:rPr>
+          <w:lang w:val="it-CH"/>
+        </w:rPr>
+      </w:pPr>
+      <w:r>
+        <w:rPr>
+          <w:lang w:val="it-CH"/>
+        </w:rPr>
+        <w:t>Le funzioni all’interno di questo organo sono definite conformemente alle disposizioni a esso applicabili.</w:t>
+      </w:r>
+    </w:p>
+    <w:p>
+      <w:pPr>
+        <w:rPr>
+          <w:lang w:val="it-CH"/>
+        </w:rPr>
+      </w:pPr>
+    </w:p>
+    <w:p>
+      <w:pPr>
+        <w:rPr>
+          <w:lang w:val="it-CH"/>
+        </w:rPr>
+      </w:pPr>
+      <w:r>
+        <w:rPr>
+          <w:lang w:val="it-CH"/>
+        </w:rPr>
+        <w:t>A nome del Consiglio federale Le rivolgo i miei più sinceri ringraziamenti per l'eccellente lavoro svolto, augurandole successo e soddisfazione nel prosieguo delle Sue funzioni.</w:t>
+      </w:r>
+      <w:r>
+        <w:rPr>
+          <w:highlight w:val="yellow"/>
+          <w:lang w:val="it-CH"/>
+        </w:rPr>
+        <w:t>&lt;&lt;/if&gt;&gt;</w:t>
+      </w:r>
+    </w:p>
+    <w:p>
+      <w:pPr>
+        <w:rPr>
+          <w:lang w:val="it-CH"/>
+        </w:rPr>
+      </w:pPr>
+      <w:r>
+        <w:rPr>
+          <w:highlight w:val="yellow"/>
+          <w:lang w:val="it-CH"/>
+        </w:rPr>
+        <w:t>&lt;&lt;if [member.formLetterType == 2]&gt;&gt;</w:t>
+      </w:r>
+    </w:p>
+    <w:p>
+      <w:pPr>
+        <w:rPr>
+          <w:lang w:val="it-CH"/>
+        </w:rPr>
+      </w:pPr>
+      <w:r>
+        <w:rPr>
+          <w:lang w:val="it-CH"/>
+        </w:rPr>
+        <w:t xml:space="preserve">Ha preso atto delle Sue dimissioni, con effetto dal </w:t>
+      </w:r>
+      <w:r>
+        <w:rPr>
+          <w:lang w:val="it-CH"/>
+        </w:rPr>
+        <w:t>&lt;&lt;[formLetter.termOfOfficeEndDate]:"dd.MM.yyyy"&gt;&gt;</w:t>
+      </w:r>
+      <w:r>
+        <w:rPr>
+          <w:lang w:val="it-CH"/>
+        </w:rPr>
+        <w:t xml:space="preserve">, dalla funzione di </w:t>
+      </w:r>
       <w:r>
         <w:rPr>
           <w:b/>
           <w:bCs/>
           <w:lang w:val="it-CH"/>
         </w:rPr>
-        <w:t>member.committeeName</w:t>
-      </w:r>
-      <w:proofErr w:type="spellEnd"/>
-      <w:proofErr w:type="gramEnd"/>
+        <w:t>&lt;&lt;[member.function]</w:t>
+      </w:r>
       <w:r>
         <w:rPr>
           <w:b/>
           <w:bCs/>
           <w:lang w:val="it-CH"/>
         </w:rPr>
-        <w:t>]&gt;&gt;</w:t>
-      </w:r>
-    </w:p>
-    <w:p>
-      <w:pPr>
-        <w:rPr>
-          <w:lang w:val="it-CH"/>
-        </w:rPr>
-      </w:pPr>
-    </w:p>
-    <w:p>
-      <w:pPr>
-        <w:rPr>
-          <w:lang w:val="it-CH"/>
-        </w:rPr>
-      </w:pPr>
-      <w:r>
-        <w:rPr>
-          <w:lang w:val="it-CH"/>
-        </w:rPr>
-        <w:t xml:space="preserve">A nome del Consiglio federale Le rivolgo i miei più sinceri ringraziamenti per l'eccellente lavoro svolto, augurandole successo e soddisfazione nel prosieguo delle Sue </w:t>
-      </w:r>
-      <w:proofErr w:type="gramStart"/>
-      <w:r>
-        <w:rPr>
-          <w:lang w:val="it-CH"/>
-        </w:rPr>
-        <w:t>funzioni.</w:t>
-      </w:r>
-      <w:r>
-        <w:rPr>
-          <w:highlight w:val="yellow"/>
-          <w:lang w:val="it-CH"/>
-        </w:rPr>
-        <w:t>&lt;</w:t>
-      </w:r>
-      <w:proofErr w:type="gramEnd"/>
-      <w:r>
-        <w:rPr>
-          <w:highlight w:val="yellow"/>
-          <w:lang w:val="it-CH"/>
-        </w:rPr>
-        <w:t>&lt;/</w:t>
-      </w:r>
-      <w:proofErr w:type="spellStart"/>
-      <w:r>
-        <w:rPr>
-          <w:highlight w:val="yellow"/>
-          <w:lang w:val="it-CH"/>
-        </w:rPr>
-        <w:t>if</w:t>
-      </w:r>
-      <w:proofErr w:type="spellEnd"/>
-      <w:r>
-        <w:rPr>
-          <w:highlight w:val="yellow"/>
-          <w:lang w:val="it-CH"/>
-        </w:rPr>
-        <w:t>&gt;&gt;</w:t>
-      </w:r>
-    </w:p>
-    <w:p>
-      <w:pPr>
-        <w:rPr>
-          <w:lang w:val="en-US"/>
-        </w:rPr>
-      </w:pPr>
-      <w:r>
-        <w:rPr>
-          <w:highlight w:val="yellow"/>
-          <w:lang w:val="en-US"/>
-        </w:rPr>
-        <w:t>&lt;&lt;if [</w:t>
-      </w:r>
-      <w:proofErr w:type="spellStart"/>
-      <w:proofErr w:type="gramStart"/>
-      <w:r>
-        <w:rPr>
-          <w:highlight w:val="yellow"/>
-          <w:lang w:val="en-US"/>
-        </w:rPr>
-        <w:t>member.formLetterType</w:t>
-      </w:r>
-      <w:proofErr w:type="spellEnd"/>
-      <w:proofErr w:type="gramEnd"/>
-      <w:r>
-        <w:rPr>
-          <w:highlight w:val="yellow"/>
-          <w:lang w:val="en-US"/>
-        </w:rPr>
-        <w:t xml:space="preserve"> == 1</w:t>
-      </w:r>
-      <w:r>
-        <w:rPr>
-          <w:highlight w:val="yellow"/>
-          <w:lang w:val="en-US"/>
-        </w:rPr>
-        <w:t xml:space="preserve"> </w:t>
-      </w:r>
-      <w:r>
-        <w:rPr>
-          <w:highlight w:val="yellow"/>
-          <w:lang w:val="en-US"/>
-        </w:rPr>
-        <w:t xml:space="preserve">&amp;&amp; </w:t>
-      </w:r>
-      <w:proofErr w:type="spellStart"/>
-      <w:proofErr w:type="gramStart"/>
-      <w:r>
-        <w:rPr>
-          <w:highlight w:val="yellow"/>
-          <w:lang w:val="en-US"/>
-        </w:rPr>
-        <w:t>member.selfOrganized</w:t>
-      </w:r>
-      <w:proofErr w:type="spellEnd"/>
-      <w:proofErr w:type="gramEnd"/>
-      <w:r>
-        <w:rPr>
-          <w:highlight w:val="yellow"/>
-          <w:lang w:val="en-US"/>
-        </w:rPr>
-        <w:t xml:space="preserve"> == </w:t>
-      </w:r>
-      <w:r>
-        <w:rPr>
-          <w:highlight w:val="yellow"/>
-          <w:lang w:val="en-US"/>
-        </w:rPr>
-        <w:t>true</w:t>
-      </w:r>
-      <w:r>
-        <w:rPr>
-          <w:highlight w:val="yellow"/>
-          <w:lang w:val="en-US"/>
-        </w:rPr>
-        <w:t>]</w:t>
-      </w:r>
-      <w:r>
-        <w:rPr>
-          <w:highlight w:val="yellow"/>
-          <w:lang w:val="en-US"/>
-        </w:rPr>
-        <w:t>&gt;&gt;</w:t>
-      </w:r>
-    </w:p>
-    <w:p>
-      <w:pPr>
-        <w:rPr>
-          <w:lang w:val="it-CH"/>
-        </w:rPr>
-      </w:pPr>
-      <w:r>
-        <w:rPr>
-          <w:lang w:val="it-CH"/>
-        </w:rPr>
-        <w:t>Ha riconfermato la Sua nomina nell’organo seguente:</w:t>
-      </w:r>
-    </w:p>
-    <w:p>
-      <w:pPr>
-        <w:rPr>
-          <w:lang w:val="it-CH"/>
-        </w:rPr>
-      </w:pPr>
-    </w:p>
-    <w:p>
-      <w:pPr>
+        <w:t>:lower</w:t>
+      </w:r>
+      <w:r>
         <w:rPr>
           <w:b/>
           <w:bCs/>
           <w:lang w:val="it-CH"/>
         </w:rPr>
-      </w:pPr>
+        <w:t>&gt;&gt;</w:t>
+      </w:r>
+      <w:r>
+        <w:rPr>
+          <w:lang w:val="it-CH"/>
+        </w:rPr>
+        <w:t xml:space="preserve"> dell'organo seguente:</w:t>
+      </w:r>
+    </w:p>
+    <w:p>
+      <w:pPr>
+        <w:rPr>
+          <w:lang w:val="it-CH"/>
+        </w:rPr>
+      </w:pPr>
+      <w:r>
+        <w:rPr>
+          <w:highlight w:val="yellow"/>
+          <w:lang w:val="it-CH"/>
+        </w:rPr>
+        <w:t>&lt;&lt;/if&gt;&gt;</w:t>
+      </w:r>
+    </w:p>
+    <w:p>
+      <w:pPr>
+        <w:rPr>
+          <w:lang w:val="it-CH"/>
+        </w:rPr>
+      </w:pPr>
+      <w:r>
+        <w:rPr>
+          <w:highlight w:val="yellow"/>
+          <w:lang w:val="it-CH"/>
+        </w:rPr>
+        <w:t>&lt;&lt;if [member.formLetterType == 3]&gt;&gt;</w:t>
+      </w:r>
+    </w:p>
+    <w:p>
+      <w:pPr>
+        <w:rPr>
+          <w:lang w:val="it-CH"/>
+        </w:rPr>
+      </w:pPr>
+      <w:r>
+        <w:rPr>
+          <w:lang w:val="it-CH"/>
+        </w:rPr>
+        <w:t xml:space="preserve">Ha preso atto che, avendo raggiunto la durata massima del mandato, il </w:t>
+      </w:r>
+      <w:r>
+        <w:rPr>
+          <w:lang w:val="it-CH"/>
+        </w:rPr>
+        <w:t>&lt;&lt;[formLetter.termOfOfficeEndDate]:"dd.MM.yyyy"&gt;&gt;</w:t>
+      </w:r>
+      <w:r>
+        <w:rPr>
+          <w:lang w:val="it-CH"/>
+        </w:rPr>
+        <w:t xml:space="preserve"> lascerà la funzione di </w:t>
+      </w:r>
       <w:r>
         <w:rPr>
           <w:b/>
           <w:bCs/>
           <w:lang w:val="it-CH"/>
         </w:rPr>
-        <w:t>&lt;&lt;[</w:t>
-      </w:r>
-      <w:proofErr w:type="spellStart"/>
-      <w:proofErr w:type="gramStart"/>
+        <w:t>&lt;&lt;[member.function]</w:t>
+      </w:r>
       <w:r>
         <w:rPr>
           <w:b/>
           <w:bCs/>
           <w:lang w:val="it-CH"/>
         </w:rPr>
-        <w:t>member.committeeName</w:t>
-      </w:r>
-      <w:proofErr w:type="spellEnd"/>
-      <w:proofErr w:type="gramEnd"/>
+        <w:t>:lower</w:t>
+      </w:r>
       <w:r>
         <w:rPr>
           <w:b/>
           <w:bCs/>
           <w:lang w:val="it-CH"/>
         </w:rPr>
-        <w:t>]&gt;&gt;</w:t>
-      </w:r>
-    </w:p>
-    <w:p>
-      <w:pPr>
+        <w:t xml:space="preserve">&gt;&gt; </w:t>
+      </w:r>
+      <w:r>
+        <w:rPr>
+          <w:lang w:val="it-CH"/>
+        </w:rPr>
+        <w:t>dell'organo seguente:</w:t>
+      </w:r>
+      <w:r>
+        <w:rPr>
+          <w:highlight w:val="yellow"/>
+          <w:lang w:val="it-CH"/>
+        </w:rPr>
+        <w:t>&lt;&lt;/if&gt;&gt;</w:t>
+      </w:r>
+    </w:p>
+    <w:p>
+      <w:pPr>
+        <w:rPr>
+          <w:lang w:val="it-CH"/>
+        </w:rPr>
+      </w:pPr>
+      <w:r>
+        <w:rPr>
+          <w:highlight w:val="yellow"/>
+          <w:lang w:val="it-CH"/>
+        </w:rPr>
+        <w:t>&lt;&lt;if [member.formLetterType == 4]&gt;&gt;</w:t>
+      </w:r>
+    </w:p>
+    <w:p>
+      <w:pPr>
+        <w:rPr>
+          <w:lang w:val="it-CH"/>
+        </w:rPr>
+      </w:pPr>
+      <w:r>
+        <w:rPr>
+          <w:lang w:val="it-CH"/>
+        </w:rPr>
+        <w:t xml:space="preserve">Ha preso atto che il </w:t>
+      </w:r>
+      <w:r>
+        <w:rPr>
+          <w:lang w:val="it-CH"/>
+        </w:rPr>
+        <w:t>&lt;&lt;[formLetter.termOfOfficeEndDate]:"dd.MM.yyyy"&gt;&gt;</w:t>
+      </w:r>
+      <w:r>
+        <w:rPr>
+          <w:lang w:val="it-CH"/>
+        </w:rPr>
+        <w:t xml:space="preserve"> lascerà la funzione di </w:t>
+      </w:r>
+      <w:r>
         <w:rPr>
           <w:b/>
           <w:bCs/>
           <w:lang w:val="it-CH"/>
         </w:rPr>
-      </w:pPr>
-    </w:p>
-    <w:p>
-      <w:pPr>
-        <w:rPr>
-          <w:lang w:val="it-CH"/>
-        </w:rPr>
-      </w:pPr>
-      <w:r>
-        <w:rPr>
-          <w:lang w:val="it-CH"/>
-        </w:rPr>
-        <w:t>Le funzioni all’interno di questo organo sono definite conformemente alle disposizioni a esso applicabili.</w:t>
-      </w:r>
-    </w:p>
-    <w:p>
-      <w:pPr>
-        <w:rPr>
-          <w:lang w:val="it-CH"/>
-        </w:rPr>
-      </w:pPr>
-    </w:p>
-    <w:p>
-      <w:pPr>
-        <w:rPr>
-          <w:lang w:val="it-CH"/>
-        </w:rPr>
-      </w:pPr>
-      <w:r>
-        <w:rPr>
-          <w:lang w:val="it-CH"/>
-        </w:rPr>
-        <w:t xml:space="preserve">A nome del Consiglio federale Le rivolgo i miei più sinceri ringraziamenti per l'eccellente lavoro svolto, augurandole successo e soddisfazione nel prosieguo delle Sue </w:t>
-      </w:r>
-      <w:proofErr w:type="gramStart"/>
-      <w:r>
-        <w:rPr>
-          <w:lang w:val="it-CH"/>
-        </w:rPr>
-        <w:t>funzioni.</w:t>
-      </w:r>
-      <w:r>
-        <w:rPr>
-          <w:highlight w:val="yellow"/>
-          <w:lang w:val="it-CH"/>
-        </w:rPr>
-        <w:t>&lt;</w:t>
-      </w:r>
-      <w:proofErr w:type="gramEnd"/>
-      <w:r>
-        <w:rPr>
-          <w:highlight w:val="yellow"/>
-          <w:lang w:val="it-CH"/>
-        </w:rPr>
-        <w:t>&lt;/</w:t>
-      </w:r>
-      <w:proofErr w:type="spellStart"/>
-      <w:r>
-        <w:rPr>
-          <w:highlight w:val="yellow"/>
-          <w:lang w:val="it-CH"/>
-        </w:rPr>
-        <w:t>if</w:t>
-      </w:r>
-      <w:proofErr w:type="spellEnd"/>
-      <w:r>
-        <w:rPr>
-          <w:highlight w:val="yellow"/>
-          <w:lang w:val="it-CH"/>
-        </w:rPr>
-        <w:t>&gt;&gt;</w:t>
-      </w:r>
-    </w:p>
-    <w:p>
-      <w:pPr>
-        <w:rPr>
-          <w:lang w:val="it-CH"/>
-        </w:rPr>
-      </w:pPr>
-      <w:r>
-        <w:rPr>
-          <w:highlight w:val="yellow"/>
-          <w:lang w:val="it-CH"/>
-        </w:rPr>
-        <w:t>&lt;&lt;</w:t>
-      </w:r>
-      <w:proofErr w:type="spellStart"/>
-      <w:r>
-        <w:rPr>
-          <w:highlight w:val="yellow"/>
-          <w:lang w:val="it-CH"/>
-        </w:rPr>
-        <w:t>if</w:t>
-      </w:r>
-      <w:proofErr w:type="spellEnd"/>
-      <w:r>
-        <w:rPr>
-          <w:highlight w:val="yellow"/>
-          <w:lang w:val="it-CH"/>
-        </w:rPr>
-        <w:t xml:space="preserve"> [</w:t>
-      </w:r>
-      <w:proofErr w:type="spellStart"/>
-      <w:proofErr w:type="gramStart"/>
-      <w:r>
-        <w:rPr>
-          <w:highlight w:val="yellow"/>
-          <w:lang w:val="it-CH"/>
-        </w:rPr>
-        <w:t>member.formLetterType</w:t>
-      </w:r>
-      <w:proofErr w:type="spellEnd"/>
-      <w:proofErr w:type="gramEnd"/>
-      <w:r>
-        <w:rPr>
-          <w:highlight w:val="yellow"/>
-          <w:lang w:val="it-CH"/>
-        </w:rPr>
-        <w:t xml:space="preserve"> == 2]&gt;&gt;</w:t>
-      </w:r>
-    </w:p>
-    <w:p>
-      <w:pPr>
-        <w:rPr>
-          <w:lang w:val="it-CH"/>
-        </w:rPr>
-      </w:pPr>
-      <w:r>
-        <w:rPr>
-          <w:lang w:val="it-CH"/>
-        </w:rPr>
-        <w:t xml:space="preserve">Ha preso atto delle Sue dimissioni, con effetto dal </w:t>
-      </w:r>
-      <w:r>
-        <w:rPr>
-          <w:lang w:val="it-CH"/>
-        </w:rPr>
-        <w:t>&lt;</w:t>
-      </w:r>
-      <w:proofErr w:type="gramStart"/>
-      <w:r>
-        <w:rPr>
-          <w:lang w:val="it-CH"/>
-        </w:rPr>
-        <w:t>&lt;[</w:t>
-      </w:r>
-      <w:proofErr w:type="spellStart"/>
-      <w:proofErr w:type="gramEnd"/>
-      <w:r>
-        <w:rPr>
-          <w:lang w:val="it-CH"/>
-        </w:rPr>
-        <w:t>formLetter.termOfOfficeEndDate</w:t>
-      </w:r>
-      <w:proofErr w:type="spellEnd"/>
-      <w:r>
-        <w:rPr>
-          <w:lang w:val="it-CH"/>
-        </w:rPr>
-        <w:t>]:"</w:t>
-      </w:r>
-      <w:proofErr w:type="spellStart"/>
-      <w:r>
-        <w:rPr>
-          <w:lang w:val="it-CH"/>
-        </w:rPr>
-        <w:t>dd.MM.yyyy</w:t>
-      </w:r>
-      <w:proofErr w:type="spellEnd"/>
-      <w:r>
-        <w:rPr>
-          <w:lang w:val="it-CH"/>
-        </w:rPr>
-        <w:t>"&gt;&gt;</w:t>
-      </w:r>
-      <w:r>
-        <w:rPr>
-          <w:lang w:val="it-CH"/>
-        </w:rPr>
-        <w:t xml:space="preserve">, dalla funzione di </w:t>
+        <w:t>&lt;&lt;[member.function]</w:t>
       </w:r>
       <w:r>
         <w:rPr>
@@ -2493,1381 +1918,489 @@
           <w:bCs/>
           <w:lang w:val="it-CH"/>
         </w:rPr>
-        <w:t>&lt;&lt;[</w:t>
-      </w:r>
-      <w:proofErr w:type="spellStart"/>
-      <w:proofErr w:type="gramStart"/>
+        <w:t>:lower</w:t>
+      </w:r>
       <w:r>
         <w:rPr>
           <w:b/>
           <w:bCs/>
           <w:lang w:val="it-CH"/>
         </w:rPr>
-        <w:t>member.function</w:t>
-      </w:r>
-      <w:proofErr w:type="spellEnd"/>
-      <w:r>
+        <w:t xml:space="preserve">&gt;&gt; </w:t>
+      </w:r>
+      <w:r>
+        <w:rPr>
+          <w:lang w:val="it-CH"/>
+        </w:rPr>
+        <w:t>dell'organo seguente:</w:t>
+      </w:r>
+    </w:p>
+    <w:p>
+      <w:pPr>
+        <w:rPr>
+          <w:lang w:val="en-US"/>
+        </w:rPr>
+      </w:pPr>
+      <w:r>
+        <w:rPr>
+          <w:highlight w:val="yellow"/>
+          <w:lang w:val="en-US"/>
+        </w:rPr>
+        <w:t>&lt;&lt;/if&gt;&gt;</w:t>
+      </w:r>
+    </w:p>
+    <w:p>
+      <w:pPr>
+        <w:rPr>
+          <w:lang w:val="it-CH"/>
+        </w:rPr>
+      </w:pPr>
+      <w:r>
+        <w:rPr>
+          <w:highlight w:val="yellow"/>
+          <w:lang w:val="it-CH"/>
+        </w:rPr>
+        <w:t>&lt;&lt;if [member.formLetterType == 5]&gt;&gt;</w:t>
+      </w:r>
+      <w:r>
+        <w:rPr>
+          <w:noProof/>
+          <w:lang w:val="it-CH"/>
+        </w:rPr>
+        <w:t xml:space="preserve"> </w:t>
+      </w:r>
+    </w:p>
+    <w:p>
+      <w:pPr>
+        <w:rPr>
+          <w:lang w:val="it-CH"/>
+        </w:rPr>
+      </w:pPr>
+      <w:r>
+        <w:rPr>
+          <w:lang w:val="it-CH"/>
+        </w:rPr>
+        <w:t>Il Consiglio federale ha deciso lo scioglimento del seguente organo con effetto dal &lt;&lt;[member.endDate]:"dd.MM.yyyy"&gt;&gt;</w:t>
+      </w:r>
+      <w:r>
+        <w:rPr>
+          <w:lang w:val="it-CH"/>
+        </w:rPr>
+        <w:t>:</w:t>
+      </w:r>
+    </w:p>
+    <w:p>
+      <w:pPr>
+        <w:rPr>
+          <w:lang w:val="it-CH"/>
+        </w:rPr>
+      </w:pPr>
+    </w:p>
+    <w:p>
+      <w:pPr>
         <w:rPr>
           <w:b/>
           <w:bCs/>
           <w:lang w:val="it-CH"/>
         </w:rPr>
-        <w:t>]</w:t>
-      </w:r>
+      </w:pPr>
       <w:r>
         <w:rPr>
           <w:b/>
           <w:bCs/>
           <w:lang w:val="it-CH"/>
         </w:rPr>
-        <w:t>:</w:t>
-      </w:r>
-      <w:proofErr w:type="spellStart"/>
-      <w:r>
+        <w:t>&lt;&lt;[member.committeeName]&gt;&gt;</w:t>
+      </w:r>
+    </w:p>
+    <w:p>
+      <w:pPr>
         <w:rPr>
           <w:b/>
           <w:bCs/>
           <w:lang w:val="it-CH"/>
         </w:rPr>
-        <w:t>lower</w:t>
-      </w:r>
-      <w:proofErr w:type="spellEnd"/>
-      <w:proofErr w:type="gramEnd"/>
+      </w:pPr>
+    </w:p>
+    <w:p>
+      <w:pPr>
+        <w:rPr>
+          <w:lang w:val="it-CH"/>
+        </w:rPr>
+      </w:pPr>
+      <w:r>
+        <w:rPr>
+          <w:lang w:val="it-CH"/>
+        </w:rPr>
+        <w:t xml:space="preserve">Di conseguenza, constata la cessazione della Sua funzione di </w:t>
+      </w:r>
       <w:r>
         <w:rPr>
           <w:b/>
           <w:bCs/>
           <w:lang w:val="it-CH"/>
         </w:rPr>
-        <w:t>&gt;&gt;</w:t>
-      </w:r>
-      <w:r>
-        <w:rPr>
-          <w:lang w:val="it-CH"/>
-        </w:rPr>
-        <w:t xml:space="preserve"> dell'organo seguente:</w:t>
-      </w:r>
-    </w:p>
-    <w:p>
-      <w:pPr>
-        <w:rPr>
-          <w:lang w:val="it-CH"/>
-        </w:rPr>
-      </w:pPr>
-      <w:r>
-        <w:rPr>
-          <w:highlight w:val="yellow"/>
-          <w:lang w:val="it-CH"/>
-        </w:rPr>
-        <w:t>&lt;&lt;/</w:t>
-      </w:r>
-      <w:proofErr w:type="spellStart"/>
-      <w:r>
-        <w:rPr>
-          <w:highlight w:val="yellow"/>
-          <w:lang w:val="it-CH"/>
-        </w:rPr>
-        <w:t>if</w:t>
-      </w:r>
-      <w:proofErr w:type="spellEnd"/>
-      <w:r>
-        <w:rPr>
-          <w:highlight w:val="yellow"/>
-          <w:lang w:val="it-CH"/>
-        </w:rPr>
-        <w:t>&gt;&gt;</w:t>
-      </w:r>
-    </w:p>
-    <w:p>
-      <w:pPr>
-        <w:rPr>
-          <w:lang w:val="it-CH"/>
-        </w:rPr>
-      </w:pPr>
-      <w:r>
-        <w:rPr>
-          <w:highlight w:val="yellow"/>
-          <w:lang w:val="it-CH"/>
-        </w:rPr>
-        <w:t>&lt;&lt;</w:t>
-      </w:r>
-      <w:proofErr w:type="spellStart"/>
-      <w:r>
-        <w:rPr>
-          <w:highlight w:val="yellow"/>
-          <w:lang w:val="it-CH"/>
-        </w:rPr>
-        <w:t>if</w:t>
-      </w:r>
-      <w:proofErr w:type="spellEnd"/>
-      <w:r>
-        <w:rPr>
-          <w:highlight w:val="yellow"/>
-          <w:lang w:val="it-CH"/>
-        </w:rPr>
-        <w:t xml:space="preserve"> [</w:t>
-      </w:r>
-      <w:proofErr w:type="spellStart"/>
-      <w:proofErr w:type="gramStart"/>
-      <w:r>
-        <w:rPr>
-          <w:highlight w:val="yellow"/>
-          <w:lang w:val="it-CH"/>
-        </w:rPr>
-        <w:t>member.formLetterType</w:t>
-      </w:r>
-      <w:proofErr w:type="spellEnd"/>
-      <w:proofErr w:type="gramEnd"/>
-      <w:r>
-        <w:rPr>
-          <w:highlight w:val="yellow"/>
-          <w:lang w:val="it-CH"/>
-        </w:rPr>
-        <w:t xml:space="preserve"> == 3]&gt;&gt;</w:t>
-      </w:r>
-    </w:p>
-    <w:p>
-      <w:pPr>
-        <w:rPr>
-          <w:lang w:val="it-CH"/>
-        </w:rPr>
-      </w:pPr>
-      <w:r>
-        <w:rPr>
-          <w:lang w:val="it-CH"/>
-        </w:rPr>
-        <w:t xml:space="preserve">Ha preso atto che, avendo raggiunto la durata massima del mandato, il </w:t>
-      </w:r>
-      <w:r>
-        <w:rPr>
-          <w:lang w:val="it-CH"/>
-        </w:rPr>
-        <w:t>&lt;</w:t>
-      </w:r>
-      <w:proofErr w:type="gramStart"/>
-      <w:r>
-        <w:rPr>
-          <w:lang w:val="it-CH"/>
-        </w:rPr>
-        <w:t>&lt;[</w:t>
-      </w:r>
-      <w:proofErr w:type="spellStart"/>
-      <w:proofErr w:type="gramEnd"/>
-      <w:r>
-        <w:rPr>
-          <w:lang w:val="it-CH"/>
-        </w:rPr>
-        <w:t>formLetter.termOfOfficeEndDate</w:t>
-      </w:r>
-      <w:proofErr w:type="spellEnd"/>
-      <w:r>
-        <w:rPr>
-          <w:lang w:val="it-CH"/>
-        </w:rPr>
-        <w:t>]:"</w:t>
-      </w:r>
-      <w:proofErr w:type="spellStart"/>
-      <w:r>
-        <w:rPr>
-          <w:lang w:val="it-CH"/>
-        </w:rPr>
-        <w:t>dd.MM.yyyy</w:t>
-      </w:r>
-      <w:proofErr w:type="spellEnd"/>
-      <w:r>
-        <w:rPr>
-          <w:lang w:val="it-CH"/>
-        </w:rPr>
-        <w:t>"&gt;&gt;</w:t>
-      </w:r>
-      <w:r>
-        <w:rPr>
-          <w:lang w:val="it-CH"/>
-        </w:rPr>
-        <w:t xml:space="preserve"> lascerà la funzione di </w:t>
-      </w:r>
-      <w:r>
+        <w:t>&lt;&lt;[member.function]&gt;&gt;</w:t>
+      </w:r>
+      <w:r>
+        <w:rPr>
+          <w:b/>
+          <w:lang w:val="it-CH"/>
+        </w:rPr>
+        <w:t xml:space="preserve"> </w:t>
+      </w:r>
+      <w:r>
+        <w:rPr>
+          <w:lang w:val="it-CH"/>
+        </w:rPr>
+        <w:t>con effetto dal &lt;&lt;[member.endDate]:"dd.MM.yyyy"&gt;&gt;</w:t>
+      </w:r>
+      <w:r>
+        <w:rPr>
+          <w:lang w:val="it-CH"/>
+        </w:rPr>
+        <w:t>.</w:t>
+      </w:r>
+    </w:p>
+    <w:p>
+      <w:pPr>
+        <w:rPr>
+          <w:b/>
+          <w:lang w:val="it-CH"/>
+        </w:rPr>
+      </w:pPr>
+    </w:p>
+    <w:p>
+      <w:pPr>
+        <w:rPr>
+          <w:lang w:val="it-CH"/>
+        </w:rPr>
+      </w:pPr>
+      <w:r>
+        <w:rPr>
+          <w:lang w:val="it-CH"/>
+        </w:rPr>
+        <w:t>A nome del Consiglio federale, Le rivolgo i miei più sinceri ringraziamenti per l'eccellente lavoro svolto e i miei migliori auguri per il futuro.</w:t>
+      </w:r>
+    </w:p>
+    <w:p>
+      <w:pPr>
+        <w:rPr>
+          <w:lang w:val="en-US"/>
+        </w:rPr>
+      </w:pPr>
+      <w:r>
+        <w:rPr>
+          <w:highlight w:val="yellow"/>
+          <w:lang w:val="en-US"/>
+        </w:rPr>
+        <w:t>&lt;&lt;/if&gt;&gt;</w:t>
+      </w:r>
+    </w:p>
+    <w:p>
+      <w:pPr>
+        <w:rPr>
+          <w:lang w:val="en-US"/>
+        </w:rPr>
+      </w:pPr>
+      <w:r>
+        <w:rPr>
+          <w:highlight w:val="yellow"/>
+          <w:lang w:val="en-US"/>
+        </w:rPr>
+        <w:t xml:space="preserve">&lt;&lt;if [member.formLetterType == </w:t>
+      </w:r>
+      <w:r>
+        <w:rPr>
+          <w:highlight w:val="yellow"/>
+          <w:lang w:val="en-US"/>
+        </w:rPr>
+        <w:t>2</w:t>
+      </w:r>
+      <w:r>
+        <w:rPr>
+          <w:highlight w:val="yellow"/>
+          <w:lang w:val="en-US"/>
+        </w:rPr>
+        <w:t xml:space="preserve"> || member.formLetterType == </w:t>
+      </w:r>
+      <w:r>
+        <w:rPr>
+          <w:highlight w:val="yellow"/>
+          <w:lang w:val="en-US"/>
+        </w:rPr>
+        <w:t>3</w:t>
+      </w:r>
+      <w:r>
+        <w:rPr>
+          <w:highlight w:val="yellow"/>
+          <w:lang w:val="en-US"/>
+        </w:rPr>
+        <w:t xml:space="preserve"> </w:t>
+      </w:r>
+      <w:r>
+        <w:rPr>
+          <w:highlight w:val="yellow"/>
+          <w:lang w:val="en-US"/>
+        </w:rPr>
+        <w:t xml:space="preserve">|| </w:t>
+      </w:r>
+      <w:r>
+        <w:rPr>
+          <w:highlight w:val="yellow"/>
+          <w:lang w:val="en-US"/>
+        </w:rPr>
+        <w:t xml:space="preserve">member.formLetterType == </w:t>
+      </w:r>
+      <w:r>
+        <w:rPr>
+          <w:highlight w:val="yellow"/>
+          <w:lang w:val="en-US"/>
+        </w:rPr>
+        <w:t>4</w:t>
+      </w:r>
+      <w:r>
+        <w:rPr>
+          <w:highlight w:val="yellow"/>
+          <w:lang w:val="en-US"/>
+        </w:rPr>
+        <w:t>]&gt;&gt;</w:t>
+      </w:r>
+    </w:p>
+    <w:p>
+      <w:pPr>
         <w:rPr>
           <w:b/>
           <w:bCs/>
-          <w:lang w:val="it-CH"/>
-        </w:rPr>
-        <w:t>&lt;&lt;[</w:t>
-      </w:r>
-      <w:proofErr w:type="spellStart"/>
-      <w:proofErr w:type="gramStart"/>
-      <w:r>
+          <w:lang w:val="en-US"/>
+        </w:rPr>
+      </w:pPr>
+    </w:p>
+    <w:p>
+      <w:pPr>
         <w:rPr>
           <w:b/>
           <w:bCs/>
           <w:lang w:val="it-CH"/>
         </w:rPr>
-        <w:t>member.function</w:t>
-      </w:r>
-      <w:proofErr w:type="spellEnd"/>
+      </w:pPr>
       <w:r>
         <w:rPr>
           <w:b/>
           <w:bCs/>
           <w:lang w:val="it-CH"/>
         </w:rPr>
-        <w:t>]</w:t>
-      </w:r>
-      <w:r>
-        <w:rPr>
-          <w:b/>
-          <w:bCs/>
-          <w:lang w:val="it-CH"/>
-        </w:rPr>
-        <w:t>:</w:t>
-      </w:r>
-      <w:proofErr w:type="spellStart"/>
-      <w:r>
-        <w:rPr>
-          <w:b/>
-          <w:bCs/>
-          <w:lang w:val="it-CH"/>
-        </w:rPr>
-        <w:t>lower</w:t>
-      </w:r>
-      <w:proofErr w:type="spellEnd"/>
-      <w:proofErr w:type="gramEnd"/>
-      <w:r>
-        <w:rPr>
-          <w:b/>
-          <w:bCs/>
-          <w:lang w:val="it-CH"/>
-        </w:rPr>
-        <w:t xml:space="preserve">&gt;&gt; </w:t>
-      </w:r>
-      <w:r>
-        <w:rPr>
-          <w:lang w:val="it-CH"/>
-        </w:rPr>
-        <w:t>dell'organo seguente:</w:t>
-      </w:r>
-      <w:r>
-        <w:rPr>
-          <w:highlight w:val="yellow"/>
-          <w:lang w:val="it-CH"/>
-        </w:rPr>
-        <w:t>&lt;&lt;/</w:t>
-      </w:r>
-      <w:proofErr w:type="spellStart"/>
-      <w:r>
-        <w:rPr>
-          <w:highlight w:val="yellow"/>
-          <w:lang w:val="it-CH"/>
-        </w:rPr>
-        <w:t>if</w:t>
-      </w:r>
-      <w:proofErr w:type="spellEnd"/>
-      <w:r>
-        <w:rPr>
-          <w:highlight w:val="yellow"/>
-          <w:lang w:val="it-CH"/>
-        </w:rPr>
-        <w:t>&gt;&gt;</w:t>
-      </w:r>
-    </w:p>
-    <w:p>
-      <w:pPr>
-        <w:rPr>
-          <w:lang w:val="it-CH"/>
-        </w:rPr>
-      </w:pPr>
-      <w:r>
-        <w:rPr>
-          <w:highlight w:val="yellow"/>
-          <w:lang w:val="it-CH"/>
-        </w:rPr>
-        <w:t>&lt;&lt;</w:t>
-      </w:r>
-      <w:proofErr w:type="spellStart"/>
-      <w:r>
-        <w:rPr>
-          <w:highlight w:val="yellow"/>
-          <w:lang w:val="it-CH"/>
-        </w:rPr>
-        <w:t>if</w:t>
-      </w:r>
-      <w:proofErr w:type="spellEnd"/>
-      <w:r>
-        <w:rPr>
-          <w:highlight w:val="yellow"/>
-          <w:lang w:val="it-CH"/>
-        </w:rPr>
-        <w:t xml:space="preserve"> [</w:t>
-      </w:r>
-      <w:proofErr w:type="spellStart"/>
-      <w:proofErr w:type="gramStart"/>
-      <w:r>
-        <w:rPr>
-          <w:highlight w:val="yellow"/>
-          <w:lang w:val="it-CH"/>
-        </w:rPr>
-        <w:t>member.formLetterType</w:t>
-      </w:r>
-      <w:proofErr w:type="spellEnd"/>
-      <w:proofErr w:type="gramEnd"/>
-      <w:r>
-        <w:rPr>
-          <w:highlight w:val="yellow"/>
-          <w:lang w:val="it-CH"/>
-        </w:rPr>
-        <w:t xml:space="preserve"> == 4]&gt;&gt;</w:t>
-      </w:r>
-    </w:p>
-    <w:p>
-      <w:pPr>
-        <w:rPr>
-          <w:lang w:val="it-CH"/>
-        </w:rPr>
-      </w:pPr>
-      <w:r>
-        <w:rPr>
-          <w:lang w:val="it-CH"/>
-        </w:rPr>
-        <w:t xml:space="preserve">Ha preso atto che il </w:t>
-      </w:r>
-      <w:r>
-        <w:rPr>
-          <w:lang w:val="it-CH"/>
-        </w:rPr>
-        <w:t>&lt;</w:t>
-      </w:r>
-      <w:proofErr w:type="gramStart"/>
-      <w:r>
-        <w:rPr>
-          <w:lang w:val="it-CH"/>
-        </w:rPr>
-        <w:t>&lt;[</w:t>
-      </w:r>
-      <w:proofErr w:type="spellStart"/>
-      <w:proofErr w:type="gramEnd"/>
-      <w:r>
-        <w:rPr>
-          <w:lang w:val="it-CH"/>
-        </w:rPr>
-        <w:t>formLetter.termOfOfficeEndDate</w:t>
-      </w:r>
-      <w:proofErr w:type="spellEnd"/>
-      <w:r>
-        <w:rPr>
-          <w:lang w:val="it-CH"/>
-        </w:rPr>
-        <w:t>]:"</w:t>
-      </w:r>
-      <w:proofErr w:type="spellStart"/>
-      <w:r>
-        <w:rPr>
-          <w:lang w:val="it-CH"/>
-        </w:rPr>
-        <w:t>dd.MM.yyyy</w:t>
-      </w:r>
-      <w:proofErr w:type="spellEnd"/>
-      <w:r>
-        <w:rPr>
-          <w:lang w:val="it-CH"/>
-        </w:rPr>
-        <w:t>"&gt;&gt;</w:t>
-      </w:r>
-      <w:r>
-        <w:rPr>
-          <w:lang w:val="it-CH"/>
-        </w:rPr>
-        <w:t xml:space="preserve"> lascerà la funzione di </w:t>
-      </w:r>
-      <w:r>
-        <w:rPr>
-          <w:b/>
-          <w:bCs/>
-          <w:lang w:val="it-CH"/>
-        </w:rPr>
-        <w:t>&lt;&lt;[</w:t>
-      </w:r>
-      <w:proofErr w:type="spellStart"/>
-      <w:proofErr w:type="gramStart"/>
-      <w:r>
-        <w:rPr>
-          <w:b/>
-          <w:bCs/>
-          <w:lang w:val="it-CH"/>
-        </w:rPr>
-        <w:t>member.function</w:t>
-      </w:r>
-      <w:proofErr w:type="spellEnd"/>
-      <w:r>
-        <w:rPr>
-          <w:b/>
-          <w:bCs/>
-          <w:lang w:val="it-CH"/>
-        </w:rPr>
-        <w:t>]</w:t>
-      </w:r>
-      <w:r>
-        <w:rPr>
-          <w:b/>
-          <w:bCs/>
-          <w:lang w:val="it-CH"/>
-        </w:rPr>
-        <w:t>:</w:t>
-      </w:r>
-      <w:proofErr w:type="spellStart"/>
-      <w:r>
-        <w:rPr>
-          <w:b/>
-          <w:bCs/>
-          <w:lang w:val="it-CH"/>
-        </w:rPr>
-        <w:t>lower</w:t>
-      </w:r>
-      <w:proofErr w:type="spellEnd"/>
-      <w:proofErr w:type="gramEnd"/>
-      <w:r>
-        <w:rPr>
-          <w:b/>
-          <w:bCs/>
-          <w:lang w:val="it-CH"/>
-        </w:rPr>
-        <w:t xml:space="preserve">&gt;&gt; </w:t>
-      </w:r>
-      <w:r>
-        <w:rPr>
-          <w:lang w:val="it-CH"/>
-        </w:rPr>
-        <w:t>dell'organo seguente:</w:t>
-      </w:r>
-    </w:p>
-    <w:p>
-      <w:r>
-        <w:rPr>
-          <w:highlight w:val="yellow"/>
-        </w:rPr>
-        <w:t>&lt;&lt;/</w:t>
-      </w:r>
-      <w:proofErr w:type="spellStart"/>
-      <w:r>
-        <w:rPr>
-          <w:highlight w:val="yellow"/>
-        </w:rPr>
-        <w:t>if</w:t>
-      </w:r>
-      <w:proofErr w:type="spellEnd"/>
-      <w:r>
-        <w:rPr>
-          <w:highlight w:val="yellow"/>
-        </w:rPr>
-        <w:t>&gt;&gt;</w:t>
-      </w:r>
-    </w:p>
-    <w:p>
-      <w:r>
-        <w:rPr>
-          <w:highlight w:val="yellow"/>
-        </w:rPr>
-        <w:t>&lt;&lt;</w:t>
-      </w:r>
-      <w:proofErr w:type="spellStart"/>
-      <w:r>
-        <w:rPr>
-          <w:highlight w:val="yellow"/>
-        </w:rPr>
-        <w:t>if</w:t>
-      </w:r>
-      <w:proofErr w:type="spellEnd"/>
-      <w:r>
-        <w:rPr>
-          <w:highlight w:val="yellow"/>
-        </w:rPr>
-        <w:t xml:space="preserve"> [</w:t>
-      </w:r>
-      <w:proofErr w:type="spellStart"/>
-      <w:proofErr w:type="gramStart"/>
-      <w:r>
-        <w:rPr>
-          <w:highlight w:val="yellow"/>
-        </w:rPr>
-        <w:t>member.formLetterType</w:t>
-      </w:r>
-      <w:proofErr w:type="spellEnd"/>
-      <w:proofErr w:type="gramEnd"/>
-      <w:r>
-        <w:rPr>
-          <w:highlight w:val="yellow"/>
-        </w:rPr>
-        <w:t xml:space="preserve"> == </w:t>
-      </w:r>
-      <w:r>
-        <w:rPr>
-          <w:highlight w:val="yellow"/>
-        </w:rPr>
-        <w:t>5</w:t>
-      </w:r>
-      <w:r>
-        <w:rPr>
-          <w:highlight w:val="yellow"/>
+        <w:t>&lt;&lt;[member.committeeName]&gt;&gt;</w:t>
+      </w:r>
+    </w:p>
+    <w:p>
+      <w:pPr>
+        <w:rPr>
+          <w:lang w:val="it-CH"/>
+        </w:rPr>
+      </w:pPr>
+    </w:p>
+    <w:p>
+      <w:pPr>
+        <w:rPr>
+          <w:lang w:val="it-CH"/>
+        </w:rPr>
+      </w:pPr>
+      <w:r>
+        <w:rPr>
+          <w:lang w:val="it-CH"/>
+        </w:rPr>
+        <w:lastRenderedPageBreak/>
+        <w:t>A nome del Consiglio federale, Le rivolgo i miei più sinceri ringraziamenti per l'eccellente lavoro svolto e i miei migliori auguri per il futuro.</w:t>
+      </w:r>
+      <w:r>
+        <w:rPr>
+          <w:highlight w:val="yellow"/>
+          <w:lang w:val="it-CH"/>
+        </w:rPr>
+        <w:t>&lt;&lt;/if&gt;&gt;</w:t>
+      </w:r>
+    </w:p>
+    <w:p>
+      <w:pPr>
+        <w:rPr>
+          <w:lang w:val="en-US"/>
+        </w:rPr>
+      </w:pPr>
+      <w:r>
+        <w:rPr>
+          <w:highlight w:val="yellow"/>
+          <w:lang w:val="en-US"/>
+        </w:rPr>
+        <w:t xml:space="preserve">&lt;&lt;if [member.formLetterType == </w:t>
+      </w:r>
+      <w:r>
+        <w:rPr>
+          <w:highlight w:val="yellow"/>
+          <w:lang w:val="en-US"/>
+        </w:rPr>
+        <w:t>0</w:t>
+      </w:r>
+      <w:r>
+        <w:rPr>
+          <w:highlight w:val="yellow"/>
+          <w:lang w:val="en-US"/>
+        </w:rPr>
+        <w:t xml:space="preserve"> || member.formLetterType == </w:t>
+      </w:r>
+      <w:r>
+        <w:rPr>
+          <w:highlight w:val="yellow"/>
+          <w:lang w:val="en-US"/>
+        </w:rPr>
+        <w:t>1</w:t>
+      </w:r>
+      <w:r>
+        <w:rPr>
+          <w:highlight w:val="yellow"/>
+          <w:lang w:val="en-US"/>
         </w:rPr>
         <w:t>]&gt;&gt;</w:t>
       </w:r>
-      <w:r>
-        <w:rPr>
-          <w:noProof/>
+    </w:p>
+    <w:p>
+      <w:pPr>
+        <w:rPr>
+          <w:lang w:val="en-US"/>
+        </w:rPr>
+      </w:pPr>
+    </w:p>
+    <w:p>
+      <w:pPr>
+        <w:rPr>
+          <w:lang w:val="it-CH"/>
+        </w:rPr>
+      </w:pPr>
+      <w:r>
+        <w:rPr>
+          <w:rFonts w:cs="Arial"/>
+          <w:lang w:val="it-CH"/>
+        </w:rPr>
+        <w:t>La invito a comunicarci quanto prima eventuali modifiche del Suo indirizzo di recapito o delle Sue relazioni d’interesse intervenute durante il mandato.</w:t>
+      </w:r>
+      <w:r>
+        <w:rPr>
+          <w:rFonts w:cs="Arial"/>
+          <w:lang w:val="it-CH"/>
         </w:rPr>
         <w:t xml:space="preserve"> </w:t>
       </w:r>
-    </w:p>
-    <w:p>
-      <w:pPr>
-        <w:rPr>
-          <w:lang w:val="it-CH"/>
-        </w:rPr>
-      </w:pPr>
-      <w:r>
-        <w:rPr>
-          <w:lang w:val="it-CH"/>
-        </w:rPr>
-        <w:t>Il Consiglio federale ha deciso lo scioglimento del seguente organo con effetto dal</w:t>
-      </w:r>
-      <w:r>
-        <w:rPr>
-          <w:lang w:val="it-CH"/>
-        </w:rPr>
-        <w:t xml:space="preserve"> &lt;&lt;[</w:t>
-      </w:r>
-      <w:proofErr w:type="spellStart"/>
-      <w:proofErr w:type="gramStart"/>
-      <w:r>
-        <w:rPr>
-          <w:lang w:val="it-CH"/>
-        </w:rPr>
-        <w:t>member.endDate</w:t>
-      </w:r>
-      <w:proofErr w:type="spellEnd"/>
-      <w:proofErr w:type="gramEnd"/>
-      <w:r>
-        <w:rPr>
-          <w:lang w:val="it-CH"/>
-        </w:rPr>
-        <w:t>]:"</w:t>
-      </w:r>
-      <w:proofErr w:type="spellStart"/>
-      <w:r>
-        <w:rPr>
-          <w:lang w:val="it-CH"/>
-        </w:rPr>
-        <w:t>dd.MM.yyyy</w:t>
-      </w:r>
-      <w:proofErr w:type="spellEnd"/>
-      <w:r>
-        <w:rPr>
-          <w:lang w:val="it-CH"/>
-        </w:rPr>
-        <w:t>"&gt;&gt;</w:t>
-      </w:r>
-      <w:r>
-        <w:rPr>
-          <w:lang w:val="it-CH"/>
-        </w:rPr>
-        <w:t>:</w:t>
-      </w:r>
-    </w:p>
-    <w:p>
-      <w:pPr>
-        <w:rPr>
-          <w:lang w:val="it-CH"/>
-        </w:rPr>
-      </w:pPr>
-    </w:p>
-    <w:p>
-      <w:pPr>
-        <w:rPr>
-          <w:b/>
-          <w:bCs/>
-        </w:rPr>
-      </w:pPr>
-      <w:r>
-        <w:rPr>
-          <w:b/>
-          <w:bCs/>
-        </w:rPr>
-        <w:t>&lt;&lt;[</w:t>
-      </w:r>
-      <w:proofErr w:type="spellStart"/>
-      <w:proofErr w:type="gramStart"/>
-      <w:r>
-        <w:rPr>
-          <w:b/>
-          <w:bCs/>
-        </w:rPr>
-        <w:t>member</w:t>
-      </w:r>
-      <w:r>
-        <w:rPr>
-          <w:b/>
-          <w:bCs/>
-        </w:rPr>
-        <w:t>.committeeName</w:t>
-      </w:r>
-      <w:proofErr w:type="spellEnd"/>
-      <w:proofErr w:type="gramEnd"/>
-      <w:r>
-        <w:rPr>
-          <w:b/>
-          <w:bCs/>
-        </w:rPr>
-        <w:t>]&gt;&gt;</w:t>
-      </w:r>
-    </w:p>
-    <w:p>
-      <w:pPr>
-        <w:rPr>
-          <w:b/>
-          <w:bCs/>
-        </w:rPr>
-      </w:pPr>
-    </w:p>
-    <w:p>
-      <w:pPr>
-        <w:rPr>
-          <w:lang w:val="it-CH"/>
-        </w:rPr>
-      </w:pPr>
-      <w:r>
-        <w:rPr>
-          <w:lang w:val="it-CH"/>
-        </w:rPr>
-        <w:t xml:space="preserve">Di conseguenza, constata la cessazione della Sua funzione di </w:t>
-      </w:r>
-      <w:r>
-        <w:rPr>
-          <w:b/>
-          <w:bCs/>
-          <w:lang w:val="it-CH"/>
-        </w:rPr>
-        <w:t>&lt;&lt;[</w:t>
-      </w:r>
-      <w:proofErr w:type="spellStart"/>
-      <w:proofErr w:type="gramStart"/>
-      <w:r>
-        <w:rPr>
-          <w:b/>
-          <w:bCs/>
-          <w:lang w:val="it-CH"/>
-        </w:rPr>
-        <w:t>member.function</w:t>
-      </w:r>
-      <w:proofErr w:type="spellEnd"/>
-      <w:proofErr w:type="gramEnd"/>
-      <w:r>
-        <w:rPr>
-          <w:b/>
-          <w:bCs/>
-          <w:lang w:val="it-CH"/>
-        </w:rPr>
-        <w:t>]&gt;&gt;</w:t>
-      </w:r>
-      <w:r>
-        <w:rPr>
-          <w:b/>
+      <w:r>
+        <w:rPr>
+          <w:highlight w:val="yellow"/>
+          <w:lang w:val="it-CH"/>
+        </w:rPr>
+        <w:t>&lt;&lt;/if&gt;&gt;&lt;&lt;if [member.formLetterType == 0]&gt;&gt;</w:t>
+      </w:r>
+      <w:r>
+        <w:rPr>
+          <w:rFonts w:cs="Arial"/>
           <w:lang w:val="it-CH"/>
         </w:rPr>
         <w:t xml:space="preserve"> </w:t>
       </w:r>
       <w:r>
         <w:rPr>
-          <w:lang w:val="it-CH"/>
-        </w:rPr>
-        <w:t xml:space="preserve">con effetto dal </w:t>
-      </w:r>
-      <w:r>
-        <w:rPr>
-          <w:lang w:val="it-CH"/>
-        </w:rPr>
-        <w:t>&lt;&lt;[</w:t>
-      </w:r>
-      <w:proofErr w:type="spellStart"/>
-      <w:proofErr w:type="gramStart"/>
-      <w:r>
-        <w:rPr>
-          <w:lang w:val="it-CH"/>
-        </w:rPr>
-        <w:t>member.endDate</w:t>
-      </w:r>
-      <w:proofErr w:type="spellEnd"/>
-      <w:proofErr w:type="gramEnd"/>
-      <w:r>
-        <w:rPr>
-          <w:lang w:val="it-CH"/>
-        </w:rPr>
-        <w:t>]:"</w:t>
-      </w:r>
-      <w:proofErr w:type="spellStart"/>
-      <w:r>
-        <w:rPr>
-          <w:lang w:val="it-CH"/>
-        </w:rPr>
-        <w:t>dd.MM.yyyy</w:t>
-      </w:r>
-      <w:proofErr w:type="spellEnd"/>
-      <w:r>
-        <w:rPr>
-          <w:lang w:val="it-CH"/>
-        </w:rPr>
-        <w:t>"&gt;&gt;</w:t>
-      </w:r>
-      <w:r>
-        <w:rPr>
+          <w:rFonts w:cs="Arial"/>
+          <w:lang w:val="it-CH"/>
+        </w:rPr>
+        <w:t>Le informazioni sulle persone di contatto sono disponibili nella pagina sopra citata.</w:t>
+      </w:r>
+      <w:r>
+        <w:rPr>
+          <w:rFonts w:cs="Arial"/>
+          <w:lang w:val="it-CH"/>
+        </w:rPr>
+        <w:t xml:space="preserve"> </w:t>
+      </w:r>
+      <w:r>
+        <w:rPr>
+          <w:highlight w:val="yellow"/>
+          <w:lang w:val="it-CH"/>
+        </w:rPr>
+        <w:t>&lt;&lt;/if&gt;&gt;&lt;&lt;if [member.formLetterType == 1]&gt;&gt;</w:t>
+      </w:r>
+      <w:r>
+        <w:rPr>
+          <w:rFonts w:cs="Arial"/>
+          <w:lang w:val="it-CH"/>
+        </w:rPr>
+        <w:t>Le informazioni di contatto necessarie sono disponibili su</w:t>
+      </w:r>
+      <w:r>
+        <w:rPr>
+          <w:rFonts w:cs="Arial"/>
+          <w:lang w:val="it-CH"/>
+        </w:rPr>
+        <w:t xml:space="preserve"> </w:t>
+      </w:r>
+      <w:r>
+        <w:rPr>
+          <w:i/>
+          <w:lang w:val="it-CH"/>
+        </w:rPr>
+        <w:t>www.admin.ch &gt; Amministrazione federale &gt; Commissioni extraparlamentari</w:t>
+      </w:r>
+      <w:r>
+        <w:rPr>
+          <w:rFonts w:cs="Arial"/>
           <w:lang w:val="it-CH"/>
         </w:rPr>
         <w:t>.</w:t>
       </w:r>
-    </w:p>
-    <w:p>
-      <w:pPr>
-        <w:rPr>
-          <w:b/>
-          <w:lang w:val="it-CH"/>
-        </w:rPr>
-      </w:pPr>
-    </w:p>
-    <w:p>
-      <w:pPr>
-        <w:rPr>
-          <w:lang w:val="it-CH"/>
-        </w:rPr>
-      </w:pPr>
-      <w:r>
-        <w:rPr>
-          <w:lang w:val="it-CH"/>
-        </w:rPr>
-        <w:t>A nome del Consiglio federale, Le rivolgo i miei più sinceri ringraziamenti per l'eccellente lavoro svolto e i miei migliori auguri per il futuro.</w:t>
-      </w:r>
-    </w:p>
-    <w:p>
-      <w:r>
-        <w:rPr>
-          <w:highlight w:val="yellow"/>
-        </w:rPr>
-        <w:t>&lt;&lt;/</w:t>
-      </w:r>
-      <w:proofErr w:type="spellStart"/>
-      <w:r>
-        <w:rPr>
-          <w:highlight w:val="yellow"/>
-        </w:rPr>
-        <w:t>if</w:t>
-      </w:r>
-      <w:proofErr w:type="spellEnd"/>
-      <w:r>
-        <w:rPr>
-          <w:highlight w:val="yellow"/>
-        </w:rPr>
-        <w:t>&gt;&gt;</w:t>
-      </w:r>
-    </w:p>
-    <w:p>
-      <w:pPr>
-        <w:rPr>
-          <w:lang w:val="en-US"/>
-        </w:rPr>
-      </w:pPr>
-      <w:r>
-        <w:rPr>
-          <w:highlight w:val="yellow"/>
-          <w:lang w:val="en-US"/>
-        </w:rPr>
-        <w:t>&lt;&lt;if [</w:t>
-      </w:r>
-      <w:proofErr w:type="spellStart"/>
-      <w:proofErr w:type="gramStart"/>
-      <w:r>
-        <w:rPr>
-          <w:highlight w:val="yellow"/>
-          <w:lang w:val="en-US"/>
-        </w:rPr>
-        <w:t>member.formLetterType</w:t>
-      </w:r>
-      <w:proofErr w:type="spellEnd"/>
-      <w:proofErr w:type="gramEnd"/>
-      <w:r>
-        <w:rPr>
-          <w:highlight w:val="yellow"/>
-          <w:lang w:val="en-US"/>
-        </w:rPr>
-        <w:t xml:space="preserve"> == </w:t>
-      </w:r>
-      <w:r>
-        <w:rPr>
-          <w:highlight w:val="yellow"/>
-          <w:lang w:val="en-US"/>
-        </w:rPr>
-        <w:t>2</w:t>
-      </w:r>
-      <w:r>
-        <w:rPr>
-          <w:highlight w:val="yellow"/>
-          <w:lang w:val="en-US"/>
-        </w:rPr>
-        <w:t xml:space="preserve"> || </w:t>
-      </w:r>
-      <w:proofErr w:type="spellStart"/>
-      <w:proofErr w:type="gramStart"/>
-      <w:r>
-        <w:rPr>
-          <w:highlight w:val="yellow"/>
-          <w:lang w:val="en-US"/>
-        </w:rPr>
-        <w:t>member.formLetterType</w:t>
-      </w:r>
-      <w:proofErr w:type="spellEnd"/>
-      <w:proofErr w:type="gramEnd"/>
-      <w:r>
-        <w:rPr>
-          <w:highlight w:val="yellow"/>
-          <w:lang w:val="en-US"/>
-        </w:rPr>
-        <w:t xml:space="preserve"> == </w:t>
-      </w:r>
-      <w:r>
-        <w:rPr>
-          <w:highlight w:val="yellow"/>
-          <w:lang w:val="en-US"/>
-        </w:rPr>
-        <w:t>3</w:t>
-      </w:r>
-      <w:r>
-        <w:rPr>
-          <w:highlight w:val="yellow"/>
-          <w:lang w:val="en-US"/>
-        </w:rPr>
-        <w:t xml:space="preserve"> </w:t>
-      </w:r>
-      <w:r>
-        <w:rPr>
-          <w:highlight w:val="yellow"/>
-          <w:lang w:val="en-US"/>
-        </w:rPr>
-        <w:t xml:space="preserve">|| </w:t>
-      </w:r>
-      <w:proofErr w:type="spellStart"/>
-      <w:proofErr w:type="gramStart"/>
-      <w:r>
-        <w:rPr>
-          <w:highlight w:val="yellow"/>
-          <w:lang w:val="en-US"/>
-        </w:rPr>
-        <w:t>member.formLetterType</w:t>
-      </w:r>
-      <w:proofErr w:type="spellEnd"/>
-      <w:proofErr w:type="gramEnd"/>
-      <w:r>
-        <w:rPr>
-          <w:highlight w:val="yellow"/>
-          <w:lang w:val="en-US"/>
-        </w:rPr>
-        <w:t xml:space="preserve"> == </w:t>
-      </w:r>
-      <w:r>
-        <w:rPr>
-          <w:highlight w:val="yellow"/>
-          <w:lang w:val="en-US"/>
-        </w:rPr>
-        <w:t>4</w:t>
-      </w:r>
-      <w:r>
-        <w:rPr>
-          <w:highlight w:val="yellow"/>
-          <w:lang w:val="en-US"/>
-        </w:rPr>
-        <w:t>]&gt;&gt;</w:t>
-      </w:r>
-    </w:p>
-    <w:p>
-      <w:pPr>
-        <w:rPr>
-          <w:b/>
-          <w:bCs/>
-          <w:lang w:val="en-US"/>
-        </w:rPr>
-      </w:pPr>
-    </w:p>
-    <w:p>
-      <w:pPr>
-        <w:rPr>
-          <w:b/>
-          <w:bCs/>
-          <w:lang w:val="it-CH"/>
-        </w:rPr>
-      </w:pPr>
-      <w:r>
-        <w:rPr>
-          <w:b/>
-          <w:bCs/>
-          <w:lang w:val="it-CH"/>
-        </w:rPr>
-        <w:t>&lt;&lt;[</w:t>
-      </w:r>
-      <w:proofErr w:type="spellStart"/>
-      <w:proofErr w:type="gramStart"/>
-      <w:r>
-        <w:rPr>
-          <w:b/>
-          <w:bCs/>
-          <w:lang w:val="it-CH"/>
-        </w:rPr>
-        <w:t>member.committeeName</w:t>
-      </w:r>
-      <w:proofErr w:type="spellEnd"/>
-      <w:proofErr w:type="gramEnd"/>
-      <w:r>
-        <w:rPr>
-          <w:b/>
-          <w:bCs/>
-          <w:lang w:val="it-CH"/>
-        </w:rPr>
-        <w:t>]&gt;&gt;</w:t>
-      </w:r>
-    </w:p>
-    <w:p>
-      <w:pPr>
-        <w:rPr>
-          <w:lang w:val="it-CH"/>
-        </w:rPr>
-      </w:pPr>
-    </w:p>
-    <w:p>
-      <w:pPr>
-        <w:rPr>
-          <w:lang w:val="it-CH"/>
-        </w:rPr>
-      </w:pPr>
-      <w:r>
-        <w:rPr>
-          <w:lang w:val="it-CH"/>
-        </w:rPr>
-        <w:lastRenderedPageBreak/>
-        <w:t xml:space="preserve">A nome del Consiglio federale, Le rivolgo i miei più sinceri ringraziamenti per l'eccellente lavoro svolto e i miei migliori auguri per il </w:t>
-      </w:r>
-      <w:proofErr w:type="gramStart"/>
-      <w:r>
-        <w:rPr>
-          <w:lang w:val="it-CH"/>
-        </w:rPr>
-        <w:t>futuro.</w:t>
-      </w:r>
-      <w:r>
-        <w:rPr>
-          <w:highlight w:val="yellow"/>
-          <w:lang w:val="it-CH"/>
-        </w:rPr>
-        <w:t>&lt;</w:t>
-      </w:r>
-      <w:proofErr w:type="gramEnd"/>
-      <w:r>
-        <w:rPr>
-          <w:highlight w:val="yellow"/>
-          <w:lang w:val="it-CH"/>
-        </w:rPr>
-        <w:t>&lt;/</w:t>
-      </w:r>
-      <w:proofErr w:type="spellStart"/>
-      <w:r>
-        <w:rPr>
-          <w:highlight w:val="yellow"/>
-          <w:lang w:val="it-CH"/>
-        </w:rPr>
-        <w:t>if</w:t>
-      </w:r>
-      <w:proofErr w:type="spellEnd"/>
-      <w:r>
-        <w:rPr>
-          <w:highlight w:val="yellow"/>
-          <w:lang w:val="it-CH"/>
-        </w:rPr>
-        <w:t>&gt;&gt;</w:t>
-      </w:r>
-    </w:p>
-    <w:p>
-      <w:pPr>
-        <w:rPr>
-          <w:lang w:val="en-US"/>
-        </w:rPr>
-      </w:pPr>
-      <w:r>
-        <w:rPr>
-          <w:highlight w:val="yellow"/>
-          <w:lang w:val="en-US"/>
-        </w:rPr>
-        <w:t>&lt;&lt;if [</w:t>
-      </w:r>
-      <w:proofErr w:type="spellStart"/>
-      <w:proofErr w:type="gramStart"/>
-      <w:r>
-        <w:rPr>
-          <w:highlight w:val="yellow"/>
-          <w:lang w:val="en-US"/>
-        </w:rPr>
-        <w:t>member.formLetterType</w:t>
-      </w:r>
-      <w:proofErr w:type="spellEnd"/>
-      <w:proofErr w:type="gramEnd"/>
-      <w:r>
-        <w:rPr>
-          <w:highlight w:val="yellow"/>
-          <w:lang w:val="en-US"/>
-        </w:rPr>
-        <w:t xml:space="preserve"> == </w:t>
-      </w:r>
-      <w:r>
-        <w:rPr>
-          <w:highlight w:val="yellow"/>
-          <w:lang w:val="en-US"/>
-        </w:rPr>
-        <w:t>0</w:t>
-      </w:r>
-      <w:r>
-        <w:rPr>
-          <w:highlight w:val="yellow"/>
-          <w:lang w:val="en-US"/>
-        </w:rPr>
-        <w:t xml:space="preserve"> || </w:t>
-      </w:r>
-      <w:proofErr w:type="spellStart"/>
-      <w:proofErr w:type="gramStart"/>
-      <w:r>
-        <w:rPr>
-          <w:highlight w:val="yellow"/>
-          <w:lang w:val="en-US"/>
-        </w:rPr>
-        <w:t>member.formLetterType</w:t>
-      </w:r>
-      <w:proofErr w:type="spellEnd"/>
-      <w:proofErr w:type="gramEnd"/>
-      <w:r>
-        <w:rPr>
-          <w:highlight w:val="yellow"/>
-          <w:lang w:val="en-US"/>
-        </w:rPr>
-        <w:t xml:space="preserve"> == </w:t>
-      </w:r>
-      <w:r>
-        <w:rPr>
-          <w:highlight w:val="yellow"/>
-          <w:lang w:val="en-US"/>
-        </w:rPr>
-        <w:t>1</w:t>
-      </w:r>
-      <w:r>
-        <w:rPr>
-          <w:highlight w:val="yellow"/>
-          <w:lang w:val="en-US"/>
-        </w:rPr>
-        <w:t>]&gt;&gt;</w:t>
-      </w:r>
-    </w:p>
-    <w:p>
-      <w:pPr>
-        <w:rPr>
-          <w:lang w:val="en-US"/>
-        </w:rPr>
-      </w:pPr>
-    </w:p>
-    <w:p>
-      <w:pPr>
-        <w:rPr>
-          <w:lang w:val="it-CH"/>
-        </w:rPr>
-      </w:pPr>
-      <w:r>
+      <w:r>
+        <w:rPr>
+          <w:highlight w:val="yellow"/>
+          <w:lang w:val="it-CH"/>
+        </w:rPr>
+        <w:t>&lt;&lt;/if&gt;&gt;</w:t>
+      </w:r>
+    </w:p>
+    <w:p>
+      <w:pPr>
         <w:rPr>
           <w:rFonts w:cs="Arial"/>
           <w:lang w:val="it-CH"/>
         </w:rPr>
-        <w:t>La invito a comunicarci quanto prima eventuali modifiche del Suo indirizzo di recapito o delle Sue relazioni d’interesse intervenute durante il mandato.</w:t>
-      </w:r>
-      <w:r>
-        <w:rPr>
-          <w:rFonts w:cs="Arial"/>
-          <w:lang w:val="it-CH"/>
-        </w:rPr>
-        <w:t xml:space="preserve"> </w:t>
-      </w:r>
-      <w:r>
-        <w:rPr>
-          <w:highlight w:val="yellow"/>
-          <w:lang w:val="it-CH"/>
-        </w:rPr>
-        <w:t>&lt;&lt;/</w:t>
-      </w:r>
-      <w:proofErr w:type="spellStart"/>
-      <w:r>
-        <w:rPr>
-          <w:highlight w:val="yellow"/>
-          <w:lang w:val="it-CH"/>
-        </w:rPr>
-        <w:t>if</w:t>
-      </w:r>
-      <w:proofErr w:type="spellEnd"/>
-      <w:r>
-        <w:rPr>
-          <w:highlight w:val="yellow"/>
-          <w:lang w:val="it-CH"/>
-        </w:rPr>
-        <w:t>&gt;&gt;&lt;&lt;</w:t>
-      </w:r>
-      <w:proofErr w:type="spellStart"/>
-      <w:r>
-        <w:rPr>
-          <w:highlight w:val="yellow"/>
-          <w:lang w:val="it-CH"/>
-        </w:rPr>
-        <w:t>if</w:t>
-      </w:r>
-      <w:proofErr w:type="spellEnd"/>
-      <w:r>
-        <w:rPr>
-          <w:highlight w:val="yellow"/>
-          <w:lang w:val="it-CH"/>
-        </w:rPr>
-        <w:t xml:space="preserve"> [</w:t>
-      </w:r>
-      <w:proofErr w:type="spellStart"/>
-      <w:proofErr w:type="gramStart"/>
-      <w:r>
-        <w:rPr>
-          <w:highlight w:val="yellow"/>
-          <w:lang w:val="it-CH"/>
-        </w:rPr>
-        <w:t>member.formLetterType</w:t>
-      </w:r>
-      <w:proofErr w:type="spellEnd"/>
-      <w:proofErr w:type="gramEnd"/>
-      <w:r>
-        <w:rPr>
-          <w:highlight w:val="yellow"/>
-          <w:lang w:val="it-CH"/>
-        </w:rPr>
-        <w:t xml:space="preserve"> == 0]&gt;&gt;</w:t>
-      </w:r>
-      <w:r>
-        <w:rPr>
-          <w:rFonts w:cs="Arial"/>
-          <w:lang w:val="it-CH"/>
-        </w:rPr>
-        <w:t xml:space="preserve"> </w:t>
-      </w:r>
-      <w:r>
-        <w:rPr>
-          <w:rFonts w:cs="Arial"/>
-          <w:lang w:val="it-CH"/>
-        </w:rPr>
-        <w:t>Le informazioni sulle persone di contatto sono disponibili nella pagina sopra citata.</w:t>
-      </w:r>
-      <w:r>
-        <w:rPr>
-          <w:rFonts w:cs="Arial"/>
-          <w:lang w:val="it-CH"/>
-        </w:rPr>
-        <w:t xml:space="preserve"> </w:t>
-      </w:r>
-      <w:r>
-        <w:rPr>
-          <w:highlight w:val="yellow"/>
-          <w:lang w:val="it-CH"/>
-        </w:rPr>
-        <w:t>&lt;&lt;/</w:t>
-      </w:r>
-      <w:proofErr w:type="spellStart"/>
-      <w:r>
-        <w:rPr>
-          <w:highlight w:val="yellow"/>
-          <w:lang w:val="it-CH"/>
-        </w:rPr>
-        <w:t>if</w:t>
-      </w:r>
-      <w:proofErr w:type="spellEnd"/>
-      <w:r>
-        <w:rPr>
-          <w:highlight w:val="yellow"/>
-          <w:lang w:val="it-CH"/>
-        </w:rPr>
-        <w:t>&gt;&gt;&lt;&lt;</w:t>
-      </w:r>
-      <w:proofErr w:type="spellStart"/>
-      <w:r>
-        <w:rPr>
-          <w:highlight w:val="yellow"/>
-          <w:lang w:val="it-CH"/>
-        </w:rPr>
-        <w:t>if</w:t>
-      </w:r>
-      <w:proofErr w:type="spellEnd"/>
-      <w:r>
-        <w:rPr>
-          <w:highlight w:val="yellow"/>
-          <w:lang w:val="it-CH"/>
-        </w:rPr>
-        <w:t xml:space="preserve"> [</w:t>
-      </w:r>
-      <w:proofErr w:type="spellStart"/>
-      <w:proofErr w:type="gramStart"/>
-      <w:r>
-        <w:rPr>
-          <w:highlight w:val="yellow"/>
-          <w:lang w:val="it-CH"/>
-        </w:rPr>
-        <w:t>member.formLetterType</w:t>
-      </w:r>
-      <w:proofErr w:type="spellEnd"/>
-      <w:proofErr w:type="gramEnd"/>
-      <w:r>
-        <w:rPr>
-          <w:highlight w:val="yellow"/>
-          <w:lang w:val="it-CH"/>
-        </w:rPr>
-        <w:t xml:space="preserve"> == 1]&gt;&gt;</w:t>
-      </w:r>
-      <w:r>
-        <w:rPr>
-          <w:rFonts w:cs="Arial"/>
-          <w:lang w:val="it-CH"/>
-        </w:rPr>
-        <w:t>Le informazioni di contatto necessarie sono disponibili su</w:t>
-      </w:r>
-      <w:r>
-        <w:rPr>
-          <w:rFonts w:cs="Arial"/>
-          <w:lang w:val="it-CH"/>
-        </w:rPr>
-        <w:t xml:space="preserve"> </w:t>
-      </w:r>
-      <w:r>
-        <w:rPr>
-          <w:i/>
-          <w:lang w:val="it-CH"/>
-        </w:rPr>
-        <w:t xml:space="preserve">www.admin.ch &gt; Amministrazione federale &gt; Commissioni </w:t>
-      </w:r>
-      <w:proofErr w:type="gramStart"/>
-      <w:r>
-        <w:rPr>
-          <w:i/>
-          <w:lang w:val="it-CH"/>
-        </w:rPr>
-        <w:t>extraparlamentari</w:t>
-      </w:r>
-      <w:r>
-        <w:rPr>
-          <w:rFonts w:cs="Arial"/>
-          <w:lang w:val="it-CH"/>
-        </w:rPr>
-        <w:t>.</w:t>
-      </w:r>
-      <w:r>
-        <w:rPr>
-          <w:highlight w:val="yellow"/>
-          <w:lang w:val="it-CH"/>
-        </w:rPr>
-        <w:t>&lt;</w:t>
-      </w:r>
-      <w:proofErr w:type="gramEnd"/>
-      <w:r>
-        <w:rPr>
-          <w:highlight w:val="yellow"/>
-          <w:lang w:val="it-CH"/>
-        </w:rPr>
-        <w:t>&lt;/</w:t>
-      </w:r>
-      <w:proofErr w:type="spellStart"/>
-      <w:r>
-        <w:rPr>
-          <w:highlight w:val="yellow"/>
-          <w:lang w:val="it-CH"/>
-        </w:rPr>
-        <w:t>if</w:t>
-      </w:r>
-      <w:proofErr w:type="spellEnd"/>
-      <w:r>
-        <w:rPr>
-          <w:highlight w:val="yellow"/>
-          <w:lang w:val="it-CH"/>
-        </w:rPr>
-        <w:t>&gt;&gt;</w:t>
-      </w:r>
-    </w:p>
-    <w:p>
-      <w:pPr>
-        <w:rPr>
-          <w:rFonts w:cs="Arial"/>
-          <w:lang w:val="it-CH"/>
-        </w:rPr>
-      </w:pPr>
-    </w:p>
-    <w:p>
-      <w:pPr>
-        <w:rPr>
-          <w:lang w:val="it-CH"/>
-        </w:rPr>
-      </w:pPr>
-    </w:p>
-    <w:p>
-      <w:pPr>
-        <w:rPr>
-          <w:lang w:val="en-US"/>
-        </w:rPr>
-      </w:pPr>
-      <w:proofErr w:type="spellStart"/>
-      <w:r>
-        <w:rPr>
-          <w:lang w:val="en-US"/>
-        </w:rPr>
-        <w:t>Cordiali</w:t>
-      </w:r>
-      <w:proofErr w:type="spellEnd"/>
-      <w:r>
-        <w:rPr>
-          <w:lang w:val="en-US"/>
-        </w:rPr>
-        <w:t xml:space="preserve"> </w:t>
-      </w:r>
-      <w:proofErr w:type="spellStart"/>
-      <w:r>
-        <w:rPr>
-          <w:lang w:val="en-US"/>
-        </w:rPr>
-        <w:t>saluti</w:t>
-      </w:r>
-      <w:proofErr w:type="spellEnd"/>
-    </w:p>
-    <w:p>
-      <w:pPr>
-        <w:rPr>
-          <w:lang w:val="en-US"/>
-        </w:rPr>
-      </w:pPr>
-      <w:r>
-        <w:rPr>
-          <w:highlight w:val="yellow"/>
-          <w:lang w:val="en-US"/>
-        </w:rPr>
-        <w:t>&lt;&lt;if [</w:t>
-      </w:r>
-      <w:proofErr w:type="spellStart"/>
-      <w:r>
-        <w:rPr>
-          <w:highlight w:val="yellow"/>
-          <w:lang w:val="en-US"/>
-        </w:rPr>
-        <w:t>formLetter.hasSignature</w:t>
-      </w:r>
-      <w:proofErr w:type="spellEnd"/>
-      <w:r>
-        <w:rPr>
-          <w:highlight w:val="yellow"/>
-          <w:lang w:val="en-US"/>
-        </w:rPr>
-        <w:t>]&gt;&gt;</w:t>
+      </w:pPr>
+    </w:p>
+    <w:p>
+      <w:pPr>
+        <w:rPr>
+          <w:lang w:val="it-CH"/>
+        </w:rPr>
+      </w:pPr>
+    </w:p>
+    <w:p>
+      <w:pPr>
+        <w:rPr>
+          <w:lang w:val="en-US"/>
+        </w:rPr>
+      </w:pPr>
+      <w:r>
+        <w:rPr>
+          <w:lang w:val="en-US"/>
+        </w:rPr>
+        <w:t>Cordiali saluti</w:t>
+      </w:r>
+    </w:p>
+    <w:p>
+      <w:pPr>
+        <w:rPr>
+          <w:lang w:val="en-US"/>
+        </w:rPr>
+      </w:pPr>
+      <w:r>
+        <w:rPr>
+          <w:highlight w:val="yellow"/>
+          <w:lang w:val="en-US"/>
+        </w:rPr>
+        <w:t>&lt;&lt;if [formLetter.hasSignature]&gt;&gt;</w:t>
       </w:r>
       <w:r>
         <w:rPr>
@@ -3912,23 +2445,7 @@
                         <w:txbxContent>
                           <w:p>
                             <w:r>
-                              <w:t>&lt;&lt;</w:t>
-                            </w:r>
-                            <w:proofErr w:type="spellStart"/>
-                            <w:r>
-                              <w:t>image</w:t>
-                            </w:r>
-                            <w:proofErr w:type="spellEnd"/>
-                            <w:r>
-                              <w:t xml:space="preserve"> [</w:t>
-                            </w:r>
-                            <w:proofErr w:type="spellStart"/>
-                            <w:r>
-                              <w:t>formLetter.senderSignature</w:t>
-                            </w:r>
-                            <w:proofErr w:type="spellEnd"/>
-                            <w:r>
-                              <w:t>]&gt;&gt;</w:t>
+                              <w:t>&lt;&lt;image [formLetter.senderSignature]&gt;&gt;</w:t>
                             </w:r>
                           </w:p>
                         </w:txbxContent>
@@ -3953,23 +2470,7 @@
                   <w:txbxContent>
                     <w:p>
                       <w:r>
-                        <w:t>&lt;&lt;</w:t>
-                      </w:r>
-                      <w:proofErr w:type="spellStart"/>
-                      <w:r>
-                        <w:t>image</w:t>
-                      </w:r>
-                      <w:proofErr w:type="spellEnd"/>
-                      <w:r>
-                        <w:t xml:space="preserve"> [</w:t>
-                      </w:r>
-                      <w:proofErr w:type="spellStart"/>
-                      <w:r>
-                        <w:t>formLetter.senderSignature</w:t>
-                      </w:r>
-                      <w:proofErr w:type="spellEnd"/>
-                      <w:r>
-                        <w:t>]&gt;&gt;</w:t>
+                        <w:t>&lt;&lt;image [formLetter.senderSignature]&gt;&gt;</w:t>
                       </w:r>
                     </w:p>
                   </w:txbxContent>
@@ -4000,15 +2501,7 @@
           <w:highlight w:val="yellow"/>
           <w:lang w:val="en-US"/>
         </w:rPr>
-        <w:t xml:space="preserve">&lt;&lt;if </w:t>
-      </w:r>
-      <w:proofErr w:type="gramStart"/>
-      <w:r>
-        <w:rPr>
-          <w:highlight w:val="yellow"/>
-          <w:lang w:val="en-US"/>
-        </w:rPr>
-        <w:t>[</w:t>
+        <w:t>&lt;&lt;if [</w:t>
       </w:r>
       <w:r>
         <w:rPr>
@@ -4017,22 +2510,12 @@
         </w:rPr>
         <w:t>!</w:t>
       </w:r>
-      <w:proofErr w:type="spellStart"/>
-      <w:r>
-        <w:rPr>
-          <w:highlight w:val="yellow"/>
-          <w:lang w:val="en-US"/>
-        </w:rPr>
-        <w:t>formLetter.hasSignature</w:t>
-      </w:r>
-      <w:proofErr w:type="spellEnd"/>
-      <w:proofErr w:type="gramEnd"/>
-      <w:r>
-        <w:rPr>
-          <w:highlight w:val="yellow"/>
-          <w:lang w:val="en-US"/>
-        </w:rPr>
-        <w:t>]&gt;&gt;</w:t>
+      <w:r>
+        <w:rPr>
+          <w:highlight w:val="yellow"/>
+          <w:lang w:val="en-US"/>
+        </w:rPr>
+        <w:t>formLetter.hasSignature]&gt;&gt;</w:t>
       </w:r>
     </w:p>
     <w:p>
@@ -4077,8 +2560,6 @@
         </w:rPr>
         <w:t>&lt;&lt;[</w:t>
       </w:r>
-      <w:proofErr w:type="spellStart"/>
-      <w:proofErr w:type="gramStart"/>
       <w:r>
         <w:rPr>
           <w:lang w:val="en-US"/>
@@ -4089,15 +2570,7 @@
         <w:rPr>
           <w:lang w:val="en-US"/>
         </w:rPr>
-        <w:t>.senderName</w:t>
-      </w:r>
-      <w:proofErr w:type="spellEnd"/>
-      <w:proofErr w:type="gramEnd"/>
-      <w:r>
-        <w:rPr>
-          <w:lang w:val="en-US"/>
-        </w:rPr>
-        <w:t>]&gt;&gt;</w:t>
+        <w:t>.senderName]&gt;&gt;</w:t>
       </w:r>
     </w:p>
     <w:p>
@@ -4112,8 +2585,6 @@
         </w:rPr>
         <w:t>&lt;&lt;[</w:t>
       </w:r>
-      <w:proofErr w:type="spellStart"/>
-      <w:proofErr w:type="gramStart"/>
       <w:r>
         <w:rPr>
           <w:lang w:val="en-US"/>
@@ -4124,15 +2595,7 @@
         <w:rPr>
           <w:lang w:val="en-US"/>
         </w:rPr>
-        <w:t>.senderFunction</w:t>
-      </w:r>
-      <w:proofErr w:type="spellEnd"/>
-      <w:proofErr w:type="gramEnd"/>
-      <w:r>
-        <w:rPr>
-          <w:lang w:val="en-US"/>
-        </w:rPr>
-        <w:t>]&gt;&gt;</w:t>
+        <w:t>.senderFunction]&gt;&gt;</w:t>
       </w:r>
     </w:p>
     <w:p>
@@ -4152,7 +2615,7 @@
     </w:p>
     <w:p>
       <w:pPr>
-        <w:pStyle w:val="ListParagraph"/>
+        <w:pStyle w:val="Listenabsatz"/>
         <w:ind w:left="0"/>
         <w:rPr>
           <w:rFonts w:eastAsia="Times New Roman" w:cs="Times New Roman"/>
@@ -4231,7 +2694,7 @@
         </w:tcPr>
         <w:p>
           <w:pPr>
-            <w:pStyle w:val="Footer"/>
+            <w:pStyle w:val="Fuzeile"/>
           </w:pPr>
         </w:p>
       </w:tc>
@@ -4242,7 +2705,7 @@
         </w:tcPr>
         <w:p>
           <w:pPr>
-            <w:pStyle w:val="Footer"/>
+            <w:pStyle w:val="Fuzeile"/>
           </w:pPr>
           <w:r>
             <w:t>&lt;&lt;[formLetter.senderOffice]&gt;&gt;</w:t>
@@ -4250,7 +2713,7 @@
         </w:p>
         <w:p>
           <w:pPr>
-            <w:pStyle w:val="Footer"/>
+            <w:pStyle w:val="Fuzeile"/>
           </w:pPr>
           <w:r>
             <w:t>&lt;&lt;[formLetter.senderName]&gt;&gt;</w:t>
@@ -4258,7 +2721,7 @@
         </w:p>
         <w:p>
           <w:pPr>
-            <w:pStyle w:val="Footer"/>
+            <w:pStyle w:val="Fuzeile"/>
           </w:pPr>
           <w:r>
             <w:t>&lt;&lt;[formLetter.senderStreet]&gt;&gt;, CH-&lt;&lt;[formLetter.senderZip]&gt;&gt; &lt;&lt;[formLetter.senderCity]&gt;&gt;</w:t>
@@ -4266,7 +2729,7 @@
         </w:p>
         <w:p>
           <w:pPr>
-            <w:pStyle w:val="Footer"/>
+            <w:pStyle w:val="Fuzeile"/>
           </w:pPr>
           <w:r>
             <w:t>&lt;&lt;[formLetter.sender</w:t>
@@ -4280,7 +2743,7 @@
         </w:p>
         <w:p>
           <w:pPr>
-            <w:pStyle w:val="Footer"/>
+            <w:pStyle w:val="Fuzeile"/>
           </w:pPr>
           <w:r>
             <w:t>&lt;&lt;[formLetter.sender</w:t>
@@ -4294,7 +2757,7 @@
         </w:p>
         <w:p>
           <w:pPr>
-            <w:pStyle w:val="Footer"/>
+            <w:pStyle w:val="Fuzeile"/>
           </w:pPr>
           <w:r>
             <w:t>&lt;&lt;[formLetter.senderWebsite]&gt;&gt;</w:t>
@@ -4323,7 +2786,7 @@
   </w:tbl>
   <w:p>
     <w:pPr>
-      <w:pStyle w:val="Footer"/>
+      <w:pStyle w:val="Fuzeile"/>
     </w:pPr>
   </w:p>
 </w:ftr>
@@ -4351,7 +2814,7 @@
         </w:tcPr>
         <w:p>
           <w:pPr>
-            <w:pStyle w:val="Footer"/>
+            <w:pStyle w:val="Fuzeile"/>
           </w:pPr>
         </w:p>
       </w:tc>
@@ -4362,7 +2825,7 @@
         </w:tcPr>
         <w:p>
           <w:pPr>
-            <w:pStyle w:val="Footer"/>
+            <w:pStyle w:val="Fuzeile"/>
           </w:pPr>
           <w:r>
             <w:t>&lt;&lt;[</w:t>
@@ -4376,7 +2839,7 @@
         </w:p>
         <w:p>
           <w:pPr>
-            <w:pStyle w:val="Footer"/>
+            <w:pStyle w:val="Fuzeile"/>
           </w:pPr>
           <w:r>
             <w:t>&lt;&lt;[</w:t>
@@ -4390,7 +2853,7 @@
         </w:p>
         <w:p>
           <w:pPr>
-            <w:pStyle w:val="Footer"/>
+            <w:pStyle w:val="Fuzeile"/>
           </w:pPr>
           <w:r>
             <w:t>&lt;&lt;[</w:t>
@@ -4410,7 +2873,7 @@
         </w:p>
         <w:p>
           <w:pPr>
-            <w:pStyle w:val="Footer"/>
+            <w:pStyle w:val="Fuzeile"/>
           </w:pPr>
           <w:r>
             <w:t>&lt;&lt;[</w:t>
@@ -4445,7 +2908,7 @@
   </w:tbl>
   <w:p>
     <w:pPr>
-      <w:pStyle w:val="Footer"/>
+      <w:pStyle w:val="Fuzeile"/>
     </w:pPr>
   </w:p>
 </w:ftr>
@@ -4482,7 +2945,7 @@
   </w:p>
   <w:p>
     <w:pPr>
-      <w:pStyle w:val="Header"/>
+      <w:pStyle w:val="Kopfzeile"/>
       <w:rPr>
         <w:lang w:val="en-US"/>
       </w:rPr>
@@ -4888,7 +3351,7 @@
     <w:lsdException w:name="Unresolved Mention" w:semiHidden="1" w:unhideWhenUsed="1"/>
     <w:lsdException w:name="Smart Link" w:semiHidden="1" w:unhideWhenUsed="1"/>
   </w:latentStyles>
-  <w:style w:type="paragraph" w:default="1" w:styleId="Normal">
+  <w:style w:type="paragraph" w:default="1" w:styleId="Standard">
     <w:name w:val="Normal"/>
     <w:qFormat/>
     <w:rsid w:val="001E3C57"/>
@@ -4904,11 +3367,11 @@
       <w14:ligatures w14:val="none"/>
     </w:rPr>
   </w:style>
-  <w:style w:type="paragraph" w:styleId="Heading1">
+  <w:style w:type="paragraph" w:styleId="berschrift1">
     <w:name w:val="heading 1"/>
-    <w:basedOn w:val="Normal"/>
-    <w:next w:val="Normal"/>
-    <w:link w:val="Heading1Char"/>
+    <w:basedOn w:val="Standard"/>
+    <w:next w:val="Standard"/>
+    <w:link w:val="berschrift1Zchn"/>
     <w:uiPriority w:val="9"/>
     <w:qFormat/>
     <w:rsid w:val="00D23B4B"/>
@@ -4928,11 +3391,11 @@
       <w14:ligatures w14:val="standardContextual"/>
     </w:rPr>
   </w:style>
-  <w:style w:type="paragraph" w:styleId="Heading2">
+  <w:style w:type="paragraph" w:styleId="berschrift2">
     <w:name w:val="heading 2"/>
-    <w:basedOn w:val="Normal"/>
-    <w:next w:val="Normal"/>
-    <w:link w:val="Heading2Char"/>
+    <w:basedOn w:val="Standard"/>
+    <w:next w:val="Standard"/>
+    <w:link w:val="berschrift2Zchn"/>
     <w:uiPriority w:val="9"/>
     <w:semiHidden/>
     <w:unhideWhenUsed/>
@@ -4954,11 +3417,11 @@
       <w14:ligatures w14:val="standardContextual"/>
     </w:rPr>
   </w:style>
-  <w:style w:type="paragraph" w:styleId="Heading3">
+  <w:style w:type="paragraph" w:styleId="berschrift3">
     <w:name w:val="heading 3"/>
-    <w:basedOn w:val="Normal"/>
-    <w:next w:val="Normal"/>
-    <w:link w:val="Heading3Char"/>
+    <w:basedOn w:val="Standard"/>
+    <w:next w:val="Standard"/>
+    <w:link w:val="berschrift3Zchn"/>
     <w:uiPriority w:val="9"/>
     <w:semiHidden/>
     <w:unhideWhenUsed/>
@@ -4980,11 +3443,11 @@
       <w14:ligatures w14:val="standardContextual"/>
     </w:rPr>
   </w:style>
-  <w:style w:type="paragraph" w:styleId="Heading4">
+  <w:style w:type="paragraph" w:styleId="berschrift4">
     <w:name w:val="heading 4"/>
-    <w:basedOn w:val="Normal"/>
-    <w:next w:val="Normal"/>
-    <w:link w:val="Heading4Char"/>
+    <w:basedOn w:val="Standard"/>
+    <w:next w:val="Standard"/>
+    <w:link w:val="berschrift4Zchn"/>
     <w:uiPriority w:val="9"/>
     <w:semiHidden/>
     <w:unhideWhenUsed/>
@@ -5008,11 +3471,11 @@
       <w14:ligatures w14:val="standardContextual"/>
     </w:rPr>
   </w:style>
-  <w:style w:type="paragraph" w:styleId="Heading5">
+  <w:style w:type="paragraph" w:styleId="berschrift5">
     <w:name w:val="heading 5"/>
-    <w:basedOn w:val="Normal"/>
-    <w:next w:val="Normal"/>
-    <w:link w:val="Heading5Char"/>
+    <w:basedOn w:val="Standard"/>
+    <w:next w:val="Standard"/>
+    <w:link w:val="berschrift5Zchn"/>
     <w:uiPriority w:val="9"/>
     <w:semiHidden/>
     <w:unhideWhenUsed/>
@@ -5034,11 +3497,11 @@
       <w14:ligatures w14:val="standardContextual"/>
     </w:rPr>
   </w:style>
-  <w:style w:type="paragraph" w:styleId="Heading6">
+  <w:style w:type="paragraph" w:styleId="berschrift6">
     <w:name w:val="heading 6"/>
-    <w:basedOn w:val="Normal"/>
-    <w:next w:val="Normal"/>
-    <w:link w:val="Heading6Char"/>
+    <w:basedOn w:val="Standard"/>
+    <w:next w:val="Standard"/>
+    <w:link w:val="berschrift6Zchn"/>
     <w:uiPriority w:val="9"/>
     <w:semiHidden/>
     <w:unhideWhenUsed/>
@@ -5062,11 +3525,11 @@
       <w14:ligatures w14:val="standardContextual"/>
     </w:rPr>
   </w:style>
-  <w:style w:type="paragraph" w:styleId="Heading7">
+  <w:style w:type="paragraph" w:styleId="berschrift7">
     <w:name w:val="heading 7"/>
-    <w:basedOn w:val="Normal"/>
-    <w:next w:val="Normal"/>
-    <w:link w:val="Heading7Char"/>
+    <w:basedOn w:val="Standard"/>
+    <w:next w:val="Standard"/>
+    <w:link w:val="berschrift7Zchn"/>
     <w:uiPriority w:val="9"/>
     <w:semiHidden/>
     <w:unhideWhenUsed/>
@@ -5088,11 +3551,11 @@
       <w14:ligatures w14:val="standardContextual"/>
     </w:rPr>
   </w:style>
-  <w:style w:type="paragraph" w:styleId="Heading8">
+  <w:style w:type="paragraph" w:styleId="berschrift8">
     <w:name w:val="heading 8"/>
-    <w:basedOn w:val="Normal"/>
-    <w:next w:val="Normal"/>
-    <w:link w:val="Heading8Char"/>
+    <w:basedOn w:val="Standard"/>
+    <w:next w:val="Standard"/>
+    <w:link w:val="berschrift8Zchn"/>
     <w:uiPriority w:val="9"/>
     <w:semiHidden/>
     <w:unhideWhenUsed/>
@@ -5116,11 +3579,11 @@
       <w14:ligatures w14:val="standardContextual"/>
     </w:rPr>
   </w:style>
-  <w:style w:type="paragraph" w:styleId="Heading9">
+  <w:style w:type="paragraph" w:styleId="berschrift9">
     <w:name w:val="heading 9"/>
-    <w:basedOn w:val="Normal"/>
-    <w:next w:val="Normal"/>
-    <w:link w:val="Heading9Char"/>
+    <w:basedOn w:val="Standard"/>
+    <w:next w:val="Standard"/>
+    <w:link w:val="berschrift9Zchn"/>
     <w:uiPriority w:val="9"/>
     <w:semiHidden/>
     <w:unhideWhenUsed/>
@@ -5142,12 +3605,13 @@
       <w14:ligatures w14:val="standardContextual"/>
     </w:rPr>
   </w:style>
-  <w:style w:type="character" w:default="1" w:styleId="DefaultParagraphFont">
+  <w:style w:type="character" w:default="1" w:styleId="Absatz-Standardschriftart">
     <w:name w:val="Default Paragraph Font"/>
     <w:uiPriority w:val="1"/>
+    <w:semiHidden/>
     <w:unhideWhenUsed/>
   </w:style>
-  <w:style w:type="table" w:default="1" w:styleId="TableNormal">
+  <w:style w:type="table" w:default="1" w:styleId="NormaleTabelle">
     <w:name w:val="Normal Table"/>
     <w:uiPriority w:val="99"/>
     <w:semiHidden/>
@@ -5162,16 +3626,16 @@
       </w:tblCellMar>
     </w:tblPr>
   </w:style>
-  <w:style w:type="numbering" w:default="1" w:styleId="NoList">
+  <w:style w:type="numbering" w:default="1" w:styleId="KeineListe">
     <w:name w:val="No List"/>
     <w:uiPriority w:val="99"/>
     <w:semiHidden/>
     <w:unhideWhenUsed/>
   </w:style>
-  <w:style w:type="character" w:customStyle="1" w:styleId="Heading1Char">
-    <w:name w:val="Heading 1 Char"/>
-    <w:basedOn w:val="DefaultParagraphFont"/>
-    <w:link w:val="Heading1"/>
+  <w:style w:type="character" w:customStyle="1" w:styleId="berschrift1Zchn">
+    <w:name w:val="Überschrift 1 Zchn"/>
+    <w:basedOn w:val="Absatz-Standardschriftart"/>
+    <w:link w:val="berschrift1"/>
     <w:uiPriority w:val="9"/>
     <w:rsid w:val="00D23B4B"/>
     <w:rPr>
@@ -5181,10 +3645,10 @@
       <w:szCs w:val="40"/>
     </w:rPr>
   </w:style>
-  <w:style w:type="character" w:customStyle="1" w:styleId="Heading2Char">
-    <w:name w:val="Heading 2 Char"/>
-    <w:basedOn w:val="DefaultParagraphFont"/>
-    <w:link w:val="Heading2"/>
+  <w:style w:type="character" w:customStyle="1" w:styleId="berschrift2Zchn">
+    <w:name w:val="Überschrift 2 Zchn"/>
+    <w:basedOn w:val="Absatz-Standardschriftart"/>
+    <w:link w:val="berschrift2"/>
     <w:uiPriority w:val="9"/>
     <w:semiHidden/>
     <w:rsid w:val="00D23B4B"/>
@@ -5195,10 +3659,10 @@
       <w:szCs w:val="32"/>
     </w:rPr>
   </w:style>
-  <w:style w:type="character" w:customStyle="1" w:styleId="Heading3Char">
-    <w:name w:val="Heading 3 Char"/>
-    <w:basedOn w:val="DefaultParagraphFont"/>
-    <w:link w:val="Heading3"/>
+  <w:style w:type="character" w:customStyle="1" w:styleId="berschrift3Zchn">
+    <w:name w:val="Überschrift 3 Zchn"/>
+    <w:basedOn w:val="Absatz-Standardschriftart"/>
+    <w:link w:val="berschrift3"/>
     <w:uiPriority w:val="9"/>
     <w:semiHidden/>
     <w:rsid w:val="00D23B4B"/>
@@ -5209,10 +3673,10 @@
       <w:szCs w:val="28"/>
     </w:rPr>
   </w:style>
-  <w:style w:type="character" w:customStyle="1" w:styleId="Heading4Char">
-    <w:name w:val="Heading 4 Char"/>
-    <w:basedOn w:val="DefaultParagraphFont"/>
-    <w:link w:val="Heading4"/>
+  <w:style w:type="character" w:customStyle="1" w:styleId="berschrift4Zchn">
+    <w:name w:val="Überschrift 4 Zchn"/>
+    <w:basedOn w:val="Absatz-Standardschriftart"/>
+    <w:link w:val="berschrift4"/>
     <w:uiPriority w:val="9"/>
     <w:semiHidden/>
     <w:rsid w:val="00D23B4B"/>
@@ -5223,10 +3687,10 @@
       <w:color w:val="0F4761" w:themeColor="accent1" w:themeShade="BF"/>
     </w:rPr>
   </w:style>
-  <w:style w:type="character" w:customStyle="1" w:styleId="Heading5Char">
-    <w:name w:val="Heading 5 Char"/>
-    <w:basedOn w:val="DefaultParagraphFont"/>
-    <w:link w:val="Heading5"/>
+  <w:style w:type="character" w:customStyle="1" w:styleId="berschrift5Zchn">
+    <w:name w:val="Überschrift 5 Zchn"/>
+    <w:basedOn w:val="Absatz-Standardschriftart"/>
+    <w:link w:val="berschrift5"/>
     <w:uiPriority w:val="9"/>
     <w:semiHidden/>
     <w:rsid w:val="00D23B4B"/>
@@ -5235,10 +3699,10 @@
       <w:color w:val="0F4761" w:themeColor="accent1" w:themeShade="BF"/>
     </w:rPr>
   </w:style>
-  <w:style w:type="character" w:customStyle="1" w:styleId="Heading6Char">
-    <w:name w:val="Heading 6 Char"/>
-    <w:basedOn w:val="DefaultParagraphFont"/>
-    <w:link w:val="Heading6"/>
+  <w:style w:type="character" w:customStyle="1" w:styleId="berschrift6Zchn">
+    <w:name w:val="Überschrift 6 Zchn"/>
+    <w:basedOn w:val="Absatz-Standardschriftart"/>
+    <w:link w:val="berschrift6"/>
     <w:uiPriority w:val="9"/>
     <w:semiHidden/>
     <w:rsid w:val="00D23B4B"/>
@@ -5249,10 +3713,10 @@
       <w:color w:val="595959" w:themeColor="text1" w:themeTint="A6"/>
     </w:rPr>
   </w:style>
-  <w:style w:type="character" w:customStyle="1" w:styleId="Heading7Char">
-    <w:name w:val="Heading 7 Char"/>
-    <w:basedOn w:val="DefaultParagraphFont"/>
-    <w:link w:val="Heading7"/>
+  <w:style w:type="character" w:customStyle="1" w:styleId="berschrift7Zchn">
+    <w:name w:val="Überschrift 7 Zchn"/>
+    <w:basedOn w:val="Absatz-Standardschriftart"/>
+    <w:link w:val="berschrift7"/>
     <w:uiPriority w:val="9"/>
     <w:semiHidden/>
     <w:rsid w:val="00D23B4B"/>
@@ -5261,10 +3725,10 @@
       <w:color w:val="595959" w:themeColor="text1" w:themeTint="A6"/>
     </w:rPr>
   </w:style>
-  <w:style w:type="character" w:customStyle="1" w:styleId="Heading8Char">
-    <w:name w:val="Heading 8 Char"/>
-    <w:basedOn w:val="DefaultParagraphFont"/>
-    <w:link w:val="Heading8"/>
+  <w:style w:type="character" w:customStyle="1" w:styleId="berschrift8Zchn">
+    <w:name w:val="Überschrift 8 Zchn"/>
+    <w:basedOn w:val="Absatz-Standardschriftart"/>
+    <w:link w:val="berschrift8"/>
     <w:uiPriority w:val="9"/>
     <w:semiHidden/>
     <w:rsid w:val="00D23B4B"/>
@@ -5275,10 +3739,10 @@
       <w:color w:val="272727" w:themeColor="text1" w:themeTint="D8"/>
     </w:rPr>
   </w:style>
-  <w:style w:type="character" w:customStyle="1" w:styleId="Heading9Char">
-    <w:name w:val="Heading 9 Char"/>
-    <w:basedOn w:val="DefaultParagraphFont"/>
-    <w:link w:val="Heading9"/>
+  <w:style w:type="character" w:customStyle="1" w:styleId="berschrift9Zchn">
+    <w:name w:val="Überschrift 9 Zchn"/>
+    <w:basedOn w:val="Absatz-Standardschriftart"/>
+    <w:link w:val="berschrift9"/>
     <w:uiPriority w:val="9"/>
     <w:semiHidden/>
     <w:rsid w:val="00D23B4B"/>
@@ -5287,11 +3751,11 @@
       <w:color w:val="272727" w:themeColor="text1" w:themeTint="D8"/>
     </w:rPr>
   </w:style>
-  <w:style w:type="paragraph" w:styleId="Title">
+  <w:style w:type="paragraph" w:styleId="Titel">
     <w:name w:val="Title"/>
-    <w:basedOn w:val="Normal"/>
-    <w:next w:val="Normal"/>
-    <w:link w:val="TitleChar"/>
+    <w:basedOn w:val="Standard"/>
+    <w:next w:val="Standard"/>
+    <w:link w:val="TitelZchn"/>
     <w:uiPriority w:val="10"/>
     <w:qFormat/>
     <w:rsid w:val="00D23B4B"/>
@@ -5309,10 +3773,10 @@
       <w14:ligatures w14:val="standardContextual"/>
     </w:rPr>
   </w:style>
-  <w:style w:type="character" w:customStyle="1" w:styleId="TitleChar">
-    <w:name w:val="Title Char"/>
-    <w:basedOn w:val="DefaultParagraphFont"/>
-    <w:link w:val="Title"/>
+  <w:style w:type="character" w:customStyle="1" w:styleId="TitelZchn">
+    <w:name w:val="Titel Zchn"/>
+    <w:basedOn w:val="Absatz-Standardschriftart"/>
+    <w:link w:val="Titel"/>
     <w:uiPriority w:val="10"/>
     <w:rsid w:val="00D23B4B"/>
     <w:rPr>
@@ -5323,11 +3787,11 @@
       <w:szCs w:val="56"/>
     </w:rPr>
   </w:style>
-  <w:style w:type="paragraph" w:styleId="Subtitle">
+  <w:style w:type="paragraph" w:styleId="Untertitel">
     <w:name w:val="Subtitle"/>
-    <w:basedOn w:val="Normal"/>
-    <w:next w:val="Normal"/>
-    <w:link w:val="SubtitleChar"/>
+    <w:basedOn w:val="Standard"/>
+    <w:next w:val="Standard"/>
+    <w:link w:val="UntertitelZchn"/>
     <w:uiPriority w:val="11"/>
     <w:qFormat/>
     <w:rsid w:val="00D23B4B"/>
@@ -5348,10 +3812,10 @@
       <w14:ligatures w14:val="standardContextual"/>
     </w:rPr>
   </w:style>
-  <w:style w:type="character" w:customStyle="1" w:styleId="SubtitleChar">
-    <w:name w:val="Subtitle Char"/>
-    <w:basedOn w:val="DefaultParagraphFont"/>
-    <w:link w:val="Subtitle"/>
+  <w:style w:type="character" w:customStyle="1" w:styleId="UntertitelZchn">
+    <w:name w:val="Untertitel Zchn"/>
+    <w:basedOn w:val="Absatz-Standardschriftart"/>
+    <w:link w:val="Untertitel"/>
     <w:uiPriority w:val="11"/>
     <w:rsid w:val="00D23B4B"/>
     <w:rPr>
@@ -5362,11 +3826,11 @@
       <w:szCs w:val="28"/>
     </w:rPr>
   </w:style>
-  <w:style w:type="paragraph" w:styleId="Quote">
+  <w:style w:type="paragraph" w:styleId="Zitat">
     <w:name w:val="Quote"/>
-    <w:basedOn w:val="Normal"/>
-    <w:next w:val="Normal"/>
-    <w:link w:val="QuoteChar"/>
+    <w:basedOn w:val="Standard"/>
+    <w:next w:val="Standard"/>
+    <w:link w:val="ZitatZchn"/>
     <w:uiPriority w:val="29"/>
     <w:qFormat/>
     <w:rsid w:val="00D23B4B"/>
@@ -5386,10 +3850,10 @@
       <w14:ligatures w14:val="standardContextual"/>
     </w:rPr>
   </w:style>
-  <w:style w:type="character" w:customStyle="1" w:styleId="QuoteChar">
-    <w:name w:val="Quote Char"/>
-    <w:basedOn w:val="DefaultParagraphFont"/>
-    <w:link w:val="Quote"/>
+  <w:style w:type="character" w:customStyle="1" w:styleId="ZitatZchn">
+    <w:name w:val="Zitat Zchn"/>
+    <w:basedOn w:val="Absatz-Standardschriftart"/>
+    <w:link w:val="Zitat"/>
     <w:uiPriority w:val="29"/>
     <w:rsid w:val="00D23B4B"/>
     <w:rPr>
@@ -5399,9 +3863,9 @@
       <w:color w:val="404040" w:themeColor="text1" w:themeTint="BF"/>
     </w:rPr>
   </w:style>
-  <w:style w:type="paragraph" w:styleId="ListParagraph">
+  <w:style w:type="paragraph" w:styleId="Listenabsatz">
     <w:name w:val="List Paragraph"/>
-    <w:basedOn w:val="Normal"/>
+    <w:basedOn w:val="Standard"/>
     <w:uiPriority w:val="34"/>
     <w:qFormat/>
     <w:rsid w:val="00D23B4B"/>
@@ -5419,9 +3883,9 @@
       <w14:ligatures w14:val="standardContextual"/>
     </w:rPr>
   </w:style>
-  <w:style w:type="character" w:styleId="IntenseEmphasis">
+  <w:style w:type="character" w:styleId="IntensiveHervorhebung">
     <w:name w:val="Intense Emphasis"/>
-    <w:basedOn w:val="DefaultParagraphFont"/>
+    <w:basedOn w:val="Absatz-Standardschriftart"/>
     <w:uiPriority w:val="21"/>
     <w:qFormat/>
     <w:rsid w:val="00D23B4B"/>
@@ -5431,11 +3895,11 @@
       <w:color w:val="0F4761" w:themeColor="accent1" w:themeShade="BF"/>
     </w:rPr>
   </w:style>
-  <w:style w:type="paragraph" w:styleId="IntenseQuote">
+  <w:style w:type="paragraph" w:styleId="IntensivesZitat">
     <w:name w:val="Intense Quote"/>
-    <w:basedOn w:val="Normal"/>
-    <w:next w:val="Normal"/>
-    <w:link w:val="IntenseQuoteChar"/>
+    <w:basedOn w:val="Standard"/>
+    <w:next w:val="Standard"/>
+    <w:link w:val="IntensivesZitatZchn"/>
     <w:uiPriority w:val="30"/>
     <w:qFormat/>
     <w:rsid w:val="00D23B4B"/>
@@ -5460,10 +3924,10 @@
       <w14:ligatures w14:val="standardContextual"/>
     </w:rPr>
   </w:style>
-  <w:style w:type="character" w:customStyle="1" w:styleId="IntenseQuoteChar">
-    <w:name w:val="Intense Quote Char"/>
-    <w:basedOn w:val="DefaultParagraphFont"/>
-    <w:link w:val="IntenseQuote"/>
+  <w:style w:type="character" w:customStyle="1" w:styleId="IntensivesZitatZchn">
+    <w:name w:val="Intensives Zitat Zchn"/>
+    <w:basedOn w:val="Absatz-Standardschriftart"/>
+    <w:link w:val="IntensivesZitat"/>
     <w:uiPriority w:val="30"/>
     <w:rsid w:val="00D23B4B"/>
     <w:rPr>
@@ -5473,9 +3937,9 @@
       <w:color w:val="0F4761" w:themeColor="accent1" w:themeShade="BF"/>
     </w:rPr>
   </w:style>
-  <w:style w:type="character" w:styleId="IntenseReference">
+  <w:style w:type="character" w:styleId="IntensiverVerweis">
     <w:name w:val="Intense Reference"/>
-    <w:basedOn w:val="DefaultParagraphFont"/>
+    <w:basedOn w:val="Absatz-Standardschriftart"/>
     <w:uiPriority w:val="32"/>
     <w:qFormat/>
     <w:rsid w:val="00D23B4B"/>
@@ -5487,10 +3951,10 @@
       <w:spacing w:val="5"/>
     </w:rPr>
   </w:style>
-  <w:style w:type="paragraph" w:styleId="Footer">
+  <w:style w:type="paragraph" w:styleId="Fuzeile">
     <w:name w:val="footer"/>
-    <w:basedOn w:val="Normal"/>
-    <w:link w:val="FooterChar"/>
+    <w:basedOn w:val="Standard"/>
+    <w:link w:val="FuzeileZchn"/>
     <w:rsid w:val="00D23B4B"/>
     <w:pPr>
       <w:suppressAutoHyphens/>
@@ -5502,10 +3966,10 @@
       <w:szCs w:val="15"/>
     </w:rPr>
   </w:style>
-  <w:style w:type="character" w:customStyle="1" w:styleId="FooterChar">
-    <w:name w:val="Footer Char"/>
-    <w:basedOn w:val="DefaultParagraphFont"/>
-    <w:link w:val="Footer"/>
+  <w:style w:type="character" w:customStyle="1" w:styleId="FuzeileZchn">
+    <w:name w:val="Fußzeile Zchn"/>
+    <w:basedOn w:val="Absatz-Standardschriftart"/>
+    <w:link w:val="Fuzeile"/>
     <w:rsid w:val="00D23B4B"/>
     <w:rPr>
       <w:rFonts w:ascii="Arial" w:eastAsia="Times New Roman" w:hAnsi="Arial" w:cs="Times New Roman"/>
@@ -5517,10 +3981,10 @@
       <w14:ligatures w14:val="none"/>
     </w:rPr>
   </w:style>
-  <w:style w:type="paragraph" w:styleId="Header">
+  <w:style w:type="paragraph" w:styleId="Kopfzeile">
     <w:name w:val="header"/>
-    <w:basedOn w:val="Normal"/>
-    <w:link w:val="HeaderChar"/>
+    <w:basedOn w:val="Standard"/>
+    <w:link w:val="KopfzeileZchn"/>
     <w:rsid w:val="00D23B4B"/>
     <w:pPr>
       <w:suppressAutoHyphens/>
@@ -5531,10 +3995,10 @@
       <w:sz w:val="15"/>
     </w:rPr>
   </w:style>
-  <w:style w:type="character" w:customStyle="1" w:styleId="HeaderChar">
-    <w:name w:val="Header Char"/>
-    <w:basedOn w:val="DefaultParagraphFont"/>
-    <w:link w:val="Header"/>
+  <w:style w:type="character" w:customStyle="1" w:styleId="KopfzeileZchn">
+    <w:name w:val="Kopfzeile Zchn"/>
+    <w:basedOn w:val="Absatz-Standardschriftart"/>
+    <w:link w:val="Kopfzeile"/>
     <w:rsid w:val="00D23B4B"/>
     <w:rPr>
       <w:rFonts w:ascii="Arial" w:eastAsia="Times New Roman" w:hAnsi="Arial" w:cs="Times New Roman"/>
@@ -5564,7 +4028,7 @@
   </w:style>
   <w:style w:type="paragraph" w:customStyle="1" w:styleId="Pfad">
     <w:name w:val="Pfad"/>
-    <w:next w:val="Footer"/>
+    <w:next w:val="Fuzeile"/>
     <w:rsid w:val="00D23B4B"/>
     <w:pPr>
       <w:spacing w:after="0" w:line="160" w:lineRule="exact"/>
@@ -5581,8 +4045,8 @@
   </w:style>
   <w:style w:type="paragraph" w:customStyle="1" w:styleId="Platzhalter">
     <w:name w:val="Platzhalter"/>
-    <w:basedOn w:val="Normal"/>
-    <w:next w:val="Normal"/>
+    <w:basedOn w:val="Standard"/>
+    <w:next w:val="Standard"/>
     <w:rsid w:val="00D23B4B"/>
     <w:rPr>
       <w:sz w:val="2"/>
@@ -5591,8 +4055,8 @@
   </w:style>
   <w:style w:type="paragraph" w:customStyle="1" w:styleId="Ref">
     <w:name w:val="Ref"/>
-    <w:basedOn w:val="Normal"/>
-    <w:next w:val="Normal"/>
+    <w:basedOn w:val="Standard"/>
+    <w:next w:val="Standard"/>
     <w:rsid w:val="00D23B4B"/>
     <w:pPr>
       <w:spacing w:line="200" w:lineRule="exact"/>
@@ -5603,7 +4067,7 @@
   </w:style>
   <w:style w:type="paragraph" w:customStyle="1" w:styleId="Seite">
     <w:name w:val="Seite"/>
-    <w:basedOn w:val="Normal"/>
+    <w:basedOn w:val="Standard"/>
     <w:rsid w:val="00D23B4B"/>
     <w:pPr>
       <w:suppressAutoHyphens/>
@@ -5617,7 +4081,7 @@
   </w:style>
   <w:style w:type="paragraph" w:customStyle="1" w:styleId="Text75-Abstandnach7Pt">
     <w:name w:val="Text 7.5 - Abstand nach 7 Pt."/>
-    <w:basedOn w:val="Normal"/>
+    <w:basedOn w:val="Standard"/>
     <w:link w:val="Text75-Abstandnach7PtZchn"/>
     <w:uiPriority w:val="99"/>
     <w:unhideWhenUsed/>
@@ -5634,7 +4098,7 @@
   </w:style>
   <w:style w:type="character" w:customStyle="1" w:styleId="Text75-Abstandnach7PtZchn">
     <w:name w:val="Text 7.5 - Abstand nach 7 Pt. Zchn"/>
-    <w:basedOn w:val="DefaultParagraphFont"/>
+    <w:basedOn w:val="Absatz-Standardschriftart"/>
     <w:link w:val="Text75-Abstandnach7Pt"/>
     <w:uiPriority w:val="99"/>
     <w:rsid w:val="00D23B4B"/>
@@ -5663,9 +4127,9 @@
       <w14:ligatures w14:val="none"/>
     </w:rPr>
   </w:style>
-  <w:style w:type="table" w:styleId="TableGrid">
+  <w:style w:type="table" w:styleId="Tabellenraster">
     <w:name w:val="Table Grid"/>
-    <w:basedOn w:val="TableNormal"/>
+    <w:basedOn w:val="NormaleTabelle"/>
     <w:uiPriority w:val="39"/>
     <w:rsid w:val="00D23B4B"/>
     <w:pPr>
@@ -5708,7 +4172,7 @@
   </w:style>
   <w:style w:type="character" w:customStyle="1" w:styleId="Text1-Zeilenabstand07ptZchn">
     <w:name w:val="Text 1 - Zeilenabstand 0.7 pt. Zchn"/>
-    <w:basedOn w:val="DefaultParagraphFont"/>
+    <w:basedOn w:val="Absatz-Standardschriftart"/>
     <w:link w:val="Text1-Zeilenabstand07pt"/>
     <w:uiPriority w:val="99"/>
     <w:rsid w:val="00D23B4B"/>
@@ -5722,7 +4186,7 @@
   </w:style>
   <w:style w:type="character" w:customStyle="1" w:styleId="Text7Zchn">
     <w:name w:val="Text 7 Zchn"/>
-    <w:basedOn w:val="DefaultParagraphFont"/>
+    <w:basedOn w:val="Absatz-Standardschriftart"/>
     <w:link w:val="Text7"/>
     <w:uiPriority w:val="99"/>
     <w:rsid w:val="00D23B4B"/>
@@ -5736,7 +4200,7 @@
   </w:style>
   <w:style w:type="character" w:styleId="Hyperlink">
     <w:name w:val="Hyperlink"/>
-    <w:basedOn w:val="DefaultParagraphFont"/>
+    <w:basedOn w:val="Absatz-Standardschriftart"/>
     <w:uiPriority w:val="99"/>
     <w:unhideWhenUsed/>
     <w:rsid w:val="00AB128E"/>
@@ -5745,9 +4209,9 @@
       <w:u w:val="single"/>
     </w:rPr>
   </w:style>
-  <w:style w:type="character" w:styleId="UnresolvedMention">
+  <w:style w:type="character" w:styleId="NichtaufgelsteErwhnung">
     <w:name w:val="Unresolved Mention"/>
-    <w:basedOn w:val="DefaultParagraphFont"/>
+    <w:basedOn w:val="Absatz-Standardschriftart"/>
     <w:uiPriority w:val="99"/>
     <w:semiHidden/>
     <w:unhideWhenUsed/>
